--- a/por/docx/34.content.docx
+++ b/por/docx/34.content.docx
@@ -11,6 +11,15 @@
         <w:pStyle w:val="Heading2"/>
       </w:pPr>
       <w:r>
+        <w:t>Resource: Notas de Estudo (Tyndale)</w:t>
+      </w:r>
+      <w:r/>
+    </w:p>
+    <w:p>
+      <w:pPr>
+        <w:pStyle w:val="Heading2"/>
+      </w:pPr>
+      <w:r>
         <w:t>License Information</w:t>
       </w:r>
       <w:r/>
@@ -21,7 +30,7 @@
         <w:rPr>
           <w:b/>
         </w:rPr>
-        <w:t>Study Notes (Tyndale)</w:t>
+        <w:t>Notas de Estudo (Tyndale)</w:t>
       </w:r>
       <w:r>
         <w:t xml:space="preserve"> (Portuguese) is based on</w:t>
@@ -74,7 +83,7 @@
         <w:pStyle w:val="Heading1"/>
       </w:pPr>
       <w:r>
-        <w:t>Study Notes (Tyndale)</w:t>
+        <w:t>Notas de Estudo (Tyndale)</w:t>
       </w:r>
     </w:p>
     <w:p>
@@ -83,6 +92,51 @@
           <w:headerReference w:type="even" r:id="rId8"/>
           <w:headerReference w:type="default" r:id="rId9"/>
           <w:footerReference w:type="default" r:id="rId10"/>
+          <w:footnotePr>
+            <w:numRestart w:val="eachSect"/>
+          </w:footnotePr>
+          <w:type w:val="continuous"/>
+          <w:pgSz w:w="12240" w:h="15840" w:code="1"/>
+          <w:pgMar w:top="1440" w:right="1440" w:bottom="1440" w:left="1440" w:header="504" w:footer="504" w:gutter="0"/>
+          <w:cols w:space="708"/>
+          <w:titlePg/>
+          <w:docGrid w:linePitch="360"/>
+        </w:sectPr>
+      </w:pPr>
+    </w:p>
+    <w:p>
+      <w:r/>
+    </w:p>
+    <w:p>
+      <w:pPr>
+        <w:pStyle w:val="Heading2"/>
+      </w:pPr>
+      <w:r>
+        <w:t>NAM</w:t>
+      </w:r>
+      <w:r/>
+    </w:p>
+    <w:p>
+      <w:r/>
+      <w:r>
+        <w:rPr>
+          <w:i/>
+        </w:rPr>
+        <w:t>Naum 1.1, Naum 1.2, Naum 1.2–6, Naum 1.2–11, Naum 1.3, Naum 1.4, Naum 1.5, Naum 1.6, Naum 1.7, Naum 1.7–11, Naum 1.8, Naum 1.9, Naum 1.11, Naum 1.12, Naum 1.14, Naum 1.15, Naum 2.1, Naum 2.2, Naum 2.4, Naum 2.5, Naum 2.6, Naum 2.7, Naum 2.8, Naum 2.9, Naum 2.10, Naum 2.11–13, Naum 2.13, Naum 3.1, Naum 3.2–3, Naum 3.4, Naum 3.5, Naum 3.8, Naum 3.9–10, Naum 3.12, Naum 3.14, Naum 3.15, Naum 3.16, Naum 3.18, Naum 3.19</w:t>
+      </w:r>
+      <w:r/>
+    </w:p>
+    <w:p>
+      <w:r/>
+      <w:r>
+        <w:t xml:space="preserve"> </w:t>
+      </w:r>
+      <w:r/>
+      <w:r/>
+    </w:p>
+    <w:p>
+      <w:pPr>
+        <w:sectPr>
           <w:footnotePr>
             <w:numRestart w:val="eachSect"/>
           </w:footnotePr>

--- a/por/docx/34.content.docx
+++ b/por/docx/34.content.docx
@@ -4,49 +4,89 @@
   <w:body>
     <w:p/>
     <w:p>
-      <w:r/>
+      <w:pPr/>
+      <w:r>
+        <w:rPr>
+          <w:lang w:val="pt_PT" w:bidi="pt_PT"/>
+        </w:rPr>
+      </w:r>
     </w:p>
     <w:p>
       <w:pPr>
         <w:pStyle w:val="Heading2"/>
       </w:pPr>
       <w:r>
+        <w:rPr>
+          <w:lang w:val="pt_PT" w:bidi="pt_PT"/>
+        </w:rPr>
         <w:t>Resource: Notas de Estudo (Tyndale)</w:t>
       </w:r>
-      <w:r/>
+      <w:r>
+        <w:rPr>
+          <w:lang w:val="pt_PT" w:bidi="pt_PT"/>
+        </w:rPr>
+      </w:r>
     </w:p>
     <w:p>
       <w:pPr>
         <w:pStyle w:val="Heading2"/>
       </w:pPr>
       <w:r>
+        <w:rPr>
+          <w:lang w:val="pt_PT" w:bidi="pt_PT"/>
+        </w:rPr>
         <w:t>License Information</w:t>
       </w:r>
-      <w:r/>
-    </w:p>
-    <w:p>
-      <w:r/>
+      <w:r>
+        <w:rPr>
+          <w:lang w:val="pt_PT" w:bidi="pt_PT"/>
+        </w:rPr>
+      </w:r>
+    </w:p>
+    <w:p>
+      <w:pPr/>
+      <w:r>
+        <w:rPr>
+          <w:lang w:val="pt_PT" w:bidi="pt_PT"/>
+        </w:rPr>
+      </w:r>
       <w:r>
         <w:rPr>
           <w:b/>
+          <w:lang w:val="pt_PT" w:bidi="pt_PT"/>
         </w:rPr>
         <w:t>Notas de Estudo (Tyndale)</w:t>
       </w:r>
       <w:r>
+        <w:rPr>
+          <w:lang w:val="pt_PT" w:bidi="pt_PT"/>
+        </w:rPr>
         <w:t xml:space="preserve"> (Portuguese) is based on</w:t>
       </w:r>
       <w:r>
+        <w:rPr>
+          <w:lang w:val="pt_PT" w:bidi="pt_PT"/>
+        </w:rPr>
         <w:t xml:space="preserve">: </w:t>
       </w:r>
       <w:r>
+        <w:rPr>
+          <w:lang w:val="pt_PT" w:bidi="pt_PT"/>
+        </w:rPr>
         <w:t>Tyndale Open Study Notes</w:t>
       </w:r>
       <w:r>
+        <w:rPr>
+          <w:lang w:val="pt_PT" w:bidi="pt_PT"/>
+        </w:rPr>
         <w:t xml:space="preserve">, </w:t>
       </w:r>
       <w:hyperlink r:id="rId13">
         <w:r>
           <w:rPr>
+            <w:lang w:val="pt_PT" w:bidi="pt_PT"/>
+          </w:rPr>
+          <w:rPr>
             <w:color w:val="0000EE"/>
             <w:u w:val="single"/>
           </w:rPr>
@@ -54,11 +94,17 @@
         </w:r>
       </w:hyperlink>
       <w:r>
+        <w:rPr>
+          <w:lang w:val="pt_PT" w:bidi="pt_PT"/>
+        </w:rPr>
         <w:t xml:space="preserve">, 2019, which is licensed under a </w:t>
       </w:r>
       <w:hyperlink r:id="rId14">
         <w:r>
           <w:rPr>
+            <w:lang w:val="pt_PT" w:bidi="pt_PT"/>
+          </w:rPr>
+          <w:rPr>
             <w:color w:val="0000EE"/>
             <w:u w:val="single"/>
           </w:rPr>
@@ -66,23 +112,49 @@
         </w:r>
       </w:hyperlink>
       <w:r>
+        <w:rPr>
+          <w:lang w:val="pt_PT" w:bidi="pt_PT"/>
+        </w:rPr>
         <w:t>.</w:t>
       </w:r>
-      <w:r/>
-    </w:p>
-    <w:p>
-      <w:r/>
-      <w:r>
+      <w:r>
+        <w:rPr>
+          <w:lang w:val="pt_PT" w:bidi="pt_PT"/>
+        </w:rPr>
+      </w:r>
+    </w:p>
+    <w:p>
+      <w:pPr/>
+      <w:r>
+        <w:rPr>
+          <w:lang w:val="pt_PT" w:bidi="pt_PT"/>
+        </w:rPr>
+      </w:r>
+      <w:r>
+        <w:rPr>
+          <w:lang w:val="pt_PT" w:bidi="pt_PT"/>
+        </w:rPr>
         <w:t>This PDF version is provided under the same license.</w:t>
       </w:r>
-      <w:r/>
-      <w:r/>
+      <w:r>
+        <w:rPr>
+          <w:lang w:val="pt_PT" w:bidi="pt_PT"/>
+        </w:rPr>
+      </w:r>
+      <w:r>
+        <w:rPr>
+          <w:lang w:val="pt_PT" w:bidi="pt_PT"/>
+        </w:rPr>
+      </w:r>
     </w:p>
     <w:p>
       <w:pPr>
         <w:pStyle w:val="Heading1"/>
       </w:pPr>
       <w:r>
+        <w:rPr>
+          <w:lang w:val="pt_PT" w:bidi="pt_PT"/>
+        </w:rPr>
         <w:t>Notas de Estudo (Tyndale)</w:t>
       </w:r>
     </w:p>
@@ -105,34 +177,72 @@
       </w:pPr>
     </w:p>
     <w:p>
-      <w:r/>
+      <w:pPr/>
+      <w:r>
+        <w:rPr>
+          <w:lang w:val="pt_PT" w:bidi="pt_PT"/>
+        </w:rPr>
+      </w:r>
     </w:p>
     <w:p>
       <w:pPr>
         <w:pStyle w:val="Heading2"/>
       </w:pPr>
       <w:r>
+        <w:rPr>
+          <w:lang w:val="pt_PT" w:bidi="pt_PT"/>
+        </w:rPr>
         <w:t>NAM</w:t>
       </w:r>
-      <w:r/>
-    </w:p>
-    <w:p>
-      <w:r/>
+      <w:r>
+        <w:rPr>
+          <w:lang w:val="pt_PT" w:bidi="pt_PT"/>
+        </w:rPr>
+      </w:r>
+    </w:p>
+    <w:p>
+      <w:pPr/>
+      <w:r>
+        <w:rPr>
+          <w:lang w:val="pt_PT" w:bidi="pt_PT"/>
+        </w:rPr>
+      </w:r>
       <w:r>
         <w:rPr>
           <w:i/>
+          <w:lang w:val="pt_PT" w:bidi="pt_PT"/>
         </w:rPr>
         <w:t>Naum 1.1, Naum 1.2, Naum 1.2–6, Naum 1.2–11, Naum 1.3, Naum 1.4, Naum 1.5, Naum 1.6, Naum 1.7, Naum 1.7–11, Naum 1.8, Naum 1.9, Naum 1.11, Naum 1.12, Naum 1.14, Naum 1.15, Naum 2.1, Naum 2.2, Naum 2.4, Naum 2.5, Naum 2.6, Naum 2.7, Naum 2.8, Naum 2.9, Naum 2.10, Naum 2.11–13, Naum 2.13, Naum 3.1, Naum 3.2–3, Naum 3.4, Naum 3.5, Naum 3.8, Naum 3.9–10, Naum 3.12, Naum 3.14, Naum 3.15, Naum 3.16, Naum 3.18, Naum 3.19</w:t>
       </w:r>
-      <w:r/>
-    </w:p>
-    <w:p>
-      <w:r/>
-      <w:r>
+      <w:r>
+        <w:rPr>
+          <w:lang w:val="pt_PT" w:bidi="pt_PT"/>
+        </w:rPr>
+      </w:r>
+    </w:p>
+    <w:p>
+      <w:pPr/>
+      <w:r>
+        <w:rPr>
+          <w:lang w:val="pt_PT" w:bidi="pt_PT"/>
+        </w:rPr>
+      </w:r>
+      <w:r>
+        <w:rPr>
+          <w:lang w:val="pt_PT" w:bidi="pt_PT"/>
+        </w:rPr>
         <w:t xml:space="preserve"> </w:t>
       </w:r>
-      <w:r/>
-      <w:r/>
+      <w:r>
+        <w:rPr>
+          <w:lang w:val="pt_PT" w:bidi="pt_PT"/>
+        </w:rPr>
+      </w:r>
+      <w:r>
+        <w:rPr>
+          <w:lang w:val="pt_PT" w:bidi="pt_PT"/>
+        </w:rPr>
+      </w:r>
     </w:p>
     <w:p>
       <w:pPr>
@@ -150,25 +260,48 @@
       </w:pPr>
     </w:p>
     <w:p>
-      <w:r/>
+      <w:pPr/>
+      <w:r>
+        <w:rPr>
+          <w:lang w:val="pt_PT" w:bidi="pt_PT"/>
+        </w:rPr>
+      </w:r>
     </w:p>
     <w:p>
       <w:pPr>
         <w:pStyle w:val="Heading2"/>
       </w:pPr>
       <w:r>
+        <w:rPr>
+          <w:lang w:val="pt_PT" w:bidi="pt_PT"/>
+        </w:rPr>
         <w:t>Naum 1.1</w:t>
       </w:r>
-      <w:r/>
-    </w:p>
-    <w:p>
-      <w:r/>
-      <w:r>
+      <w:r>
+        <w:rPr>
+          <w:lang w:val="pt_PT" w:bidi="pt_PT"/>
+        </w:rPr>
+      </w:r>
+    </w:p>
+    <w:p>
+      <w:pPr/>
+      <w:r>
+        <w:rPr>
+          <w:lang w:val="pt_PT" w:bidi="pt_PT"/>
+        </w:rPr>
+      </w:r>
+      <w:r>
+        <w:rPr>
+          <w:lang w:val="pt_PT" w:bidi="pt_PT"/>
+        </w:rPr>
         <w:t xml:space="preserve">mensagem... visão: esta abertura, semelhante à de outros livros proféticos (cf. </w:t>
       </w:r>
       <w:hyperlink r:id="rId15">
         <w:r>
           <w:rPr>
+            <w:lang w:val="pt_PT" w:bidi="pt_PT"/>
+          </w:rPr>
+          <w:rPr>
             <w:color w:val="0000EE"/>
             <w:u w:val="single"/>
           </w:rPr>
@@ -176,11 +309,17 @@
         </w:r>
       </w:hyperlink>
       <w:r>
+        <w:rPr>
+          <w:lang w:val="pt_PT" w:bidi="pt_PT"/>
+        </w:rPr>
         <w:t xml:space="preserve">; </w:t>
       </w:r>
       <w:hyperlink r:id="rId16">
         <w:r>
           <w:rPr>
+            <w:lang w:val="pt_PT" w:bidi="pt_PT"/>
+          </w:rPr>
+          <w:rPr>
             <w:color w:val="0000EE"/>
             <w:u w:val="single"/>
           </w:rPr>
@@ -188,11 +327,17 @@
         </w:r>
       </w:hyperlink>
       <w:r>
+        <w:rPr>
+          <w:lang w:val="pt_PT" w:bidi="pt_PT"/>
+        </w:rPr>
         <w:t xml:space="preserve">; </w:t>
       </w:r>
       <w:hyperlink r:id="rId17">
         <w:r>
           <w:rPr>
+            <w:lang w:val="pt_PT" w:bidi="pt_PT"/>
+          </w:rPr>
+          <w:rPr>
             <w:color w:val="0000EE"/>
             <w:u w:val="single"/>
           </w:rPr>
@@ -200,11 +345,17 @@
         </w:r>
       </w:hyperlink>
       <w:r>
+        <w:rPr>
+          <w:lang w:val="pt_PT" w:bidi="pt_PT"/>
+        </w:rPr>
         <w:t>), identifica Naum como um profeta, alguém que proferiu mensagens de Deus. • Nínive tornou-se a capital do Império Assírio em algum momento logo após 705 a.C. e permaneceu assim até sua destruição em 612 a.C. • O nome Naum significa "conforto" ou "encorajamento". Um tema importante de sua profecia é que Deus trará encorajamento ao seu povo através da queda de Nínive (</w:t>
       </w:r>
       <w:hyperlink r:id="rId18">
         <w:r>
           <w:rPr>
+            <w:lang w:val="pt_PT" w:bidi="pt_PT"/>
+          </w:rPr>
+          <w:rPr>
             <w:color w:val="0000EE"/>
             <w:u w:val="single"/>
           </w:rPr>
@@ -212,11 +363,17 @@
         </w:r>
       </w:hyperlink>
       <w:r>
+        <w:rPr>
+          <w:lang w:val="pt_PT" w:bidi="pt_PT"/>
+        </w:rPr>
         <w:t xml:space="preserve">; veja </w:t>
       </w:r>
       <w:hyperlink r:id="rId19">
         <w:r>
           <w:rPr>
+            <w:lang w:val="pt_PT" w:bidi="pt_PT"/>
+          </w:rPr>
+          <w:rPr>
             <w:color w:val="0000EE"/>
             <w:u w:val="single"/>
           </w:rPr>
@@ -224,40 +381,78 @@
         </w:r>
       </w:hyperlink>
       <w:r>
+        <w:rPr>
+          <w:lang w:val="pt_PT" w:bidi="pt_PT"/>
+        </w:rPr>
         <w:t>).</w:t>
       </w:r>
-      <w:r/>
-      <w:r/>
-    </w:p>
-    <w:p>
-      <w:r/>
+      <w:r>
+        <w:rPr>
+          <w:lang w:val="pt_PT" w:bidi="pt_PT"/>
+        </w:rPr>
+      </w:r>
+      <w:r>
+        <w:rPr>
+          <w:lang w:val="pt_PT" w:bidi="pt_PT"/>
+        </w:rPr>
+      </w:r>
+    </w:p>
+    <w:p>
+      <w:pPr/>
+      <w:r>
+        <w:rPr>
+          <w:lang w:val="pt_PT" w:bidi="pt_PT"/>
+        </w:rPr>
+      </w:r>
     </w:p>
     <w:p>
       <w:pPr>
         <w:pStyle w:val="Heading2"/>
       </w:pPr>
       <w:r>
+        <w:rPr>
+          <w:lang w:val="pt_PT" w:bidi="pt_PT"/>
+        </w:rPr>
         <w:t>Naum 1.2</w:t>
       </w:r>
-      <w:r/>
-    </w:p>
-    <w:p>
-      <w:r/>
-      <w:r>
+      <w:r>
+        <w:rPr>
+          <w:lang w:val="pt_PT" w:bidi="pt_PT"/>
+        </w:rPr>
+      </w:r>
+    </w:p>
+    <w:p>
+      <w:pPr/>
+      <w:r>
+        <w:rPr>
+          <w:lang w:val="pt_PT" w:bidi="pt_PT"/>
+        </w:rPr>
+      </w:r>
+      <w:r>
+        <w:rPr>
+          <w:lang w:val="pt_PT" w:bidi="pt_PT"/>
+        </w:rPr>
         <w:t xml:space="preserve">ciumento (ou </w:t>
       </w:r>
       <w:r>
         <w:rPr>
           <w:i/>
+          <w:lang w:val="pt_PT" w:bidi="pt_PT"/>
         </w:rPr>
         <w:t>zeloso</w:t>
       </w:r>
       <w:r>
+        <w:rPr>
+          <w:lang w:val="pt_PT" w:bidi="pt_PT"/>
+        </w:rPr>
         <w:t xml:space="preserve">): Deus protege zelosamente o bem-estar de seu povo e deseja ardentemente sua fidelidade (veja </w:t>
       </w:r>
       <w:hyperlink r:id="rId20">
         <w:r>
           <w:rPr>
+            <w:lang w:val="pt_PT" w:bidi="pt_PT"/>
+          </w:rPr>
+          <w:rPr>
             <w:color w:val="0000EE"/>
             <w:u w:val="single"/>
           </w:rPr>
@@ -265,11 +460,17 @@
         </w:r>
       </w:hyperlink>
       <w:r>
+        <w:rPr>
+          <w:lang w:val="pt_PT" w:bidi="pt_PT"/>
+        </w:rPr>
         <w:t xml:space="preserve">; </w:t>
       </w:r>
       <w:hyperlink r:id="rId21">
         <w:r>
           <w:rPr>
+            <w:lang w:val="pt_PT" w:bidi="pt_PT"/>
+          </w:rPr>
+          <w:rPr>
             <w:color w:val="0000EE"/>
             <w:u w:val="single"/>
           </w:rPr>
@@ -277,11 +478,17 @@
         </w:r>
       </w:hyperlink>
       <w:r>
+        <w:rPr>
+          <w:lang w:val="pt_PT" w:bidi="pt_PT"/>
+        </w:rPr>
         <w:t xml:space="preserve">; </w:t>
       </w:r>
       <w:hyperlink r:id="rId22">
         <w:r>
           <w:rPr>
+            <w:lang w:val="pt_PT" w:bidi="pt_PT"/>
+          </w:rPr>
+          <w:rPr>
             <w:color w:val="0000EE"/>
             <w:u w:val="single"/>
           </w:rPr>
@@ -289,11 +496,17 @@
         </w:r>
       </w:hyperlink>
       <w:r>
+        <w:rPr>
+          <w:lang w:val="pt_PT" w:bidi="pt_PT"/>
+        </w:rPr>
         <w:t xml:space="preserve">; </w:t>
       </w:r>
       <w:hyperlink r:id="rId23">
         <w:r>
           <w:rPr>
+            <w:lang w:val="pt_PT" w:bidi="pt_PT"/>
+          </w:rPr>
+          <w:rPr>
             <w:color w:val="0000EE"/>
             <w:u w:val="single"/>
           </w:rPr>
@@ -301,11 +514,17 @@
         </w:r>
       </w:hyperlink>
       <w:r>
+        <w:rPr>
+          <w:lang w:val="pt_PT" w:bidi="pt_PT"/>
+        </w:rPr>
         <w:t>). • A vingança e a ira de Deus não devem ser confundidas com a atitude humana de "dar o troco". As ações de Deus surgem de sua santidade (</w:t>
       </w:r>
       <w:hyperlink r:id="rId24">
         <w:r>
           <w:rPr>
+            <w:lang w:val="pt_PT" w:bidi="pt_PT"/>
+          </w:rPr>
+          <w:rPr>
             <w:color w:val="0000EE"/>
             <w:u w:val="single"/>
           </w:rPr>
@@ -313,11 +532,17 @@
         </w:r>
       </w:hyperlink>
       <w:r>
+        <w:rPr>
+          <w:lang w:val="pt_PT" w:bidi="pt_PT"/>
+        </w:rPr>
         <w:t>), justiça (</w:t>
       </w:r>
       <w:hyperlink r:id="rId25">
         <w:r>
           <w:rPr>
+            <w:lang w:val="pt_PT" w:bidi="pt_PT"/>
+          </w:rPr>
+          <w:rPr>
             <w:color w:val="0000EE"/>
             <w:u w:val="single"/>
           </w:rPr>
@@ -325,11 +550,17 @@
         </w:r>
       </w:hyperlink>
       <w:r>
+        <w:rPr>
+          <w:lang w:val="pt_PT" w:bidi="pt_PT"/>
+        </w:rPr>
         <w:t>) e fidelidade à aliança com seu povo (</w:t>
       </w:r>
       <w:hyperlink r:id="rId26">
         <w:r>
           <w:rPr>
+            <w:lang w:val="pt_PT" w:bidi="pt_PT"/>
+          </w:rPr>
+          <w:rPr>
             <w:color w:val="0000EE"/>
             <w:u w:val="single"/>
           </w:rPr>
@@ -337,11 +568,17 @@
         </w:r>
       </w:hyperlink>
       <w:r>
+        <w:rPr>
+          <w:lang w:val="pt_PT" w:bidi="pt_PT"/>
+        </w:rPr>
         <w:t xml:space="preserve">; </w:t>
       </w:r>
       <w:hyperlink r:id="rId27">
         <w:r>
           <w:rPr>
+            <w:lang w:val="pt_PT" w:bidi="pt_PT"/>
+          </w:rPr>
+          <w:rPr>
             <w:color w:val="0000EE"/>
             <w:u w:val="single"/>
           </w:rPr>
@@ -349,51 +586,113 @@
         </w:r>
       </w:hyperlink>
       <w:r>
+        <w:rPr>
+          <w:lang w:val="pt_PT" w:bidi="pt_PT"/>
+        </w:rPr>
         <w:t>). Sua vingança nunca é arbitrária.</w:t>
       </w:r>
-      <w:r/>
-      <w:r/>
-    </w:p>
-    <w:p>
-      <w:r/>
+      <w:r>
+        <w:rPr>
+          <w:lang w:val="pt_PT" w:bidi="pt_PT"/>
+        </w:rPr>
+      </w:r>
+      <w:r>
+        <w:rPr>
+          <w:lang w:val="pt_PT" w:bidi="pt_PT"/>
+        </w:rPr>
+      </w:r>
+    </w:p>
+    <w:p>
+      <w:pPr/>
+      <w:r>
+        <w:rPr>
+          <w:lang w:val="pt_PT" w:bidi="pt_PT"/>
+        </w:rPr>
+      </w:r>
     </w:p>
     <w:p>
       <w:pPr>
         <w:pStyle w:val="Heading2"/>
       </w:pPr>
       <w:r>
+        <w:rPr>
+          <w:lang w:val="pt_PT" w:bidi="pt_PT"/>
+        </w:rPr>
         <w:t>Naum 1.2–6</w:t>
       </w:r>
-      <w:r/>
-    </w:p>
-    <w:p>
-      <w:r/>
-      <w:r>
+      <w:r>
+        <w:rPr>
+          <w:lang w:val="pt_PT" w:bidi="pt_PT"/>
+        </w:rPr>
+      </w:r>
+    </w:p>
+    <w:p>
+      <w:pPr/>
+      <w:r>
+        <w:rPr>
+          <w:lang w:val="pt_PT" w:bidi="pt_PT"/>
+        </w:rPr>
+      </w:r>
+      <w:r>
+        <w:rPr>
+          <w:lang w:val="pt_PT" w:bidi="pt_PT"/>
+        </w:rPr>
         <w:t>A primeira estrofe do hino é inspirada em textos bíblicos que celebram o êxodo de Israel do Egito. A mensagem é que tudo na criação está sujeito ao poder soberano de Deus, e Ele garantirá a punição daqueles que se opõem a Ele.</w:t>
       </w:r>
-      <w:r/>
-      <w:r/>
-    </w:p>
-    <w:p>
-      <w:r/>
+      <w:r>
+        <w:rPr>
+          <w:lang w:val="pt_PT" w:bidi="pt_PT"/>
+        </w:rPr>
+      </w:r>
+      <w:r>
+        <w:rPr>
+          <w:lang w:val="pt_PT" w:bidi="pt_PT"/>
+        </w:rPr>
+      </w:r>
+    </w:p>
+    <w:p>
+      <w:pPr/>
+      <w:r>
+        <w:rPr>
+          <w:lang w:val="pt_PT" w:bidi="pt_PT"/>
+        </w:rPr>
+      </w:r>
     </w:p>
     <w:p>
       <w:pPr>
         <w:pStyle w:val="Heading2"/>
       </w:pPr>
       <w:r>
+        <w:rPr>
+          <w:lang w:val="pt_PT" w:bidi="pt_PT"/>
+        </w:rPr>
         <w:t>Naum 1.2–11</w:t>
       </w:r>
-      <w:r/>
-    </w:p>
-    <w:p>
-      <w:r/>
-      <w:r>
+      <w:r>
+        <w:rPr>
+          <w:lang w:val="pt_PT" w:bidi="pt_PT"/>
+        </w:rPr>
+      </w:r>
+    </w:p>
+    <w:p>
+      <w:pPr/>
+      <w:r>
+        <w:rPr>
+          <w:lang w:val="pt_PT" w:bidi="pt_PT"/>
+        </w:rPr>
+      </w:r>
+      <w:r>
+        <w:rPr>
+          <w:lang w:val="pt_PT" w:bidi="pt_PT"/>
+        </w:rPr>
         <w:t>Este curto hino de duas estrofes (</w:t>
       </w:r>
       <w:hyperlink r:id="rId28">
         <w:r>
           <w:rPr>
+            <w:lang w:val="pt_PT" w:bidi="pt_PT"/>
+          </w:rPr>
+          <w:rPr>
             <w:color w:val="0000EE"/>
             <w:u w:val="single"/>
           </w:rPr>
@@ -401,11 +700,17 @@
         </w:r>
       </w:hyperlink>
       <w:r>
+        <w:rPr>
+          <w:lang w:val="pt_PT" w:bidi="pt_PT"/>
+        </w:rPr>
         <w:t xml:space="preserve">, </w:t>
       </w:r>
       <w:hyperlink r:id="rId29">
         <w:r>
           <w:rPr>
+            <w:lang w:val="pt_PT" w:bidi="pt_PT"/>
+          </w:rPr>
+          <w:rPr>
             <w:color w:val="0000EE"/>
             <w:u w:val="single"/>
           </w:rPr>
@@ -413,31 +718,65 @@
         </w:r>
       </w:hyperlink>
       <w:r>
+        <w:rPr>
+          <w:lang w:val="pt_PT" w:bidi="pt_PT"/>
+        </w:rPr>
         <w:t>) fala sobre o poder soberano de Deus.</w:t>
       </w:r>
-      <w:r/>
-      <w:r/>
-    </w:p>
-    <w:p>
-      <w:r/>
+      <w:r>
+        <w:rPr>
+          <w:lang w:val="pt_PT" w:bidi="pt_PT"/>
+        </w:rPr>
+      </w:r>
+      <w:r>
+        <w:rPr>
+          <w:lang w:val="pt_PT" w:bidi="pt_PT"/>
+        </w:rPr>
+      </w:r>
+    </w:p>
+    <w:p>
+      <w:pPr/>
+      <w:r>
+        <w:rPr>
+          <w:lang w:val="pt_PT" w:bidi="pt_PT"/>
+        </w:rPr>
+      </w:r>
     </w:p>
     <w:p>
       <w:pPr>
         <w:pStyle w:val="Heading2"/>
       </w:pPr>
       <w:r>
+        <w:rPr>
+          <w:lang w:val="pt_PT" w:bidi="pt_PT"/>
+        </w:rPr>
         <w:t>Naum 1.3</w:t>
       </w:r>
-      <w:r/>
-    </w:p>
-    <w:p>
-      <w:r/>
-      <w:r>
+      <w:r>
+        <w:rPr>
+          <w:lang w:val="pt_PT" w:bidi="pt_PT"/>
+        </w:rPr>
+      </w:r>
+    </w:p>
+    <w:p>
+      <w:pPr/>
+      <w:r>
+        <w:rPr>
+          <w:lang w:val="pt_PT" w:bidi="pt_PT"/>
+        </w:rPr>
+      </w:r>
+      <w:r>
+        <w:rPr>
+          <w:lang w:val="pt_PT" w:bidi="pt_PT"/>
+        </w:rPr>
         <w:t>lento para se irar: a paciência de Deus com a desobediência está ligada ao seu amor fiel (</w:t>
       </w:r>
       <w:hyperlink r:id="rId30">
         <w:r>
           <w:rPr>
+            <w:lang w:val="pt_PT" w:bidi="pt_PT"/>
+          </w:rPr>
+          <w:rPr>
             <w:color w:val="0000EE"/>
             <w:u w:val="single"/>
           </w:rPr>
@@ -445,11 +784,17 @@
         </w:r>
       </w:hyperlink>
       <w:r>
+        <w:rPr>
+          <w:lang w:val="pt_PT" w:bidi="pt_PT"/>
+        </w:rPr>
         <w:t xml:space="preserve">; </w:t>
       </w:r>
       <w:hyperlink r:id="rId31">
         <w:r>
           <w:rPr>
+            <w:lang w:val="pt_PT" w:bidi="pt_PT"/>
+          </w:rPr>
+          <w:rPr>
             <w:color w:val="0000EE"/>
             <w:u w:val="single"/>
           </w:rPr>
@@ -457,11 +802,17 @@
         </w:r>
       </w:hyperlink>
       <w:r>
+        <w:rPr>
+          <w:lang w:val="pt_PT" w:bidi="pt_PT"/>
+        </w:rPr>
         <w:t xml:space="preserve">; </w:t>
       </w:r>
       <w:hyperlink r:id="rId32">
         <w:r>
           <w:rPr>
+            <w:lang w:val="pt_PT" w:bidi="pt_PT"/>
+          </w:rPr>
+          <w:rPr>
             <w:color w:val="0000EE"/>
             <w:u w:val="single"/>
           </w:rPr>
@@ -469,11 +820,17 @@
         </w:r>
       </w:hyperlink>
       <w:r>
+        <w:rPr>
+          <w:lang w:val="pt_PT" w:bidi="pt_PT"/>
+        </w:rPr>
         <w:t xml:space="preserve">; </w:t>
       </w:r>
       <w:hyperlink r:id="rId33">
         <w:r>
           <w:rPr>
+            <w:lang w:val="pt_PT" w:bidi="pt_PT"/>
+          </w:rPr>
+          <w:rPr>
             <w:color w:val="0000EE"/>
             <w:u w:val="single"/>
           </w:rPr>
@@ -481,11 +838,17 @@
         </w:r>
       </w:hyperlink>
       <w:r>
+        <w:rPr>
+          <w:lang w:val="pt_PT" w:bidi="pt_PT"/>
+        </w:rPr>
         <w:t>). Essa característica desapontou Jonas, que queria que Nínive fosse destruída imediatamente (</w:t>
       </w:r>
       <w:hyperlink r:id="rId34">
         <w:r>
           <w:rPr>
+            <w:lang w:val="pt_PT" w:bidi="pt_PT"/>
+          </w:rPr>
+          <w:rPr>
             <w:color w:val="0000EE"/>
             <w:u w:val="single"/>
           </w:rPr>
@@ -493,11 +856,17 @@
         </w:r>
       </w:hyperlink>
       <w:r>
+        <w:rPr>
+          <w:lang w:val="pt_PT" w:bidi="pt_PT"/>
+        </w:rPr>
         <w:t>). Como Deus é paciente, ele às vezes adia o castigo merecido dos pecadores (</w:t>
       </w:r>
       <w:hyperlink r:id="rId35">
         <w:r>
           <w:rPr>
+            <w:lang w:val="pt_PT" w:bidi="pt_PT"/>
+          </w:rPr>
+          <w:rPr>
             <w:color w:val="0000EE"/>
             <w:u w:val="single"/>
           </w:rPr>
@@ -505,11 +874,17 @@
         </w:r>
       </w:hyperlink>
       <w:r>
+        <w:rPr>
+          <w:lang w:val="pt_PT" w:bidi="pt_PT"/>
+        </w:rPr>
         <w:t xml:space="preserve">; </w:t>
       </w:r>
       <w:hyperlink r:id="rId36">
         <w:r>
           <w:rPr>
+            <w:lang w:val="pt_PT" w:bidi="pt_PT"/>
+          </w:rPr>
+          <w:rPr>
             <w:color w:val="0000EE"/>
             <w:u w:val="single"/>
           </w:rPr>
@@ -517,11 +892,17 @@
         </w:r>
       </w:hyperlink>
       <w:r>
+        <w:rPr>
+          <w:lang w:val="pt_PT" w:bidi="pt_PT"/>
+        </w:rPr>
         <w:t xml:space="preserve">; </w:t>
       </w:r>
       <w:hyperlink r:id="rId37">
         <w:r>
           <w:rPr>
+            <w:lang w:val="pt_PT" w:bidi="pt_PT"/>
+          </w:rPr>
+          <w:rPr>
             <w:color w:val="0000EE"/>
             <w:u w:val="single"/>
           </w:rPr>
@@ -529,11 +910,17 @@
         </w:r>
       </w:hyperlink>
       <w:r>
+        <w:rPr>
+          <w:lang w:val="pt_PT" w:bidi="pt_PT"/>
+        </w:rPr>
         <w:t>), mas aqueles culpados de persistir no pecado enfrentarão, em última instância, o julgamento de Deus (</w:t>
       </w:r>
       <w:hyperlink r:id="rId38">
         <w:r>
           <w:rPr>
+            <w:lang w:val="pt_PT" w:bidi="pt_PT"/>
+          </w:rPr>
+          <w:rPr>
             <w:color w:val="0000EE"/>
             <w:u w:val="single"/>
           </w:rPr>
@@ -541,11 +928,17 @@
         </w:r>
       </w:hyperlink>
       <w:r>
+        <w:rPr>
+          <w:lang w:val="pt_PT" w:bidi="pt_PT"/>
+        </w:rPr>
         <w:t xml:space="preserve">; </w:t>
       </w:r>
       <w:hyperlink r:id="rId39">
         <w:r>
           <w:rPr>
+            <w:lang w:val="pt_PT" w:bidi="pt_PT"/>
+          </w:rPr>
+          <w:rPr>
             <w:color w:val="0000EE"/>
             <w:u w:val="single"/>
           </w:rPr>
@@ -553,11 +946,17 @@
         </w:r>
       </w:hyperlink>
       <w:r>
+        <w:rPr>
+          <w:lang w:val="pt_PT" w:bidi="pt_PT"/>
+        </w:rPr>
         <w:t xml:space="preserve">; </w:t>
       </w:r>
       <w:hyperlink r:id="rId40">
         <w:r>
           <w:rPr>
+            <w:lang w:val="pt_PT" w:bidi="pt_PT"/>
+          </w:rPr>
+          <w:rPr>
             <w:color w:val="0000EE"/>
             <w:u w:val="single"/>
           </w:rPr>
@@ -565,11 +964,17 @@
         </w:r>
       </w:hyperlink>
       <w:r>
+        <w:rPr>
+          <w:lang w:val="pt_PT" w:bidi="pt_PT"/>
+        </w:rPr>
         <w:t xml:space="preserve">; </w:t>
       </w:r>
       <w:hyperlink r:id="rId41">
         <w:r>
           <w:rPr>
+            <w:lang w:val="pt_PT" w:bidi="pt_PT"/>
+          </w:rPr>
+          <w:rPr>
             <w:color w:val="0000EE"/>
             <w:u w:val="single"/>
           </w:rPr>
@@ -577,11 +982,17 @@
         </w:r>
       </w:hyperlink>
       <w:r>
+        <w:rPr>
+          <w:lang w:val="pt_PT" w:bidi="pt_PT"/>
+        </w:rPr>
         <w:t xml:space="preserve">). • tempestades e ventos violentos: estas imagens descrevem a fúria do julgamento de Deus contra os ímpios (veja também </w:t>
       </w:r>
       <w:hyperlink r:id="rId42">
         <w:r>
           <w:rPr>
+            <w:lang w:val="pt_PT" w:bidi="pt_PT"/>
+          </w:rPr>
+          <w:rPr>
             <w:color w:val="0000EE"/>
             <w:u w:val="single"/>
           </w:rPr>
@@ -589,31 +1000,65 @@
         </w:r>
       </w:hyperlink>
       <w:r>
+        <w:rPr>
+          <w:lang w:val="pt_PT" w:bidi="pt_PT"/>
+        </w:rPr>
         <w:t>).</w:t>
       </w:r>
-      <w:r/>
-      <w:r/>
-    </w:p>
-    <w:p>
-      <w:r/>
+      <w:r>
+        <w:rPr>
+          <w:lang w:val="pt_PT" w:bidi="pt_PT"/>
+        </w:rPr>
+      </w:r>
+      <w:r>
+        <w:rPr>
+          <w:lang w:val="pt_PT" w:bidi="pt_PT"/>
+        </w:rPr>
+      </w:r>
+    </w:p>
+    <w:p>
+      <w:pPr/>
+      <w:r>
+        <w:rPr>
+          <w:lang w:val="pt_PT" w:bidi="pt_PT"/>
+        </w:rPr>
+      </w:r>
     </w:p>
     <w:p>
       <w:pPr>
         <w:pStyle w:val="Heading2"/>
       </w:pPr>
       <w:r>
+        <w:rPr>
+          <w:lang w:val="pt_PT" w:bidi="pt_PT"/>
+        </w:rPr>
         <w:t>Naum 1.4</w:t>
       </w:r>
-      <w:r/>
-    </w:p>
-    <w:p>
-      <w:r/>
-      <w:r>
+      <w:r>
+        <w:rPr>
+          <w:lang w:val="pt_PT" w:bidi="pt_PT"/>
+        </w:rPr>
+      </w:r>
+    </w:p>
+    <w:p>
+      <w:pPr/>
+      <w:r>
+        <w:rPr>
+          <w:lang w:val="pt_PT" w:bidi="pt_PT"/>
+        </w:rPr>
+      </w:r>
+      <w:r>
+        <w:rPr>
+          <w:lang w:val="pt_PT" w:bidi="pt_PT"/>
+        </w:rPr>
         <w:t>Assim como as nuvens (</w:t>
       </w:r>
       <w:hyperlink r:id="rId43">
         <w:r>
           <w:rPr>
+            <w:lang w:val="pt_PT" w:bidi="pt_PT"/>
+          </w:rPr>
+          <w:rPr>
             <w:color w:val="0000EE"/>
             <w:u w:val="single"/>
           </w:rPr>
@@ -621,11 +1066,17 @@
         </w:r>
       </w:hyperlink>
       <w:r>
+        <w:rPr>
+          <w:lang w:val="pt_PT" w:bidi="pt_PT"/>
+        </w:rPr>
         <w:t>) e as montanhas (</w:t>
       </w:r>
       <w:hyperlink r:id="rId44">
         <w:r>
           <w:rPr>
+            <w:lang w:val="pt_PT" w:bidi="pt_PT"/>
+          </w:rPr>
+          <w:rPr>
             <w:color w:val="0000EE"/>
             <w:u w:val="single"/>
           </w:rPr>
@@ -633,11 +1084,17 @@
         </w:r>
       </w:hyperlink>
       <w:r>
+        <w:rPr>
+          <w:lang w:val="pt_PT" w:bidi="pt_PT"/>
+        </w:rPr>
         <w:t>), mares e rios estão sob o controle soberano de Deus. Os profetas do Antigo Testamento frequentemente recordam as ações de Deus contra os mares e rios durante o Êxodo (</w:t>
       </w:r>
       <w:hyperlink r:id="rId45">
         <w:r>
           <w:rPr>
+            <w:lang w:val="pt_PT" w:bidi="pt_PT"/>
+          </w:rPr>
+          <w:rPr>
             <w:color w:val="0000EE"/>
             <w:u w:val="single"/>
           </w:rPr>
@@ -645,11 +1102,17 @@
         </w:r>
       </w:hyperlink>
       <w:r>
+        <w:rPr>
+          <w:lang w:val="pt_PT" w:bidi="pt_PT"/>
+        </w:rPr>
         <w:t xml:space="preserve">; </w:t>
       </w:r>
       <w:hyperlink r:id="rId46">
         <w:r>
           <w:rPr>
+            <w:lang w:val="pt_PT" w:bidi="pt_PT"/>
+          </w:rPr>
+          <w:rPr>
             <w:color w:val="0000EE"/>
             <w:u w:val="single"/>
           </w:rPr>
@@ -657,11 +1120,17 @@
         </w:r>
       </w:hyperlink>
       <w:r>
+        <w:rPr>
+          <w:lang w:val="pt_PT" w:bidi="pt_PT"/>
+        </w:rPr>
         <w:t xml:space="preserve">; </w:t>
       </w:r>
       <w:hyperlink r:id="rId47">
         <w:r>
           <w:rPr>
+            <w:lang w:val="pt_PT" w:bidi="pt_PT"/>
+          </w:rPr>
+          <w:rPr>
             <w:color w:val="0000EE"/>
             <w:u w:val="single"/>
           </w:rPr>
@@ -669,11 +1138,17 @@
         </w:r>
       </w:hyperlink>
       <w:r>
+        <w:rPr>
+          <w:lang w:val="pt_PT" w:bidi="pt_PT"/>
+        </w:rPr>
         <w:t xml:space="preserve">; </w:t>
       </w:r>
       <w:hyperlink r:id="rId48">
         <w:r>
           <w:rPr>
+            <w:lang w:val="pt_PT" w:bidi="pt_PT"/>
+          </w:rPr>
+          <w:rPr>
             <w:color w:val="0000EE"/>
             <w:u w:val="single"/>
           </w:rPr>
@@ -681,11 +1156,17 @@
         </w:r>
       </w:hyperlink>
       <w:r>
+        <w:rPr>
+          <w:lang w:val="pt_PT" w:bidi="pt_PT"/>
+        </w:rPr>
         <w:t xml:space="preserve">; </w:t>
       </w:r>
       <w:hyperlink r:id="rId49">
         <w:r>
           <w:rPr>
+            <w:lang w:val="pt_PT" w:bidi="pt_PT"/>
+          </w:rPr>
+          <w:rPr>
             <w:color w:val="0000EE"/>
             <w:u w:val="single"/>
           </w:rPr>
@@ -693,11 +1174,17 @@
         </w:r>
       </w:hyperlink>
       <w:r>
+        <w:rPr>
+          <w:lang w:val="pt_PT" w:bidi="pt_PT"/>
+        </w:rPr>
         <w:t xml:space="preserve">). O poder de Deus sobre as águas refutou a mitologia dos antigos cananeus, que acreditavam que os mares e os rios estavam sob o controle do deus do mar, Yam. • Basã, situada a leste do Mar da Galileia, era conhecida por suas ricas pastagens, ideais para a criação de gado (cf. </w:t>
       </w:r>
       <w:hyperlink r:id="rId50">
         <w:r>
           <w:rPr>
+            <w:lang w:val="pt_PT" w:bidi="pt_PT"/>
+          </w:rPr>
+          <w:rPr>
             <w:color w:val="0000EE"/>
             <w:u w:val="single"/>
           </w:rPr>
@@ -705,20 +1192,30 @@
         </w:r>
       </w:hyperlink>
       <w:r>
+        <w:rPr>
+          <w:lang w:val="pt_PT" w:bidi="pt_PT"/>
+        </w:rPr>
         <w:t>). • Carmelo</w:t>
       </w:r>
       <w:r>
         <w:rPr>
           <w:i/>
+          <w:lang w:val="pt_PT" w:bidi="pt_PT"/>
         </w:rPr>
         <w:t>,</w:t>
       </w:r>
       <w:r>
+        <w:rPr>
+          <w:lang w:val="pt_PT" w:bidi="pt_PT"/>
+        </w:rPr>
         <w:t xml:space="preserve"> na costa mediterrânea no centro de Canaã, era notável por sua beleza e fertilidade (</w:t>
       </w:r>
       <w:hyperlink r:id="rId51">
         <w:r>
           <w:rPr>
+            <w:lang w:val="pt_PT" w:bidi="pt_PT"/>
+          </w:rPr>
+          <w:rPr>
             <w:color w:val="0000EE"/>
             <w:u w:val="single"/>
           </w:rPr>
@@ -726,11 +1223,17 @@
         </w:r>
       </w:hyperlink>
       <w:r>
+        <w:rPr>
+          <w:lang w:val="pt_PT" w:bidi="pt_PT"/>
+        </w:rPr>
         <w:t xml:space="preserve">; </w:t>
       </w:r>
       <w:hyperlink r:id="rId52">
         <w:r>
           <w:rPr>
+            <w:lang w:val="pt_PT" w:bidi="pt_PT"/>
+          </w:rPr>
+          <w:rPr>
             <w:color w:val="0000EE"/>
             <w:u w:val="single"/>
           </w:rPr>
@@ -738,11 +1241,17 @@
         </w:r>
       </w:hyperlink>
       <w:r>
+        <w:rPr>
+          <w:lang w:val="pt_PT" w:bidi="pt_PT"/>
+        </w:rPr>
         <w:t>). • O Líbano era famoso por seus grandes cedros (</w:t>
       </w:r>
       <w:hyperlink r:id="rId53">
         <w:r>
           <w:rPr>
+            <w:lang w:val="pt_PT" w:bidi="pt_PT"/>
+          </w:rPr>
+          <w:rPr>
             <w:color w:val="0000EE"/>
             <w:u w:val="single"/>
           </w:rPr>
@@ -750,31 +1259,65 @@
         </w:r>
       </w:hyperlink>
       <w:r>
+        <w:rPr>
+          <w:lang w:val="pt_PT" w:bidi="pt_PT"/>
+        </w:rPr>
         <w:t>). Naum lista essas áreas para demonstrar que mesmo os lugares mais férteis e produtivos da terra não podem resistir ao poder do julgamento de Deus.</w:t>
       </w:r>
-      <w:r/>
-      <w:r/>
-    </w:p>
-    <w:p>
-      <w:r/>
+      <w:r>
+        <w:rPr>
+          <w:lang w:val="pt_PT" w:bidi="pt_PT"/>
+        </w:rPr>
+      </w:r>
+      <w:r>
+        <w:rPr>
+          <w:lang w:val="pt_PT" w:bidi="pt_PT"/>
+        </w:rPr>
+      </w:r>
+    </w:p>
+    <w:p>
+      <w:pPr/>
+      <w:r>
+        <w:rPr>
+          <w:lang w:val="pt_PT" w:bidi="pt_PT"/>
+        </w:rPr>
+      </w:r>
     </w:p>
     <w:p>
       <w:pPr>
         <w:pStyle w:val="Heading2"/>
       </w:pPr>
       <w:r>
+        <w:rPr>
+          <w:lang w:val="pt_PT" w:bidi="pt_PT"/>
+        </w:rPr>
         <w:t>Naum 1.5</w:t>
       </w:r>
-      <w:r/>
-    </w:p>
-    <w:p>
-      <w:r/>
-      <w:r>
+      <w:r>
+        <w:rPr>
+          <w:lang w:val="pt_PT" w:bidi="pt_PT"/>
+        </w:rPr>
+      </w:r>
+    </w:p>
+    <w:p>
+      <w:pPr/>
+      <w:r>
+        <w:rPr>
+          <w:lang w:val="pt_PT" w:bidi="pt_PT"/>
+        </w:rPr>
+      </w:r>
+      <w:r>
+        <w:rPr>
+          <w:lang w:val="pt_PT" w:bidi="pt_PT"/>
+        </w:rPr>
         <w:t xml:space="preserve">A poesia do Antigo Testamento frequentemente menciona o tremor da terra para comemorar o período do Êxodo (e.g., </w:t>
       </w:r>
       <w:hyperlink r:id="rId54">
         <w:r>
           <w:rPr>
+            <w:lang w:val="pt_PT" w:bidi="pt_PT"/>
+          </w:rPr>
+          <w:rPr>
             <w:color w:val="0000EE"/>
             <w:u w:val="single"/>
           </w:rPr>
@@ -782,11 +1325,17 @@
         </w:r>
       </w:hyperlink>
       <w:r>
+        <w:rPr>
+          <w:lang w:val="pt_PT" w:bidi="pt_PT"/>
+        </w:rPr>
         <w:t xml:space="preserve">; </w:t>
       </w:r>
       <w:hyperlink r:id="rId55">
         <w:r>
           <w:rPr>
+            <w:lang w:val="pt_PT" w:bidi="pt_PT"/>
+          </w:rPr>
+          <w:rPr>
             <w:color w:val="0000EE"/>
             <w:u w:val="single"/>
           </w:rPr>
@@ -794,11 +1343,17 @@
         </w:r>
       </w:hyperlink>
       <w:r>
+        <w:rPr>
+          <w:lang w:val="pt_PT" w:bidi="pt_PT"/>
+        </w:rPr>
         <w:t xml:space="preserve">; veja </w:t>
       </w:r>
       <w:hyperlink r:id="rId56">
         <w:r>
           <w:rPr>
+            <w:lang w:val="pt_PT" w:bidi="pt_PT"/>
+          </w:rPr>
+          <w:rPr>
             <w:color w:val="0000EE"/>
             <w:u w:val="single"/>
           </w:rPr>
@@ -806,31 +1361,65 @@
         </w:r>
       </w:hyperlink>
       <w:r>
+        <w:rPr>
+          <w:lang w:val="pt_PT" w:bidi="pt_PT"/>
+        </w:rPr>
         <w:t>).</w:t>
       </w:r>
-      <w:r/>
-      <w:r/>
-    </w:p>
-    <w:p>
-      <w:r/>
+      <w:r>
+        <w:rPr>
+          <w:lang w:val="pt_PT" w:bidi="pt_PT"/>
+        </w:rPr>
+      </w:r>
+      <w:r>
+        <w:rPr>
+          <w:lang w:val="pt_PT" w:bidi="pt_PT"/>
+        </w:rPr>
+      </w:r>
+    </w:p>
+    <w:p>
+      <w:pPr/>
+      <w:r>
+        <w:rPr>
+          <w:lang w:val="pt_PT" w:bidi="pt_PT"/>
+        </w:rPr>
+      </w:r>
     </w:p>
     <w:p>
       <w:pPr>
         <w:pStyle w:val="Heading2"/>
       </w:pPr>
       <w:r>
+        <w:rPr>
+          <w:lang w:val="pt_PT" w:bidi="pt_PT"/>
+        </w:rPr>
         <w:t>Naum 1.6</w:t>
       </w:r>
-      <w:r/>
-    </w:p>
-    <w:p>
-      <w:r/>
-      <w:r>
+      <w:r>
+        <w:rPr>
+          <w:lang w:val="pt_PT" w:bidi="pt_PT"/>
+        </w:rPr>
+      </w:r>
+    </w:p>
+    <w:p>
+      <w:pPr/>
+      <w:r>
+        <w:rPr>
+          <w:lang w:val="pt_PT" w:bidi="pt_PT"/>
+        </w:rPr>
+      </w:r>
+      <w:r>
+        <w:rPr>
+          <w:lang w:val="pt_PT" w:bidi="pt_PT"/>
+        </w:rPr>
         <w:t xml:space="preserve">A palavra hebraica traduzida como ira é repetida de </w:t>
       </w:r>
       <w:hyperlink r:id="rId57">
         <w:r>
           <w:rPr>
+            <w:lang w:val="pt_PT" w:bidi="pt_PT"/>
+          </w:rPr>
+          <w:rPr>
             <w:color w:val="0000EE"/>
             <w:u w:val="single"/>
           </w:rPr>
@@ -838,11 +1427,17 @@
         </w:r>
       </w:hyperlink>
       <w:r>
+        <w:rPr>
+          <w:lang w:val="pt_PT" w:bidi="pt_PT"/>
+        </w:rPr>
         <w:t xml:space="preserve">. Sua repetição delimita </w:t>
       </w:r>
       <w:hyperlink r:id="rId28">
         <w:r>
           <w:rPr>
+            <w:lang w:val="pt_PT" w:bidi="pt_PT"/>
+          </w:rPr>
+          <w:rPr>
             <w:color w:val="0000EE"/>
             <w:u w:val="single"/>
           </w:rPr>
@@ -850,31 +1445,65 @@
         </w:r>
       </w:hyperlink>
       <w:r>
+        <w:rPr>
+          <w:lang w:val="pt_PT" w:bidi="pt_PT"/>
+        </w:rPr>
         <w:t xml:space="preserve"> como uma única unidade poética.</w:t>
       </w:r>
-      <w:r/>
-      <w:r/>
-    </w:p>
-    <w:p>
-      <w:r/>
+      <w:r>
+        <w:rPr>
+          <w:lang w:val="pt_PT" w:bidi="pt_PT"/>
+        </w:rPr>
+      </w:r>
+      <w:r>
+        <w:rPr>
+          <w:lang w:val="pt_PT" w:bidi="pt_PT"/>
+        </w:rPr>
+      </w:r>
+    </w:p>
+    <w:p>
+      <w:pPr/>
+      <w:r>
+        <w:rPr>
+          <w:lang w:val="pt_PT" w:bidi="pt_PT"/>
+        </w:rPr>
+      </w:r>
     </w:p>
     <w:p>
       <w:pPr>
         <w:pStyle w:val="Heading2"/>
       </w:pPr>
       <w:r>
+        <w:rPr>
+          <w:lang w:val="pt_PT" w:bidi="pt_PT"/>
+        </w:rPr>
         <w:t>Naum 1.7</w:t>
       </w:r>
-      <w:r/>
-    </w:p>
-    <w:p>
-      <w:r/>
-      <w:r>
+      <w:r>
+        <w:rPr>
+          <w:lang w:val="pt_PT" w:bidi="pt_PT"/>
+        </w:rPr>
+      </w:r>
+    </w:p>
+    <w:p>
+      <w:pPr/>
+      <w:r>
+        <w:rPr>
+          <w:lang w:val="pt_PT" w:bidi="pt_PT"/>
+        </w:rPr>
+      </w:r>
+      <w:r>
+        <w:rPr>
+          <w:lang w:val="pt_PT" w:bidi="pt_PT"/>
+        </w:rPr>
         <w:t>O Senhor é bom: Deus age com equidade quando julga os ímpios. Ele também oferece refúgio para aqueles que confiam nele. Ele os aceita e os protege no meio das provações da vida (</w:t>
       </w:r>
       <w:hyperlink r:id="rId58">
         <w:r>
           <w:rPr>
+            <w:lang w:val="pt_PT" w:bidi="pt_PT"/>
+          </w:rPr>
+          <w:rPr>
             <w:color w:val="0000EE"/>
             <w:u w:val="single"/>
           </w:rPr>
@@ -882,11 +1511,17 @@
         </w:r>
       </w:hyperlink>
       <w:r>
+        <w:rPr>
+          <w:lang w:val="pt_PT" w:bidi="pt_PT"/>
+        </w:rPr>
         <w:t xml:space="preserve">; </w:t>
       </w:r>
       <w:hyperlink r:id="rId59">
         <w:r>
           <w:rPr>
+            <w:lang w:val="pt_PT" w:bidi="pt_PT"/>
+          </w:rPr>
+          <w:rPr>
             <w:color w:val="0000EE"/>
             <w:u w:val="single"/>
           </w:rPr>
@@ -894,11 +1529,17 @@
         </w:r>
       </w:hyperlink>
       <w:r>
+        <w:rPr>
+          <w:lang w:val="pt_PT" w:bidi="pt_PT"/>
+        </w:rPr>
         <w:t>). A rica bondade de Deus pode levar as pessoas ao arrependimento (</w:t>
       </w:r>
       <w:hyperlink r:id="rId60">
         <w:r>
           <w:rPr>
+            <w:lang w:val="pt_PT" w:bidi="pt_PT"/>
+          </w:rPr>
+          <w:rPr>
             <w:color w:val="0000EE"/>
             <w:u w:val="single"/>
           </w:rPr>
@@ -906,57 +1547,125 @@
         </w:r>
       </w:hyperlink>
       <w:r>
+        <w:rPr>
+          <w:lang w:val="pt_PT" w:bidi="pt_PT"/>
+        </w:rPr>
         <w:t>).</w:t>
       </w:r>
-      <w:r/>
-      <w:r/>
-    </w:p>
-    <w:p>
-      <w:r/>
+      <w:r>
+        <w:rPr>
+          <w:lang w:val="pt_PT" w:bidi="pt_PT"/>
+        </w:rPr>
+      </w:r>
+      <w:r>
+        <w:rPr>
+          <w:lang w:val="pt_PT" w:bidi="pt_PT"/>
+        </w:rPr>
+      </w:r>
+    </w:p>
+    <w:p>
+      <w:pPr/>
+      <w:r>
+        <w:rPr>
+          <w:lang w:val="pt_PT" w:bidi="pt_PT"/>
+        </w:rPr>
+      </w:r>
     </w:p>
     <w:p>
       <w:pPr>
         <w:pStyle w:val="Heading2"/>
       </w:pPr>
       <w:r>
+        <w:rPr>
+          <w:lang w:val="pt_PT" w:bidi="pt_PT"/>
+        </w:rPr>
         <w:t>Naum 1.7–11</w:t>
       </w:r>
-      <w:r/>
-    </w:p>
-    <w:p>
-      <w:r/>
-      <w:r>
+      <w:r>
+        <w:rPr>
+          <w:lang w:val="pt_PT" w:bidi="pt_PT"/>
+        </w:rPr>
+      </w:r>
+    </w:p>
+    <w:p>
+      <w:pPr/>
+      <w:r>
+        <w:rPr>
+          <w:lang w:val="pt_PT" w:bidi="pt_PT"/>
+        </w:rPr>
+      </w:r>
+      <w:r>
+        <w:rPr>
+          <w:lang w:val="pt_PT" w:bidi="pt_PT"/>
+        </w:rPr>
         <w:t xml:space="preserve">Esta segunda estrofe (veja </w:t>
       </w:r>
       <w:r>
+        <w:rPr>
+          <w:lang w:val="pt_PT" w:bidi="pt_PT"/>
+        </w:rPr>
         <w:t>nota de estudo em 1.2–11</w:t>
       </w:r>
       <w:r>
+        <w:rPr>
+          <w:lang w:val="pt_PT" w:bidi="pt_PT"/>
+        </w:rPr>
         <w:t>) concentra-se na soberania, justiça e retidão de Deus ao lidar com todas as pessoas.</w:t>
       </w:r>
-      <w:r/>
-      <w:r/>
-    </w:p>
-    <w:p>
-      <w:r/>
+      <w:r>
+        <w:rPr>
+          <w:lang w:val="pt_PT" w:bidi="pt_PT"/>
+        </w:rPr>
+      </w:r>
+      <w:r>
+        <w:rPr>
+          <w:lang w:val="pt_PT" w:bidi="pt_PT"/>
+        </w:rPr>
+      </w:r>
+    </w:p>
+    <w:p>
+      <w:pPr/>
+      <w:r>
+        <w:rPr>
+          <w:lang w:val="pt_PT" w:bidi="pt_PT"/>
+        </w:rPr>
+      </w:r>
     </w:p>
     <w:p>
       <w:pPr>
         <w:pStyle w:val="Heading2"/>
       </w:pPr>
       <w:r>
+        <w:rPr>
+          <w:lang w:val="pt_PT" w:bidi="pt_PT"/>
+        </w:rPr>
         <w:t>Naum 1.8</w:t>
       </w:r>
-      <w:r/>
-    </w:p>
-    <w:p>
-      <w:r/>
-      <w:r>
+      <w:r>
+        <w:rPr>
+          <w:lang w:val="pt_PT" w:bidi="pt_PT"/>
+        </w:rPr>
+      </w:r>
+    </w:p>
+    <w:p>
+      <w:pPr/>
+      <w:r>
+        <w:rPr>
+          <w:lang w:val="pt_PT" w:bidi="pt_PT"/>
+        </w:rPr>
+      </w:r>
+      <w:r>
+        <w:rPr>
+          <w:lang w:val="pt_PT" w:bidi="pt_PT"/>
+        </w:rPr>
         <w:t xml:space="preserve">enchente avassaladora: uma metáfora para a natureza poderosa do julgamento de Deus (veja </w:t>
       </w:r>
       <w:hyperlink r:id="rId61">
         <w:r>
           <w:rPr>
+            <w:lang w:val="pt_PT" w:bidi="pt_PT"/>
+          </w:rPr>
+          <w:rPr>
             <w:color w:val="0000EE"/>
             <w:u w:val="single"/>
           </w:rPr>
@@ -964,31 +1673,65 @@
         </w:r>
       </w:hyperlink>
       <w:r>
+        <w:rPr>
+          <w:lang w:val="pt_PT" w:bidi="pt_PT"/>
+        </w:rPr>
         <w:t>).</w:t>
       </w:r>
-      <w:r/>
-      <w:r/>
-    </w:p>
-    <w:p>
-      <w:r/>
+      <w:r>
+        <w:rPr>
+          <w:lang w:val="pt_PT" w:bidi="pt_PT"/>
+        </w:rPr>
+      </w:r>
+      <w:r>
+        <w:rPr>
+          <w:lang w:val="pt_PT" w:bidi="pt_PT"/>
+        </w:rPr>
+      </w:r>
+    </w:p>
+    <w:p>
+      <w:pPr/>
+      <w:r>
+        <w:rPr>
+          <w:lang w:val="pt_PT" w:bidi="pt_PT"/>
+        </w:rPr>
+      </w:r>
     </w:p>
     <w:p>
       <w:pPr>
         <w:pStyle w:val="Heading2"/>
       </w:pPr>
       <w:r>
+        <w:rPr>
+          <w:lang w:val="pt_PT" w:bidi="pt_PT"/>
+        </w:rPr>
         <w:t>Naum 1.9</w:t>
       </w:r>
-      <w:r/>
-    </w:p>
-    <w:p>
-      <w:r/>
-      <w:r>
+      <w:r>
+        <w:rPr>
+          <w:lang w:val="pt_PT" w:bidi="pt_PT"/>
+        </w:rPr>
+      </w:r>
+    </w:p>
+    <w:p>
+      <w:pPr/>
+      <w:r>
+        <w:rPr>
+          <w:lang w:val="pt_PT" w:bidi="pt_PT"/>
+        </w:rPr>
+      </w:r>
+      <w:r>
+        <w:rPr>
+          <w:lang w:val="pt_PT" w:bidi="pt_PT"/>
+        </w:rPr>
         <w:t>O que é que vocês estão planejando: nenhum esquema ou plano humano contra Deus pode ter sucesso. Os planos humanos são inúteis se não corresponderem aos planos de Deus (</w:t>
       </w:r>
       <w:hyperlink r:id="rId62">
         <w:r>
           <w:rPr>
+            <w:lang w:val="pt_PT" w:bidi="pt_PT"/>
+          </w:rPr>
+          <w:rPr>
             <w:color w:val="0000EE"/>
             <w:u w:val="single"/>
           </w:rPr>
@@ -996,11 +1739,17 @@
         </w:r>
       </w:hyperlink>
       <w:r>
+        <w:rPr>
+          <w:lang w:val="pt_PT" w:bidi="pt_PT"/>
+        </w:rPr>
         <w:t xml:space="preserve">; </w:t>
       </w:r>
       <w:hyperlink r:id="rId63">
         <w:r>
           <w:rPr>
+            <w:lang w:val="pt_PT" w:bidi="pt_PT"/>
+          </w:rPr>
+          <w:rPr>
             <w:color w:val="0000EE"/>
             <w:u w:val="single"/>
           </w:rPr>
@@ -1008,11 +1757,17 @@
         </w:r>
       </w:hyperlink>
       <w:r>
+        <w:rPr>
+          <w:lang w:val="pt_PT" w:bidi="pt_PT"/>
+        </w:rPr>
         <w:t xml:space="preserve">; </w:t>
       </w:r>
       <w:hyperlink r:id="rId64">
         <w:r>
           <w:rPr>
+            <w:lang w:val="pt_PT" w:bidi="pt_PT"/>
+          </w:rPr>
+          <w:rPr>
             <w:color w:val="0000EE"/>
             <w:u w:val="single"/>
           </w:rPr>
@@ -1020,31 +1775,65 @@
         </w:r>
       </w:hyperlink>
       <w:r>
+        <w:rPr>
+          <w:lang w:val="pt_PT" w:bidi="pt_PT"/>
+        </w:rPr>
         <w:t>).</w:t>
       </w:r>
-      <w:r/>
-      <w:r/>
-    </w:p>
-    <w:p>
-      <w:r/>
+      <w:r>
+        <w:rPr>
+          <w:lang w:val="pt_PT" w:bidi="pt_PT"/>
+        </w:rPr>
+      </w:r>
+      <w:r>
+        <w:rPr>
+          <w:lang w:val="pt_PT" w:bidi="pt_PT"/>
+        </w:rPr>
+      </w:r>
+    </w:p>
+    <w:p>
+      <w:pPr/>
+      <w:r>
+        <w:rPr>
+          <w:lang w:val="pt_PT" w:bidi="pt_PT"/>
+        </w:rPr>
+      </w:r>
     </w:p>
     <w:p>
       <w:pPr>
         <w:pStyle w:val="Heading2"/>
       </w:pPr>
       <w:r>
+        <w:rPr>
+          <w:lang w:val="pt_PT" w:bidi="pt_PT"/>
+        </w:rPr>
         <w:t>Naum 1.11</w:t>
       </w:r>
-      <w:r/>
-    </w:p>
-    <w:p>
-      <w:r/>
-      <w:r>
+      <w:r>
+        <w:rPr>
+          <w:lang w:val="pt_PT" w:bidi="pt_PT"/>
+        </w:rPr>
+      </w:r>
+    </w:p>
+    <w:p>
+      <w:pPr/>
+      <w:r>
+        <w:rPr>
+          <w:lang w:val="pt_PT" w:bidi="pt_PT"/>
+        </w:rPr>
+      </w:r>
+      <w:r>
+        <w:rPr>
+          <w:lang w:val="pt_PT" w:bidi="pt_PT"/>
+        </w:rPr>
         <w:t xml:space="preserve">O homem de más intenções é o rei assírio. Deus também lidou com a arrogância de um rei assírio no tempo de Ezequias (cerca de 701 a.C.; veja </w:t>
       </w:r>
       <w:hyperlink r:id="rId65">
         <w:r>
           <w:rPr>
+            <w:lang w:val="pt_PT" w:bidi="pt_PT"/>
+          </w:rPr>
+          <w:rPr>
             <w:color w:val="0000EE"/>
             <w:u w:val="single"/>
           </w:rPr>
@@ -1052,20 +1841,30 @@
         </w:r>
       </w:hyperlink>
       <w:r>
+        <w:rPr>
+          <w:lang w:val="pt_PT" w:bidi="pt_PT"/>
+        </w:rPr>
         <w:t xml:space="preserve">). O </w:t>
       </w:r>
       <w:r>
         <w:rPr>
           <w:i/>
+          <w:lang w:val="pt_PT" w:bidi="pt_PT"/>
         </w:rPr>
         <w:t xml:space="preserve">conselheiro perverso, </w:t>
       </w:r>
       <w:r>
+        <w:rPr>
+          <w:lang w:val="pt_PT" w:bidi="pt_PT"/>
+        </w:rPr>
         <w:t>expressão utilizada no texto original, da Assíria contrasta com o Messias vindouro, o rei que é um “Conselheiro Maravilhoso” (</w:t>
       </w:r>
       <w:hyperlink r:id="rId66">
         <w:r>
           <w:rPr>
+            <w:lang w:val="pt_PT" w:bidi="pt_PT"/>
+          </w:rPr>
+          <w:rPr>
             <w:color w:val="0000EE"/>
             <w:u w:val="single"/>
           </w:rPr>
@@ -1073,31 +1872,65 @@
         </w:r>
       </w:hyperlink>
       <w:r>
+        <w:rPr>
+          <w:lang w:val="pt_PT" w:bidi="pt_PT"/>
+        </w:rPr>
         <w:t>).</w:t>
       </w:r>
-      <w:r/>
-      <w:r/>
-    </w:p>
-    <w:p>
-      <w:r/>
+      <w:r>
+        <w:rPr>
+          <w:lang w:val="pt_PT" w:bidi="pt_PT"/>
+        </w:rPr>
+      </w:r>
+      <w:r>
+        <w:rPr>
+          <w:lang w:val="pt_PT" w:bidi="pt_PT"/>
+        </w:rPr>
+      </w:r>
+    </w:p>
+    <w:p>
+      <w:pPr/>
+      <w:r>
+        <w:rPr>
+          <w:lang w:val="pt_PT" w:bidi="pt_PT"/>
+        </w:rPr>
+      </w:r>
     </w:p>
     <w:p>
       <w:pPr>
         <w:pStyle w:val="Heading2"/>
       </w:pPr>
       <w:r>
+        <w:rPr>
+          <w:lang w:val="pt_PT" w:bidi="pt_PT"/>
+        </w:rPr>
         <w:t>Naum 1.12</w:t>
       </w:r>
-      <w:r/>
-    </w:p>
-    <w:p>
-      <w:r/>
-      <w:r>
+      <w:r>
+        <w:rPr>
+          <w:lang w:val="pt_PT" w:bidi="pt_PT"/>
+        </w:rPr>
+      </w:r>
+    </w:p>
+    <w:p>
+      <w:pPr/>
+      <w:r>
+        <w:rPr>
+          <w:lang w:val="pt_PT" w:bidi="pt_PT"/>
+        </w:rPr>
+      </w:r>
+      <w:r>
+        <w:rPr>
+          <w:lang w:val="pt_PT" w:bidi="pt_PT"/>
+        </w:rPr>
         <w:t>Os aliados dos assírios eram reinos vassalos ou subordinados, incluindo o outrora poderoso Egito. Ironicamente, uma coalizão de antigos aliados gradualmente derrubou o Grande Império Neoassírio entre 625 e 605 a.C.. • Ó meu povo, do texto original, refere-se a Judá, a quem Deus havia punido anteriormente quando o rei assírio Senaqueribe (704–681 a.C.) lançou uma campanha (701 a.C.) contra os estados ocidentais do Oriente Próximo. Embora Senaqueribe não tenha conseguido tomar Jerusalém (</w:t>
       </w:r>
       <w:hyperlink r:id="rId67">
         <w:r>
           <w:rPr>
+            <w:lang w:val="pt_PT" w:bidi="pt_PT"/>
+          </w:rPr>
+          <w:rPr>
             <w:color w:val="0000EE"/>
             <w:u w:val="single"/>
           </w:rPr>
@@ -1105,11 +1938,17 @@
         </w:r>
       </w:hyperlink>
       <w:r>
+        <w:rPr>
+          <w:lang w:val="pt_PT" w:bidi="pt_PT"/>
+        </w:rPr>
         <w:t>), ele se gabou em seus anais de levar o tributo de Jerusalém e uma enorme quantidade de despojos de quarenta e seis cidades em Judá. Embora Judá agora estivesse reduzido à vassalagem e enfrentasse a constante possibilidade de agressão assíria, a Assíria não derrotou o reino do sul. Babilônia o fez, no entanto, em 586 a.C.. Infelizmente, nem Israel nem Judá deram ouvidos aos repetidos avisos de Deus de que a falta de arrependimento resultaria em julgamento (</w:t>
       </w:r>
       <w:hyperlink r:id="rId68">
         <w:r>
           <w:rPr>
+            <w:lang w:val="pt_PT" w:bidi="pt_PT"/>
+          </w:rPr>
+          <w:rPr>
             <w:color w:val="0000EE"/>
             <w:u w:val="single"/>
           </w:rPr>
@@ -1117,11 +1956,17 @@
         </w:r>
       </w:hyperlink>
       <w:r>
+        <w:rPr>
+          <w:lang w:val="pt_PT" w:bidi="pt_PT"/>
+        </w:rPr>
         <w:t xml:space="preserve">; </w:t>
       </w:r>
       <w:hyperlink r:id="rId69">
         <w:r>
           <w:rPr>
+            <w:lang w:val="pt_PT" w:bidi="pt_PT"/>
+          </w:rPr>
+          <w:rPr>
             <w:color w:val="0000EE"/>
             <w:u w:val="single"/>
           </w:rPr>
@@ -1129,31 +1974,65 @@
         </w:r>
       </w:hyperlink>
       <w:r>
+        <w:rPr>
+          <w:lang w:val="pt_PT" w:bidi="pt_PT"/>
+        </w:rPr>
         <w:t>).</w:t>
       </w:r>
-      <w:r/>
-      <w:r/>
-    </w:p>
-    <w:p>
-      <w:r/>
+      <w:r>
+        <w:rPr>
+          <w:lang w:val="pt_PT" w:bidi="pt_PT"/>
+        </w:rPr>
+      </w:r>
+      <w:r>
+        <w:rPr>
+          <w:lang w:val="pt_PT" w:bidi="pt_PT"/>
+        </w:rPr>
+      </w:r>
+    </w:p>
+    <w:p>
+      <w:pPr/>
+      <w:r>
+        <w:rPr>
+          <w:lang w:val="pt_PT" w:bidi="pt_PT"/>
+        </w:rPr>
+      </w:r>
     </w:p>
     <w:p>
       <w:pPr>
         <w:pStyle w:val="Heading2"/>
       </w:pPr>
       <w:r>
+        <w:rPr>
+          <w:lang w:val="pt_PT" w:bidi="pt_PT"/>
+        </w:rPr>
         <w:t>Naum 1.14</w:t>
       </w:r>
-      <w:r/>
-    </w:p>
-    <w:p>
-      <w:r/>
-      <w:r>
+      <w:r>
+        <w:rPr>
+          <w:lang w:val="pt_PT" w:bidi="pt_PT"/>
+        </w:rPr>
+      </w:r>
+    </w:p>
+    <w:p>
+      <w:pPr/>
+      <w:r>
+        <w:rPr>
+          <w:lang w:val="pt_PT" w:bidi="pt_PT"/>
+        </w:rPr>
+      </w:r>
+      <w:r>
+        <w:rPr>
+          <w:lang w:val="pt_PT" w:bidi="pt_PT"/>
+        </w:rPr>
         <w:t>Não terá mais filhos: Nínive seria completamente aniquilada. Cortar o nome de uma pessoa e deixá-la sem descendente significava destruí-la completamente (</w:t>
       </w:r>
       <w:hyperlink r:id="rId70">
         <w:r>
           <w:rPr>
+            <w:lang w:val="pt_PT" w:bidi="pt_PT"/>
+          </w:rPr>
+          <w:rPr>
             <w:color w:val="0000EE"/>
             <w:u w:val="single"/>
           </w:rPr>
@@ -1161,11 +2040,17 @@
         </w:r>
       </w:hyperlink>
       <w:r>
+        <w:rPr>
+          <w:lang w:val="pt_PT" w:bidi="pt_PT"/>
+        </w:rPr>
         <w:t xml:space="preserve">; </w:t>
       </w:r>
       <w:hyperlink r:id="rId71">
         <w:r>
           <w:rPr>
+            <w:lang w:val="pt_PT" w:bidi="pt_PT"/>
+          </w:rPr>
+          <w:rPr>
             <w:color w:val="0000EE"/>
             <w:u w:val="single"/>
           </w:rPr>
@@ -1173,11 +2058,17 @@
         </w:r>
       </w:hyperlink>
       <w:r>
+        <w:rPr>
+          <w:lang w:val="pt_PT" w:bidi="pt_PT"/>
+        </w:rPr>
         <w:t xml:space="preserve">; </w:t>
       </w:r>
       <w:hyperlink r:id="rId72">
         <w:r>
           <w:rPr>
+            <w:lang w:val="pt_PT" w:bidi="pt_PT"/>
+          </w:rPr>
+          <w:rPr>
             <w:color w:val="0000EE"/>
             <w:u w:val="single"/>
           </w:rPr>
@@ -1185,31 +2076,65 @@
         </w:r>
       </w:hyperlink>
       <w:r>
+        <w:rPr>
+          <w:lang w:val="pt_PT" w:bidi="pt_PT"/>
+        </w:rPr>
         <w:t>). • Nenhum dos deuses venerados da Assíria poderia livrar Nínive da sentença de morte de Deus. • Deus já estava preparando uma sepultura para Nínive e direcionando os inimigos da Assíria para destruir a cidade. As orgulhosas cidades da Assíria caíram uma a uma aos ataques combinados dos caldeus, dos medos e dos de Umman Manda. A cidade de Nínive caiu em 612 a.C..</w:t>
       </w:r>
-      <w:r/>
-      <w:r/>
-    </w:p>
-    <w:p>
-      <w:r/>
+      <w:r>
+        <w:rPr>
+          <w:lang w:val="pt_PT" w:bidi="pt_PT"/>
+        </w:rPr>
+      </w:r>
+      <w:r>
+        <w:rPr>
+          <w:lang w:val="pt_PT" w:bidi="pt_PT"/>
+        </w:rPr>
+      </w:r>
+    </w:p>
+    <w:p>
+      <w:pPr/>
+      <w:r>
+        <w:rPr>
+          <w:lang w:val="pt_PT" w:bidi="pt_PT"/>
+        </w:rPr>
+      </w:r>
     </w:p>
     <w:p>
       <w:pPr>
         <w:pStyle w:val="Heading2"/>
       </w:pPr>
       <w:r>
+        <w:rPr>
+          <w:lang w:val="pt_PT" w:bidi="pt_PT"/>
+        </w:rPr>
         <w:t>Naum 1.15</w:t>
       </w:r>
-      <w:r/>
-    </w:p>
-    <w:p>
-      <w:r/>
-      <w:r>
+      <w:r>
+        <w:rPr>
+          <w:lang w:val="pt_PT" w:bidi="pt_PT"/>
+        </w:rPr>
+      </w:r>
+    </w:p>
+    <w:p>
+      <w:pPr/>
+      <w:r>
+        <w:rPr>
+          <w:lang w:val="pt_PT" w:bidi="pt_PT"/>
+        </w:rPr>
+      </w:r>
+      <w:r>
+        <w:rPr>
+          <w:lang w:val="pt_PT" w:bidi="pt_PT"/>
+        </w:rPr>
         <w:t>Naum complementa sua profecia da libertação de Judá da escravidão (</w:t>
       </w:r>
       <w:hyperlink r:id="rId73">
         <w:r>
           <w:rPr>
+            <w:lang w:val="pt_PT" w:bidi="pt_PT"/>
+          </w:rPr>
+          <w:rPr>
             <w:color w:val="0000EE"/>
             <w:u w:val="single"/>
           </w:rPr>
@@ -1217,11 +2142,17 @@
         </w:r>
       </w:hyperlink>
       <w:r>
+        <w:rPr>
+          <w:lang w:val="pt_PT" w:bidi="pt_PT"/>
+        </w:rPr>
         <w:t xml:space="preserve">) com uma previsão da chegada de um mensageiro trazendo as boas-novas de paz restaurada (veja também </w:t>
       </w:r>
       <w:hyperlink r:id="rId74">
         <w:r>
           <w:rPr>
+            <w:lang w:val="pt_PT" w:bidi="pt_PT"/>
+          </w:rPr>
+          <w:rPr>
             <w:color w:val="0000EE"/>
             <w:u w:val="single"/>
           </w:rPr>
@@ -1229,11 +2160,17 @@
         </w:r>
       </w:hyperlink>
       <w:r>
+        <w:rPr>
+          <w:lang w:val="pt_PT" w:bidi="pt_PT"/>
+        </w:rPr>
         <w:t>). A mensagem de paz era que o domínio da Assíria sobre Judá seria quebrado e o povo de Deus estaria livre de seu fardo. Isso ocorreu durante o reinado de Josias (640–609 a.C.), após a morte do rei assírio Assurbanipal em 626 a.C.. Esta mensagem política é um prenúncio do triunfo final de Deus sobre o mal, quando seu povo será libertado da escravidão do pecado através da obra salvadora do Messias e receberá paz eterna (</w:t>
       </w:r>
       <w:hyperlink r:id="rId75">
         <w:r>
           <w:rPr>
+            <w:lang w:val="pt_PT" w:bidi="pt_PT"/>
+          </w:rPr>
+          <w:rPr>
             <w:color w:val="0000EE"/>
             <w:u w:val="single"/>
           </w:rPr>
@@ -1241,11 +2178,17 @@
         </w:r>
       </w:hyperlink>
       <w:r>
+        <w:rPr>
+          <w:lang w:val="pt_PT" w:bidi="pt_PT"/>
+        </w:rPr>
         <w:t xml:space="preserve">; </w:t>
       </w:r>
       <w:hyperlink r:id="rId76">
         <w:r>
           <w:rPr>
+            <w:lang w:val="pt_PT" w:bidi="pt_PT"/>
+          </w:rPr>
+          <w:rPr>
             <w:color w:val="0000EE"/>
             <w:u w:val="single"/>
           </w:rPr>
@@ -1253,11 +2196,17 @@
         </w:r>
       </w:hyperlink>
       <w:r>
+        <w:rPr>
+          <w:lang w:val="pt_PT" w:bidi="pt_PT"/>
+        </w:rPr>
         <w:t xml:space="preserve">; </w:t>
       </w:r>
       <w:hyperlink r:id="rId77">
         <w:r>
           <w:rPr>
+            <w:lang w:val="pt_PT" w:bidi="pt_PT"/>
+          </w:rPr>
+          <w:rPr>
             <w:color w:val="0000EE"/>
             <w:u w:val="single"/>
           </w:rPr>
@@ -1265,11 +2214,17 @@
         </w:r>
       </w:hyperlink>
       <w:r>
+        <w:rPr>
+          <w:lang w:val="pt_PT" w:bidi="pt_PT"/>
+        </w:rPr>
         <w:t xml:space="preserve">; </w:t>
       </w:r>
       <w:hyperlink r:id="rId78">
         <w:r>
           <w:rPr>
+            <w:lang w:val="pt_PT" w:bidi="pt_PT"/>
+          </w:rPr>
+          <w:rPr>
             <w:color w:val="0000EE"/>
             <w:u w:val="single"/>
           </w:rPr>
@@ -1277,11 +2232,17 @@
         </w:r>
       </w:hyperlink>
       <w:r>
+        <w:rPr>
+          <w:lang w:val="pt_PT" w:bidi="pt_PT"/>
+        </w:rPr>
         <w:t xml:space="preserve">; </w:t>
       </w:r>
       <w:hyperlink r:id="rId79">
         <w:r>
           <w:rPr>
+            <w:lang w:val="pt_PT" w:bidi="pt_PT"/>
+          </w:rPr>
+          <w:rPr>
             <w:color w:val="0000EE"/>
             <w:u w:val="single"/>
           </w:rPr>
@@ -1289,40 +2250,78 @@
         </w:r>
       </w:hyperlink>
       <w:r>
+        <w:rPr>
+          <w:lang w:val="pt_PT" w:bidi="pt_PT"/>
+        </w:rPr>
         <w:t>).</w:t>
       </w:r>
-      <w:r/>
-      <w:r/>
-    </w:p>
-    <w:p>
-      <w:r/>
+      <w:r>
+        <w:rPr>
+          <w:lang w:val="pt_PT" w:bidi="pt_PT"/>
+        </w:rPr>
+      </w:r>
+      <w:r>
+        <w:rPr>
+          <w:lang w:val="pt_PT" w:bidi="pt_PT"/>
+        </w:rPr>
+      </w:r>
+    </w:p>
+    <w:p>
+      <w:pPr/>
+      <w:r>
+        <w:rPr>
+          <w:lang w:val="pt_PT" w:bidi="pt_PT"/>
+        </w:rPr>
+      </w:r>
     </w:p>
     <w:p>
       <w:pPr>
         <w:pStyle w:val="Heading2"/>
       </w:pPr>
       <w:r>
+        <w:rPr>
+          <w:lang w:val="pt_PT" w:bidi="pt_PT"/>
+        </w:rPr>
         <w:t>Naum 2.1</w:t>
       </w:r>
-      <w:r/>
-    </w:p>
-    <w:p>
-      <w:r/>
-      <w:r>
+      <w:r>
+        <w:rPr>
+          <w:lang w:val="pt_PT" w:bidi="pt_PT"/>
+        </w:rPr>
+      </w:r>
+    </w:p>
+    <w:p>
+      <w:pPr/>
+      <w:r>
+        <w:rPr>
+          <w:lang w:val="pt_PT" w:bidi="pt_PT"/>
+        </w:rPr>
+      </w:r>
+      <w:r>
+        <w:rPr>
+          <w:lang w:val="pt_PT" w:bidi="pt_PT"/>
+        </w:rPr>
         <w:t>Embora os defensores de Nínive pudessem se preparar completamente para proteger a cidade com muralhas... estradas... defesas</w:t>
       </w:r>
       <w:r>
         <w:rPr>
           <w:i/>
+          <w:lang w:val="pt_PT" w:bidi="pt_PT"/>
         </w:rPr>
         <w:t>,</w:t>
       </w:r>
       <w:r>
+        <w:rPr>
+          <w:lang w:val="pt_PT" w:bidi="pt_PT"/>
+        </w:rPr>
         <w:t xml:space="preserve"> e forças, seus esforços estavam condenados ao fracasso (</w:t>
       </w:r>
       <w:hyperlink r:id="rId80">
         <w:r>
           <w:rPr>
+            <w:lang w:val="pt_PT" w:bidi="pt_PT"/>
+          </w:rPr>
+          <w:rPr>
             <w:color w:val="0000EE"/>
             <w:u w:val="single"/>
           </w:rPr>
@@ -1330,31 +2329,65 @@
         </w:r>
       </w:hyperlink>
       <w:r>
+        <w:rPr>
+          <w:lang w:val="pt_PT" w:bidi="pt_PT"/>
+        </w:rPr>
         <w:t>).</w:t>
       </w:r>
-      <w:r/>
-      <w:r/>
-    </w:p>
-    <w:p>
-      <w:r/>
+      <w:r>
+        <w:rPr>
+          <w:lang w:val="pt_PT" w:bidi="pt_PT"/>
+        </w:rPr>
+      </w:r>
+      <w:r>
+        <w:rPr>
+          <w:lang w:val="pt_PT" w:bidi="pt_PT"/>
+        </w:rPr>
+      </w:r>
+    </w:p>
+    <w:p>
+      <w:pPr/>
+      <w:r>
+        <w:rPr>
+          <w:lang w:val="pt_PT" w:bidi="pt_PT"/>
+        </w:rPr>
+      </w:r>
     </w:p>
     <w:p>
       <w:pPr>
         <w:pStyle w:val="Heading2"/>
       </w:pPr>
       <w:r>
+        <w:rPr>
+          <w:lang w:val="pt_PT" w:bidi="pt_PT"/>
+        </w:rPr>
         <w:t>Naum 2.2</w:t>
       </w:r>
-      <w:r/>
-    </w:p>
-    <w:p>
-      <w:r/>
-      <w:r>
+      <w:r>
+        <w:rPr>
+          <w:lang w:val="pt_PT" w:bidi="pt_PT"/>
+        </w:rPr>
+      </w:r>
+    </w:p>
+    <w:p>
+      <w:pPr/>
+      <w:r>
+        <w:rPr>
+          <w:lang w:val="pt_PT" w:bidi="pt_PT"/>
+        </w:rPr>
+      </w:r>
+      <w:r>
+        <w:rPr>
+          <w:lang w:val="pt_PT" w:bidi="pt_PT"/>
+        </w:rPr>
         <w:t>A videira simboliza a bênção de Deus ao seu povo (</w:t>
       </w:r>
       <w:hyperlink r:id="rId81">
         <w:r>
           <w:rPr>
+            <w:lang w:val="pt_PT" w:bidi="pt_PT"/>
+          </w:rPr>
+          <w:rPr>
             <w:color w:val="0000EE"/>
             <w:u w:val="single"/>
           </w:rPr>
@@ -1362,11 +2395,17 @@
         </w:r>
       </w:hyperlink>
       <w:r>
+        <w:rPr>
+          <w:lang w:val="pt_PT" w:bidi="pt_PT"/>
+        </w:rPr>
         <w:t>), enquanto a videira despojada reflete o castigo anterior de Deus sobre eles (</w:t>
       </w:r>
       <w:hyperlink r:id="rId82">
         <w:r>
           <w:rPr>
+            <w:lang w:val="pt_PT" w:bidi="pt_PT"/>
+          </w:rPr>
+          <w:rPr>
             <w:color w:val="0000EE"/>
             <w:u w:val="single"/>
           </w:rPr>
@@ -1374,89 +2413,187 @@
         </w:r>
       </w:hyperlink>
       <w:r>
+        <w:rPr>
+          <w:lang w:val="pt_PT" w:bidi="pt_PT"/>
+        </w:rPr>
         <w:t>). Os filhos de Israel estavam em um estado triste em comparação com os dias dos grandes reis Davi e Salomão, mas Deus prometeu restaurar o esplendor de seu povo.</w:t>
       </w:r>
-      <w:r/>
-      <w:r/>
-    </w:p>
-    <w:p>
-      <w:r/>
+      <w:r>
+        <w:rPr>
+          <w:lang w:val="pt_PT" w:bidi="pt_PT"/>
+        </w:rPr>
+      </w:r>
+      <w:r>
+        <w:rPr>
+          <w:lang w:val="pt_PT" w:bidi="pt_PT"/>
+        </w:rPr>
+      </w:r>
+    </w:p>
+    <w:p>
+      <w:pPr/>
+      <w:r>
+        <w:rPr>
+          <w:lang w:val="pt_PT" w:bidi="pt_PT"/>
+        </w:rPr>
+      </w:r>
     </w:p>
     <w:p>
       <w:pPr>
         <w:pStyle w:val="Heading2"/>
       </w:pPr>
       <w:r>
+        <w:rPr>
+          <w:lang w:val="pt_PT" w:bidi="pt_PT"/>
+        </w:rPr>
         <w:t>Naum 2.4</w:t>
       </w:r>
-      <w:r/>
-    </w:p>
-    <w:p>
-      <w:r/>
-      <w:r>
+      <w:r>
+        <w:rPr>
+          <w:lang w:val="pt_PT" w:bidi="pt_PT"/>
+        </w:rPr>
+      </w:r>
+    </w:p>
+    <w:p>
+      <w:pPr/>
+      <w:r>
+        <w:rPr>
+          <w:lang w:val="pt_PT" w:bidi="pt_PT"/>
+        </w:rPr>
+      </w:r>
+      <w:r>
+        <w:rPr>
+          <w:lang w:val="pt_PT" w:bidi="pt_PT"/>
+        </w:rPr>
         <w:t>Os carros de guerra eram praticamente invencíveis em batalha devido à sua manobrabilidade e poder.</w:t>
       </w:r>
-      <w:r/>
-      <w:r/>
-    </w:p>
-    <w:p>
-      <w:r/>
+      <w:r>
+        <w:rPr>
+          <w:lang w:val="pt_PT" w:bidi="pt_PT"/>
+        </w:rPr>
+      </w:r>
+      <w:r>
+        <w:rPr>
+          <w:lang w:val="pt_PT" w:bidi="pt_PT"/>
+        </w:rPr>
+      </w:r>
+    </w:p>
+    <w:p>
+      <w:pPr/>
+      <w:r>
+        <w:rPr>
+          <w:lang w:val="pt_PT" w:bidi="pt_PT"/>
+        </w:rPr>
+      </w:r>
     </w:p>
     <w:p>
       <w:pPr>
         <w:pStyle w:val="Heading2"/>
       </w:pPr>
       <w:r>
+        <w:rPr>
+          <w:lang w:val="pt_PT" w:bidi="pt_PT"/>
+        </w:rPr>
         <w:t>Naum 2.5</w:t>
       </w:r>
-      <w:r/>
-    </w:p>
-    <w:p>
-      <w:r/>
-      <w:r>
+      <w:r>
+        <w:rPr>
+          <w:lang w:val="pt_PT" w:bidi="pt_PT"/>
+        </w:rPr>
+      </w:r>
+    </w:p>
+    <w:p>
+      <w:pPr/>
+      <w:r>
+        <w:rPr>
+          <w:lang w:val="pt_PT" w:bidi="pt_PT"/>
+        </w:rPr>
+      </w:r>
+      <w:r>
+        <w:rPr>
+          <w:lang w:val="pt_PT" w:bidi="pt_PT"/>
+        </w:rPr>
         <w:t xml:space="preserve">O rei assírio supera o choque inicial do ataque a Nínive e grita para seus oficiais. Ele e a cidade foram pegos de surpresa e correm para as muralhas para frustrar o cerco. • para se protegerem (literalmente </w:t>
       </w:r>
       <w:r>
         <w:rPr>
           <w:i/>
+          <w:lang w:val="pt_PT" w:bidi="pt_PT"/>
         </w:rPr>
         <w:t>o revestimento está preparado</w:t>
       </w:r>
       <w:r>
+        <w:rPr>
+          <w:lang w:val="pt_PT" w:bidi="pt_PT"/>
+        </w:rPr>
         <w:t xml:space="preserve">): o significado do termo hebraico aqui é incerto. </w:t>
       </w:r>
       <w:r>
         <w:rPr>
           <w:i/>
+          <w:lang w:val="pt_PT" w:bidi="pt_PT"/>
         </w:rPr>
         <w:t>Revestimento</w:t>
       </w:r>
       <w:r>
+        <w:rPr>
+          <w:lang w:val="pt_PT" w:bidi="pt_PT"/>
+        </w:rPr>
         <w:t xml:space="preserve"> provavelmente se refere a algo que os atacantes ou os defensores usavam para se proteger de armamentos lançados pelo ar.</w:t>
       </w:r>
-      <w:r/>
-      <w:r/>
-    </w:p>
-    <w:p>
-      <w:r/>
+      <w:r>
+        <w:rPr>
+          <w:lang w:val="pt_PT" w:bidi="pt_PT"/>
+        </w:rPr>
+      </w:r>
+      <w:r>
+        <w:rPr>
+          <w:lang w:val="pt_PT" w:bidi="pt_PT"/>
+        </w:rPr>
+      </w:r>
+    </w:p>
+    <w:p>
+      <w:pPr/>
+      <w:r>
+        <w:rPr>
+          <w:lang w:val="pt_PT" w:bidi="pt_PT"/>
+        </w:rPr>
+      </w:r>
     </w:p>
     <w:p>
       <w:pPr>
         <w:pStyle w:val="Heading2"/>
       </w:pPr>
       <w:r>
+        <w:rPr>
+          <w:lang w:val="pt_PT" w:bidi="pt_PT"/>
+        </w:rPr>
         <w:t>Naum 2.6</w:t>
       </w:r>
-      <w:r/>
-    </w:p>
-    <w:p>
-      <w:r/>
-      <w:r>
+      <w:r>
+        <w:rPr>
+          <w:lang w:val="pt_PT" w:bidi="pt_PT"/>
+        </w:rPr>
+      </w:r>
+    </w:p>
+    <w:p>
+      <w:pPr/>
+      <w:r>
+        <w:rPr>
+          <w:lang w:val="pt_PT" w:bidi="pt_PT"/>
+        </w:rPr>
+      </w:r>
+      <w:r>
+        <w:rPr>
+          <w:lang w:val="pt_PT" w:bidi="pt_PT"/>
+        </w:rPr>
         <w:t>A corrida para defender (</w:t>
       </w:r>
       <w:hyperlink r:id="rId83">
         <w:r>
           <w:rPr>
+            <w:lang w:val="pt_PT" w:bidi="pt_PT"/>
+          </w:rPr>
+          <w:rPr>
             <w:color w:val="0000EE"/>
             <w:u w:val="single"/>
           </w:rPr>
@@ -1464,31 +2601,65 @@
         </w:r>
       </w:hyperlink>
       <w:r>
+        <w:rPr>
+          <w:lang w:val="pt_PT" w:bidi="pt_PT"/>
+        </w:rPr>
         <w:t>) chega tarde demais; as defesas já estão rompidas. • Nínive era servida por um reservatório formado por uma barragem dupla no rio Khosr, um afluente do Tigre que atravessava a cidade. O reservatório era ampliado por uma série de comportas. O historiador grego Diodoro relatou que, durante esse período, chuvas torrenciais já haviam aumentado o sistema fluvial da cidade. Ao primeiro fechar e depois abrir as comportas, os atacantes de Nínive liberaram a água acumulada como um aríete contra as muralhas da cidade.</w:t>
       </w:r>
-      <w:r/>
-      <w:r/>
-    </w:p>
-    <w:p>
-      <w:r/>
+      <w:r>
+        <w:rPr>
+          <w:lang w:val="pt_PT" w:bidi="pt_PT"/>
+        </w:rPr>
+      </w:r>
+      <w:r>
+        <w:rPr>
+          <w:lang w:val="pt_PT" w:bidi="pt_PT"/>
+        </w:rPr>
+      </w:r>
+    </w:p>
+    <w:p>
+      <w:pPr/>
+      <w:r>
+        <w:rPr>
+          <w:lang w:val="pt_PT" w:bidi="pt_PT"/>
+        </w:rPr>
+      </w:r>
     </w:p>
     <w:p>
       <w:pPr>
         <w:pStyle w:val="Heading2"/>
       </w:pPr>
       <w:r>
+        <w:rPr>
+          <w:lang w:val="pt_PT" w:bidi="pt_PT"/>
+        </w:rPr>
         <w:t>Naum 2.7</w:t>
       </w:r>
-      <w:r/>
-    </w:p>
-    <w:p>
-      <w:r/>
-      <w:r>
+      <w:r>
+        <w:rPr>
+          <w:lang w:val="pt_PT" w:bidi="pt_PT"/>
+        </w:rPr>
+      </w:r>
+    </w:p>
+    <w:p>
+      <w:pPr/>
+      <w:r>
+        <w:rPr>
+          <w:lang w:val="pt_PT" w:bidi="pt_PT"/>
+        </w:rPr>
+      </w:r>
+      <w:r>
+        <w:rPr>
+          <w:lang w:val="pt_PT" w:bidi="pt_PT"/>
+        </w:rPr>
         <w:t xml:space="preserve">Como o exílio de Nínive havia sido decretado por Deus, ele certamente aconteceria. • Bater no peito era um sinal comum de luto (veja, e.g., </w:t>
       </w:r>
       <w:hyperlink r:id="rId84">
         <w:r>
           <w:rPr>
+            <w:lang w:val="pt_PT" w:bidi="pt_PT"/>
+          </w:rPr>
+          <w:rPr>
             <w:color w:val="0000EE"/>
             <w:u w:val="single"/>
           </w:rPr>
@@ -1496,57 +2667,125 @@
         </w:r>
       </w:hyperlink>
       <w:r>
+        <w:rPr>
+          <w:lang w:val="pt_PT" w:bidi="pt_PT"/>
+        </w:rPr>
         <w:t>).</w:t>
       </w:r>
-      <w:r/>
-      <w:r/>
-    </w:p>
-    <w:p>
-      <w:r/>
+      <w:r>
+        <w:rPr>
+          <w:lang w:val="pt_PT" w:bidi="pt_PT"/>
+        </w:rPr>
+      </w:r>
+      <w:r>
+        <w:rPr>
+          <w:lang w:val="pt_PT" w:bidi="pt_PT"/>
+        </w:rPr>
+      </w:r>
+    </w:p>
+    <w:p>
+      <w:pPr/>
+      <w:r>
+        <w:rPr>
+          <w:lang w:val="pt_PT" w:bidi="pt_PT"/>
+        </w:rPr>
+      </w:r>
     </w:p>
     <w:p>
       <w:pPr>
         <w:pStyle w:val="Heading2"/>
       </w:pPr>
       <w:r>
+        <w:rPr>
+          <w:lang w:val="pt_PT" w:bidi="pt_PT"/>
+        </w:rPr>
         <w:t>Naum 2.8</w:t>
       </w:r>
-      <w:r/>
-    </w:p>
-    <w:p>
-      <w:r/>
-      <w:r>
+      <w:r>
+        <w:rPr>
+          <w:lang w:val="pt_PT" w:bidi="pt_PT"/>
+        </w:rPr>
+      </w:r>
+    </w:p>
+    <w:p>
+      <w:pPr/>
+      <w:r>
+        <w:rPr>
+          <w:lang w:val="pt_PT" w:bidi="pt_PT"/>
+        </w:rPr>
+      </w:r>
+      <w:r>
+        <w:rPr>
+          <w:lang w:val="pt_PT" w:bidi="pt_PT"/>
+        </w:rPr>
         <w:t xml:space="preserve">As pessoas fugiriam tão rápido quanto a água flui de um reservatório rompido (veja </w:t>
       </w:r>
       <w:r>
+        <w:rPr>
+          <w:lang w:val="pt_PT" w:bidi="pt_PT"/>
+        </w:rPr>
         <w:t>nota de estudo em 2.6</w:t>
       </w:r>
       <w:r>
+        <w:rPr>
+          <w:lang w:val="pt_PT" w:bidi="pt_PT"/>
+        </w:rPr>
         <w:t>).</w:t>
       </w:r>
-      <w:r/>
-      <w:r/>
-    </w:p>
-    <w:p>
-      <w:r/>
+      <w:r>
+        <w:rPr>
+          <w:lang w:val="pt_PT" w:bidi="pt_PT"/>
+        </w:rPr>
+      </w:r>
+      <w:r>
+        <w:rPr>
+          <w:lang w:val="pt_PT" w:bidi="pt_PT"/>
+        </w:rPr>
+      </w:r>
+    </w:p>
+    <w:p>
+      <w:pPr/>
+      <w:r>
+        <w:rPr>
+          <w:lang w:val="pt_PT" w:bidi="pt_PT"/>
+        </w:rPr>
+      </w:r>
     </w:p>
     <w:p>
       <w:pPr>
         <w:pStyle w:val="Heading2"/>
       </w:pPr>
       <w:r>
+        <w:rPr>
+          <w:lang w:val="pt_PT" w:bidi="pt_PT"/>
+        </w:rPr>
         <w:t>Naum 2.9</w:t>
       </w:r>
-      <w:r/>
-    </w:p>
-    <w:p>
-      <w:r/>
-      <w:r>
+      <w:r>
+        <w:rPr>
+          <w:lang w:val="pt_PT" w:bidi="pt_PT"/>
+        </w:rPr>
+      </w:r>
+    </w:p>
+    <w:p>
+      <w:pPr/>
+      <w:r>
+        <w:rPr>
+          <w:lang w:val="pt_PT" w:bidi="pt_PT"/>
+        </w:rPr>
+      </w:r>
+      <w:r>
+        <w:rPr>
+          <w:lang w:val="pt_PT" w:bidi="pt_PT"/>
+        </w:rPr>
         <w:t>A vasta e incontável riqueza de outras nações fluía para a capital assíria como comércio, tributo e espólios, mas desapareceu num instante. A agressão implacável e a maldade podem ter sucesso temporariamente, mas, em última análise, serão destruídas (</w:t>
       </w:r>
       <w:hyperlink r:id="rId85">
         <w:r>
           <w:rPr>
+            <w:lang w:val="pt_PT" w:bidi="pt_PT"/>
+          </w:rPr>
+          <w:rPr>
             <w:color w:val="0000EE"/>
             <w:u w:val="single"/>
           </w:rPr>
@@ -1554,11 +2793,17 @@
         </w:r>
       </w:hyperlink>
       <w:r>
+        <w:rPr>
+          <w:lang w:val="pt_PT" w:bidi="pt_PT"/>
+        </w:rPr>
         <w:t xml:space="preserve">; </w:t>
       </w:r>
       <w:hyperlink r:id="rId86">
         <w:r>
           <w:rPr>
+            <w:lang w:val="pt_PT" w:bidi="pt_PT"/>
+          </w:rPr>
+          <w:rPr>
             <w:color w:val="0000EE"/>
             <w:u w:val="single"/>
           </w:rPr>
@@ -1566,11 +2811,17 @@
         </w:r>
       </w:hyperlink>
       <w:r>
+        <w:rPr>
+          <w:lang w:val="pt_PT" w:bidi="pt_PT"/>
+        </w:rPr>
         <w:t xml:space="preserve">; </w:t>
       </w:r>
       <w:hyperlink r:id="rId87">
         <w:r>
           <w:rPr>
+            <w:lang w:val="pt_PT" w:bidi="pt_PT"/>
+          </w:rPr>
+          <w:rPr>
             <w:color w:val="0000EE"/>
             <w:u w:val="single"/>
           </w:rPr>
@@ -1578,51 +2829,113 @@
         </w:r>
       </w:hyperlink>
       <w:r>
+        <w:rPr>
+          <w:lang w:val="pt_PT" w:bidi="pt_PT"/>
+        </w:rPr>
         <w:t>).</w:t>
       </w:r>
-      <w:r/>
-      <w:r/>
-    </w:p>
-    <w:p>
-      <w:r/>
+      <w:r>
+        <w:rPr>
+          <w:lang w:val="pt_PT" w:bidi="pt_PT"/>
+        </w:rPr>
+      </w:r>
+      <w:r>
+        <w:rPr>
+          <w:lang w:val="pt_PT" w:bidi="pt_PT"/>
+        </w:rPr>
+      </w:r>
+    </w:p>
+    <w:p>
+      <w:pPr/>
+      <w:r>
+        <w:rPr>
+          <w:lang w:val="pt_PT" w:bidi="pt_PT"/>
+        </w:rPr>
+      </w:r>
     </w:p>
     <w:p>
       <w:pPr>
         <w:pStyle w:val="Heading2"/>
       </w:pPr>
       <w:r>
+        <w:rPr>
+          <w:lang w:val="pt_PT" w:bidi="pt_PT"/>
+        </w:rPr>
         <w:t>Naum 2.10</w:t>
       </w:r>
-      <w:r/>
-    </w:p>
-    <w:p>
-      <w:r/>
-      <w:r>
+      <w:r>
+        <w:rPr>
+          <w:lang w:val="pt_PT" w:bidi="pt_PT"/>
+        </w:rPr>
+      </w:r>
+    </w:p>
+    <w:p>
+      <w:pPr/>
+      <w:r>
+        <w:rPr>
+          <w:lang w:val="pt_PT" w:bidi="pt_PT"/>
+        </w:rPr>
+      </w:r>
+      <w:r>
+        <w:rPr>
+          <w:lang w:val="pt_PT" w:bidi="pt_PT"/>
+        </w:rPr>
         <w:t>destruída, deserta, despovoada: o hebraico aqui é aliterado para efeito: buqah umbuqah umbullaqah. O efeito poderia ser traduzido para o português como “devastada, despojada e destruída”.</w:t>
       </w:r>
-      <w:r/>
-      <w:r/>
-    </w:p>
-    <w:p>
-      <w:r/>
+      <w:r>
+        <w:rPr>
+          <w:lang w:val="pt_PT" w:bidi="pt_PT"/>
+        </w:rPr>
+      </w:r>
+      <w:r>
+        <w:rPr>
+          <w:lang w:val="pt_PT" w:bidi="pt_PT"/>
+        </w:rPr>
+      </w:r>
+    </w:p>
+    <w:p>
+      <w:pPr/>
+      <w:r>
+        <w:rPr>
+          <w:lang w:val="pt_PT" w:bidi="pt_PT"/>
+        </w:rPr>
+      </w:r>
     </w:p>
     <w:p>
       <w:pPr>
         <w:pStyle w:val="Heading2"/>
       </w:pPr>
       <w:r>
+        <w:rPr>
+          <w:lang w:val="pt_PT" w:bidi="pt_PT"/>
+        </w:rPr>
         <w:t>Naum 2.11–13</w:t>
       </w:r>
-      <w:r/>
-    </w:p>
-    <w:p>
-      <w:r/>
-      <w:r>
+      <w:r>
+        <w:rPr>
+          <w:lang w:val="pt_PT" w:bidi="pt_PT"/>
+        </w:rPr>
+      </w:r>
+    </w:p>
+    <w:p>
+      <w:pPr/>
+      <w:r>
+        <w:rPr>
+          <w:lang w:val="pt_PT" w:bidi="pt_PT"/>
+        </w:rPr>
+      </w:r>
+      <w:r>
+        <w:rPr>
+          <w:lang w:val="pt_PT" w:bidi="pt_PT"/>
+        </w:rPr>
         <w:t>Após a descrição da queda de Nínive (</w:t>
       </w:r>
       <w:hyperlink r:id="rId88">
         <w:r>
           <w:rPr>
+            <w:lang w:val="pt_PT" w:bidi="pt_PT"/>
+          </w:rPr>
+          <w:rPr>
             <w:color w:val="0000EE"/>
             <w:u w:val="single"/>
           </w:rPr>
@@ -1630,11 +2943,17 @@
         </w:r>
       </w:hyperlink>
       <w:r>
+        <w:rPr>
+          <w:lang w:val="pt_PT" w:bidi="pt_PT"/>
+        </w:rPr>
         <w:t xml:space="preserve">), Naum insere a primeira de três canções de escárnio (veja também </w:t>
       </w:r>
       <w:hyperlink r:id="rId89">
         <w:r>
           <w:rPr>
+            <w:lang w:val="pt_PT" w:bidi="pt_PT"/>
+          </w:rPr>
+          <w:rPr>
             <w:color w:val="0000EE"/>
             <w:u w:val="single"/>
           </w:rPr>
@@ -1642,11 +2961,17 @@
         </w:r>
       </w:hyperlink>
       <w:r>
+        <w:rPr>
+          <w:lang w:val="pt_PT" w:bidi="pt_PT"/>
+        </w:rPr>
         <w:t>,</w:t>
       </w:r>
       <w:hyperlink r:id="rId90">
         <w:r>
           <w:rPr>
+            <w:lang w:val="pt_PT" w:bidi="pt_PT"/>
+          </w:rPr>
+          <w:rPr>
             <w:color w:val="0000EE"/>
             <w:u w:val="single"/>
           </w:rPr>
@@ -1654,40 +2979,78 @@
         </w:r>
       </w:hyperlink>
       <w:r>
+        <w:rPr>
+          <w:lang w:val="pt_PT" w:bidi="pt_PT"/>
+        </w:rPr>
         <w:t>; esta era uma forma comum no antigo Oriente Próximo). Em uma sátira mordaz, ele compara Nínive a uma cova de leões. O rei Senaqueribe e outros reis assírios se comparavam a leões</w:t>
       </w:r>
       <w:r>
         <w:rPr>
           <w:i/>
+          <w:lang w:val="pt_PT" w:bidi="pt_PT"/>
         </w:rPr>
         <w:t>,</w:t>
       </w:r>
       <w:r>
+        <w:rPr>
+          <w:lang w:val="pt_PT" w:bidi="pt_PT"/>
+        </w:rPr>
         <w:t xml:space="preserve"> chegando a decorar seus palácios com representações artísticas de leões e de si mesmos em caçadas de leões. No entanto, com Deus como seu inimigo, Nínive não seria mais o covil de um predador invencível.</w:t>
       </w:r>
-      <w:r/>
-      <w:r/>
-    </w:p>
-    <w:p>
-      <w:r/>
+      <w:r>
+        <w:rPr>
+          <w:lang w:val="pt_PT" w:bidi="pt_PT"/>
+        </w:rPr>
+      </w:r>
+      <w:r>
+        <w:rPr>
+          <w:lang w:val="pt_PT" w:bidi="pt_PT"/>
+        </w:rPr>
+      </w:r>
+    </w:p>
+    <w:p>
+      <w:pPr/>
+      <w:r>
+        <w:rPr>
+          <w:lang w:val="pt_PT" w:bidi="pt_PT"/>
+        </w:rPr>
+      </w:r>
     </w:p>
     <w:p>
       <w:pPr>
         <w:pStyle w:val="Heading2"/>
       </w:pPr>
       <w:r>
+        <w:rPr>
+          <w:lang w:val="pt_PT" w:bidi="pt_PT"/>
+        </w:rPr>
         <w:t>Naum 2.13</w:t>
       </w:r>
-      <w:r/>
-    </w:p>
-    <w:p>
-      <w:r/>
-      <w:r>
+      <w:r>
+        <w:rPr>
+          <w:lang w:val="pt_PT" w:bidi="pt_PT"/>
+        </w:rPr>
+      </w:r>
+    </w:p>
+    <w:p>
+      <w:pPr/>
+      <w:r>
+        <w:rPr>
+          <w:lang w:val="pt_PT" w:bidi="pt_PT"/>
+        </w:rPr>
+      </w:r>
+      <w:r>
+        <w:rPr>
+          <w:lang w:val="pt_PT" w:bidi="pt_PT"/>
+        </w:rPr>
         <w:t xml:space="preserve">Exemplos das vozes dos orgulhosos mensageiros da Assíria são encontrados em </w:t>
       </w:r>
       <w:hyperlink r:id="rId91">
         <w:r>
           <w:rPr>
+            <w:lang w:val="pt_PT" w:bidi="pt_PT"/>
+          </w:rPr>
+          <w:rPr>
             <w:color w:val="0000EE"/>
             <w:u w:val="single"/>
           </w:rPr>
@@ -1695,71 +3058,161 @@
         </w:r>
       </w:hyperlink>
       <w:r>
+        <w:rPr>
+          <w:lang w:val="pt_PT" w:bidi="pt_PT"/>
+        </w:rPr>
         <w:t>.</w:t>
       </w:r>
-      <w:r/>
-      <w:r/>
-    </w:p>
-    <w:p>
-      <w:r/>
+      <w:r>
+        <w:rPr>
+          <w:lang w:val="pt_PT" w:bidi="pt_PT"/>
+        </w:rPr>
+      </w:r>
+      <w:r>
+        <w:rPr>
+          <w:lang w:val="pt_PT" w:bidi="pt_PT"/>
+        </w:rPr>
+      </w:r>
+    </w:p>
+    <w:p>
+      <w:pPr/>
+      <w:r>
+        <w:rPr>
+          <w:lang w:val="pt_PT" w:bidi="pt_PT"/>
+        </w:rPr>
+      </w:r>
     </w:p>
     <w:p>
       <w:pPr>
         <w:pStyle w:val="Heading2"/>
       </w:pPr>
       <w:r>
+        <w:rPr>
+          <w:lang w:val="pt_PT" w:bidi="pt_PT"/>
+        </w:rPr>
         <w:t>Naum 3.1</w:t>
       </w:r>
-      <w:r/>
-    </w:p>
-    <w:p>
-      <w:r/>
-      <w:r>
+      <w:r>
+        <w:rPr>
+          <w:lang w:val="pt_PT" w:bidi="pt_PT"/>
+        </w:rPr>
+      </w:r>
+    </w:p>
+    <w:p>
+      <w:pPr/>
+      <w:r>
+        <w:rPr>
+          <w:lang w:val="pt_PT" w:bidi="pt_PT"/>
+        </w:rPr>
+      </w:r>
+      <w:r>
+        <w:rPr>
+          <w:lang w:val="pt_PT" w:bidi="pt_PT"/>
+        </w:rPr>
         <w:t>Cidade cruel: a crueldade gráfica dos assírios está bem documentada. Suas práticas incluíam cortar partes externas do corpo, como narizes, orelhas, mãos e pés, além de execução por empalamento em estacas. Eles amontoavam cabeças decepadas diante dos portões das cidades sitiadas. Os olhos das vítimas também podiam ser arrancados e sua pele retirada de seus corpos enquanto ainda estavam vivos.</w:t>
       </w:r>
-      <w:r/>
-      <w:r/>
-    </w:p>
-    <w:p>
-      <w:r/>
+      <w:r>
+        <w:rPr>
+          <w:lang w:val="pt_PT" w:bidi="pt_PT"/>
+        </w:rPr>
+      </w:r>
+      <w:r>
+        <w:rPr>
+          <w:lang w:val="pt_PT" w:bidi="pt_PT"/>
+        </w:rPr>
+      </w:r>
+    </w:p>
+    <w:p>
+      <w:pPr/>
+      <w:r>
+        <w:rPr>
+          <w:lang w:val="pt_PT" w:bidi="pt_PT"/>
+        </w:rPr>
+      </w:r>
     </w:p>
     <w:p>
       <w:pPr>
         <w:pStyle w:val="Heading2"/>
       </w:pPr>
       <w:r>
+        <w:rPr>
+          <w:lang w:val="pt_PT" w:bidi="pt_PT"/>
+        </w:rPr>
         <w:t>Naum 3.2–3</w:t>
       </w:r>
-      <w:r/>
-    </w:p>
-    <w:p>
-      <w:r/>
-      <w:r>
+      <w:r>
+        <w:rPr>
+          <w:lang w:val="pt_PT" w:bidi="pt_PT"/>
+        </w:rPr>
+      </w:r>
+    </w:p>
+    <w:p>
+      <w:pPr/>
+      <w:r>
+        <w:rPr>
+          <w:lang w:val="pt_PT" w:bidi="pt_PT"/>
+        </w:rPr>
+      </w:r>
+      <w:r>
+        <w:rPr>
+          <w:lang w:val="pt_PT" w:bidi="pt_PT"/>
+        </w:rPr>
         <w:t>Essas frases curtas e diretas dramatizam os efeitos de ver e ouvir a batalha. • Os carros e condutores assírios eram temidos em todos os lugares.</w:t>
       </w:r>
-      <w:r/>
-      <w:r/>
-    </w:p>
-    <w:p>
-      <w:r/>
+      <w:r>
+        <w:rPr>
+          <w:lang w:val="pt_PT" w:bidi="pt_PT"/>
+        </w:rPr>
+      </w:r>
+      <w:r>
+        <w:rPr>
+          <w:lang w:val="pt_PT" w:bidi="pt_PT"/>
+        </w:rPr>
+      </w:r>
+    </w:p>
+    <w:p>
+      <w:pPr/>
+      <w:r>
+        <w:rPr>
+          <w:lang w:val="pt_PT" w:bidi="pt_PT"/>
+        </w:rPr>
+      </w:r>
     </w:p>
     <w:p>
       <w:pPr>
         <w:pStyle w:val="Heading2"/>
       </w:pPr>
       <w:r>
+        <w:rPr>
+          <w:lang w:val="pt_PT" w:bidi="pt_PT"/>
+        </w:rPr>
         <w:t>Naum 3.4</w:t>
       </w:r>
-      <w:r/>
-    </w:p>
-    <w:p>
-      <w:r/>
-      <w:r>
+      <w:r>
+        <w:rPr>
+          <w:lang w:val="pt_PT" w:bidi="pt_PT"/>
+        </w:rPr>
+      </w:r>
+    </w:p>
+    <w:p>
+      <w:pPr/>
+      <w:r>
+        <w:rPr>
+          <w:lang w:val="pt_PT" w:bidi="pt_PT"/>
+        </w:rPr>
+      </w:r>
+      <w:r>
+        <w:rPr>
+          <w:lang w:val="pt_PT" w:bidi="pt_PT"/>
+        </w:rPr>
         <w:t xml:space="preserve">bela e encantadora: os assírios encantaram outras nações com riqueza e promessas de segurança e prosperidade, mas depois as vitimaram através do poder militar e da exploração econômica. Portanto, seu castigo foi uma justa retribuição por seus atos (veja </w:t>
       </w:r>
       <w:hyperlink r:id="rId92">
         <w:r>
           <w:rPr>
+            <w:lang w:val="pt_PT" w:bidi="pt_PT"/>
+          </w:rPr>
+          <w:rPr>
             <w:color w:val="0000EE"/>
             <w:u w:val="single"/>
           </w:rPr>
@@ -1767,11 +3220,17 @@
         </w:r>
       </w:hyperlink>
       <w:r>
+        <w:rPr>
+          <w:lang w:val="pt_PT" w:bidi="pt_PT"/>
+        </w:rPr>
         <w:t xml:space="preserve">; </w:t>
       </w:r>
       <w:hyperlink r:id="rId93">
         <w:r>
           <w:rPr>
+            <w:lang w:val="pt_PT" w:bidi="pt_PT"/>
+          </w:rPr>
+          <w:rPr>
             <w:color w:val="0000EE"/>
             <w:u w:val="single"/>
           </w:rPr>
@@ -1779,11 +3238,17 @@
         </w:r>
       </w:hyperlink>
       <w:r>
+        <w:rPr>
+          <w:lang w:val="pt_PT" w:bidi="pt_PT"/>
+        </w:rPr>
         <w:t xml:space="preserve">; </w:t>
       </w:r>
       <w:hyperlink r:id="rId94">
         <w:r>
           <w:rPr>
+            <w:lang w:val="pt_PT" w:bidi="pt_PT"/>
+          </w:rPr>
+          <w:rPr>
             <w:color w:val="0000EE"/>
             <w:u w:val="single"/>
           </w:rPr>
@@ -1791,11 +3256,17 @@
         </w:r>
       </w:hyperlink>
       <w:r>
+        <w:rPr>
+          <w:lang w:val="pt_PT" w:bidi="pt_PT"/>
+        </w:rPr>
         <w:t xml:space="preserve">; </w:t>
       </w:r>
       <w:hyperlink r:id="rId95">
         <w:r>
           <w:rPr>
+            <w:lang w:val="pt_PT" w:bidi="pt_PT"/>
+          </w:rPr>
+          <w:rPr>
             <w:color w:val="0000EE"/>
             <w:u w:val="single"/>
           </w:rPr>
@@ -1803,31 +3274,65 @@
         </w:r>
       </w:hyperlink>
       <w:r>
+        <w:rPr>
+          <w:lang w:val="pt_PT" w:bidi="pt_PT"/>
+        </w:rPr>
         <w:t>).</w:t>
       </w:r>
-      <w:r/>
-      <w:r/>
-    </w:p>
-    <w:p>
-      <w:r/>
+      <w:r>
+        <w:rPr>
+          <w:lang w:val="pt_PT" w:bidi="pt_PT"/>
+        </w:rPr>
+      </w:r>
+      <w:r>
+        <w:rPr>
+          <w:lang w:val="pt_PT" w:bidi="pt_PT"/>
+        </w:rPr>
+      </w:r>
+    </w:p>
+    <w:p>
+      <w:pPr/>
+      <w:r>
+        <w:rPr>
+          <w:lang w:val="pt_PT" w:bidi="pt_PT"/>
+        </w:rPr>
+      </w:r>
     </w:p>
     <w:p>
       <w:pPr>
         <w:pStyle w:val="Heading2"/>
       </w:pPr>
       <w:r>
+        <w:rPr>
+          <w:lang w:val="pt_PT" w:bidi="pt_PT"/>
+        </w:rPr>
         <w:t>Naum 3.5</w:t>
       </w:r>
-      <w:r/>
-    </w:p>
-    <w:p>
-      <w:r/>
-      <w:r>
+      <w:r>
+        <w:rPr>
+          <w:lang w:val="pt_PT" w:bidi="pt_PT"/>
+        </w:rPr>
+      </w:r>
+    </w:p>
+    <w:p>
+      <w:pPr/>
+      <w:r>
+        <w:rPr>
+          <w:lang w:val="pt_PT" w:bidi="pt_PT"/>
+        </w:rPr>
+      </w:r>
+      <w:r>
+        <w:rPr>
+          <w:lang w:val="pt_PT" w:bidi="pt_PT"/>
+        </w:rPr>
         <w:t xml:space="preserve">Duas vezes Deus diz a Nínive: "Eu estou contra você" (também </w:t>
       </w:r>
       <w:hyperlink r:id="rId96">
         <w:r>
           <w:rPr>
+            <w:lang w:val="pt_PT" w:bidi="pt_PT"/>
+          </w:rPr>
+          <w:rPr>
             <w:color w:val="0000EE"/>
             <w:u w:val="single"/>
           </w:rPr>
@@ -1835,11 +3340,17 @@
         </w:r>
       </w:hyperlink>
       <w:r>
+        <w:rPr>
+          <w:lang w:val="pt_PT" w:bidi="pt_PT"/>
+        </w:rPr>
         <w:t>). O julgamento de Nínive permanece como um lembrete histórico de que o Senhor abomina o pecado e lidará com pessoas e nações de acordo com suas ações (</w:t>
       </w:r>
       <w:hyperlink r:id="rId97">
         <w:r>
           <w:rPr>
+            <w:lang w:val="pt_PT" w:bidi="pt_PT"/>
+          </w:rPr>
+          <w:rPr>
             <w:color w:val="0000EE"/>
             <w:u w:val="single"/>
           </w:rPr>
@@ -1847,11 +3358,17 @@
         </w:r>
       </w:hyperlink>
       <w:r>
+        <w:rPr>
+          <w:lang w:val="pt_PT" w:bidi="pt_PT"/>
+        </w:rPr>
         <w:t xml:space="preserve">; </w:t>
       </w:r>
       <w:hyperlink r:id="rId98">
         <w:r>
           <w:rPr>
+            <w:lang w:val="pt_PT" w:bidi="pt_PT"/>
+          </w:rPr>
+          <w:rPr>
             <w:color w:val="0000EE"/>
             <w:u w:val="single"/>
           </w:rPr>
@@ -1859,11 +3376,17 @@
         </w:r>
       </w:hyperlink>
       <w:r>
+        <w:rPr>
+          <w:lang w:val="pt_PT" w:bidi="pt_PT"/>
+        </w:rPr>
         <w:t xml:space="preserve">; </w:t>
       </w:r>
       <w:hyperlink r:id="rId99">
         <w:r>
           <w:rPr>
+            <w:lang w:val="pt_PT" w:bidi="pt_PT"/>
+          </w:rPr>
+          <w:rPr>
             <w:color w:val="0000EE"/>
             <w:u w:val="single"/>
           </w:rPr>
@@ -1871,11 +3394,17 @@
         </w:r>
       </w:hyperlink>
       <w:r>
+        <w:rPr>
+          <w:lang w:val="pt_PT" w:bidi="pt_PT"/>
+        </w:rPr>
         <w:t xml:space="preserve">; </w:t>
       </w:r>
       <w:hyperlink r:id="rId100">
         <w:r>
           <w:rPr>
+            <w:lang w:val="pt_PT" w:bidi="pt_PT"/>
+          </w:rPr>
+          <w:rPr>
             <w:color w:val="0000EE"/>
             <w:u w:val="single"/>
           </w:rPr>
@@ -1883,11 +3412,17 @@
         </w:r>
       </w:hyperlink>
       <w:r>
+        <w:rPr>
+          <w:lang w:val="pt_PT" w:bidi="pt_PT"/>
+        </w:rPr>
         <w:t>). Um dia, a justiça de Deus cairá mundialmente sobre aqueles que se rebelaram contra ele (</w:t>
       </w:r>
       <w:hyperlink r:id="rId101">
         <w:r>
           <w:rPr>
+            <w:lang w:val="pt_PT" w:bidi="pt_PT"/>
+          </w:rPr>
+          <w:rPr>
             <w:color w:val="0000EE"/>
             <w:u w:val="single"/>
           </w:rPr>
@@ -1895,69 +3430,139 @@
         </w:r>
       </w:hyperlink>
       <w:r>
+        <w:rPr>
+          <w:lang w:val="pt_PT" w:bidi="pt_PT"/>
+        </w:rPr>
         <w:t>).</w:t>
       </w:r>
-      <w:r/>
-      <w:r/>
-    </w:p>
-    <w:p>
-      <w:r/>
+      <w:r>
+        <w:rPr>
+          <w:lang w:val="pt_PT" w:bidi="pt_PT"/>
+        </w:rPr>
+      </w:r>
+      <w:r>
+        <w:rPr>
+          <w:lang w:val="pt_PT" w:bidi="pt_PT"/>
+        </w:rPr>
+      </w:r>
+    </w:p>
+    <w:p>
+      <w:pPr/>
+      <w:r>
+        <w:rPr>
+          <w:lang w:val="pt_PT" w:bidi="pt_PT"/>
+        </w:rPr>
+      </w:r>
     </w:p>
     <w:p>
       <w:pPr>
         <w:pStyle w:val="Heading2"/>
       </w:pPr>
       <w:r>
+        <w:rPr>
+          <w:lang w:val="pt_PT" w:bidi="pt_PT"/>
+        </w:rPr>
         <w:t>Naum 3.8</w:t>
       </w:r>
-      <w:r/>
-    </w:p>
-    <w:p>
-      <w:r/>
-      <w:r>
+      <w:r>
+        <w:rPr>
+          <w:lang w:val="pt_PT" w:bidi="pt_PT"/>
+        </w:rPr>
+      </w:r>
+    </w:p>
+    <w:p>
+      <w:pPr/>
+      <w:r>
+        <w:rPr>
+          <w:lang w:val="pt_PT" w:bidi="pt_PT"/>
+        </w:rPr>
+      </w:r>
+      <w:r>
+        <w:rPr>
+          <w:lang w:val="pt_PT" w:bidi="pt_PT"/>
+        </w:rPr>
         <w:t>Tebas</w:t>
       </w:r>
       <w:r>
         <w:rPr>
           <w:i/>
+          <w:lang w:val="pt_PT" w:bidi="pt_PT"/>
         </w:rPr>
         <w:t>,</w:t>
       </w:r>
       <w:r>
+        <w:rPr>
+          <w:lang w:val="pt_PT" w:bidi="pt_PT"/>
+        </w:rPr>
         <w:t xml:space="preserve"> a histórica capital do Egito, estava situada em ambos os lados do Nilo no Alto Egito. Alcançou sua maior fama como o centro político, religioso e cultural do Grande Novo Reino do Egito (1550–1069 a.C.). Embora não fosse mais a capital do Egito nos anos 600 a.C., a cidade ainda era uma metrópole próspera.</w:t>
       </w:r>
-      <w:r/>
-      <w:r/>
-    </w:p>
-    <w:p>
-      <w:r/>
+      <w:r>
+        <w:rPr>
+          <w:lang w:val="pt_PT" w:bidi="pt_PT"/>
+        </w:rPr>
+      </w:r>
+      <w:r>
+        <w:rPr>
+          <w:lang w:val="pt_PT" w:bidi="pt_PT"/>
+        </w:rPr>
+      </w:r>
+    </w:p>
+    <w:p>
+      <w:pPr/>
+      <w:r>
+        <w:rPr>
+          <w:lang w:val="pt_PT" w:bidi="pt_PT"/>
+        </w:rPr>
+      </w:r>
     </w:p>
     <w:p>
       <w:pPr>
         <w:pStyle w:val="Heading2"/>
       </w:pPr>
       <w:r>
+        <w:rPr>
+          <w:lang w:val="pt_PT" w:bidi="pt_PT"/>
+        </w:rPr>
         <w:t>Naum 3.9–10</w:t>
       </w:r>
-      <w:r/>
-    </w:p>
-    <w:p>
-      <w:r/>
-      <w:r>
+      <w:r>
+        <w:rPr>
+          <w:lang w:val="pt_PT" w:bidi="pt_PT"/>
+        </w:rPr>
+      </w:r>
+    </w:p>
+    <w:p>
+      <w:pPr/>
+      <w:r>
+        <w:rPr>
+          <w:lang w:val="pt_PT" w:bidi="pt_PT"/>
+        </w:rPr>
+      </w:r>
+      <w:r>
+        <w:rPr>
+          <w:lang w:val="pt_PT" w:bidi="pt_PT"/>
+        </w:rPr>
         <w:t>Tebas caiu para os assírios sob o rei Assurbanípal em 663 a.C. Antes da vitória de Assurbanípal, Tebas parecia ter defesas intransponíveis, contando com a ajuda de todo o Egito e seus aliados: Etiópia</w:t>
       </w:r>
       <w:r>
         <w:rPr>
           <w:i/>
+          <w:lang w:val="pt_PT" w:bidi="pt_PT"/>
         </w:rPr>
         <w:t>,</w:t>
       </w:r>
       <w:r>
+        <w:rPr>
+          <w:lang w:val="pt_PT" w:bidi="pt_PT"/>
+        </w:rPr>
         <w:t xml:space="preserve"> Pute (talvez a lendária terra de Punte, localizada perto do que agora é a costa da Somália) e Líbia. Nenhum destes, no entanto, conseguiu proteger efetivamente Tebas. • as crianças foram esmagadas nas esquinas das ruas: conquistadores antigos tinham a prática hedionda de exterminar os bebês de seus inimigos dessa forma (</w:t>
       </w:r>
       <w:hyperlink r:id="rId102">
         <w:r>
           <w:rPr>
+            <w:lang w:val="pt_PT" w:bidi="pt_PT"/>
+          </w:rPr>
+          <w:rPr>
             <w:color w:val="0000EE"/>
             <w:u w:val="single"/>
           </w:rPr>
@@ -1965,11 +3570,17 @@
         </w:r>
       </w:hyperlink>
       <w:r>
+        <w:rPr>
+          <w:lang w:val="pt_PT" w:bidi="pt_PT"/>
+        </w:rPr>
         <w:t xml:space="preserve">; </w:t>
       </w:r>
       <w:hyperlink r:id="rId103">
         <w:r>
           <w:rPr>
+            <w:lang w:val="pt_PT" w:bidi="pt_PT"/>
+          </w:rPr>
+          <w:rPr>
             <w:color w:val="0000EE"/>
             <w:u w:val="single"/>
           </w:rPr>
@@ -1977,11 +3588,17 @@
         </w:r>
       </w:hyperlink>
       <w:r>
+        <w:rPr>
+          <w:lang w:val="pt_PT" w:bidi="pt_PT"/>
+        </w:rPr>
         <w:t xml:space="preserve">; </w:t>
       </w:r>
       <w:hyperlink r:id="rId104">
         <w:r>
           <w:rPr>
+            <w:lang w:val="pt_PT" w:bidi="pt_PT"/>
+          </w:rPr>
+          <w:rPr>
             <w:color w:val="0000EE"/>
             <w:u w:val="single"/>
           </w:rPr>
@@ -1989,11 +3606,17 @@
         </w:r>
       </w:hyperlink>
       <w:r>
+        <w:rPr>
+          <w:lang w:val="pt_PT" w:bidi="pt_PT"/>
+        </w:rPr>
         <w:t xml:space="preserve">, </w:t>
       </w:r>
       <w:hyperlink r:id="rId105">
         <w:r>
           <w:rPr>
+            <w:lang w:val="pt_PT" w:bidi="pt_PT"/>
+          </w:rPr>
+          <w:rPr>
             <w:color w:val="0000EE"/>
             <w:u w:val="single"/>
           </w:rPr>
@@ -2001,11 +3624,17 @@
         </w:r>
       </w:hyperlink>
       <w:r>
+        <w:rPr>
+          <w:lang w:val="pt_PT" w:bidi="pt_PT"/>
+        </w:rPr>
         <w:t xml:space="preserve">). • Soldados jogavam dados pelos despojos de guerra, enquanto os líderes do povo conquistado eram acorrentados (veja </w:t>
       </w:r>
       <w:hyperlink r:id="rId106">
         <w:r>
           <w:rPr>
+            <w:lang w:val="pt_PT" w:bidi="pt_PT"/>
+          </w:rPr>
+          <w:rPr>
             <w:color w:val="0000EE"/>
             <w:u w:val="single"/>
           </w:rPr>
@@ -2013,11 +3642,17 @@
         </w:r>
       </w:hyperlink>
       <w:r>
+        <w:rPr>
+          <w:lang w:val="pt_PT" w:bidi="pt_PT"/>
+        </w:rPr>
         <w:t xml:space="preserve">; </w:t>
       </w:r>
       <w:hyperlink r:id="rId107">
         <w:r>
           <w:rPr>
+            <w:lang w:val="pt_PT" w:bidi="pt_PT"/>
+          </w:rPr>
+          <w:rPr>
             <w:color w:val="0000EE"/>
             <w:u w:val="single"/>
           </w:rPr>
@@ -2025,11 +3660,17 @@
         </w:r>
       </w:hyperlink>
       <w:r>
+        <w:rPr>
+          <w:lang w:val="pt_PT" w:bidi="pt_PT"/>
+        </w:rPr>
         <w:t xml:space="preserve">, </w:t>
       </w:r>
       <w:hyperlink r:id="rId108">
         <w:r>
           <w:rPr>
+            <w:lang w:val="pt_PT" w:bidi="pt_PT"/>
+          </w:rPr>
+          <w:rPr>
             <w:color w:val="0000EE"/>
             <w:u w:val="single"/>
           </w:rPr>
@@ -2037,11 +3678,17 @@
         </w:r>
       </w:hyperlink>
       <w:r>
+        <w:rPr>
+          <w:lang w:val="pt_PT" w:bidi="pt_PT"/>
+        </w:rPr>
         <w:t xml:space="preserve">; </w:t>
       </w:r>
       <w:hyperlink r:id="rId109">
         <w:r>
           <w:rPr>
+            <w:lang w:val="pt_PT" w:bidi="pt_PT"/>
+          </w:rPr>
+          <w:rPr>
             <w:color w:val="0000EE"/>
             <w:u w:val="single"/>
           </w:rPr>
@@ -2049,11 +3696,17 @@
         </w:r>
       </w:hyperlink>
       <w:r>
+        <w:rPr>
+          <w:lang w:val="pt_PT" w:bidi="pt_PT"/>
+        </w:rPr>
         <w:t xml:space="preserve">; </w:t>
       </w:r>
       <w:hyperlink r:id="rId110">
         <w:r>
           <w:rPr>
+            <w:lang w:val="pt_PT" w:bidi="pt_PT"/>
+          </w:rPr>
+          <w:rPr>
             <w:color w:val="0000EE"/>
             <w:u w:val="single"/>
           </w:rPr>
@@ -2061,31 +3714,65 @@
         </w:r>
       </w:hyperlink>
       <w:r>
+        <w:rPr>
+          <w:lang w:val="pt_PT" w:bidi="pt_PT"/>
+        </w:rPr>
         <w:t>).</w:t>
       </w:r>
-      <w:r/>
-      <w:r/>
-    </w:p>
-    <w:p>
-      <w:r/>
+      <w:r>
+        <w:rPr>
+          <w:lang w:val="pt_PT" w:bidi="pt_PT"/>
+        </w:rPr>
+      </w:r>
+      <w:r>
+        <w:rPr>
+          <w:lang w:val="pt_PT" w:bidi="pt_PT"/>
+        </w:rPr>
+      </w:r>
+    </w:p>
+    <w:p>
+      <w:pPr/>
+      <w:r>
+        <w:rPr>
+          <w:lang w:val="pt_PT" w:bidi="pt_PT"/>
+        </w:rPr>
+      </w:r>
     </w:p>
     <w:p>
       <w:pPr>
         <w:pStyle w:val="Heading2"/>
       </w:pPr>
       <w:r>
+        <w:rPr>
+          <w:lang w:val="pt_PT" w:bidi="pt_PT"/>
+        </w:rPr>
         <w:t>Naum 3.12</w:t>
       </w:r>
-      <w:r/>
-    </w:p>
-    <w:p>
-      <w:r/>
-      <w:r>
+      <w:r>
+        <w:rPr>
+          <w:lang w:val="pt_PT" w:bidi="pt_PT"/>
+        </w:rPr>
+      </w:r>
+    </w:p>
+    <w:p>
+      <w:pPr/>
+      <w:r>
+        <w:rPr>
+          <w:lang w:val="pt_PT" w:bidi="pt_PT"/>
+        </w:rPr>
+      </w:r>
+      <w:r>
+        <w:rPr>
+          <w:lang w:val="pt_PT" w:bidi="pt_PT"/>
+        </w:rPr>
         <w:t xml:space="preserve">figos maduros: Cf. </w:t>
       </w:r>
       <w:hyperlink r:id="rId111">
         <w:r>
           <w:rPr>
+            <w:lang w:val="pt_PT" w:bidi="pt_PT"/>
+          </w:rPr>
+          <w:rPr>
             <w:color w:val="0000EE"/>
             <w:u w:val="single"/>
           </w:rPr>
@@ -2093,11 +3780,17 @@
         </w:r>
       </w:hyperlink>
       <w:r>
+        <w:rPr>
+          <w:lang w:val="pt_PT" w:bidi="pt_PT"/>
+        </w:rPr>
         <w:t xml:space="preserve">; </w:t>
       </w:r>
       <w:hyperlink r:id="rId112">
         <w:r>
           <w:rPr>
+            <w:lang w:val="pt_PT" w:bidi="pt_PT"/>
+          </w:rPr>
+          <w:rPr>
             <w:color w:val="0000EE"/>
             <w:u w:val="single"/>
           </w:rPr>
@@ -2105,31 +3798,65 @@
         </w:r>
       </w:hyperlink>
       <w:r>
+        <w:rPr>
+          <w:lang w:val="pt_PT" w:bidi="pt_PT"/>
+        </w:rPr>
         <w:t>.</w:t>
       </w:r>
-      <w:r/>
-      <w:r/>
-    </w:p>
-    <w:p>
-      <w:r/>
+      <w:r>
+        <w:rPr>
+          <w:lang w:val="pt_PT" w:bidi="pt_PT"/>
+        </w:rPr>
+      </w:r>
+      <w:r>
+        <w:rPr>
+          <w:lang w:val="pt_PT" w:bidi="pt_PT"/>
+        </w:rPr>
+      </w:r>
+    </w:p>
+    <w:p>
+      <w:pPr/>
+      <w:r>
+        <w:rPr>
+          <w:lang w:val="pt_PT" w:bidi="pt_PT"/>
+        </w:rPr>
+      </w:r>
     </w:p>
     <w:p>
       <w:pPr>
         <w:pStyle w:val="Heading2"/>
       </w:pPr>
       <w:r>
+        <w:rPr>
+          <w:lang w:val="pt_PT" w:bidi="pt_PT"/>
+        </w:rPr>
         <w:t>Naum 3.14</w:t>
       </w:r>
-      <w:r/>
-    </w:p>
-    <w:p>
-      <w:r/>
-      <w:r>
+      <w:r>
+        <w:rPr>
+          <w:lang w:val="pt_PT" w:bidi="pt_PT"/>
+        </w:rPr>
+      </w:r>
+    </w:p>
+    <w:p>
+      <w:pPr/>
+      <w:r>
+        <w:rPr>
+          <w:lang w:val="pt_PT" w:bidi="pt_PT"/>
+        </w:rPr>
+      </w:r>
+      <w:r>
+        <w:rPr>
+          <w:lang w:val="pt_PT" w:bidi="pt_PT"/>
+        </w:rPr>
         <w:t xml:space="preserve">Guardem... Reforcem: Naum usou sarcasmo para enfatizar que nenhuma quantidade de preparação tornaria os assírios capazes de suportar a ira de Deus (observe também o tom sarcástico de </w:t>
       </w:r>
       <w:hyperlink r:id="rId113">
         <w:r>
           <w:rPr>
+            <w:lang w:val="pt_PT" w:bidi="pt_PT"/>
+          </w:rPr>
+          <w:rPr>
             <w:color w:val="0000EE"/>
             <w:u w:val="single"/>
           </w:rPr>
@@ -2137,31 +3864,65 @@
         </w:r>
       </w:hyperlink>
       <w:r>
+        <w:rPr>
+          <w:lang w:val="pt_PT" w:bidi="pt_PT"/>
+        </w:rPr>
         <w:t>).</w:t>
       </w:r>
-      <w:r/>
-      <w:r/>
-    </w:p>
-    <w:p>
-      <w:r/>
+      <w:r>
+        <w:rPr>
+          <w:lang w:val="pt_PT" w:bidi="pt_PT"/>
+        </w:rPr>
+      </w:r>
+      <w:r>
+        <w:rPr>
+          <w:lang w:val="pt_PT" w:bidi="pt_PT"/>
+        </w:rPr>
+      </w:r>
+    </w:p>
+    <w:p>
+      <w:pPr/>
+      <w:r>
+        <w:rPr>
+          <w:lang w:val="pt_PT" w:bidi="pt_PT"/>
+        </w:rPr>
+      </w:r>
     </w:p>
     <w:p>
       <w:pPr>
         <w:pStyle w:val="Heading2"/>
       </w:pPr>
       <w:r>
+        <w:rPr>
+          <w:lang w:val="pt_PT" w:bidi="pt_PT"/>
+        </w:rPr>
         <w:t>Naum 3.15</w:t>
       </w:r>
-      <w:r/>
-    </w:p>
-    <w:p>
-      <w:r/>
-      <w:r>
+      <w:r>
+        <w:rPr>
+          <w:lang w:val="pt_PT" w:bidi="pt_PT"/>
+        </w:rPr>
+      </w:r>
+    </w:p>
+    <w:p>
+      <w:pPr/>
+      <w:r>
+        <w:rPr>
+          <w:lang w:val="pt_PT" w:bidi="pt_PT"/>
+        </w:rPr>
+      </w:r>
+      <w:r>
+        <w:rPr>
+          <w:lang w:val="pt_PT" w:bidi="pt_PT"/>
+        </w:rPr>
         <w:t xml:space="preserve">O Antigo Testamento frequentemente usa gafanhotos como uma metáfora para exércitos (veja </w:t>
       </w:r>
       <w:hyperlink r:id="rId114">
         <w:r>
           <w:rPr>
+            <w:lang w:val="pt_PT" w:bidi="pt_PT"/>
+          </w:rPr>
+          <w:rPr>
             <w:color w:val="0000EE"/>
             <w:u w:val="single"/>
           </w:rPr>
@@ -2169,60 +3930,126 @@
         </w:r>
       </w:hyperlink>
       <w:r>
+        <w:rPr>
+          <w:lang w:val="pt_PT" w:bidi="pt_PT"/>
+        </w:rPr>
         <w:t>).</w:t>
       </w:r>
-      <w:r/>
-      <w:r/>
-    </w:p>
-    <w:p>
-      <w:r/>
+      <w:r>
+        <w:rPr>
+          <w:lang w:val="pt_PT" w:bidi="pt_PT"/>
+        </w:rPr>
+      </w:r>
+      <w:r>
+        <w:rPr>
+          <w:lang w:val="pt_PT" w:bidi="pt_PT"/>
+        </w:rPr>
+      </w:r>
+    </w:p>
+    <w:p>
+      <w:pPr/>
+      <w:r>
+        <w:rPr>
+          <w:lang w:val="pt_PT" w:bidi="pt_PT"/>
+        </w:rPr>
+      </w:r>
     </w:p>
     <w:p>
       <w:pPr>
         <w:pStyle w:val="Heading2"/>
       </w:pPr>
       <w:r>
+        <w:rPr>
+          <w:lang w:val="pt_PT" w:bidi="pt_PT"/>
+        </w:rPr>
         <w:t>Naum 3.16</w:t>
       </w:r>
-      <w:r/>
-    </w:p>
-    <w:p>
-      <w:r/>
-      <w:r>
+      <w:r>
+        <w:rPr>
+          <w:lang w:val="pt_PT" w:bidi="pt_PT"/>
+        </w:rPr>
+      </w:r>
+    </w:p>
+    <w:p>
+      <w:pPr/>
+      <w:r>
+        <w:rPr>
+          <w:lang w:val="pt_PT" w:bidi="pt_PT"/>
+        </w:rPr>
+      </w:r>
+      <w:r>
+        <w:rPr>
+          <w:lang w:val="pt_PT" w:bidi="pt_PT"/>
+        </w:rPr>
         <w:t>Os comerciantes assírios se espalharam por todo o Oriente Próximo como gafanhotos, enchendo Nínive com riquezas incalculáveis. No entanto, assim como os gafanhotos desejam apenas satisfazer seus apetites insaciáveis e depois voar, os comerciantes levavam suas mercadorias e partiam no momento de angústia de Nínive, deixando uma população necessitada para trás.</w:t>
       </w:r>
-      <w:r/>
-      <w:r/>
-    </w:p>
-    <w:p>
-      <w:r/>
+      <w:r>
+        <w:rPr>
+          <w:lang w:val="pt_PT" w:bidi="pt_PT"/>
+        </w:rPr>
+      </w:r>
+      <w:r>
+        <w:rPr>
+          <w:lang w:val="pt_PT" w:bidi="pt_PT"/>
+        </w:rPr>
+      </w:r>
+    </w:p>
+    <w:p>
+      <w:pPr/>
+      <w:r>
+        <w:rPr>
+          <w:lang w:val="pt_PT" w:bidi="pt_PT"/>
+        </w:rPr>
+      </w:r>
     </w:p>
     <w:p>
       <w:pPr>
         <w:pStyle w:val="Heading2"/>
       </w:pPr>
       <w:r>
+        <w:rPr>
+          <w:lang w:val="pt_PT" w:bidi="pt_PT"/>
+        </w:rPr>
         <w:t>Naum 3.18</w:t>
       </w:r>
-      <w:r/>
-    </w:p>
-    <w:p>
-      <w:r/>
-      <w:r>
+      <w:r>
+        <w:rPr>
+          <w:lang w:val="pt_PT" w:bidi="pt_PT"/>
+        </w:rPr>
+      </w:r>
+    </w:p>
+    <w:p>
+      <w:pPr/>
+      <w:r>
+        <w:rPr>
+          <w:lang w:val="pt_PT" w:bidi="pt_PT"/>
+        </w:rPr>
+      </w:r>
+      <w:r>
+        <w:rPr>
+          <w:lang w:val="pt_PT" w:bidi="pt_PT"/>
+        </w:rPr>
         <w:t xml:space="preserve">governadores: com os líderes ausentes, o povo de Nínive seria disperso como ovelhas. • estão mortos (literalmente </w:t>
       </w:r>
       <w:r>
         <w:rPr>
           <w:i/>
+          <w:lang w:val="pt_PT" w:bidi="pt_PT"/>
         </w:rPr>
         <w:t>dormem</w:t>
       </w:r>
       <w:r>
+        <w:rPr>
+          <w:lang w:val="pt_PT" w:bidi="pt_PT"/>
+        </w:rPr>
         <w:t xml:space="preserve">; veja </w:t>
       </w:r>
       <w:hyperlink r:id="rId115">
         <w:r>
           <w:rPr>
+            <w:lang w:val="pt_PT" w:bidi="pt_PT"/>
+          </w:rPr>
+          <w:rPr>
             <w:color w:val="0000EE"/>
             <w:u w:val="single"/>
           </w:rPr>
@@ -2230,11 +4057,17 @@
         </w:r>
       </w:hyperlink>
       <w:r>
+        <w:rPr>
+          <w:lang w:val="pt_PT" w:bidi="pt_PT"/>
+        </w:rPr>
         <w:t>): os líderes da Assíria, adormecidos durante a crise de Nínive, dormiriam na morte. Em contraste, o Pastor de Israel não dorme (</w:t>
       </w:r>
       <w:hyperlink r:id="rId116">
         <w:r>
           <w:rPr>
+            <w:lang w:val="pt_PT" w:bidi="pt_PT"/>
+          </w:rPr>
+          <w:rPr>
             <w:color w:val="0000EE"/>
             <w:u w:val="single"/>
           </w:rPr>
@@ -2242,11 +4075,17 @@
         </w:r>
       </w:hyperlink>
       <w:r>
+        <w:rPr>
+          <w:lang w:val="pt_PT" w:bidi="pt_PT"/>
+        </w:rPr>
         <w:t>), e ele reunirá as ovelhas perdidas de Israel (</w:t>
       </w:r>
       <w:hyperlink r:id="rId117">
         <w:r>
           <w:rPr>
+            <w:lang w:val="pt_PT" w:bidi="pt_PT"/>
+          </w:rPr>
+          <w:rPr>
             <w:color w:val="0000EE"/>
             <w:u w:val="single"/>
           </w:rPr>
@@ -2254,11 +4093,17 @@
         </w:r>
       </w:hyperlink>
       <w:r>
+        <w:rPr>
+          <w:lang w:val="pt_PT" w:bidi="pt_PT"/>
+        </w:rPr>
         <w:t xml:space="preserve">; </w:t>
       </w:r>
       <w:hyperlink r:id="rId118">
         <w:r>
           <w:rPr>
+            <w:lang w:val="pt_PT" w:bidi="pt_PT"/>
+          </w:rPr>
+          <w:rPr>
             <w:color w:val="0000EE"/>
             <w:u w:val="single"/>
           </w:rPr>
@@ -2266,31 +4111,65 @@
         </w:r>
       </w:hyperlink>
       <w:r>
+        <w:rPr>
+          <w:lang w:val="pt_PT" w:bidi="pt_PT"/>
+        </w:rPr>
         <w:t>).</w:t>
       </w:r>
-      <w:r/>
-      <w:r/>
-    </w:p>
-    <w:p>
-      <w:r/>
+      <w:r>
+        <w:rPr>
+          <w:lang w:val="pt_PT" w:bidi="pt_PT"/>
+        </w:rPr>
+      </w:r>
+      <w:r>
+        <w:rPr>
+          <w:lang w:val="pt_PT" w:bidi="pt_PT"/>
+        </w:rPr>
+      </w:r>
+    </w:p>
+    <w:p>
+      <w:pPr/>
+      <w:r>
+        <w:rPr>
+          <w:lang w:val="pt_PT" w:bidi="pt_PT"/>
+        </w:rPr>
+      </w:r>
     </w:p>
     <w:p>
       <w:pPr>
         <w:pStyle w:val="Heading2"/>
       </w:pPr>
       <w:r>
+        <w:rPr>
+          <w:lang w:val="pt_PT" w:bidi="pt_PT"/>
+        </w:rPr>
         <w:t>Naum 3.19</w:t>
       </w:r>
-      <w:r/>
-    </w:p>
-    <w:p>
-      <w:r/>
-      <w:r>
+      <w:r>
+        <w:rPr>
+          <w:lang w:val="pt_PT" w:bidi="pt_PT"/>
+        </w:rPr>
+      </w:r>
+    </w:p>
+    <w:p>
+      <w:pPr/>
+      <w:r>
+        <w:rPr>
+          <w:lang w:val="pt_PT" w:bidi="pt_PT"/>
+        </w:rPr>
+      </w:r>
+      <w:r>
+        <w:rPr>
+          <w:lang w:val="pt_PT" w:bidi="pt_PT"/>
+        </w:rPr>
         <w:t>Nínive merecia destruição em vez de cura. Embora Deus tenha sido paciente com Nínive nos dias de Jonas (</w:t>
       </w:r>
       <w:hyperlink r:id="rId119">
         <w:r>
           <w:rPr>
+            <w:lang w:val="pt_PT" w:bidi="pt_PT"/>
+          </w:rPr>
+          <w:rPr>
             <w:color w:val="0000EE"/>
             <w:u w:val="single"/>
           </w:rPr>
@@ -2298,11 +4177,17 @@
         </w:r>
       </w:hyperlink>
       <w:r>
+        <w:rPr>
+          <w:lang w:val="pt_PT" w:bidi="pt_PT"/>
+        </w:rPr>
         <w:t xml:space="preserve">), os assírios haviam retornado à crueldade e colheriam os frutos de sua própria maldade (veja </w:t>
       </w:r>
       <w:hyperlink r:id="rId120">
         <w:r>
           <w:rPr>
+            <w:lang w:val="pt_PT" w:bidi="pt_PT"/>
+          </w:rPr>
+          <w:rPr>
             <w:color w:val="0000EE"/>
             <w:u w:val="single"/>
           </w:rPr>
@@ -2310,11 +4195,17 @@
         </w:r>
       </w:hyperlink>
       <w:r>
+        <w:rPr>
+          <w:lang w:val="pt_PT" w:bidi="pt_PT"/>
+        </w:rPr>
         <w:t xml:space="preserve">; </w:t>
       </w:r>
       <w:hyperlink r:id="rId121">
         <w:r>
           <w:rPr>
+            <w:lang w:val="pt_PT" w:bidi="pt_PT"/>
+          </w:rPr>
+          <w:rPr>
             <w:color w:val="0000EE"/>
             <w:u w:val="single"/>
           </w:rPr>
@@ -2322,11 +4213,17 @@
         </w:r>
       </w:hyperlink>
       <w:r>
+        <w:rPr>
+          <w:lang w:val="pt_PT" w:bidi="pt_PT"/>
+        </w:rPr>
         <w:t xml:space="preserve">; </w:t>
       </w:r>
       <w:hyperlink r:id="rId122">
         <w:r>
           <w:rPr>
+            <w:lang w:val="pt_PT" w:bidi="pt_PT"/>
+          </w:rPr>
+          <w:rPr>
             <w:color w:val="0000EE"/>
             <w:u w:val="single"/>
           </w:rPr>
@@ -2334,10 +4231,21 @@
         </w:r>
       </w:hyperlink>
       <w:r>
+        <w:rPr>
+          <w:lang w:val="pt_PT" w:bidi="pt_PT"/>
+        </w:rPr>
         <w:t>). Aqueles que sofreram sob a crueldade da Assíria receberiam esta mensagem com alegria.</w:t>
       </w:r>
-      <w:r/>
-      <w:r/>
+      <w:r>
+        <w:rPr>
+          <w:lang w:val="pt_PT" w:bidi="pt_PT"/>
+        </w:rPr>
+      </w:r>
+      <w:r>
+        <w:rPr>
+          <w:lang w:val="pt_PT" w:bidi="pt_PT"/>
+        </w:rPr>
+      </w:r>
     </w:p>
     <w:sectPr>
       <w:footnotePr>
@@ -4239,7 +6147,7 @@
     <w:rPrDefault>
       <w:rPr>
         <w:rFonts w:ascii="Times New Roman" w:eastAsia="Times New Roman" w:hAnsi="Times New Roman" w:cs="Times New Roman"/>
-        <w:lang w:val="en-US" w:eastAsia="en-US" w:bidi="ar-SA"/>
+        <w:lang w:val="pt_PT" w:eastAsia="en-US" w:bidi="ar-SA"/>
       </w:rPr>
     </w:rPrDefault>
     <w:pPrDefault/>

--- a/por/docx/34.content.docx
+++ b/por/docx/34.content.docx
@@ -28,22 +28,6 @@
       </w:r>
     </w:p>
     <w:p>
-      <w:pPr>
-        <w:pStyle w:val="Heading2"/>
-      </w:pPr>
-      <w:r>
-        <w:rPr>
-          <w:lang w:val="pt_PT" w:bidi="pt_PT"/>
-        </w:rPr>
-        <w:t>License Information</w:t>
-      </w:r>
-      <w:r>
-        <w:rPr>
-          <w:lang w:val="pt_PT" w:bidi="pt_PT"/>
-        </w:rPr>
-      </w:r>
-    </w:p>
-    <w:p>
       <w:pPr/>
       <w:r>
         <w:rPr>
@@ -55,19 +39,21 @@
           <w:b/>
           <w:lang w:val="pt_PT" w:bidi="pt_PT"/>
         </w:rPr>
-        <w:t>Notas de Estudo (Tyndale)</w:t>
-      </w:r>
-      <w:r>
-        <w:rPr>
-          <w:lang w:val="pt_PT" w:bidi="pt_PT"/>
-        </w:rPr>
-        <w:t xml:space="preserve"> (Portuguese) is based on</w:t>
-      </w:r>
-      <w:r>
-        <w:rPr>
-          <w:lang w:val="pt_PT" w:bidi="pt_PT"/>
-        </w:rPr>
-        <w:t xml:space="preserve">: </w:t>
+        <w:t>Aquifer Open Study Notes</w:t>
+      </w:r>
+    </w:p>
+    <w:p>
+      <w:pPr/>
+      <w:r>
+        <w:rPr>
+          <w:lang w:val="pt_PT" w:bidi="pt_PT"/>
+        </w:rPr>
+      </w:r>
+      <w:r>
+        <w:rPr>
+          <w:lang w:val="pt_PT" w:bidi="pt_PT"/>
+        </w:rPr>
+        <w:t xml:space="preserve">This work is an adaptation of </w:t>
       </w:r>
       <w:r>
         <w:rPr>
@@ -79,48 +65,19 @@
         <w:rPr>
           <w:lang w:val="pt_PT" w:bidi="pt_PT"/>
         </w:rPr>
-        <w:t xml:space="preserve">, </w:t>
-      </w:r>
-      <w:hyperlink r:id="rId13">
-        <w:r>
-          <w:rPr>
-            <w:lang w:val="pt_PT" w:bidi="pt_PT"/>
-          </w:rPr>
-          <w:rPr>
-            <w:color w:val="0000EE"/>
-            <w:u w:val="single"/>
-          </w:rPr>
-          <w:t>Tyndale House Publishers</w:t>
-        </w:r>
-      </w:hyperlink>
-      <w:r>
-        <w:rPr>
-          <w:lang w:val="pt_PT" w:bidi="pt_PT"/>
-        </w:rPr>
-        <w:t xml:space="preserve">, 2019, which is licensed under a </w:t>
-      </w:r>
-      <w:hyperlink r:id="rId14">
-        <w:r>
-          <w:rPr>
-            <w:lang w:val="pt_PT" w:bidi="pt_PT"/>
-          </w:rPr>
-          <w:rPr>
-            <w:color w:val="0000EE"/>
-            <w:u w:val="single"/>
-          </w:rPr>
-          <w:t>CC BY-SA 4.0 license</w:t>
-        </w:r>
-      </w:hyperlink>
-      <w:r>
-        <w:rPr>
-          <w:lang w:val="pt_PT" w:bidi="pt_PT"/>
-        </w:rPr>
-        <w:t>.</w:t>
-      </w:r>
-      <w:r>
-        <w:rPr>
-          <w:lang w:val="pt_PT" w:bidi="pt_PT"/>
-        </w:rPr>
+        <w:t xml:space="preserve"> © 2023 Tyndale House Publishers, licensed under the CC BY-SA 4.0 license. The adaptation, </w:t>
+      </w:r>
+      <w:r>
+        <w:rPr>
+          <w:lang w:val="pt_PT" w:bidi="pt_PT"/>
+        </w:rPr>
+        <w:t>Aquifer Open Study Notes</w:t>
+      </w:r>
+      <w:r>
+        <w:rPr>
+          <w:lang w:val="pt_PT" w:bidi="pt_PT"/>
+        </w:rPr>
+        <w:t>, was created by Mission Mutual and is also licensed under CC BY-SA 4.0.</w:t>
       </w:r>
     </w:p>
     <w:p>
@@ -134,7 +91,7 @@
         <w:rPr>
           <w:lang w:val="pt_PT" w:bidi="pt_PT"/>
         </w:rPr>
-        <w:t>This PDF version is provided under the same license.</w:t>
+        <w:t>This resource has been adapted into multiple languages, including English, Tok Pisin, Arabic (عربي), French (Français), Hindi (हिंदी), Indonesian (Bahasa Indonesia), Portuguese (Português), Russian (Русский), Spanish (Español), Swahili (Kiswahili), and Simplified Chinese (简体中文).</w:t>
       </w:r>
       <w:r>
         <w:rPr>
@@ -296,6 +253,42 @@
         </w:rPr>
         <w:t xml:space="preserve">mensagem... visão: esta abertura, semelhante à de outros livros proféticos (cf. </w:t>
       </w:r>
+      <w:hyperlink r:id="rId13">
+        <w:r>
+          <w:rPr>
+            <w:lang w:val="pt_PT" w:bidi="pt_PT"/>
+          </w:rPr>
+          <w:rPr>
+            <w:color w:val="0000EE"/>
+            <w:u w:val="single"/>
+          </w:rPr>
+          <w:t>Ob 1.1</w:t>
+        </w:r>
+      </w:hyperlink>
+      <w:r>
+        <w:rPr>
+          <w:lang w:val="pt_PT" w:bidi="pt_PT"/>
+        </w:rPr>
+        <w:t xml:space="preserve">; </w:t>
+      </w:r>
+      <w:hyperlink r:id="rId14">
+        <w:r>
+          <w:rPr>
+            <w:lang w:val="pt_PT" w:bidi="pt_PT"/>
+          </w:rPr>
+          <w:rPr>
+            <w:color w:val="0000EE"/>
+            <w:u w:val="single"/>
+          </w:rPr>
+          <w:t>Hc 1.1</w:t>
+        </w:r>
+      </w:hyperlink>
+      <w:r>
+        <w:rPr>
+          <w:lang w:val="pt_PT" w:bidi="pt_PT"/>
+        </w:rPr>
+        <w:t xml:space="preserve">; </w:t>
+      </w:r>
       <w:hyperlink r:id="rId15">
         <w:r>
           <w:rPr>
@@ -305,7 +298,122 @@
             <w:color w:val="0000EE"/>
             <w:u w:val="single"/>
           </w:rPr>
-          <w:t>Ob 1.1</w:t>
+          <w:t>Ml 1.1</w:t>
+        </w:r>
+      </w:hyperlink>
+      <w:r>
+        <w:rPr>
+          <w:lang w:val="pt_PT" w:bidi="pt_PT"/>
+        </w:rPr>
+        <w:t>), identifica Naum como um profeta, alguém que proferiu mensagens de Deus. • Nínive tornou-se a capital do Império Assírio em algum momento logo após 705 a.C. e permaneceu assim até sua destruição em 612 a.C. • O nome Naum significa "conforto" ou "encorajamento". Um tema importante de sua profecia é que Deus trará encorajamento ao seu povo através da queda de Nínive (</w:t>
+      </w:r>
+      <w:hyperlink r:id="rId16">
+        <w:r>
+          <w:rPr>
+            <w:lang w:val="pt_PT" w:bidi="pt_PT"/>
+          </w:rPr>
+          <w:rPr>
+            <w:color w:val="0000EE"/>
+            <w:u w:val="single"/>
+          </w:rPr>
+          <w:t>Na 1.12–15</w:t>
+        </w:r>
+      </w:hyperlink>
+      <w:r>
+        <w:rPr>
+          <w:lang w:val="pt_PT" w:bidi="pt_PT"/>
+        </w:rPr>
+        <w:t xml:space="preserve">; veja </w:t>
+      </w:r>
+      <w:hyperlink r:id="rId17">
+        <w:r>
+          <w:rPr>
+            <w:lang w:val="pt_PT" w:bidi="pt_PT"/>
+          </w:rPr>
+          <w:rPr>
+            <w:color w:val="0000EE"/>
+            <w:u w:val="single"/>
+          </w:rPr>
+          <w:t>Is 40.1</w:t>
+        </w:r>
+      </w:hyperlink>
+      <w:r>
+        <w:rPr>
+          <w:lang w:val="pt_PT" w:bidi="pt_PT"/>
+        </w:rPr>
+        <w:t>).</w:t>
+      </w:r>
+      <w:r>
+        <w:rPr>
+          <w:lang w:val="pt_PT" w:bidi="pt_PT"/>
+        </w:rPr>
+      </w:r>
+      <w:r>
+        <w:rPr>
+          <w:lang w:val="pt_PT" w:bidi="pt_PT"/>
+        </w:rPr>
+      </w:r>
+    </w:p>
+    <w:p>
+      <w:pPr/>
+      <w:r>
+        <w:rPr>
+          <w:lang w:val="pt_PT" w:bidi="pt_PT"/>
+        </w:rPr>
+      </w:r>
+    </w:p>
+    <w:p>
+      <w:pPr>
+        <w:pStyle w:val="Heading2"/>
+      </w:pPr>
+      <w:r>
+        <w:rPr>
+          <w:lang w:val="pt_PT" w:bidi="pt_PT"/>
+        </w:rPr>
+        <w:t>Naum 1.2</w:t>
+      </w:r>
+      <w:r>
+        <w:rPr>
+          <w:lang w:val="pt_PT" w:bidi="pt_PT"/>
+        </w:rPr>
+      </w:r>
+    </w:p>
+    <w:p>
+      <w:pPr/>
+      <w:r>
+        <w:rPr>
+          <w:lang w:val="pt_PT" w:bidi="pt_PT"/>
+        </w:rPr>
+      </w:r>
+      <w:r>
+        <w:rPr>
+          <w:lang w:val="pt_PT" w:bidi="pt_PT"/>
+        </w:rPr>
+        <w:t xml:space="preserve">ciumento (ou </w:t>
+      </w:r>
+      <w:r>
+        <w:rPr>
+          <w:i/>
+          <w:lang w:val="pt_PT" w:bidi="pt_PT"/>
+        </w:rPr>
+        <w:t>zeloso</w:t>
+      </w:r>
+      <w:r>
+        <w:rPr>
+          <w:lang w:val="pt_PT" w:bidi="pt_PT"/>
+        </w:rPr>
+        <w:t xml:space="preserve">): Deus protege zelosamente o bem-estar de seu povo e deseja ardentemente sua fidelidade (veja </w:t>
+      </w:r>
+      <w:hyperlink r:id="rId18">
+        <w:r>
+          <w:rPr>
+            <w:lang w:val="pt_PT" w:bidi="pt_PT"/>
+          </w:rPr>
+          <w:rPr>
+            <w:color w:val="0000EE"/>
+            <w:u w:val="single"/>
+          </w:rPr>
+          <w:t>Êx 20.4–5</w:t>
         </w:r>
       </w:hyperlink>
       <w:r>
@@ -314,16 +422,16 @@
         </w:rPr>
         <w:t xml:space="preserve">; </w:t>
       </w:r>
-      <w:hyperlink r:id="rId16">
-        <w:r>
-          <w:rPr>
-            <w:lang w:val="pt_PT" w:bidi="pt_PT"/>
-          </w:rPr>
-          <w:rPr>
-            <w:color w:val="0000EE"/>
-            <w:u w:val="single"/>
-          </w:rPr>
-          <w:t>Hc 1.1</w:t>
+      <w:hyperlink r:id="rId19">
+        <w:r>
+          <w:rPr>
+            <w:lang w:val="pt_PT" w:bidi="pt_PT"/>
+          </w:rPr>
+          <w:rPr>
+            <w:color w:val="0000EE"/>
+            <w:u w:val="single"/>
+          </w:rPr>
+          <w:t>Dt 4.23–24</w:t>
         </w:r>
       </w:hyperlink>
       <w:r>
@@ -332,34 +440,863 @@
         </w:rPr>
         <w:t xml:space="preserve">; </w:t>
       </w:r>
-      <w:hyperlink r:id="rId17">
-        <w:r>
-          <w:rPr>
-            <w:lang w:val="pt_PT" w:bidi="pt_PT"/>
-          </w:rPr>
-          <w:rPr>
-            <w:color w:val="0000EE"/>
-            <w:u w:val="single"/>
-          </w:rPr>
-          <w:t>Ml 1.1</w:t>
-        </w:r>
-      </w:hyperlink>
-      <w:r>
-        <w:rPr>
-          <w:lang w:val="pt_PT" w:bidi="pt_PT"/>
-        </w:rPr>
-        <w:t>), identifica Naum como um profeta, alguém que proferiu mensagens de Deus. • Nínive tornou-se a capital do Império Assírio em algum momento logo após 705 a.C. e permaneceu assim até sua destruição em 612 a.C. • O nome Naum significa "conforto" ou "encorajamento". Um tema importante de sua profecia é que Deus trará encorajamento ao seu povo através da queda de Nínive (</w:t>
-      </w:r>
-      <w:hyperlink r:id="rId18">
-        <w:r>
-          <w:rPr>
-            <w:lang w:val="pt_PT" w:bidi="pt_PT"/>
-          </w:rPr>
-          <w:rPr>
-            <w:color w:val="0000EE"/>
-            <w:u w:val="single"/>
-          </w:rPr>
-          <w:t>Na 1.12–15</w:t>
+      <w:hyperlink r:id="rId20">
+        <w:r>
+          <w:rPr>
+            <w:lang w:val="pt_PT" w:bidi="pt_PT"/>
+          </w:rPr>
+          <w:rPr>
+            <w:color w:val="0000EE"/>
+            <w:u w:val="single"/>
+          </w:rPr>
+          <w:t>6.4</w:t>
+        </w:r>
+      </w:hyperlink>
+      <w:r>
+        <w:rPr>
+          <w:lang w:val="pt_PT" w:bidi="pt_PT"/>
+        </w:rPr>
+        <w:t xml:space="preserve">; </w:t>
+      </w:r>
+      <w:hyperlink r:id="rId21">
+        <w:r>
+          <w:rPr>
+            <w:lang w:val="pt_PT" w:bidi="pt_PT"/>
+          </w:rPr>
+          <w:rPr>
+            <w:color w:val="0000EE"/>
+            <w:u w:val="single"/>
+          </w:rPr>
+          <w:t>Jr 2.1–3.5</w:t>
+        </w:r>
+      </w:hyperlink>
+      <w:r>
+        <w:rPr>
+          <w:lang w:val="pt_PT" w:bidi="pt_PT"/>
+        </w:rPr>
+        <w:t>). • A vingança e a ira de Deus não devem ser confundidas com a atitude humana de "dar o troco". As ações de Deus surgem de sua santidade (</w:t>
+      </w:r>
+      <w:hyperlink r:id="rId22">
+        <w:r>
+          <w:rPr>
+            <w:lang w:val="pt_PT" w:bidi="pt_PT"/>
+          </w:rPr>
+          <w:rPr>
+            <w:color w:val="0000EE"/>
+            <w:u w:val="single"/>
+          </w:rPr>
+          <w:t>Jr 50.28–29</w:t>
+        </w:r>
+      </w:hyperlink>
+      <w:r>
+        <w:rPr>
+          <w:lang w:val="pt_PT" w:bidi="pt_PT"/>
+        </w:rPr>
+        <w:t>), justiça (</w:t>
+      </w:r>
+      <w:hyperlink r:id="rId23">
+        <w:r>
+          <w:rPr>
+            <w:lang w:val="pt_PT" w:bidi="pt_PT"/>
+          </w:rPr>
+          <w:rPr>
+            <w:color w:val="0000EE"/>
+            <w:u w:val="single"/>
+          </w:rPr>
+          <w:t>Isaías 63.1–9</w:t>
+        </w:r>
+      </w:hyperlink>
+      <w:r>
+        <w:rPr>
+          <w:lang w:val="pt_PT" w:bidi="pt_PT"/>
+        </w:rPr>
+        <w:t>) e fidelidade à aliança com seu povo (</w:t>
+      </w:r>
+      <w:hyperlink r:id="rId24">
+        <w:r>
+          <w:rPr>
+            <w:lang w:val="pt_PT" w:bidi="pt_PT"/>
+          </w:rPr>
+          <w:rPr>
+            <w:color w:val="0000EE"/>
+            <w:u w:val="single"/>
+          </w:rPr>
+          <w:t>Lv 26.23–25</w:t>
+        </w:r>
+      </w:hyperlink>
+      <w:r>
+        <w:rPr>
+          <w:lang w:val="pt_PT" w:bidi="pt_PT"/>
+        </w:rPr>
+        <w:t xml:space="preserve">; </w:t>
+      </w:r>
+      <w:hyperlink r:id="rId25">
+        <w:r>
+          <w:rPr>
+            <w:lang w:val="pt_PT" w:bidi="pt_PT"/>
+          </w:rPr>
+          <w:rPr>
+            <w:color w:val="0000EE"/>
+            <w:u w:val="single"/>
+          </w:rPr>
+          <w:t>Is 1.24–26</w:t>
+        </w:r>
+      </w:hyperlink>
+      <w:r>
+        <w:rPr>
+          <w:lang w:val="pt_PT" w:bidi="pt_PT"/>
+        </w:rPr>
+        <w:t>). Sua vingança nunca é arbitrária.</w:t>
+      </w:r>
+      <w:r>
+        <w:rPr>
+          <w:lang w:val="pt_PT" w:bidi="pt_PT"/>
+        </w:rPr>
+      </w:r>
+      <w:r>
+        <w:rPr>
+          <w:lang w:val="pt_PT" w:bidi="pt_PT"/>
+        </w:rPr>
+      </w:r>
+    </w:p>
+    <w:p>
+      <w:pPr/>
+      <w:r>
+        <w:rPr>
+          <w:lang w:val="pt_PT" w:bidi="pt_PT"/>
+        </w:rPr>
+      </w:r>
+    </w:p>
+    <w:p>
+      <w:pPr>
+        <w:pStyle w:val="Heading2"/>
+      </w:pPr>
+      <w:r>
+        <w:rPr>
+          <w:lang w:val="pt_PT" w:bidi="pt_PT"/>
+        </w:rPr>
+        <w:t>Naum 1.2–6</w:t>
+      </w:r>
+      <w:r>
+        <w:rPr>
+          <w:lang w:val="pt_PT" w:bidi="pt_PT"/>
+        </w:rPr>
+      </w:r>
+    </w:p>
+    <w:p>
+      <w:pPr/>
+      <w:r>
+        <w:rPr>
+          <w:lang w:val="pt_PT" w:bidi="pt_PT"/>
+        </w:rPr>
+      </w:r>
+      <w:r>
+        <w:rPr>
+          <w:lang w:val="pt_PT" w:bidi="pt_PT"/>
+        </w:rPr>
+        <w:t>A primeira estrofe do hino é inspirada em textos bíblicos que celebram o êxodo de Israel do Egito. A mensagem é que tudo na criação está sujeito ao poder soberano de Deus, e Ele garantirá a punição daqueles que se opõem a Ele.</w:t>
+      </w:r>
+      <w:r>
+        <w:rPr>
+          <w:lang w:val="pt_PT" w:bidi="pt_PT"/>
+        </w:rPr>
+      </w:r>
+      <w:r>
+        <w:rPr>
+          <w:lang w:val="pt_PT" w:bidi="pt_PT"/>
+        </w:rPr>
+      </w:r>
+    </w:p>
+    <w:p>
+      <w:pPr/>
+      <w:r>
+        <w:rPr>
+          <w:lang w:val="pt_PT" w:bidi="pt_PT"/>
+        </w:rPr>
+      </w:r>
+    </w:p>
+    <w:p>
+      <w:pPr>
+        <w:pStyle w:val="Heading2"/>
+      </w:pPr>
+      <w:r>
+        <w:rPr>
+          <w:lang w:val="pt_PT" w:bidi="pt_PT"/>
+        </w:rPr>
+        <w:t>Naum 1.2–11</w:t>
+      </w:r>
+      <w:r>
+        <w:rPr>
+          <w:lang w:val="pt_PT" w:bidi="pt_PT"/>
+        </w:rPr>
+      </w:r>
+    </w:p>
+    <w:p>
+      <w:pPr/>
+      <w:r>
+        <w:rPr>
+          <w:lang w:val="pt_PT" w:bidi="pt_PT"/>
+        </w:rPr>
+      </w:r>
+      <w:r>
+        <w:rPr>
+          <w:lang w:val="pt_PT" w:bidi="pt_PT"/>
+        </w:rPr>
+        <w:t>Este curto hino de duas estrofes (</w:t>
+      </w:r>
+      <w:hyperlink r:id="rId26">
+        <w:r>
+          <w:rPr>
+            <w:lang w:val="pt_PT" w:bidi="pt_PT"/>
+          </w:rPr>
+          <w:rPr>
+            <w:color w:val="0000EE"/>
+            <w:u w:val="single"/>
+          </w:rPr>
+          <w:t>1.2–6</w:t>
+        </w:r>
+      </w:hyperlink>
+      <w:r>
+        <w:rPr>
+          <w:lang w:val="pt_PT" w:bidi="pt_PT"/>
+        </w:rPr>
+        <w:t xml:space="preserve">, </w:t>
+      </w:r>
+      <w:hyperlink r:id="rId27">
+        <w:r>
+          <w:rPr>
+            <w:lang w:val="pt_PT" w:bidi="pt_PT"/>
+          </w:rPr>
+          <w:rPr>
+            <w:color w:val="0000EE"/>
+            <w:u w:val="single"/>
+          </w:rPr>
+          <w:t>1.7–11</w:t>
+        </w:r>
+      </w:hyperlink>
+      <w:r>
+        <w:rPr>
+          <w:lang w:val="pt_PT" w:bidi="pt_PT"/>
+        </w:rPr>
+        <w:t>) fala sobre o poder soberano de Deus.</w:t>
+      </w:r>
+      <w:r>
+        <w:rPr>
+          <w:lang w:val="pt_PT" w:bidi="pt_PT"/>
+        </w:rPr>
+      </w:r>
+      <w:r>
+        <w:rPr>
+          <w:lang w:val="pt_PT" w:bidi="pt_PT"/>
+        </w:rPr>
+      </w:r>
+    </w:p>
+    <w:p>
+      <w:pPr/>
+      <w:r>
+        <w:rPr>
+          <w:lang w:val="pt_PT" w:bidi="pt_PT"/>
+        </w:rPr>
+      </w:r>
+    </w:p>
+    <w:p>
+      <w:pPr>
+        <w:pStyle w:val="Heading2"/>
+      </w:pPr>
+      <w:r>
+        <w:rPr>
+          <w:lang w:val="pt_PT" w:bidi="pt_PT"/>
+        </w:rPr>
+        <w:t>Naum 1.3</w:t>
+      </w:r>
+      <w:r>
+        <w:rPr>
+          <w:lang w:val="pt_PT" w:bidi="pt_PT"/>
+        </w:rPr>
+      </w:r>
+    </w:p>
+    <w:p>
+      <w:pPr/>
+      <w:r>
+        <w:rPr>
+          <w:lang w:val="pt_PT" w:bidi="pt_PT"/>
+        </w:rPr>
+      </w:r>
+      <w:r>
+        <w:rPr>
+          <w:lang w:val="pt_PT" w:bidi="pt_PT"/>
+        </w:rPr>
+        <w:t>lento para se irar: a paciência de Deus com a desobediência está ligada ao seu amor fiel (</w:t>
+      </w:r>
+      <w:hyperlink r:id="rId28">
+        <w:r>
+          <w:rPr>
+            <w:lang w:val="pt_PT" w:bidi="pt_PT"/>
+          </w:rPr>
+          <w:rPr>
+            <w:color w:val="0000EE"/>
+            <w:u w:val="single"/>
+          </w:rPr>
+          <w:t>Êx 34.6</w:t>
+        </w:r>
+      </w:hyperlink>
+      <w:r>
+        <w:rPr>
+          <w:lang w:val="pt_PT" w:bidi="pt_PT"/>
+        </w:rPr>
+        <w:t xml:space="preserve">; </w:t>
+      </w:r>
+      <w:hyperlink r:id="rId29">
+        <w:r>
+          <w:rPr>
+            <w:lang w:val="pt_PT" w:bidi="pt_PT"/>
+          </w:rPr>
+          <w:rPr>
+            <w:color w:val="0000EE"/>
+            <w:u w:val="single"/>
+          </w:rPr>
+          <w:t>Nm 14.18</w:t>
+        </w:r>
+      </w:hyperlink>
+      <w:r>
+        <w:rPr>
+          <w:lang w:val="pt_PT" w:bidi="pt_PT"/>
+        </w:rPr>
+        <w:t xml:space="preserve">; </w:t>
+      </w:r>
+      <w:hyperlink r:id="rId30">
+        <w:r>
+          <w:rPr>
+            <w:lang w:val="pt_PT" w:bidi="pt_PT"/>
+          </w:rPr>
+          <w:rPr>
+            <w:color w:val="0000EE"/>
+            <w:u w:val="single"/>
+          </w:rPr>
+          <w:t>Sl 103.8</w:t>
+        </w:r>
+      </w:hyperlink>
+      <w:r>
+        <w:rPr>
+          <w:lang w:val="pt_PT" w:bidi="pt_PT"/>
+        </w:rPr>
+        <w:t xml:space="preserve">; </w:t>
+      </w:r>
+      <w:hyperlink r:id="rId31">
+        <w:r>
+          <w:rPr>
+            <w:lang w:val="pt_PT" w:bidi="pt_PT"/>
+          </w:rPr>
+          <w:rPr>
+            <w:color w:val="0000EE"/>
+            <w:u w:val="single"/>
+          </w:rPr>
+          <w:t>Jl 2.13</w:t>
+        </w:r>
+      </w:hyperlink>
+      <w:r>
+        <w:rPr>
+          <w:lang w:val="pt_PT" w:bidi="pt_PT"/>
+        </w:rPr>
+        <w:t>). Essa característica desapontou Jonas, que queria que Nínive fosse destruída imediatamente (</w:t>
+      </w:r>
+      <w:hyperlink r:id="rId32">
+        <w:r>
+          <w:rPr>
+            <w:lang w:val="pt_PT" w:bidi="pt_PT"/>
+          </w:rPr>
+          <w:rPr>
+            <w:color w:val="0000EE"/>
+            <w:u w:val="single"/>
+          </w:rPr>
+          <w:t>Jn 4.2</w:t>
+        </w:r>
+      </w:hyperlink>
+      <w:r>
+        <w:rPr>
+          <w:lang w:val="pt_PT" w:bidi="pt_PT"/>
+        </w:rPr>
+        <w:t>). Como Deus é paciente, ele às vezes adia o castigo merecido dos pecadores (</w:t>
+      </w:r>
+      <w:hyperlink r:id="rId33">
+        <w:r>
+          <w:rPr>
+            <w:lang w:val="pt_PT" w:bidi="pt_PT"/>
+          </w:rPr>
+          <w:rPr>
+            <w:color w:val="0000EE"/>
+            <w:u w:val="single"/>
+          </w:rPr>
+          <w:t>Ne 9.29–30</w:t>
+        </w:r>
+      </w:hyperlink>
+      <w:r>
+        <w:rPr>
+          <w:lang w:val="pt_PT" w:bidi="pt_PT"/>
+        </w:rPr>
+        <w:t xml:space="preserve">; </w:t>
+      </w:r>
+      <w:hyperlink r:id="rId34">
+        <w:r>
+          <w:rPr>
+            <w:lang w:val="pt_PT" w:bidi="pt_PT"/>
+          </w:rPr>
+          <w:rPr>
+            <w:color w:val="0000EE"/>
+            <w:u w:val="single"/>
+          </w:rPr>
+          <w:t>Rm 2.4</w:t>
+        </w:r>
+      </w:hyperlink>
+      <w:r>
+        <w:rPr>
+          <w:lang w:val="pt_PT" w:bidi="pt_PT"/>
+        </w:rPr>
+        <w:t xml:space="preserve">; </w:t>
+      </w:r>
+      <w:hyperlink r:id="rId35">
+        <w:r>
+          <w:rPr>
+            <w:lang w:val="pt_PT" w:bidi="pt_PT"/>
+          </w:rPr>
+          <w:rPr>
+            <w:color w:val="0000EE"/>
+            <w:u w:val="single"/>
+          </w:rPr>
+          <w:t>2Pe 3.9</w:t>
+        </w:r>
+      </w:hyperlink>
+      <w:r>
+        <w:rPr>
+          <w:lang w:val="pt_PT" w:bidi="pt_PT"/>
+        </w:rPr>
+        <w:t>), mas aqueles culpados de persistir no pecado enfrentarão, em última instância, o julgamento de Deus (</w:t>
+      </w:r>
+      <w:hyperlink r:id="rId36">
+        <w:r>
+          <w:rPr>
+            <w:lang w:val="pt_PT" w:bidi="pt_PT"/>
+          </w:rPr>
+          <w:rPr>
+            <w:color w:val="0000EE"/>
+            <w:u w:val="single"/>
+          </w:rPr>
+          <w:t>Êx 34.7</w:t>
+        </w:r>
+      </w:hyperlink>
+      <w:r>
+        <w:rPr>
+          <w:lang w:val="pt_PT" w:bidi="pt_PT"/>
+        </w:rPr>
+        <w:t xml:space="preserve">; </w:t>
+      </w:r>
+      <w:hyperlink r:id="rId37">
+        <w:r>
+          <w:rPr>
+            <w:lang w:val="pt_PT" w:bidi="pt_PT"/>
+          </w:rPr>
+          <w:rPr>
+            <w:color w:val="0000EE"/>
+            <w:u w:val="single"/>
+          </w:rPr>
+          <w:t>Rm 14.10</w:t>
+        </w:r>
+      </w:hyperlink>
+      <w:r>
+        <w:rPr>
+          <w:lang w:val="pt_PT" w:bidi="pt_PT"/>
+        </w:rPr>
+        <w:t xml:space="preserve">; </w:t>
+      </w:r>
+      <w:hyperlink r:id="rId38">
+        <w:r>
+          <w:rPr>
+            <w:lang w:val="pt_PT" w:bidi="pt_PT"/>
+          </w:rPr>
+          <w:rPr>
+            <w:color w:val="0000EE"/>
+            <w:u w:val="single"/>
+          </w:rPr>
+          <w:t>2Co 5.10</w:t>
+        </w:r>
+      </w:hyperlink>
+      <w:r>
+        <w:rPr>
+          <w:lang w:val="pt_PT" w:bidi="pt_PT"/>
+        </w:rPr>
+        <w:t xml:space="preserve">; </w:t>
+      </w:r>
+      <w:hyperlink r:id="rId39">
+        <w:r>
+          <w:rPr>
+            <w:lang w:val="pt_PT" w:bidi="pt_PT"/>
+          </w:rPr>
+          <w:rPr>
+            <w:color w:val="0000EE"/>
+            <w:u w:val="single"/>
+          </w:rPr>
+          <w:t>Ap 14.6–7</w:t>
+        </w:r>
+      </w:hyperlink>
+      <w:r>
+        <w:rPr>
+          <w:lang w:val="pt_PT" w:bidi="pt_PT"/>
+        </w:rPr>
+        <w:t xml:space="preserve">). • tempestades e ventos violentos: estas imagens descrevem a fúria do julgamento de Deus contra os ímpios (veja também </w:t>
+      </w:r>
+      <w:hyperlink r:id="rId40">
+        <w:r>
+          <w:rPr>
+            <w:lang w:val="pt_PT" w:bidi="pt_PT"/>
+          </w:rPr>
+          <w:rPr>
+            <w:color w:val="0000EE"/>
+            <w:u w:val="single"/>
+          </w:rPr>
+          <w:t>Is 29.6</w:t>
+        </w:r>
+      </w:hyperlink>
+      <w:r>
+        <w:rPr>
+          <w:lang w:val="pt_PT" w:bidi="pt_PT"/>
+        </w:rPr>
+        <w:t>).</w:t>
+      </w:r>
+      <w:r>
+        <w:rPr>
+          <w:lang w:val="pt_PT" w:bidi="pt_PT"/>
+        </w:rPr>
+      </w:r>
+      <w:r>
+        <w:rPr>
+          <w:lang w:val="pt_PT" w:bidi="pt_PT"/>
+        </w:rPr>
+      </w:r>
+    </w:p>
+    <w:p>
+      <w:pPr/>
+      <w:r>
+        <w:rPr>
+          <w:lang w:val="pt_PT" w:bidi="pt_PT"/>
+        </w:rPr>
+      </w:r>
+    </w:p>
+    <w:p>
+      <w:pPr>
+        <w:pStyle w:val="Heading2"/>
+      </w:pPr>
+      <w:r>
+        <w:rPr>
+          <w:lang w:val="pt_PT" w:bidi="pt_PT"/>
+        </w:rPr>
+        <w:t>Naum 1.4</w:t>
+      </w:r>
+      <w:r>
+        <w:rPr>
+          <w:lang w:val="pt_PT" w:bidi="pt_PT"/>
+        </w:rPr>
+      </w:r>
+    </w:p>
+    <w:p>
+      <w:pPr/>
+      <w:r>
+        <w:rPr>
+          <w:lang w:val="pt_PT" w:bidi="pt_PT"/>
+        </w:rPr>
+      </w:r>
+      <w:r>
+        <w:rPr>
+          <w:lang w:val="pt_PT" w:bidi="pt_PT"/>
+        </w:rPr>
+        <w:t>Assim como as nuvens (</w:t>
+      </w:r>
+      <w:hyperlink r:id="rId41">
+        <w:r>
+          <w:rPr>
+            <w:lang w:val="pt_PT" w:bidi="pt_PT"/>
+          </w:rPr>
+          <w:rPr>
+            <w:color w:val="0000EE"/>
+            <w:u w:val="single"/>
+          </w:rPr>
+          <w:t>1.3</w:t>
+        </w:r>
+      </w:hyperlink>
+      <w:r>
+        <w:rPr>
+          <w:lang w:val="pt_PT" w:bidi="pt_PT"/>
+        </w:rPr>
+        <w:t>) e as montanhas (</w:t>
+      </w:r>
+      <w:hyperlink r:id="rId42">
+        <w:r>
+          <w:rPr>
+            <w:lang w:val="pt_PT" w:bidi="pt_PT"/>
+          </w:rPr>
+          <w:rPr>
+            <w:color w:val="0000EE"/>
+            <w:u w:val="single"/>
+          </w:rPr>
+          <w:t>1.5</w:t>
+        </w:r>
+      </w:hyperlink>
+      <w:r>
+        <w:rPr>
+          <w:lang w:val="pt_PT" w:bidi="pt_PT"/>
+        </w:rPr>
+        <w:t>), mares e rios estão sob o controle soberano de Deus. Os profetas do Antigo Testamento frequentemente recordam as ações de Deus contra os mares e rios durante o Êxodo (</w:t>
+      </w:r>
+      <w:hyperlink r:id="rId43">
+        <w:r>
+          <w:rPr>
+            <w:lang w:val="pt_PT" w:bidi="pt_PT"/>
+          </w:rPr>
+          <w:rPr>
+            <w:color w:val="0000EE"/>
+            <w:u w:val="single"/>
+          </w:rPr>
+          <w:t>Êx 15.8–10</w:t>
+        </w:r>
+      </w:hyperlink>
+      <w:r>
+        <w:rPr>
+          <w:lang w:val="pt_PT" w:bidi="pt_PT"/>
+        </w:rPr>
+        <w:t xml:space="preserve">; </w:t>
+      </w:r>
+      <w:hyperlink r:id="rId44">
+        <w:r>
+          <w:rPr>
+            <w:lang w:val="pt_PT" w:bidi="pt_PT"/>
+          </w:rPr>
+          <w:rPr>
+            <w:color w:val="0000EE"/>
+            <w:u w:val="single"/>
+          </w:rPr>
+          <w:t>2Sm 22.16</w:t>
+        </w:r>
+      </w:hyperlink>
+      <w:r>
+        <w:rPr>
+          <w:lang w:val="pt_PT" w:bidi="pt_PT"/>
+        </w:rPr>
+        <w:t xml:space="preserve">; </w:t>
+      </w:r>
+      <w:hyperlink r:id="rId45">
+        <w:r>
+          <w:rPr>
+            <w:lang w:val="pt_PT" w:bidi="pt_PT"/>
+          </w:rPr>
+          <w:rPr>
+            <w:color w:val="0000EE"/>
+            <w:u w:val="single"/>
+          </w:rPr>
+          <w:t>Sl 66.6</w:t>
+        </w:r>
+      </w:hyperlink>
+      <w:r>
+        <w:rPr>
+          <w:lang w:val="pt_PT" w:bidi="pt_PT"/>
+        </w:rPr>
+        <w:t xml:space="preserve">; </w:t>
+      </w:r>
+      <w:hyperlink r:id="rId46">
+        <w:r>
+          <w:rPr>
+            <w:lang w:val="pt_PT" w:bidi="pt_PT"/>
+          </w:rPr>
+          <w:rPr>
+            <w:color w:val="0000EE"/>
+            <w:u w:val="single"/>
+          </w:rPr>
+          <w:t>77.16</w:t>
+        </w:r>
+      </w:hyperlink>
+      <w:r>
+        <w:rPr>
+          <w:lang w:val="pt_PT" w:bidi="pt_PT"/>
+        </w:rPr>
+        <w:t xml:space="preserve">; </w:t>
+      </w:r>
+      <w:hyperlink r:id="rId47">
+        <w:r>
+          <w:rPr>
+            <w:lang w:val="pt_PT" w:bidi="pt_PT"/>
+          </w:rPr>
+          <w:rPr>
+            <w:color w:val="0000EE"/>
+            <w:u w:val="single"/>
+          </w:rPr>
+          <w:t>Hc 3.15</w:t>
+        </w:r>
+      </w:hyperlink>
+      <w:r>
+        <w:rPr>
+          <w:lang w:val="pt_PT" w:bidi="pt_PT"/>
+        </w:rPr>
+        <w:t xml:space="preserve">). O poder de Deus sobre as águas refutou a mitologia dos antigos cananeus, que acreditavam que os mares e os rios estavam sob o controle do deus do mar, Yam. • Basã, situada a leste do Mar da Galileia, era conhecida por suas ricas pastagens, ideais para a criação de gado (cf. </w:t>
+      </w:r>
+      <w:hyperlink r:id="rId48">
+        <w:r>
+          <w:rPr>
+            <w:lang w:val="pt_PT" w:bidi="pt_PT"/>
+          </w:rPr>
+          <w:rPr>
+            <w:color w:val="0000EE"/>
+            <w:u w:val="single"/>
+          </w:rPr>
+          <w:t>Mq 7.14</w:t>
+        </w:r>
+      </w:hyperlink>
+      <w:r>
+        <w:rPr>
+          <w:lang w:val="pt_PT" w:bidi="pt_PT"/>
+        </w:rPr>
+        <w:t>). • Carmelo</w:t>
+      </w:r>
+      <w:r>
+        <w:rPr>
+          <w:i/>
+          <w:lang w:val="pt_PT" w:bidi="pt_PT"/>
+        </w:rPr>
+        <w:t>,</w:t>
+      </w:r>
+      <w:r>
+        <w:rPr>
+          <w:lang w:val="pt_PT" w:bidi="pt_PT"/>
+        </w:rPr>
+        <w:t xml:space="preserve"> na costa mediterrânea no centro de Canaã, era notável por sua beleza e fertilidade (</w:t>
+      </w:r>
+      <w:hyperlink r:id="rId49">
+        <w:r>
+          <w:rPr>
+            <w:lang w:val="pt_PT" w:bidi="pt_PT"/>
+          </w:rPr>
+          <w:rPr>
+            <w:color w:val="0000EE"/>
+            <w:u w:val="single"/>
+          </w:rPr>
+          <w:t>Ct 7.5</w:t>
+        </w:r>
+      </w:hyperlink>
+      <w:r>
+        <w:rPr>
+          <w:lang w:val="pt_PT" w:bidi="pt_PT"/>
+        </w:rPr>
+        <w:t xml:space="preserve">; </w:t>
+      </w:r>
+      <w:hyperlink r:id="rId50">
+        <w:r>
+          <w:rPr>
+            <w:lang w:val="pt_PT" w:bidi="pt_PT"/>
+          </w:rPr>
+          <w:rPr>
+            <w:color w:val="0000EE"/>
+            <w:u w:val="single"/>
+          </w:rPr>
+          <w:t>Jr 50.19</w:t>
+        </w:r>
+      </w:hyperlink>
+      <w:r>
+        <w:rPr>
+          <w:lang w:val="pt_PT" w:bidi="pt_PT"/>
+        </w:rPr>
+        <w:t>). • O Líbano era famoso por seus grandes cedros (</w:t>
+      </w:r>
+      <w:hyperlink r:id="rId51">
+        <w:r>
+          <w:rPr>
+            <w:lang w:val="pt_PT" w:bidi="pt_PT"/>
+          </w:rPr>
+          <w:rPr>
+            <w:color w:val="0000EE"/>
+            <w:u w:val="single"/>
+          </w:rPr>
+          <w:t>1Rs 5.6–18</w:t>
+        </w:r>
+      </w:hyperlink>
+      <w:r>
+        <w:rPr>
+          <w:lang w:val="pt_PT" w:bidi="pt_PT"/>
+        </w:rPr>
+        <w:t>). Naum lista essas áreas para demonstrar que mesmo os lugares mais férteis e produtivos da terra não podem resistir ao poder do julgamento de Deus.</w:t>
+      </w:r>
+      <w:r>
+        <w:rPr>
+          <w:lang w:val="pt_PT" w:bidi="pt_PT"/>
+        </w:rPr>
+      </w:r>
+      <w:r>
+        <w:rPr>
+          <w:lang w:val="pt_PT" w:bidi="pt_PT"/>
+        </w:rPr>
+      </w:r>
+    </w:p>
+    <w:p>
+      <w:pPr/>
+      <w:r>
+        <w:rPr>
+          <w:lang w:val="pt_PT" w:bidi="pt_PT"/>
+        </w:rPr>
+      </w:r>
+    </w:p>
+    <w:p>
+      <w:pPr>
+        <w:pStyle w:val="Heading2"/>
+      </w:pPr>
+      <w:r>
+        <w:rPr>
+          <w:lang w:val="pt_PT" w:bidi="pt_PT"/>
+        </w:rPr>
+        <w:t>Naum 1.5</w:t>
+      </w:r>
+      <w:r>
+        <w:rPr>
+          <w:lang w:val="pt_PT" w:bidi="pt_PT"/>
+        </w:rPr>
+      </w:r>
+    </w:p>
+    <w:p>
+      <w:pPr/>
+      <w:r>
+        <w:rPr>
+          <w:lang w:val="pt_PT" w:bidi="pt_PT"/>
+        </w:rPr>
+      </w:r>
+      <w:r>
+        <w:rPr>
+          <w:lang w:val="pt_PT" w:bidi="pt_PT"/>
+        </w:rPr>
+        <w:t xml:space="preserve">A poesia do Antigo Testamento frequentemente menciona o tremor da terra para comemorar o período do Êxodo (e.g., </w:t>
+      </w:r>
+      <w:hyperlink r:id="rId52">
+        <w:r>
+          <w:rPr>
+            <w:lang w:val="pt_PT" w:bidi="pt_PT"/>
+          </w:rPr>
+          <w:rPr>
+            <w:color w:val="0000EE"/>
+            <w:u w:val="single"/>
+          </w:rPr>
+          <w:t>Sl 18.7</w:t>
+        </w:r>
+      </w:hyperlink>
+      <w:r>
+        <w:rPr>
+          <w:lang w:val="pt_PT" w:bidi="pt_PT"/>
+        </w:rPr>
+        <w:t xml:space="preserve">; </w:t>
+      </w:r>
+      <w:hyperlink r:id="rId53">
+        <w:r>
+          <w:rPr>
+            <w:lang w:val="pt_PT" w:bidi="pt_PT"/>
+          </w:rPr>
+          <w:rPr>
+            <w:color w:val="0000EE"/>
+            <w:u w:val="single"/>
+          </w:rPr>
+          <w:t>Hc 3.6</w:t>
         </w:r>
       </w:hyperlink>
       <w:r>
@@ -368,16 +1305,16 @@
         </w:rPr>
         <w:t xml:space="preserve">; veja </w:t>
       </w:r>
-      <w:hyperlink r:id="rId19">
-        <w:r>
-          <w:rPr>
-            <w:lang w:val="pt_PT" w:bidi="pt_PT"/>
-          </w:rPr>
-          <w:rPr>
-            <w:color w:val="0000EE"/>
-            <w:u w:val="single"/>
-          </w:rPr>
-          <w:t>Is 40.1</w:t>
+      <w:hyperlink r:id="rId54">
+        <w:r>
+          <w:rPr>
+            <w:lang w:val="pt_PT" w:bidi="pt_PT"/>
+          </w:rPr>
+          <w:rPr>
+            <w:color w:val="0000EE"/>
+            <w:u w:val="single"/>
+          </w:rPr>
+          <w:t>Êx 19.18</w:t>
         </w:r>
       </w:hyperlink>
       <w:r>
@@ -413,7 +1350,7 @@
         <w:rPr>
           <w:lang w:val="pt_PT" w:bidi="pt_PT"/>
         </w:rPr>
-        <w:t>Naum 1.2</w:t>
+        <w:t>Naum 1.6</w:t>
       </w:r>
       <w:r>
         <w:rPr>
@@ -432,31 +1369,547 @@
         <w:rPr>
           <w:lang w:val="pt_PT" w:bidi="pt_PT"/>
         </w:rPr>
-        <w:t xml:space="preserve">ciumento (ou </w:t>
+        <w:t xml:space="preserve">A palavra hebraica traduzida como ira é repetida de </w:t>
+      </w:r>
+      <w:hyperlink r:id="rId55">
+        <w:r>
+          <w:rPr>
+            <w:lang w:val="pt_PT" w:bidi="pt_PT"/>
+          </w:rPr>
+          <w:rPr>
+            <w:color w:val="0000EE"/>
+            <w:u w:val="single"/>
+          </w:rPr>
+          <w:t>1.2</w:t>
+        </w:r>
+      </w:hyperlink>
+      <w:r>
+        <w:rPr>
+          <w:lang w:val="pt_PT" w:bidi="pt_PT"/>
+        </w:rPr>
+        <w:t xml:space="preserve">. Sua repetição delimita </w:t>
+      </w:r>
+      <w:hyperlink r:id="rId26">
+        <w:r>
+          <w:rPr>
+            <w:lang w:val="pt_PT" w:bidi="pt_PT"/>
+          </w:rPr>
+          <w:rPr>
+            <w:color w:val="0000EE"/>
+            <w:u w:val="single"/>
+          </w:rPr>
+          <w:t>1.2–6</w:t>
+        </w:r>
+      </w:hyperlink>
+      <w:r>
+        <w:rPr>
+          <w:lang w:val="pt_PT" w:bidi="pt_PT"/>
+        </w:rPr>
+        <w:t xml:space="preserve"> como uma única unidade poética.</w:t>
+      </w:r>
+      <w:r>
+        <w:rPr>
+          <w:lang w:val="pt_PT" w:bidi="pt_PT"/>
+        </w:rPr>
+      </w:r>
+      <w:r>
+        <w:rPr>
+          <w:lang w:val="pt_PT" w:bidi="pt_PT"/>
+        </w:rPr>
+      </w:r>
+    </w:p>
+    <w:p>
+      <w:pPr/>
+      <w:r>
+        <w:rPr>
+          <w:lang w:val="pt_PT" w:bidi="pt_PT"/>
+        </w:rPr>
+      </w:r>
+    </w:p>
+    <w:p>
+      <w:pPr>
+        <w:pStyle w:val="Heading2"/>
+      </w:pPr>
+      <w:r>
+        <w:rPr>
+          <w:lang w:val="pt_PT" w:bidi="pt_PT"/>
+        </w:rPr>
+        <w:t>Naum 1.7</w:t>
+      </w:r>
+      <w:r>
+        <w:rPr>
+          <w:lang w:val="pt_PT" w:bidi="pt_PT"/>
+        </w:rPr>
+      </w:r>
+    </w:p>
+    <w:p>
+      <w:pPr/>
+      <w:r>
+        <w:rPr>
+          <w:lang w:val="pt_PT" w:bidi="pt_PT"/>
+        </w:rPr>
+      </w:r>
+      <w:r>
+        <w:rPr>
+          <w:lang w:val="pt_PT" w:bidi="pt_PT"/>
+        </w:rPr>
+        <w:t>O Senhor é bom: Deus age com equidade quando julga os ímpios. Ele também oferece refúgio para aqueles que confiam nele. Ele os aceita e os protege no meio das provações da vida (</w:t>
+      </w:r>
+      <w:hyperlink r:id="rId56">
+        <w:r>
+          <w:rPr>
+            <w:lang w:val="pt_PT" w:bidi="pt_PT"/>
+          </w:rPr>
+          <w:rPr>
+            <w:color w:val="0000EE"/>
+            <w:u w:val="single"/>
+          </w:rPr>
+          <w:t>Sl 18.2</w:t>
+        </w:r>
+      </w:hyperlink>
+      <w:r>
+        <w:rPr>
+          <w:lang w:val="pt_PT" w:bidi="pt_PT"/>
+        </w:rPr>
+        <w:t xml:space="preserve">; </w:t>
+      </w:r>
+      <w:hyperlink r:id="rId57">
+        <w:r>
+          <w:rPr>
+            <w:lang w:val="pt_PT" w:bidi="pt_PT"/>
+          </w:rPr>
+          <w:rPr>
+            <w:color w:val="0000EE"/>
+            <w:u w:val="single"/>
+          </w:rPr>
+          <w:t>62.5–7</w:t>
+        </w:r>
+      </w:hyperlink>
+      <w:r>
+        <w:rPr>
+          <w:lang w:val="pt_PT" w:bidi="pt_PT"/>
+        </w:rPr>
+        <w:t>). A rica bondade de Deus pode levar as pessoas ao arrependimento (</w:t>
+      </w:r>
+      <w:hyperlink r:id="rId58">
+        <w:r>
+          <w:rPr>
+            <w:lang w:val="pt_PT" w:bidi="pt_PT"/>
+          </w:rPr>
+          <w:rPr>
+            <w:color w:val="0000EE"/>
+            <w:u w:val="single"/>
+          </w:rPr>
+          <w:t>Rm 2.2–4</w:t>
+        </w:r>
+      </w:hyperlink>
+      <w:r>
+        <w:rPr>
+          <w:lang w:val="pt_PT" w:bidi="pt_PT"/>
+        </w:rPr>
+        <w:t>).</w:t>
+      </w:r>
+      <w:r>
+        <w:rPr>
+          <w:lang w:val="pt_PT" w:bidi="pt_PT"/>
+        </w:rPr>
+      </w:r>
+      <w:r>
+        <w:rPr>
+          <w:lang w:val="pt_PT" w:bidi="pt_PT"/>
+        </w:rPr>
+      </w:r>
+    </w:p>
+    <w:p>
+      <w:pPr/>
+      <w:r>
+        <w:rPr>
+          <w:lang w:val="pt_PT" w:bidi="pt_PT"/>
+        </w:rPr>
+      </w:r>
+    </w:p>
+    <w:p>
+      <w:pPr>
+        <w:pStyle w:val="Heading2"/>
+      </w:pPr>
+      <w:r>
+        <w:rPr>
+          <w:lang w:val="pt_PT" w:bidi="pt_PT"/>
+        </w:rPr>
+        <w:t>Naum 1.7–11</w:t>
+      </w:r>
+      <w:r>
+        <w:rPr>
+          <w:lang w:val="pt_PT" w:bidi="pt_PT"/>
+        </w:rPr>
+      </w:r>
+    </w:p>
+    <w:p>
+      <w:pPr/>
+      <w:r>
+        <w:rPr>
+          <w:lang w:val="pt_PT" w:bidi="pt_PT"/>
+        </w:rPr>
+      </w:r>
+      <w:r>
+        <w:rPr>
+          <w:lang w:val="pt_PT" w:bidi="pt_PT"/>
+        </w:rPr>
+        <w:t xml:space="preserve">Esta segunda estrofe (veja </w:t>
+      </w:r>
+      <w:r>
+        <w:rPr>
+          <w:lang w:val="pt_PT" w:bidi="pt_PT"/>
+        </w:rPr>
+        <w:t>nota de estudo em 1.2–11</w:t>
+      </w:r>
+      <w:r>
+        <w:rPr>
+          <w:lang w:val="pt_PT" w:bidi="pt_PT"/>
+        </w:rPr>
+        <w:t>) concentra-se na soberania, justiça e retidão de Deus ao lidar com todas as pessoas.</w:t>
+      </w:r>
+      <w:r>
+        <w:rPr>
+          <w:lang w:val="pt_PT" w:bidi="pt_PT"/>
+        </w:rPr>
+      </w:r>
+      <w:r>
+        <w:rPr>
+          <w:lang w:val="pt_PT" w:bidi="pt_PT"/>
+        </w:rPr>
+      </w:r>
+    </w:p>
+    <w:p>
+      <w:pPr/>
+      <w:r>
+        <w:rPr>
+          <w:lang w:val="pt_PT" w:bidi="pt_PT"/>
+        </w:rPr>
+      </w:r>
+    </w:p>
+    <w:p>
+      <w:pPr>
+        <w:pStyle w:val="Heading2"/>
+      </w:pPr>
+      <w:r>
+        <w:rPr>
+          <w:lang w:val="pt_PT" w:bidi="pt_PT"/>
+        </w:rPr>
+        <w:t>Naum 1.8</w:t>
+      </w:r>
+      <w:r>
+        <w:rPr>
+          <w:lang w:val="pt_PT" w:bidi="pt_PT"/>
+        </w:rPr>
+      </w:r>
+    </w:p>
+    <w:p>
+      <w:pPr/>
+      <w:r>
+        <w:rPr>
+          <w:lang w:val="pt_PT" w:bidi="pt_PT"/>
+        </w:rPr>
+      </w:r>
+      <w:r>
+        <w:rPr>
+          <w:lang w:val="pt_PT" w:bidi="pt_PT"/>
+        </w:rPr>
+        <w:t xml:space="preserve">enchente avassaladora: uma metáfora para a natureza poderosa do julgamento de Deus (veja </w:t>
+      </w:r>
+      <w:hyperlink r:id="rId59">
+        <w:r>
+          <w:rPr>
+            <w:lang w:val="pt_PT" w:bidi="pt_PT"/>
+          </w:rPr>
+          <w:rPr>
+            <w:color w:val="0000EE"/>
+            <w:u w:val="single"/>
+          </w:rPr>
+          <w:t>2.6</w:t>
+        </w:r>
+      </w:hyperlink>
+      <w:r>
+        <w:rPr>
+          <w:lang w:val="pt_PT" w:bidi="pt_PT"/>
+        </w:rPr>
+        <w:t>).</w:t>
+      </w:r>
+      <w:r>
+        <w:rPr>
+          <w:lang w:val="pt_PT" w:bidi="pt_PT"/>
+        </w:rPr>
+      </w:r>
+      <w:r>
+        <w:rPr>
+          <w:lang w:val="pt_PT" w:bidi="pt_PT"/>
+        </w:rPr>
+      </w:r>
+    </w:p>
+    <w:p>
+      <w:pPr/>
+      <w:r>
+        <w:rPr>
+          <w:lang w:val="pt_PT" w:bidi="pt_PT"/>
+        </w:rPr>
+      </w:r>
+    </w:p>
+    <w:p>
+      <w:pPr>
+        <w:pStyle w:val="Heading2"/>
+      </w:pPr>
+      <w:r>
+        <w:rPr>
+          <w:lang w:val="pt_PT" w:bidi="pt_PT"/>
+        </w:rPr>
+        <w:t>Naum 1.9</w:t>
+      </w:r>
+      <w:r>
+        <w:rPr>
+          <w:lang w:val="pt_PT" w:bidi="pt_PT"/>
+        </w:rPr>
+      </w:r>
+    </w:p>
+    <w:p>
+      <w:pPr/>
+      <w:r>
+        <w:rPr>
+          <w:lang w:val="pt_PT" w:bidi="pt_PT"/>
+        </w:rPr>
+      </w:r>
+      <w:r>
+        <w:rPr>
+          <w:lang w:val="pt_PT" w:bidi="pt_PT"/>
+        </w:rPr>
+        <w:t>O que é que vocês estão planejando: nenhum esquema ou plano humano contra Deus pode ter sucesso. Os planos humanos são inúteis se não corresponderem aos planos de Deus (</w:t>
+      </w:r>
+      <w:hyperlink r:id="rId60">
+        <w:r>
+          <w:rPr>
+            <w:lang w:val="pt_PT" w:bidi="pt_PT"/>
+          </w:rPr>
+          <w:rPr>
+            <w:color w:val="0000EE"/>
+            <w:u w:val="single"/>
+          </w:rPr>
+          <w:t>Sl 2</w:t>
+        </w:r>
+      </w:hyperlink>
+      <w:r>
+        <w:rPr>
+          <w:lang w:val="pt_PT" w:bidi="pt_PT"/>
+        </w:rPr>
+        <w:t xml:space="preserve">; </w:t>
+      </w:r>
+      <w:hyperlink r:id="rId61">
+        <w:r>
+          <w:rPr>
+            <w:lang w:val="pt_PT" w:bidi="pt_PT"/>
+          </w:rPr>
+          <w:rPr>
+            <w:color w:val="0000EE"/>
+            <w:u w:val="single"/>
+          </w:rPr>
+          <w:t>Is 14.26–27</w:t>
+        </w:r>
+      </w:hyperlink>
+      <w:r>
+        <w:rPr>
+          <w:lang w:val="pt_PT" w:bidi="pt_PT"/>
+        </w:rPr>
+        <w:t xml:space="preserve">; </w:t>
+      </w:r>
+      <w:hyperlink r:id="rId62">
+        <w:r>
+          <w:rPr>
+            <w:lang w:val="pt_PT" w:bidi="pt_PT"/>
+          </w:rPr>
+          <w:rPr>
+            <w:color w:val="0000EE"/>
+            <w:u w:val="single"/>
+          </w:rPr>
+          <w:t>23.9</w:t>
+        </w:r>
+      </w:hyperlink>
+      <w:r>
+        <w:rPr>
+          <w:lang w:val="pt_PT" w:bidi="pt_PT"/>
+        </w:rPr>
+        <w:t>).</w:t>
+      </w:r>
+      <w:r>
+        <w:rPr>
+          <w:lang w:val="pt_PT" w:bidi="pt_PT"/>
+        </w:rPr>
+      </w:r>
+      <w:r>
+        <w:rPr>
+          <w:lang w:val="pt_PT" w:bidi="pt_PT"/>
+        </w:rPr>
+      </w:r>
+    </w:p>
+    <w:p>
+      <w:pPr/>
+      <w:r>
+        <w:rPr>
+          <w:lang w:val="pt_PT" w:bidi="pt_PT"/>
+        </w:rPr>
+      </w:r>
+    </w:p>
+    <w:p>
+      <w:pPr>
+        <w:pStyle w:val="Heading2"/>
+      </w:pPr>
+      <w:r>
+        <w:rPr>
+          <w:lang w:val="pt_PT" w:bidi="pt_PT"/>
+        </w:rPr>
+        <w:t>Naum 1.11</w:t>
+      </w:r>
+      <w:r>
+        <w:rPr>
+          <w:lang w:val="pt_PT" w:bidi="pt_PT"/>
+        </w:rPr>
+      </w:r>
+    </w:p>
+    <w:p>
+      <w:pPr/>
+      <w:r>
+        <w:rPr>
+          <w:lang w:val="pt_PT" w:bidi="pt_PT"/>
+        </w:rPr>
+      </w:r>
+      <w:r>
+        <w:rPr>
+          <w:lang w:val="pt_PT" w:bidi="pt_PT"/>
+        </w:rPr>
+        <w:t xml:space="preserve">O homem de más intenções é o rei assírio. Deus também lidou com a arrogância de um rei assírio no tempo de Ezequias (cerca de 701 a.C.; veja </w:t>
+      </w:r>
+      <w:hyperlink r:id="rId63">
+        <w:r>
+          <w:rPr>
+            <w:lang w:val="pt_PT" w:bidi="pt_PT"/>
+          </w:rPr>
+          <w:rPr>
+            <w:color w:val="0000EE"/>
+            <w:u w:val="single"/>
+          </w:rPr>
+          <w:t>2Rs 19.35–36</w:t>
+        </w:r>
+      </w:hyperlink>
+      <w:r>
+        <w:rPr>
+          <w:lang w:val="pt_PT" w:bidi="pt_PT"/>
+        </w:rPr>
+        <w:t xml:space="preserve">). O </w:t>
       </w:r>
       <w:r>
         <w:rPr>
           <w:i/>
           <w:lang w:val="pt_PT" w:bidi="pt_PT"/>
         </w:rPr>
-        <w:t>zeloso</w:t>
-      </w:r>
-      <w:r>
-        <w:rPr>
-          <w:lang w:val="pt_PT" w:bidi="pt_PT"/>
-        </w:rPr>
-        <w:t xml:space="preserve">): Deus protege zelosamente o bem-estar de seu povo e deseja ardentemente sua fidelidade (veja </w:t>
-      </w:r>
-      <w:hyperlink r:id="rId20">
-        <w:r>
-          <w:rPr>
-            <w:lang w:val="pt_PT" w:bidi="pt_PT"/>
-          </w:rPr>
-          <w:rPr>
-            <w:color w:val="0000EE"/>
-            <w:u w:val="single"/>
-          </w:rPr>
-          <w:t>Êx 20.4–5</w:t>
+        <w:t xml:space="preserve">conselheiro perverso, </w:t>
+      </w:r>
+      <w:r>
+        <w:rPr>
+          <w:lang w:val="pt_PT" w:bidi="pt_PT"/>
+        </w:rPr>
+        <w:t>expressão utilizada no texto original, da Assíria contrasta com o Messias vindouro, o rei que é um “Conselheiro Maravilhoso” (</w:t>
+      </w:r>
+      <w:hyperlink r:id="rId64">
+        <w:r>
+          <w:rPr>
+            <w:lang w:val="pt_PT" w:bidi="pt_PT"/>
+          </w:rPr>
+          <w:rPr>
+            <w:color w:val="0000EE"/>
+            <w:u w:val="single"/>
+          </w:rPr>
+          <w:t>Is 9.6</w:t>
+        </w:r>
+      </w:hyperlink>
+      <w:r>
+        <w:rPr>
+          <w:lang w:val="pt_PT" w:bidi="pt_PT"/>
+        </w:rPr>
+        <w:t>).</w:t>
+      </w:r>
+      <w:r>
+        <w:rPr>
+          <w:lang w:val="pt_PT" w:bidi="pt_PT"/>
+        </w:rPr>
+      </w:r>
+      <w:r>
+        <w:rPr>
+          <w:lang w:val="pt_PT" w:bidi="pt_PT"/>
+        </w:rPr>
+      </w:r>
+    </w:p>
+    <w:p>
+      <w:pPr/>
+      <w:r>
+        <w:rPr>
+          <w:lang w:val="pt_PT" w:bidi="pt_PT"/>
+        </w:rPr>
+      </w:r>
+    </w:p>
+    <w:p>
+      <w:pPr>
+        <w:pStyle w:val="Heading2"/>
+      </w:pPr>
+      <w:r>
+        <w:rPr>
+          <w:lang w:val="pt_PT" w:bidi="pt_PT"/>
+        </w:rPr>
+        <w:t>Naum 1.12</w:t>
+      </w:r>
+      <w:r>
+        <w:rPr>
+          <w:lang w:val="pt_PT" w:bidi="pt_PT"/>
+        </w:rPr>
+      </w:r>
+    </w:p>
+    <w:p>
+      <w:pPr/>
+      <w:r>
+        <w:rPr>
+          <w:lang w:val="pt_PT" w:bidi="pt_PT"/>
+        </w:rPr>
+      </w:r>
+      <w:r>
+        <w:rPr>
+          <w:lang w:val="pt_PT" w:bidi="pt_PT"/>
+        </w:rPr>
+        <w:t>Os aliados dos assírios eram reinos vassalos ou subordinados, incluindo o outrora poderoso Egito. Ironicamente, uma coalizão de antigos aliados gradualmente derrubou o Grande Império Neoassírio entre 625 e 605 a.C.. • Ó meu povo, do texto original, refere-se a Judá, a quem Deus havia punido anteriormente quando o rei assírio Senaqueribe (704–681 a.C.) lançou uma campanha (701 a.C.) contra os estados ocidentais do Oriente Próximo. Embora Senaqueribe não tenha conseguido tomar Jerusalém (</w:t>
+      </w:r>
+      <w:hyperlink r:id="rId65">
+        <w:r>
+          <w:rPr>
+            <w:lang w:val="pt_PT" w:bidi="pt_PT"/>
+          </w:rPr>
+          <w:rPr>
+            <w:color w:val="0000EE"/>
+            <w:u w:val="single"/>
+          </w:rPr>
+          <w:t>2Rs 19.32–36</w:t>
+        </w:r>
+      </w:hyperlink>
+      <w:r>
+        <w:rPr>
+          <w:lang w:val="pt_PT" w:bidi="pt_PT"/>
+        </w:rPr>
+        <w:t>), ele se gabou em seus anais de levar o tributo de Jerusalém e uma enorme quantidade de despojos de quarenta e seis cidades em Judá. Embora Judá agora estivesse reduzido à vassalagem e enfrentasse a constante possibilidade de agressão assíria, a Assíria não derrotou o reino do sul. Babilônia o fez, no entanto, em 586 a.C.. Infelizmente, nem Israel nem Judá deram ouvidos aos repetidos avisos de Deus de que a falta de arrependimento resultaria em julgamento (</w:t>
+      </w:r>
+      <w:hyperlink r:id="rId66">
+        <w:r>
+          <w:rPr>
+            <w:lang w:val="pt_PT" w:bidi="pt_PT"/>
+          </w:rPr>
+          <w:rPr>
+            <w:color w:val="0000EE"/>
+            <w:u w:val="single"/>
+          </w:rPr>
+          <w:t>Os 11.5</w:t>
         </w:r>
       </w:hyperlink>
       <w:r>
@@ -465,16 +1918,82 @@
         </w:rPr>
         <w:t xml:space="preserve">; </w:t>
       </w:r>
-      <w:hyperlink r:id="rId21">
-        <w:r>
-          <w:rPr>
-            <w:lang w:val="pt_PT" w:bidi="pt_PT"/>
-          </w:rPr>
-          <w:rPr>
-            <w:color w:val="0000EE"/>
-            <w:u w:val="single"/>
-          </w:rPr>
-          <w:t>Dt 4.23–24</w:t>
+      <w:hyperlink r:id="rId67">
+        <w:r>
+          <w:rPr>
+            <w:lang w:val="pt_PT" w:bidi="pt_PT"/>
+          </w:rPr>
+          <w:rPr>
+            <w:color w:val="0000EE"/>
+            <w:u w:val="single"/>
+          </w:rPr>
+          <w:t>Jl 2.1–27</w:t>
+        </w:r>
+      </w:hyperlink>
+      <w:r>
+        <w:rPr>
+          <w:lang w:val="pt_PT" w:bidi="pt_PT"/>
+        </w:rPr>
+        <w:t>).</w:t>
+      </w:r>
+      <w:r>
+        <w:rPr>
+          <w:lang w:val="pt_PT" w:bidi="pt_PT"/>
+        </w:rPr>
+      </w:r>
+      <w:r>
+        <w:rPr>
+          <w:lang w:val="pt_PT" w:bidi="pt_PT"/>
+        </w:rPr>
+      </w:r>
+    </w:p>
+    <w:p>
+      <w:pPr/>
+      <w:r>
+        <w:rPr>
+          <w:lang w:val="pt_PT" w:bidi="pt_PT"/>
+        </w:rPr>
+      </w:r>
+    </w:p>
+    <w:p>
+      <w:pPr>
+        <w:pStyle w:val="Heading2"/>
+      </w:pPr>
+      <w:r>
+        <w:rPr>
+          <w:lang w:val="pt_PT" w:bidi="pt_PT"/>
+        </w:rPr>
+        <w:t>Naum 1.14</w:t>
+      </w:r>
+      <w:r>
+        <w:rPr>
+          <w:lang w:val="pt_PT" w:bidi="pt_PT"/>
+        </w:rPr>
+      </w:r>
+    </w:p>
+    <w:p>
+      <w:pPr/>
+      <w:r>
+        <w:rPr>
+          <w:lang w:val="pt_PT" w:bidi="pt_PT"/>
+        </w:rPr>
+      </w:r>
+      <w:r>
+        <w:rPr>
+          <w:lang w:val="pt_PT" w:bidi="pt_PT"/>
+        </w:rPr>
+        <w:t>Não terá mais filhos: Nínive seria completamente aniquilada. Cortar o nome de uma pessoa e deixá-la sem descendente significava destruí-la completamente (</w:t>
+      </w:r>
+      <w:hyperlink r:id="rId68">
+        <w:r>
+          <w:rPr>
+            <w:lang w:val="pt_PT" w:bidi="pt_PT"/>
+          </w:rPr>
+          <w:rPr>
+            <w:color w:val="0000EE"/>
+            <w:u w:val="single"/>
+          </w:rPr>
+          <w:t>1Sm 24.21</w:t>
         </w:r>
       </w:hyperlink>
       <w:r>
@@ -483,16 +2002,16 @@
         </w:rPr>
         <w:t xml:space="preserve">; </w:t>
       </w:r>
-      <w:hyperlink r:id="rId22">
-        <w:r>
-          <w:rPr>
-            <w:lang w:val="pt_PT" w:bidi="pt_PT"/>
-          </w:rPr>
-          <w:rPr>
-            <w:color w:val="0000EE"/>
-            <w:u w:val="single"/>
-          </w:rPr>
-          <w:t>6.4</w:t>
+      <w:hyperlink r:id="rId69">
+        <w:r>
+          <w:rPr>
+            <w:lang w:val="pt_PT" w:bidi="pt_PT"/>
+          </w:rPr>
+          <w:rPr>
+            <w:color w:val="0000EE"/>
+            <w:u w:val="single"/>
+          </w:rPr>
+          <w:t>Jó 18.17</w:t>
         </w:r>
       </w:hyperlink>
       <w:r>
@@ -501,70 +2020,118 @@
         </w:rPr>
         <w:t xml:space="preserve">; </w:t>
       </w:r>
-      <w:hyperlink r:id="rId23">
-        <w:r>
-          <w:rPr>
-            <w:lang w:val="pt_PT" w:bidi="pt_PT"/>
-          </w:rPr>
-          <w:rPr>
-            <w:color w:val="0000EE"/>
-            <w:u w:val="single"/>
-          </w:rPr>
-          <w:t>Jr 2.1–3.5</w:t>
-        </w:r>
-      </w:hyperlink>
-      <w:r>
-        <w:rPr>
-          <w:lang w:val="pt_PT" w:bidi="pt_PT"/>
-        </w:rPr>
-        <w:t>). • A vingança e a ira de Deus não devem ser confundidas com a atitude humana de "dar o troco". As ações de Deus surgem de sua santidade (</w:t>
-      </w:r>
-      <w:hyperlink r:id="rId24">
-        <w:r>
-          <w:rPr>
-            <w:lang w:val="pt_PT" w:bidi="pt_PT"/>
-          </w:rPr>
-          <w:rPr>
-            <w:color w:val="0000EE"/>
-            <w:u w:val="single"/>
-          </w:rPr>
-          <w:t>Jr 50.28–29</w:t>
-        </w:r>
-      </w:hyperlink>
-      <w:r>
-        <w:rPr>
-          <w:lang w:val="pt_PT" w:bidi="pt_PT"/>
-        </w:rPr>
-        <w:t>), justiça (</w:t>
-      </w:r>
-      <w:hyperlink r:id="rId25">
-        <w:r>
-          <w:rPr>
-            <w:lang w:val="pt_PT" w:bidi="pt_PT"/>
-          </w:rPr>
-          <w:rPr>
-            <w:color w:val="0000EE"/>
-            <w:u w:val="single"/>
-          </w:rPr>
-          <w:t>Isaías 63.1–9</w:t>
-        </w:r>
-      </w:hyperlink>
-      <w:r>
-        <w:rPr>
-          <w:lang w:val="pt_PT" w:bidi="pt_PT"/>
-        </w:rPr>
-        <w:t>) e fidelidade à aliança com seu povo (</w:t>
-      </w:r>
-      <w:hyperlink r:id="rId26">
-        <w:r>
-          <w:rPr>
-            <w:lang w:val="pt_PT" w:bidi="pt_PT"/>
-          </w:rPr>
-          <w:rPr>
-            <w:color w:val="0000EE"/>
-            <w:u w:val="single"/>
-          </w:rPr>
-          <w:t>Lv 26.23–25</w:t>
+      <w:hyperlink r:id="rId70">
+        <w:r>
+          <w:rPr>
+            <w:lang w:val="pt_PT" w:bidi="pt_PT"/>
+          </w:rPr>
+          <w:rPr>
+            <w:color w:val="0000EE"/>
+            <w:u w:val="single"/>
+          </w:rPr>
+          <w:t>Is 14.22</w:t>
+        </w:r>
+      </w:hyperlink>
+      <w:r>
+        <w:rPr>
+          <w:lang w:val="pt_PT" w:bidi="pt_PT"/>
+        </w:rPr>
+        <w:t>). • Nenhum dos deuses venerados da Assíria poderia livrar Nínive da sentença de morte de Deus. • Deus já estava preparando uma sepultura para Nínive e direcionando os inimigos da Assíria para destruir a cidade. As orgulhosas cidades da Assíria caíram uma a uma aos ataques combinados dos caldeus, dos medos e dos de Umman Manda. A cidade de Nínive caiu em 612 a.C..</w:t>
+      </w:r>
+      <w:r>
+        <w:rPr>
+          <w:lang w:val="pt_PT" w:bidi="pt_PT"/>
+        </w:rPr>
+      </w:r>
+      <w:r>
+        <w:rPr>
+          <w:lang w:val="pt_PT" w:bidi="pt_PT"/>
+        </w:rPr>
+      </w:r>
+    </w:p>
+    <w:p>
+      <w:pPr/>
+      <w:r>
+        <w:rPr>
+          <w:lang w:val="pt_PT" w:bidi="pt_PT"/>
+        </w:rPr>
+      </w:r>
+    </w:p>
+    <w:p>
+      <w:pPr>
+        <w:pStyle w:val="Heading2"/>
+      </w:pPr>
+      <w:r>
+        <w:rPr>
+          <w:lang w:val="pt_PT" w:bidi="pt_PT"/>
+        </w:rPr>
+        <w:t>Naum 1.15</w:t>
+      </w:r>
+      <w:r>
+        <w:rPr>
+          <w:lang w:val="pt_PT" w:bidi="pt_PT"/>
+        </w:rPr>
+      </w:r>
+    </w:p>
+    <w:p>
+      <w:pPr/>
+      <w:r>
+        <w:rPr>
+          <w:lang w:val="pt_PT" w:bidi="pt_PT"/>
+        </w:rPr>
+      </w:r>
+      <w:r>
+        <w:rPr>
+          <w:lang w:val="pt_PT" w:bidi="pt_PT"/>
+        </w:rPr>
+        <w:t>Naum complementa sua profecia da libertação de Judá da escravidão (</w:t>
+      </w:r>
+      <w:hyperlink r:id="rId71">
+        <w:r>
+          <w:rPr>
+            <w:lang w:val="pt_PT" w:bidi="pt_PT"/>
+          </w:rPr>
+          <w:rPr>
+            <w:color w:val="0000EE"/>
+            <w:u w:val="single"/>
+          </w:rPr>
+          <w:t>1.13</w:t>
+        </w:r>
+      </w:hyperlink>
+      <w:r>
+        <w:rPr>
+          <w:lang w:val="pt_PT" w:bidi="pt_PT"/>
+        </w:rPr>
+        <w:t xml:space="preserve">) com uma previsão da chegada de um mensageiro trazendo as boas-novas de paz restaurada (veja também </w:t>
+      </w:r>
+      <w:hyperlink r:id="rId72">
+        <w:r>
+          <w:rPr>
+            <w:lang w:val="pt_PT" w:bidi="pt_PT"/>
+          </w:rPr>
+          <w:rPr>
+            <w:color w:val="0000EE"/>
+            <w:u w:val="single"/>
+          </w:rPr>
+          <w:t>Is 52.7</w:t>
+        </w:r>
+      </w:hyperlink>
+      <w:r>
+        <w:rPr>
+          <w:lang w:val="pt_PT" w:bidi="pt_PT"/>
+        </w:rPr>
+        <w:t>). A mensagem de paz era que o domínio da Assíria sobre Judá seria quebrado e o povo de Deus estaria livre de seu fardo. Isso ocorreu durante o reinado de Josias (640–609 a.C.), após a morte do rei assírio Assurbanipal em 626 a.C.. Esta mensagem política é um prenúncio do triunfo final de Deus sobre o mal, quando seu povo será libertado da escravidão do pecado através da obra salvadora do Messias e receberá paz eterna (</w:t>
+      </w:r>
+      <w:hyperlink r:id="rId73">
+        <w:r>
+          <w:rPr>
+            <w:lang w:val="pt_PT" w:bidi="pt_PT"/>
+          </w:rPr>
+          <w:rPr>
+            <w:color w:val="0000EE"/>
+            <w:u w:val="single"/>
+          </w:rPr>
+          <w:t>Sf 3.13</w:t>
         </w:r>
       </w:hyperlink>
       <w:r>
@@ -573,23 +2140,77 @@
         </w:rPr>
         <w:t xml:space="preserve">; </w:t>
       </w:r>
-      <w:hyperlink r:id="rId27">
-        <w:r>
-          <w:rPr>
-            <w:lang w:val="pt_PT" w:bidi="pt_PT"/>
-          </w:rPr>
-          <w:rPr>
-            <w:color w:val="0000EE"/>
-            <w:u w:val="single"/>
-          </w:rPr>
-          <w:t>Is 1.24–26</w:t>
-        </w:r>
-      </w:hyperlink>
-      <w:r>
-        <w:rPr>
-          <w:lang w:val="pt_PT" w:bidi="pt_PT"/>
-        </w:rPr>
-        <w:t>). Sua vingança nunca é arbitrária.</w:t>
+      <w:hyperlink r:id="rId74">
+        <w:r>
+          <w:rPr>
+            <w:lang w:val="pt_PT" w:bidi="pt_PT"/>
+          </w:rPr>
+          <w:rPr>
+            <w:color w:val="0000EE"/>
+            <w:u w:val="single"/>
+          </w:rPr>
+          <w:t>Lc 2.10–14</w:t>
+        </w:r>
+      </w:hyperlink>
+      <w:r>
+        <w:rPr>
+          <w:lang w:val="pt_PT" w:bidi="pt_PT"/>
+        </w:rPr>
+        <w:t xml:space="preserve">; </w:t>
+      </w:r>
+      <w:hyperlink r:id="rId75">
+        <w:r>
+          <w:rPr>
+            <w:lang w:val="pt_PT" w:bidi="pt_PT"/>
+          </w:rPr>
+          <w:rPr>
+            <w:color w:val="0000EE"/>
+            <w:u w:val="single"/>
+          </w:rPr>
+          <w:t>At 10.34–43</w:t>
+        </w:r>
+      </w:hyperlink>
+      <w:r>
+        <w:rPr>
+          <w:lang w:val="pt_PT" w:bidi="pt_PT"/>
+        </w:rPr>
+        <w:t xml:space="preserve">; </w:t>
+      </w:r>
+      <w:hyperlink r:id="rId76">
+        <w:r>
+          <w:rPr>
+            <w:lang w:val="pt_PT" w:bidi="pt_PT"/>
+          </w:rPr>
+          <w:rPr>
+            <w:color w:val="0000EE"/>
+            <w:u w:val="single"/>
+          </w:rPr>
+          <w:t>Rm 10.15</w:t>
+        </w:r>
+      </w:hyperlink>
+      <w:r>
+        <w:rPr>
+          <w:lang w:val="pt_PT" w:bidi="pt_PT"/>
+        </w:rPr>
+        <w:t xml:space="preserve">; </w:t>
+      </w:r>
+      <w:hyperlink r:id="rId77">
+        <w:r>
+          <w:rPr>
+            <w:lang w:val="pt_PT" w:bidi="pt_PT"/>
+          </w:rPr>
+          <w:rPr>
+            <w:color w:val="0000EE"/>
+            <w:u w:val="single"/>
+          </w:rPr>
+          <w:t>Ef 2.14–18</w:t>
+        </w:r>
+      </w:hyperlink>
+      <w:r>
+        <w:rPr>
+          <w:lang w:val="pt_PT" w:bidi="pt_PT"/>
+        </w:rPr>
+        <w:t>).</w:t>
       </w:r>
       <w:r>
         <w:rPr>
@@ -618,7 +2239,7 @@
         <w:rPr>
           <w:lang w:val="pt_PT" w:bidi="pt_PT"/>
         </w:rPr>
-        <w:t>Naum 1.2–6</w:t>
+        <w:t>Naum 2.1</w:t>
       </w:r>
       <w:r>
         <w:rPr>
@@ -637,7 +2258,38 @@
         <w:rPr>
           <w:lang w:val="pt_PT" w:bidi="pt_PT"/>
         </w:rPr>
-        <w:t>A primeira estrofe do hino é inspirada em textos bíblicos que celebram o êxodo de Israel do Egito. A mensagem é que tudo na criação está sujeito ao poder soberano de Deus, e Ele garantirá a punição daqueles que se opõem a Ele.</w:t>
+        <w:t>Embora os defensores de Nínive pudessem se preparar completamente para proteger a cidade com muralhas... estradas... defesas</w:t>
+      </w:r>
+      <w:r>
+        <w:rPr>
+          <w:i/>
+          <w:lang w:val="pt_PT" w:bidi="pt_PT"/>
+        </w:rPr>
+        <w:t>,</w:t>
+      </w:r>
+      <w:r>
+        <w:rPr>
+          <w:lang w:val="pt_PT" w:bidi="pt_PT"/>
+        </w:rPr>
+        <w:t xml:space="preserve"> e forças, seus esforços estavam condenados ao fracasso (</w:t>
+      </w:r>
+      <w:hyperlink r:id="rId78">
+        <w:r>
+          <w:rPr>
+            <w:lang w:val="pt_PT" w:bidi="pt_PT"/>
+          </w:rPr>
+          <w:rPr>
+            <w:color w:val="0000EE"/>
+            <w:u w:val="single"/>
+          </w:rPr>
+          <w:t>1.1–14</w:t>
+        </w:r>
+      </w:hyperlink>
+      <w:r>
+        <w:rPr>
+          <w:lang w:val="pt_PT" w:bidi="pt_PT"/>
+        </w:rPr>
+        <w:t>).</w:t>
       </w:r>
       <w:r>
         <w:rPr>
@@ -666,7 +2318,7 @@
         <w:rPr>
           <w:lang w:val="pt_PT" w:bidi="pt_PT"/>
         </w:rPr>
-        <w:t>Naum 1.2–11</w:t>
+        <w:t>Naum 2.2</w:t>
       </w:r>
       <w:r>
         <w:rPr>
@@ -685,18 +2337,1229 @@
         <w:rPr>
           <w:lang w:val="pt_PT" w:bidi="pt_PT"/>
         </w:rPr>
-        <w:t>Este curto hino de duas estrofes (</w:t>
-      </w:r>
-      <w:hyperlink r:id="rId28">
-        <w:r>
-          <w:rPr>
-            <w:lang w:val="pt_PT" w:bidi="pt_PT"/>
-          </w:rPr>
-          <w:rPr>
-            <w:color w:val="0000EE"/>
-            <w:u w:val="single"/>
-          </w:rPr>
-          <w:t>1.2–6</w:t>
+        <w:t>A videira simboliza a bênção de Deus ao seu povo (</w:t>
+      </w:r>
+      <w:hyperlink r:id="rId79">
+        <w:r>
+          <w:rPr>
+            <w:lang w:val="pt_PT" w:bidi="pt_PT"/>
+          </w:rPr>
+          <w:rPr>
+            <w:color w:val="0000EE"/>
+            <w:u w:val="single"/>
+          </w:rPr>
+          <w:t>Is 27.2–6</w:t>
+        </w:r>
+      </w:hyperlink>
+      <w:r>
+        <w:rPr>
+          <w:lang w:val="pt_PT" w:bidi="pt_PT"/>
+        </w:rPr>
+        <w:t>), enquanto a videira despojada reflete o castigo anterior de Deus sobre eles (</w:t>
+      </w:r>
+      <w:hyperlink r:id="rId80">
+        <w:r>
+          <w:rPr>
+            <w:lang w:val="pt_PT" w:bidi="pt_PT"/>
+          </w:rPr>
+          <w:rPr>
+            <w:color w:val="0000EE"/>
+            <w:u w:val="single"/>
+          </w:rPr>
+          <w:t>Is 5.1–7</w:t>
+        </w:r>
+      </w:hyperlink>
+      <w:r>
+        <w:rPr>
+          <w:lang w:val="pt_PT" w:bidi="pt_PT"/>
+        </w:rPr>
+        <w:t>). Os filhos de Israel estavam em um estado triste em comparação com os dias dos grandes reis Davi e Salomão, mas Deus prometeu restaurar o esplendor de seu povo.</w:t>
+      </w:r>
+      <w:r>
+        <w:rPr>
+          <w:lang w:val="pt_PT" w:bidi="pt_PT"/>
+        </w:rPr>
+      </w:r>
+      <w:r>
+        <w:rPr>
+          <w:lang w:val="pt_PT" w:bidi="pt_PT"/>
+        </w:rPr>
+      </w:r>
+    </w:p>
+    <w:p>
+      <w:pPr/>
+      <w:r>
+        <w:rPr>
+          <w:lang w:val="pt_PT" w:bidi="pt_PT"/>
+        </w:rPr>
+      </w:r>
+    </w:p>
+    <w:p>
+      <w:pPr>
+        <w:pStyle w:val="Heading2"/>
+      </w:pPr>
+      <w:r>
+        <w:rPr>
+          <w:lang w:val="pt_PT" w:bidi="pt_PT"/>
+        </w:rPr>
+        <w:t>Naum 2.4</w:t>
+      </w:r>
+      <w:r>
+        <w:rPr>
+          <w:lang w:val="pt_PT" w:bidi="pt_PT"/>
+        </w:rPr>
+      </w:r>
+    </w:p>
+    <w:p>
+      <w:pPr/>
+      <w:r>
+        <w:rPr>
+          <w:lang w:val="pt_PT" w:bidi="pt_PT"/>
+        </w:rPr>
+      </w:r>
+      <w:r>
+        <w:rPr>
+          <w:lang w:val="pt_PT" w:bidi="pt_PT"/>
+        </w:rPr>
+        <w:t>Os carros de guerra eram praticamente invencíveis em batalha devido à sua manobrabilidade e poder.</w:t>
+      </w:r>
+      <w:r>
+        <w:rPr>
+          <w:lang w:val="pt_PT" w:bidi="pt_PT"/>
+        </w:rPr>
+      </w:r>
+      <w:r>
+        <w:rPr>
+          <w:lang w:val="pt_PT" w:bidi="pt_PT"/>
+        </w:rPr>
+      </w:r>
+    </w:p>
+    <w:p>
+      <w:pPr/>
+      <w:r>
+        <w:rPr>
+          <w:lang w:val="pt_PT" w:bidi="pt_PT"/>
+        </w:rPr>
+      </w:r>
+    </w:p>
+    <w:p>
+      <w:pPr>
+        <w:pStyle w:val="Heading2"/>
+      </w:pPr>
+      <w:r>
+        <w:rPr>
+          <w:lang w:val="pt_PT" w:bidi="pt_PT"/>
+        </w:rPr>
+        <w:t>Naum 2.5</w:t>
+      </w:r>
+      <w:r>
+        <w:rPr>
+          <w:lang w:val="pt_PT" w:bidi="pt_PT"/>
+        </w:rPr>
+      </w:r>
+    </w:p>
+    <w:p>
+      <w:pPr/>
+      <w:r>
+        <w:rPr>
+          <w:lang w:val="pt_PT" w:bidi="pt_PT"/>
+        </w:rPr>
+      </w:r>
+      <w:r>
+        <w:rPr>
+          <w:lang w:val="pt_PT" w:bidi="pt_PT"/>
+        </w:rPr>
+        <w:t xml:space="preserve">O rei assírio supera o choque inicial do ataque a Nínive e grita para seus oficiais. Ele e a cidade foram pegos de surpresa e correm para as muralhas para frustrar o cerco. • para se protegerem (literalmente </w:t>
+      </w:r>
+      <w:r>
+        <w:rPr>
+          <w:i/>
+          <w:lang w:val="pt_PT" w:bidi="pt_PT"/>
+        </w:rPr>
+        <w:t>o revestimento está preparado</w:t>
+      </w:r>
+      <w:r>
+        <w:rPr>
+          <w:lang w:val="pt_PT" w:bidi="pt_PT"/>
+        </w:rPr>
+        <w:t xml:space="preserve">): o significado do termo hebraico aqui é incerto. </w:t>
+      </w:r>
+      <w:r>
+        <w:rPr>
+          <w:i/>
+          <w:lang w:val="pt_PT" w:bidi="pt_PT"/>
+        </w:rPr>
+        <w:t>Revestimento</w:t>
+      </w:r>
+      <w:r>
+        <w:rPr>
+          <w:lang w:val="pt_PT" w:bidi="pt_PT"/>
+        </w:rPr>
+        <w:t xml:space="preserve"> provavelmente se refere a algo que os atacantes ou os defensores usavam para se proteger de armamentos lançados pelo ar.</w:t>
+      </w:r>
+      <w:r>
+        <w:rPr>
+          <w:lang w:val="pt_PT" w:bidi="pt_PT"/>
+        </w:rPr>
+      </w:r>
+      <w:r>
+        <w:rPr>
+          <w:lang w:val="pt_PT" w:bidi="pt_PT"/>
+        </w:rPr>
+      </w:r>
+    </w:p>
+    <w:p>
+      <w:pPr/>
+      <w:r>
+        <w:rPr>
+          <w:lang w:val="pt_PT" w:bidi="pt_PT"/>
+        </w:rPr>
+      </w:r>
+    </w:p>
+    <w:p>
+      <w:pPr>
+        <w:pStyle w:val="Heading2"/>
+      </w:pPr>
+      <w:r>
+        <w:rPr>
+          <w:lang w:val="pt_PT" w:bidi="pt_PT"/>
+        </w:rPr>
+        <w:t>Naum 2.6</w:t>
+      </w:r>
+      <w:r>
+        <w:rPr>
+          <w:lang w:val="pt_PT" w:bidi="pt_PT"/>
+        </w:rPr>
+      </w:r>
+    </w:p>
+    <w:p>
+      <w:pPr/>
+      <w:r>
+        <w:rPr>
+          <w:lang w:val="pt_PT" w:bidi="pt_PT"/>
+        </w:rPr>
+      </w:r>
+      <w:r>
+        <w:rPr>
+          <w:lang w:val="pt_PT" w:bidi="pt_PT"/>
+        </w:rPr>
+        <w:t>A corrida para defender (</w:t>
+      </w:r>
+      <w:hyperlink r:id="rId81">
+        <w:r>
+          <w:rPr>
+            <w:lang w:val="pt_PT" w:bidi="pt_PT"/>
+          </w:rPr>
+          <w:rPr>
+            <w:color w:val="0000EE"/>
+            <w:u w:val="single"/>
+          </w:rPr>
+          <w:t>2.5</w:t>
+        </w:r>
+      </w:hyperlink>
+      <w:r>
+        <w:rPr>
+          <w:lang w:val="pt_PT" w:bidi="pt_PT"/>
+        </w:rPr>
+        <w:t>) chega tarde demais; as defesas já estão rompidas. • Nínive era servida por um reservatório formado por uma barragem dupla no rio Khosr, um afluente do Tigre que atravessava a cidade. O reservatório era ampliado por uma série de comportas. O historiador grego Diodoro relatou que, durante esse período, chuvas torrenciais já haviam aumentado o sistema fluvial da cidade. Ao primeiro fechar e depois abrir as comportas, os atacantes de Nínive liberaram a água acumulada como um aríete contra as muralhas da cidade.</w:t>
+      </w:r>
+      <w:r>
+        <w:rPr>
+          <w:lang w:val="pt_PT" w:bidi="pt_PT"/>
+        </w:rPr>
+      </w:r>
+      <w:r>
+        <w:rPr>
+          <w:lang w:val="pt_PT" w:bidi="pt_PT"/>
+        </w:rPr>
+      </w:r>
+    </w:p>
+    <w:p>
+      <w:pPr/>
+      <w:r>
+        <w:rPr>
+          <w:lang w:val="pt_PT" w:bidi="pt_PT"/>
+        </w:rPr>
+      </w:r>
+    </w:p>
+    <w:p>
+      <w:pPr>
+        <w:pStyle w:val="Heading2"/>
+      </w:pPr>
+      <w:r>
+        <w:rPr>
+          <w:lang w:val="pt_PT" w:bidi="pt_PT"/>
+        </w:rPr>
+        <w:t>Naum 2.7</w:t>
+      </w:r>
+      <w:r>
+        <w:rPr>
+          <w:lang w:val="pt_PT" w:bidi="pt_PT"/>
+        </w:rPr>
+      </w:r>
+    </w:p>
+    <w:p>
+      <w:pPr/>
+      <w:r>
+        <w:rPr>
+          <w:lang w:val="pt_PT" w:bidi="pt_PT"/>
+        </w:rPr>
+      </w:r>
+      <w:r>
+        <w:rPr>
+          <w:lang w:val="pt_PT" w:bidi="pt_PT"/>
+        </w:rPr>
+        <w:t xml:space="preserve">Como o exílio de Nínive havia sido decretado por Deus, ele certamente aconteceria. • Bater no peito era um sinal comum de luto (veja, e.g., </w:t>
+      </w:r>
+      <w:hyperlink r:id="rId82">
+        <w:r>
+          <w:rPr>
+            <w:lang w:val="pt_PT" w:bidi="pt_PT"/>
+          </w:rPr>
+          <w:rPr>
+            <w:color w:val="0000EE"/>
+            <w:u w:val="single"/>
+          </w:rPr>
+          <w:t>Lc 18.13</w:t>
+        </w:r>
+      </w:hyperlink>
+      <w:r>
+        <w:rPr>
+          <w:lang w:val="pt_PT" w:bidi="pt_PT"/>
+        </w:rPr>
+        <w:t>).</w:t>
+      </w:r>
+      <w:r>
+        <w:rPr>
+          <w:lang w:val="pt_PT" w:bidi="pt_PT"/>
+        </w:rPr>
+      </w:r>
+      <w:r>
+        <w:rPr>
+          <w:lang w:val="pt_PT" w:bidi="pt_PT"/>
+        </w:rPr>
+      </w:r>
+    </w:p>
+    <w:p>
+      <w:pPr/>
+      <w:r>
+        <w:rPr>
+          <w:lang w:val="pt_PT" w:bidi="pt_PT"/>
+        </w:rPr>
+      </w:r>
+    </w:p>
+    <w:p>
+      <w:pPr>
+        <w:pStyle w:val="Heading2"/>
+      </w:pPr>
+      <w:r>
+        <w:rPr>
+          <w:lang w:val="pt_PT" w:bidi="pt_PT"/>
+        </w:rPr>
+        <w:t>Naum 2.8</w:t>
+      </w:r>
+      <w:r>
+        <w:rPr>
+          <w:lang w:val="pt_PT" w:bidi="pt_PT"/>
+        </w:rPr>
+      </w:r>
+    </w:p>
+    <w:p>
+      <w:pPr/>
+      <w:r>
+        <w:rPr>
+          <w:lang w:val="pt_PT" w:bidi="pt_PT"/>
+        </w:rPr>
+      </w:r>
+      <w:r>
+        <w:rPr>
+          <w:lang w:val="pt_PT" w:bidi="pt_PT"/>
+        </w:rPr>
+        <w:t xml:space="preserve">As pessoas fugiriam tão rápido quanto a água flui de um reservatório rompido (veja </w:t>
+      </w:r>
+      <w:r>
+        <w:rPr>
+          <w:lang w:val="pt_PT" w:bidi="pt_PT"/>
+        </w:rPr>
+        <w:t>nota de estudo em 2.6</w:t>
+      </w:r>
+      <w:r>
+        <w:rPr>
+          <w:lang w:val="pt_PT" w:bidi="pt_PT"/>
+        </w:rPr>
+        <w:t>).</w:t>
+      </w:r>
+      <w:r>
+        <w:rPr>
+          <w:lang w:val="pt_PT" w:bidi="pt_PT"/>
+        </w:rPr>
+      </w:r>
+      <w:r>
+        <w:rPr>
+          <w:lang w:val="pt_PT" w:bidi="pt_PT"/>
+        </w:rPr>
+      </w:r>
+    </w:p>
+    <w:p>
+      <w:pPr/>
+      <w:r>
+        <w:rPr>
+          <w:lang w:val="pt_PT" w:bidi="pt_PT"/>
+        </w:rPr>
+      </w:r>
+    </w:p>
+    <w:p>
+      <w:pPr>
+        <w:pStyle w:val="Heading2"/>
+      </w:pPr>
+      <w:r>
+        <w:rPr>
+          <w:lang w:val="pt_PT" w:bidi="pt_PT"/>
+        </w:rPr>
+        <w:t>Naum 2.9</w:t>
+      </w:r>
+      <w:r>
+        <w:rPr>
+          <w:lang w:val="pt_PT" w:bidi="pt_PT"/>
+        </w:rPr>
+      </w:r>
+    </w:p>
+    <w:p>
+      <w:pPr/>
+      <w:r>
+        <w:rPr>
+          <w:lang w:val="pt_PT" w:bidi="pt_PT"/>
+        </w:rPr>
+      </w:r>
+      <w:r>
+        <w:rPr>
+          <w:lang w:val="pt_PT" w:bidi="pt_PT"/>
+        </w:rPr>
+        <w:t>A vasta e incontável riqueza de outras nações fluía para a capital assíria como comércio, tributo e espólios, mas desapareceu num instante. A agressão implacável e a maldade podem ter sucesso temporariamente, mas, em última análise, serão destruídas (</w:t>
+      </w:r>
+      <w:hyperlink r:id="rId83">
+        <w:r>
+          <w:rPr>
+            <w:lang w:val="pt_PT" w:bidi="pt_PT"/>
+          </w:rPr>
+          <w:rPr>
+            <w:color w:val="0000EE"/>
+            <w:u w:val="single"/>
+          </w:rPr>
+          <w:t>Pv 13.22</w:t>
+        </w:r>
+      </w:hyperlink>
+      <w:r>
+        <w:rPr>
+          <w:lang w:val="pt_PT" w:bidi="pt_PT"/>
+        </w:rPr>
+        <w:t xml:space="preserve">; </w:t>
+      </w:r>
+      <w:hyperlink r:id="rId84">
+        <w:r>
+          <w:rPr>
+            <w:lang w:val="pt_PT" w:bidi="pt_PT"/>
+          </w:rPr>
+          <w:rPr>
+            <w:color w:val="0000EE"/>
+            <w:u w:val="single"/>
+          </w:rPr>
+          <w:t>Ob 1.15</w:t>
+        </w:r>
+      </w:hyperlink>
+      <w:r>
+        <w:rPr>
+          <w:lang w:val="pt_PT" w:bidi="pt_PT"/>
+        </w:rPr>
+        <w:t xml:space="preserve">; </w:t>
+      </w:r>
+      <w:hyperlink r:id="rId85">
+        <w:r>
+          <w:rPr>
+            <w:lang w:val="pt_PT" w:bidi="pt_PT"/>
+          </w:rPr>
+          <w:rPr>
+            <w:color w:val="0000EE"/>
+            <w:u w:val="single"/>
+          </w:rPr>
+          <w:t>Lc 12.16–20</w:t>
+        </w:r>
+      </w:hyperlink>
+      <w:r>
+        <w:rPr>
+          <w:lang w:val="pt_PT" w:bidi="pt_PT"/>
+        </w:rPr>
+        <w:t>).</w:t>
+      </w:r>
+      <w:r>
+        <w:rPr>
+          <w:lang w:val="pt_PT" w:bidi="pt_PT"/>
+        </w:rPr>
+      </w:r>
+      <w:r>
+        <w:rPr>
+          <w:lang w:val="pt_PT" w:bidi="pt_PT"/>
+        </w:rPr>
+      </w:r>
+    </w:p>
+    <w:p>
+      <w:pPr/>
+      <w:r>
+        <w:rPr>
+          <w:lang w:val="pt_PT" w:bidi="pt_PT"/>
+        </w:rPr>
+      </w:r>
+    </w:p>
+    <w:p>
+      <w:pPr>
+        <w:pStyle w:val="Heading2"/>
+      </w:pPr>
+      <w:r>
+        <w:rPr>
+          <w:lang w:val="pt_PT" w:bidi="pt_PT"/>
+        </w:rPr>
+        <w:t>Naum 2.10</w:t>
+      </w:r>
+      <w:r>
+        <w:rPr>
+          <w:lang w:val="pt_PT" w:bidi="pt_PT"/>
+        </w:rPr>
+      </w:r>
+    </w:p>
+    <w:p>
+      <w:pPr/>
+      <w:r>
+        <w:rPr>
+          <w:lang w:val="pt_PT" w:bidi="pt_PT"/>
+        </w:rPr>
+      </w:r>
+      <w:r>
+        <w:rPr>
+          <w:lang w:val="pt_PT" w:bidi="pt_PT"/>
+        </w:rPr>
+        <w:t>destruída, deserta, despovoada: o hebraico aqui é aliterado para efeito: buqah umbuqah umbullaqah. O efeito poderia ser traduzido para o português como “devastada, despojada e destruída”.</w:t>
+      </w:r>
+      <w:r>
+        <w:rPr>
+          <w:lang w:val="pt_PT" w:bidi="pt_PT"/>
+        </w:rPr>
+      </w:r>
+      <w:r>
+        <w:rPr>
+          <w:lang w:val="pt_PT" w:bidi="pt_PT"/>
+        </w:rPr>
+      </w:r>
+    </w:p>
+    <w:p>
+      <w:pPr/>
+      <w:r>
+        <w:rPr>
+          <w:lang w:val="pt_PT" w:bidi="pt_PT"/>
+        </w:rPr>
+      </w:r>
+    </w:p>
+    <w:p>
+      <w:pPr>
+        <w:pStyle w:val="Heading2"/>
+      </w:pPr>
+      <w:r>
+        <w:rPr>
+          <w:lang w:val="pt_PT" w:bidi="pt_PT"/>
+        </w:rPr>
+        <w:t>Naum 2.11–13</w:t>
+      </w:r>
+      <w:r>
+        <w:rPr>
+          <w:lang w:val="pt_PT" w:bidi="pt_PT"/>
+        </w:rPr>
+      </w:r>
+    </w:p>
+    <w:p>
+      <w:pPr/>
+      <w:r>
+        <w:rPr>
+          <w:lang w:val="pt_PT" w:bidi="pt_PT"/>
+        </w:rPr>
+      </w:r>
+      <w:r>
+        <w:rPr>
+          <w:lang w:val="pt_PT" w:bidi="pt_PT"/>
+        </w:rPr>
+        <w:t>Após a descrição da queda de Nínive (</w:t>
+      </w:r>
+      <w:hyperlink r:id="rId86">
+        <w:r>
+          <w:rPr>
+            <w:lang w:val="pt_PT" w:bidi="pt_PT"/>
+          </w:rPr>
+          <w:rPr>
+            <w:color w:val="0000EE"/>
+            <w:u w:val="single"/>
+          </w:rPr>
+          <w:t>2.1–10</w:t>
+        </w:r>
+      </w:hyperlink>
+      <w:r>
+        <w:rPr>
+          <w:lang w:val="pt_PT" w:bidi="pt_PT"/>
+        </w:rPr>
+        <w:t xml:space="preserve">), Naum insere a primeira de três canções de escárnio (veja também </w:t>
+      </w:r>
+      <w:hyperlink r:id="rId87">
+        <w:r>
+          <w:rPr>
+            <w:lang w:val="pt_PT" w:bidi="pt_PT"/>
+          </w:rPr>
+          <w:rPr>
+            <w:color w:val="0000EE"/>
+            <w:u w:val="single"/>
+          </w:rPr>
+          <w:t>3.8–13</w:t>
+        </w:r>
+      </w:hyperlink>
+      <w:r>
+        <w:rPr>
+          <w:lang w:val="pt_PT" w:bidi="pt_PT"/>
+        </w:rPr>
+        <w:t>,</w:t>
+      </w:r>
+      <w:hyperlink r:id="rId88">
+        <w:r>
+          <w:rPr>
+            <w:lang w:val="pt_PT" w:bidi="pt_PT"/>
+          </w:rPr>
+          <w:rPr>
+            <w:color w:val="0000EE"/>
+            <w:u w:val="single"/>
+          </w:rPr>
+          <w:t>14–19</w:t>
+        </w:r>
+      </w:hyperlink>
+      <w:r>
+        <w:rPr>
+          <w:lang w:val="pt_PT" w:bidi="pt_PT"/>
+        </w:rPr>
+        <w:t>; esta era uma forma comum no antigo Oriente Próximo). Em uma sátira mordaz, ele compara Nínive a uma cova de leões. O rei Senaqueribe e outros reis assírios se comparavam a leões</w:t>
+      </w:r>
+      <w:r>
+        <w:rPr>
+          <w:i/>
+          <w:lang w:val="pt_PT" w:bidi="pt_PT"/>
+        </w:rPr>
+        <w:t>,</w:t>
+      </w:r>
+      <w:r>
+        <w:rPr>
+          <w:lang w:val="pt_PT" w:bidi="pt_PT"/>
+        </w:rPr>
+        <w:t xml:space="preserve"> chegando a decorar seus palácios com representações artísticas de leões e de si mesmos em caçadas de leões. No entanto, com Deus como seu inimigo, Nínive não seria mais o covil de um predador invencível.</w:t>
+      </w:r>
+      <w:r>
+        <w:rPr>
+          <w:lang w:val="pt_PT" w:bidi="pt_PT"/>
+        </w:rPr>
+      </w:r>
+      <w:r>
+        <w:rPr>
+          <w:lang w:val="pt_PT" w:bidi="pt_PT"/>
+        </w:rPr>
+      </w:r>
+    </w:p>
+    <w:p>
+      <w:pPr/>
+      <w:r>
+        <w:rPr>
+          <w:lang w:val="pt_PT" w:bidi="pt_PT"/>
+        </w:rPr>
+      </w:r>
+    </w:p>
+    <w:p>
+      <w:pPr>
+        <w:pStyle w:val="Heading2"/>
+      </w:pPr>
+      <w:r>
+        <w:rPr>
+          <w:lang w:val="pt_PT" w:bidi="pt_PT"/>
+        </w:rPr>
+        <w:t>Naum 2.13</w:t>
+      </w:r>
+      <w:r>
+        <w:rPr>
+          <w:lang w:val="pt_PT" w:bidi="pt_PT"/>
+        </w:rPr>
+      </w:r>
+    </w:p>
+    <w:p>
+      <w:pPr/>
+      <w:r>
+        <w:rPr>
+          <w:lang w:val="pt_PT" w:bidi="pt_PT"/>
+        </w:rPr>
+      </w:r>
+      <w:r>
+        <w:rPr>
+          <w:lang w:val="pt_PT" w:bidi="pt_PT"/>
+        </w:rPr>
+        <w:t xml:space="preserve">Exemplos das vozes dos orgulhosos mensageiros da Assíria são encontrados em </w:t>
+      </w:r>
+      <w:hyperlink r:id="rId89">
+        <w:r>
+          <w:rPr>
+            <w:lang w:val="pt_PT" w:bidi="pt_PT"/>
+          </w:rPr>
+          <w:rPr>
+            <w:color w:val="0000EE"/>
+            <w:u w:val="single"/>
+          </w:rPr>
+          <w:t>2Rs 18.19–19.13</w:t>
+        </w:r>
+      </w:hyperlink>
+      <w:r>
+        <w:rPr>
+          <w:lang w:val="pt_PT" w:bidi="pt_PT"/>
+        </w:rPr>
+        <w:t>.</w:t>
+      </w:r>
+      <w:r>
+        <w:rPr>
+          <w:lang w:val="pt_PT" w:bidi="pt_PT"/>
+        </w:rPr>
+      </w:r>
+      <w:r>
+        <w:rPr>
+          <w:lang w:val="pt_PT" w:bidi="pt_PT"/>
+        </w:rPr>
+      </w:r>
+    </w:p>
+    <w:p>
+      <w:pPr/>
+      <w:r>
+        <w:rPr>
+          <w:lang w:val="pt_PT" w:bidi="pt_PT"/>
+        </w:rPr>
+      </w:r>
+    </w:p>
+    <w:p>
+      <w:pPr>
+        <w:pStyle w:val="Heading2"/>
+      </w:pPr>
+      <w:r>
+        <w:rPr>
+          <w:lang w:val="pt_PT" w:bidi="pt_PT"/>
+        </w:rPr>
+        <w:t>Naum 3.1</w:t>
+      </w:r>
+      <w:r>
+        <w:rPr>
+          <w:lang w:val="pt_PT" w:bidi="pt_PT"/>
+        </w:rPr>
+      </w:r>
+    </w:p>
+    <w:p>
+      <w:pPr/>
+      <w:r>
+        <w:rPr>
+          <w:lang w:val="pt_PT" w:bidi="pt_PT"/>
+        </w:rPr>
+      </w:r>
+      <w:r>
+        <w:rPr>
+          <w:lang w:val="pt_PT" w:bidi="pt_PT"/>
+        </w:rPr>
+        <w:t>Cidade cruel: a crueldade gráfica dos assírios está bem documentada. Suas práticas incluíam cortar partes externas do corpo, como narizes, orelhas, mãos e pés, além de execução por empalamento em estacas. Eles amontoavam cabeças decepadas diante dos portões das cidades sitiadas. Os olhos das vítimas também podiam ser arrancados e sua pele retirada de seus corpos enquanto ainda estavam vivos.</w:t>
+      </w:r>
+      <w:r>
+        <w:rPr>
+          <w:lang w:val="pt_PT" w:bidi="pt_PT"/>
+        </w:rPr>
+      </w:r>
+      <w:r>
+        <w:rPr>
+          <w:lang w:val="pt_PT" w:bidi="pt_PT"/>
+        </w:rPr>
+      </w:r>
+    </w:p>
+    <w:p>
+      <w:pPr/>
+      <w:r>
+        <w:rPr>
+          <w:lang w:val="pt_PT" w:bidi="pt_PT"/>
+        </w:rPr>
+      </w:r>
+    </w:p>
+    <w:p>
+      <w:pPr>
+        <w:pStyle w:val="Heading2"/>
+      </w:pPr>
+      <w:r>
+        <w:rPr>
+          <w:lang w:val="pt_PT" w:bidi="pt_PT"/>
+        </w:rPr>
+        <w:t>Naum 3.2–3</w:t>
+      </w:r>
+      <w:r>
+        <w:rPr>
+          <w:lang w:val="pt_PT" w:bidi="pt_PT"/>
+        </w:rPr>
+      </w:r>
+    </w:p>
+    <w:p>
+      <w:pPr/>
+      <w:r>
+        <w:rPr>
+          <w:lang w:val="pt_PT" w:bidi="pt_PT"/>
+        </w:rPr>
+      </w:r>
+      <w:r>
+        <w:rPr>
+          <w:lang w:val="pt_PT" w:bidi="pt_PT"/>
+        </w:rPr>
+        <w:t>Essas frases curtas e diretas dramatizam os efeitos de ver e ouvir a batalha. • Os carros e condutores assírios eram temidos em todos os lugares.</w:t>
+      </w:r>
+      <w:r>
+        <w:rPr>
+          <w:lang w:val="pt_PT" w:bidi="pt_PT"/>
+        </w:rPr>
+      </w:r>
+      <w:r>
+        <w:rPr>
+          <w:lang w:val="pt_PT" w:bidi="pt_PT"/>
+        </w:rPr>
+      </w:r>
+    </w:p>
+    <w:p>
+      <w:pPr/>
+      <w:r>
+        <w:rPr>
+          <w:lang w:val="pt_PT" w:bidi="pt_PT"/>
+        </w:rPr>
+      </w:r>
+    </w:p>
+    <w:p>
+      <w:pPr>
+        <w:pStyle w:val="Heading2"/>
+      </w:pPr>
+      <w:r>
+        <w:rPr>
+          <w:lang w:val="pt_PT" w:bidi="pt_PT"/>
+        </w:rPr>
+        <w:t>Naum 3.4</w:t>
+      </w:r>
+      <w:r>
+        <w:rPr>
+          <w:lang w:val="pt_PT" w:bidi="pt_PT"/>
+        </w:rPr>
+      </w:r>
+    </w:p>
+    <w:p>
+      <w:pPr/>
+      <w:r>
+        <w:rPr>
+          <w:lang w:val="pt_PT" w:bidi="pt_PT"/>
+        </w:rPr>
+      </w:r>
+      <w:r>
+        <w:rPr>
+          <w:lang w:val="pt_PT" w:bidi="pt_PT"/>
+        </w:rPr>
+        <w:t xml:space="preserve">bela e encantadora: os assírios encantaram outras nações com riqueza e promessas de segurança e prosperidade, mas depois as vitimaram através do poder militar e da exploração econômica. Portanto, seu castigo foi uma justa retribuição por seus atos (veja </w:t>
+      </w:r>
+      <w:hyperlink r:id="rId90">
+        <w:r>
+          <w:rPr>
+            <w:lang w:val="pt_PT" w:bidi="pt_PT"/>
+          </w:rPr>
+          <w:rPr>
+            <w:color w:val="0000EE"/>
+            <w:u w:val="single"/>
+          </w:rPr>
+          <w:t>Pv 24.12</w:t>
+        </w:r>
+      </w:hyperlink>
+      <w:r>
+        <w:rPr>
+          <w:lang w:val="pt_PT" w:bidi="pt_PT"/>
+        </w:rPr>
+        <w:t xml:space="preserve">; </w:t>
+      </w:r>
+      <w:hyperlink r:id="rId91">
+        <w:r>
+          <w:rPr>
+            <w:lang w:val="pt_PT" w:bidi="pt_PT"/>
+          </w:rPr>
+          <w:rPr>
+            <w:color w:val="0000EE"/>
+            <w:u w:val="single"/>
+          </w:rPr>
+          <w:t>Jl 3.4–8</w:t>
+        </w:r>
+      </w:hyperlink>
+      <w:r>
+        <w:rPr>
+          <w:lang w:val="pt_PT" w:bidi="pt_PT"/>
+        </w:rPr>
+        <w:t xml:space="preserve">; </w:t>
+      </w:r>
+      <w:hyperlink r:id="rId92">
+        <w:r>
+          <w:rPr>
+            <w:lang w:val="pt_PT" w:bidi="pt_PT"/>
+          </w:rPr>
+          <w:rPr>
+            <w:color w:val="0000EE"/>
+            <w:u w:val="single"/>
+          </w:rPr>
+          <w:t>Ap 18.6</w:t>
+        </w:r>
+      </w:hyperlink>
+      <w:r>
+        <w:rPr>
+          <w:lang w:val="pt_PT" w:bidi="pt_PT"/>
+        </w:rPr>
+        <w:t xml:space="preserve">; </w:t>
+      </w:r>
+      <w:hyperlink r:id="rId93">
+        <w:r>
+          <w:rPr>
+            <w:lang w:val="pt_PT" w:bidi="pt_PT"/>
+          </w:rPr>
+          <w:rPr>
+            <w:color w:val="0000EE"/>
+            <w:u w:val="single"/>
+          </w:rPr>
+          <w:t>20.12</w:t>
+        </w:r>
+      </w:hyperlink>
+      <w:r>
+        <w:rPr>
+          <w:lang w:val="pt_PT" w:bidi="pt_PT"/>
+        </w:rPr>
+        <w:t>).</w:t>
+      </w:r>
+      <w:r>
+        <w:rPr>
+          <w:lang w:val="pt_PT" w:bidi="pt_PT"/>
+        </w:rPr>
+      </w:r>
+      <w:r>
+        <w:rPr>
+          <w:lang w:val="pt_PT" w:bidi="pt_PT"/>
+        </w:rPr>
+      </w:r>
+    </w:p>
+    <w:p>
+      <w:pPr/>
+      <w:r>
+        <w:rPr>
+          <w:lang w:val="pt_PT" w:bidi="pt_PT"/>
+        </w:rPr>
+      </w:r>
+    </w:p>
+    <w:p>
+      <w:pPr>
+        <w:pStyle w:val="Heading2"/>
+      </w:pPr>
+      <w:r>
+        <w:rPr>
+          <w:lang w:val="pt_PT" w:bidi="pt_PT"/>
+        </w:rPr>
+        <w:t>Naum 3.5</w:t>
+      </w:r>
+      <w:r>
+        <w:rPr>
+          <w:lang w:val="pt_PT" w:bidi="pt_PT"/>
+        </w:rPr>
+      </w:r>
+    </w:p>
+    <w:p>
+      <w:pPr/>
+      <w:r>
+        <w:rPr>
+          <w:lang w:val="pt_PT" w:bidi="pt_PT"/>
+        </w:rPr>
+      </w:r>
+      <w:r>
+        <w:rPr>
+          <w:lang w:val="pt_PT" w:bidi="pt_PT"/>
+        </w:rPr>
+        <w:t xml:space="preserve">Duas vezes Deus diz a Nínive: "Eu estou contra você" (também </w:t>
+      </w:r>
+      <w:hyperlink r:id="rId94">
+        <w:r>
+          <w:rPr>
+            <w:lang w:val="pt_PT" w:bidi="pt_PT"/>
+          </w:rPr>
+          <w:rPr>
+            <w:color w:val="0000EE"/>
+            <w:u w:val="single"/>
+          </w:rPr>
+          <w:t>2.13</w:t>
+        </w:r>
+      </w:hyperlink>
+      <w:r>
+        <w:rPr>
+          <w:lang w:val="pt_PT" w:bidi="pt_PT"/>
+        </w:rPr>
+        <w:t>). O julgamento de Nínive permanece como um lembrete histórico de que o Senhor abomina o pecado e lidará com pessoas e nações de acordo com suas ações (</w:t>
+      </w:r>
+      <w:hyperlink r:id="rId95">
+        <w:r>
+          <w:rPr>
+            <w:lang w:val="pt_PT" w:bidi="pt_PT"/>
+          </w:rPr>
+          <w:rPr>
+            <w:color w:val="0000EE"/>
+            <w:u w:val="single"/>
+          </w:rPr>
+          <w:t>Sl 9.7–8</w:t>
+        </w:r>
+      </w:hyperlink>
+      <w:r>
+        <w:rPr>
+          <w:lang w:val="pt_PT" w:bidi="pt_PT"/>
+        </w:rPr>
+        <w:t xml:space="preserve">; </w:t>
+      </w:r>
+      <w:hyperlink r:id="rId96">
+        <w:r>
+          <w:rPr>
+            <w:lang w:val="pt_PT" w:bidi="pt_PT"/>
+          </w:rPr>
+          <w:rPr>
+            <w:color w:val="0000EE"/>
+            <w:u w:val="single"/>
+          </w:rPr>
+          <w:t>62.12</w:t>
+        </w:r>
+      </w:hyperlink>
+      <w:r>
+        <w:rPr>
+          <w:lang w:val="pt_PT" w:bidi="pt_PT"/>
+        </w:rPr>
+        <w:t xml:space="preserve">; </w:t>
+      </w:r>
+      <w:hyperlink r:id="rId97">
+        <w:r>
+          <w:rPr>
+            <w:lang w:val="pt_PT" w:bidi="pt_PT"/>
+          </w:rPr>
+          <w:rPr>
+            <w:color w:val="0000EE"/>
+            <w:u w:val="single"/>
+          </w:rPr>
+          <w:t>Jr 46.28</w:t>
+        </w:r>
+      </w:hyperlink>
+      <w:r>
+        <w:rPr>
+          <w:lang w:val="pt_PT" w:bidi="pt_PT"/>
+        </w:rPr>
+        <w:t xml:space="preserve">; </w:t>
+      </w:r>
+      <w:hyperlink r:id="rId98">
+        <w:r>
+          <w:rPr>
+            <w:lang w:val="pt_PT" w:bidi="pt_PT"/>
+          </w:rPr>
+          <w:rPr>
+            <w:color w:val="0000EE"/>
+            <w:u w:val="single"/>
+          </w:rPr>
+          <w:t>At 17.31</w:t>
+        </w:r>
+      </w:hyperlink>
+      <w:r>
+        <w:rPr>
+          <w:lang w:val="pt_PT" w:bidi="pt_PT"/>
+        </w:rPr>
+        <w:t>). Um dia, a justiça de Deus cairá mundialmente sobre aqueles que se rebelaram contra ele (</w:t>
+      </w:r>
+      <w:hyperlink r:id="rId99">
+        <w:r>
+          <w:rPr>
+            <w:lang w:val="pt_PT" w:bidi="pt_PT"/>
+          </w:rPr>
+          <w:rPr>
+            <w:color w:val="0000EE"/>
+            <w:u w:val="single"/>
+          </w:rPr>
+          <w:t>Ap 17–19</w:t>
+        </w:r>
+      </w:hyperlink>
+      <w:r>
+        <w:rPr>
+          <w:lang w:val="pt_PT" w:bidi="pt_PT"/>
+        </w:rPr>
+        <w:t>).</w:t>
+      </w:r>
+      <w:r>
+        <w:rPr>
+          <w:lang w:val="pt_PT" w:bidi="pt_PT"/>
+        </w:rPr>
+      </w:r>
+      <w:r>
+        <w:rPr>
+          <w:lang w:val="pt_PT" w:bidi="pt_PT"/>
+        </w:rPr>
+      </w:r>
+    </w:p>
+    <w:p>
+      <w:pPr/>
+      <w:r>
+        <w:rPr>
+          <w:lang w:val="pt_PT" w:bidi="pt_PT"/>
+        </w:rPr>
+      </w:r>
+    </w:p>
+    <w:p>
+      <w:pPr>
+        <w:pStyle w:val="Heading2"/>
+      </w:pPr>
+      <w:r>
+        <w:rPr>
+          <w:lang w:val="pt_PT" w:bidi="pt_PT"/>
+        </w:rPr>
+        <w:t>Naum 3.8</w:t>
+      </w:r>
+      <w:r>
+        <w:rPr>
+          <w:lang w:val="pt_PT" w:bidi="pt_PT"/>
+        </w:rPr>
+      </w:r>
+    </w:p>
+    <w:p>
+      <w:pPr/>
+      <w:r>
+        <w:rPr>
+          <w:lang w:val="pt_PT" w:bidi="pt_PT"/>
+        </w:rPr>
+      </w:r>
+      <w:r>
+        <w:rPr>
+          <w:lang w:val="pt_PT" w:bidi="pt_PT"/>
+        </w:rPr>
+        <w:t>Tebas</w:t>
+      </w:r>
+      <w:r>
+        <w:rPr>
+          <w:i/>
+          <w:lang w:val="pt_PT" w:bidi="pt_PT"/>
+        </w:rPr>
+        <w:t>,</w:t>
+      </w:r>
+      <w:r>
+        <w:rPr>
+          <w:lang w:val="pt_PT" w:bidi="pt_PT"/>
+        </w:rPr>
+        <w:t xml:space="preserve"> a histórica capital do Egito, estava situada em ambos os lados do Nilo no Alto Egito. Alcançou sua maior fama como o centro político, religioso e cultural do Grande Novo Reino do Egito (1550–1069 a.C.). Embora não fosse mais a capital do Egito nos anos 600 a.C., a cidade ainda era uma metrópole próspera.</w:t>
+      </w:r>
+      <w:r>
+        <w:rPr>
+          <w:lang w:val="pt_PT" w:bidi="pt_PT"/>
+        </w:rPr>
+      </w:r>
+      <w:r>
+        <w:rPr>
+          <w:lang w:val="pt_PT" w:bidi="pt_PT"/>
+        </w:rPr>
+      </w:r>
+    </w:p>
+    <w:p>
+      <w:pPr/>
+      <w:r>
+        <w:rPr>
+          <w:lang w:val="pt_PT" w:bidi="pt_PT"/>
+        </w:rPr>
+      </w:r>
+    </w:p>
+    <w:p>
+      <w:pPr>
+        <w:pStyle w:val="Heading2"/>
+      </w:pPr>
+      <w:r>
+        <w:rPr>
+          <w:lang w:val="pt_PT" w:bidi="pt_PT"/>
+        </w:rPr>
+        <w:t>Naum 3.9–10</w:t>
+      </w:r>
+      <w:r>
+        <w:rPr>
+          <w:lang w:val="pt_PT" w:bidi="pt_PT"/>
+        </w:rPr>
+      </w:r>
+    </w:p>
+    <w:p>
+      <w:pPr/>
+      <w:r>
+        <w:rPr>
+          <w:lang w:val="pt_PT" w:bidi="pt_PT"/>
+        </w:rPr>
+      </w:r>
+      <w:r>
+        <w:rPr>
+          <w:lang w:val="pt_PT" w:bidi="pt_PT"/>
+        </w:rPr>
+        <w:t>Tebas caiu para os assírios sob o rei Assurbanípal em 663 a.C. Antes da vitória de Assurbanípal, Tebas parecia ter defesas intransponíveis, contando com a ajuda de todo o Egito e seus aliados: Etiópia</w:t>
+      </w:r>
+      <w:r>
+        <w:rPr>
+          <w:i/>
+          <w:lang w:val="pt_PT" w:bidi="pt_PT"/>
+        </w:rPr>
+        <w:t>,</w:t>
+      </w:r>
+      <w:r>
+        <w:rPr>
+          <w:lang w:val="pt_PT" w:bidi="pt_PT"/>
+        </w:rPr>
+        <w:t xml:space="preserve"> Pute (talvez a lendária terra de Punte, localizada perto do que agora é a costa da Somália) e Líbia. Nenhum destes, no entanto, conseguiu proteger efetivamente Tebas. • as crianças foram esmagadas nas esquinas das ruas: conquistadores antigos tinham a prática hedionda de exterminar os bebês de seus inimigos dessa forma (</w:t>
+      </w:r>
+      <w:hyperlink r:id="rId100">
+        <w:r>
+          <w:rPr>
+            <w:lang w:val="pt_PT" w:bidi="pt_PT"/>
+          </w:rPr>
+          <w:rPr>
+            <w:color w:val="0000EE"/>
+            <w:u w:val="single"/>
+          </w:rPr>
+          <w:t>2Rs 8.12</w:t>
+        </w:r>
+      </w:hyperlink>
+      <w:r>
+        <w:rPr>
+          <w:lang w:val="pt_PT" w:bidi="pt_PT"/>
+        </w:rPr>
+        <w:t xml:space="preserve">; </w:t>
+      </w:r>
+      <w:hyperlink r:id="rId101">
+        <w:r>
+          <w:rPr>
+            <w:lang w:val="pt_PT" w:bidi="pt_PT"/>
+          </w:rPr>
+          <w:rPr>
+            <w:color w:val="0000EE"/>
+            <w:u w:val="single"/>
+          </w:rPr>
+          <w:t>Sl 137.9</w:t>
+        </w:r>
+      </w:hyperlink>
+      <w:r>
+        <w:rPr>
+          <w:lang w:val="pt_PT" w:bidi="pt_PT"/>
+        </w:rPr>
+        <w:t xml:space="preserve">; </w:t>
+      </w:r>
+      <w:hyperlink r:id="rId102">
+        <w:r>
+          <w:rPr>
+            <w:lang w:val="pt_PT" w:bidi="pt_PT"/>
+          </w:rPr>
+          <w:rPr>
+            <w:color w:val="0000EE"/>
+            <w:u w:val="single"/>
+          </w:rPr>
+          <w:t>Is 13.16</w:t>
         </w:r>
       </w:hyperlink>
       <w:r>
@@ -705,23 +3568,113 @@
         </w:rPr>
         <w:t xml:space="preserve">, </w:t>
       </w:r>
-      <w:hyperlink r:id="rId29">
-        <w:r>
-          <w:rPr>
-            <w:lang w:val="pt_PT" w:bidi="pt_PT"/>
-          </w:rPr>
-          <w:rPr>
-            <w:color w:val="0000EE"/>
-            <w:u w:val="single"/>
-          </w:rPr>
-          <w:t>1.7–11</w:t>
-        </w:r>
-      </w:hyperlink>
-      <w:r>
-        <w:rPr>
-          <w:lang w:val="pt_PT" w:bidi="pt_PT"/>
-        </w:rPr>
-        <w:t>) fala sobre o poder soberano de Deus.</w:t>
+      <w:hyperlink r:id="rId103">
+        <w:r>
+          <w:rPr>
+            <w:lang w:val="pt_PT" w:bidi="pt_PT"/>
+          </w:rPr>
+          <w:rPr>
+            <w:color w:val="0000EE"/>
+            <w:u w:val="single"/>
+          </w:rPr>
+          <w:t>18</w:t>
+        </w:r>
+      </w:hyperlink>
+      <w:r>
+        <w:rPr>
+          <w:lang w:val="pt_PT" w:bidi="pt_PT"/>
+        </w:rPr>
+        <w:t xml:space="preserve">). • Soldados jogavam dados pelos despojos de guerra, enquanto os líderes do povo conquistado eram acorrentados (veja </w:t>
+      </w:r>
+      <w:hyperlink r:id="rId104">
+        <w:r>
+          <w:rPr>
+            <w:lang w:val="pt_PT" w:bidi="pt_PT"/>
+          </w:rPr>
+          <w:rPr>
+            <w:color w:val="0000EE"/>
+            <w:u w:val="single"/>
+          </w:rPr>
+          <w:t>2Rs 25.7</w:t>
+        </w:r>
+      </w:hyperlink>
+      <w:r>
+        <w:rPr>
+          <w:lang w:val="pt_PT" w:bidi="pt_PT"/>
+        </w:rPr>
+        <w:t xml:space="preserve">; </w:t>
+      </w:r>
+      <w:hyperlink r:id="rId105">
+        <w:r>
+          <w:rPr>
+            <w:lang w:val="pt_PT" w:bidi="pt_PT"/>
+          </w:rPr>
+          <w:rPr>
+            <w:color w:val="0000EE"/>
+            <w:u w:val="single"/>
+          </w:rPr>
+          <w:t>Jr 40.1</w:t>
+        </w:r>
+      </w:hyperlink>
+      <w:r>
+        <w:rPr>
+          <w:lang w:val="pt_PT" w:bidi="pt_PT"/>
+        </w:rPr>
+        <w:t xml:space="preserve">, </w:t>
+      </w:r>
+      <w:hyperlink r:id="rId106">
+        <w:r>
+          <w:rPr>
+            <w:lang w:val="pt_PT" w:bidi="pt_PT"/>
+          </w:rPr>
+          <w:rPr>
+            <w:color w:val="0000EE"/>
+            <w:u w:val="single"/>
+          </w:rPr>
+          <w:t>4</w:t>
+        </w:r>
+      </w:hyperlink>
+      <w:r>
+        <w:rPr>
+          <w:lang w:val="pt_PT" w:bidi="pt_PT"/>
+        </w:rPr>
+        <w:t xml:space="preserve">; </w:t>
+      </w:r>
+      <w:hyperlink r:id="rId107">
+        <w:r>
+          <w:rPr>
+            <w:lang w:val="pt_PT" w:bidi="pt_PT"/>
+          </w:rPr>
+          <w:rPr>
+            <w:color w:val="0000EE"/>
+            <w:u w:val="single"/>
+          </w:rPr>
+          <w:t>Jl 3.3</w:t>
+        </w:r>
+      </w:hyperlink>
+      <w:r>
+        <w:rPr>
+          <w:lang w:val="pt_PT" w:bidi="pt_PT"/>
+        </w:rPr>
+        <w:t xml:space="preserve">; </w:t>
+      </w:r>
+      <w:hyperlink r:id="rId108">
+        <w:r>
+          <w:rPr>
+            <w:lang w:val="pt_PT" w:bidi="pt_PT"/>
+          </w:rPr>
+          <w:rPr>
+            <w:color w:val="0000EE"/>
+            <w:u w:val="single"/>
+          </w:rPr>
+          <w:t>Ob 1.11</w:t>
+        </w:r>
+      </w:hyperlink>
+      <w:r>
+        <w:rPr>
+          <w:lang w:val="pt_PT" w:bidi="pt_PT"/>
+        </w:rPr>
+        <w:t>).</w:t>
       </w:r>
       <w:r>
         <w:rPr>
@@ -750,7 +3703,7 @@
         <w:rPr>
           <w:lang w:val="pt_PT" w:bidi="pt_PT"/>
         </w:rPr>
-        <w:t>Naum 1.3</w:t>
+        <w:t>Naum 3.12</w:t>
       </w:r>
       <w:r>
         <w:rPr>
@@ -769,18 +3722,18 @@
         <w:rPr>
           <w:lang w:val="pt_PT" w:bidi="pt_PT"/>
         </w:rPr>
-        <w:t>lento para se irar: a paciência de Deus com a desobediência está ligada ao seu amor fiel (</w:t>
-      </w:r>
-      <w:hyperlink r:id="rId30">
-        <w:r>
-          <w:rPr>
-            <w:lang w:val="pt_PT" w:bidi="pt_PT"/>
-          </w:rPr>
-          <w:rPr>
-            <w:color w:val="0000EE"/>
-            <w:u w:val="single"/>
-          </w:rPr>
-          <w:t>Êx 34.6</w:t>
+        <w:t xml:space="preserve">figos maduros: Cf. </w:t>
+      </w:r>
+      <w:hyperlink r:id="rId109">
+        <w:r>
+          <w:rPr>
+            <w:lang w:val="pt_PT" w:bidi="pt_PT"/>
+          </w:rPr>
+          <w:rPr>
+            <w:color w:val="0000EE"/>
+            <w:u w:val="single"/>
+          </w:rPr>
+          <w:t>Am 8.1–2</w:t>
         </w:r>
       </w:hyperlink>
       <w:r>
@@ -789,16 +3742,311 @@
         </w:rPr>
         <w:t xml:space="preserve">; </w:t>
       </w:r>
-      <w:hyperlink r:id="rId31">
-        <w:r>
-          <w:rPr>
-            <w:lang w:val="pt_PT" w:bidi="pt_PT"/>
-          </w:rPr>
-          <w:rPr>
-            <w:color w:val="0000EE"/>
-            <w:u w:val="single"/>
-          </w:rPr>
-          <w:t>Nm 14.18</w:t>
+      <w:hyperlink r:id="rId110">
+        <w:r>
+          <w:rPr>
+            <w:lang w:val="pt_PT" w:bidi="pt_PT"/>
+          </w:rPr>
+          <w:rPr>
+            <w:color w:val="0000EE"/>
+            <w:u w:val="single"/>
+          </w:rPr>
+          <w:t>Ap 6.13</w:t>
+        </w:r>
+      </w:hyperlink>
+      <w:r>
+        <w:rPr>
+          <w:lang w:val="pt_PT" w:bidi="pt_PT"/>
+        </w:rPr>
+        <w:t>.</w:t>
+      </w:r>
+      <w:r>
+        <w:rPr>
+          <w:lang w:val="pt_PT" w:bidi="pt_PT"/>
+        </w:rPr>
+      </w:r>
+      <w:r>
+        <w:rPr>
+          <w:lang w:val="pt_PT" w:bidi="pt_PT"/>
+        </w:rPr>
+      </w:r>
+    </w:p>
+    <w:p>
+      <w:pPr/>
+      <w:r>
+        <w:rPr>
+          <w:lang w:val="pt_PT" w:bidi="pt_PT"/>
+        </w:rPr>
+      </w:r>
+    </w:p>
+    <w:p>
+      <w:pPr>
+        <w:pStyle w:val="Heading2"/>
+      </w:pPr>
+      <w:r>
+        <w:rPr>
+          <w:lang w:val="pt_PT" w:bidi="pt_PT"/>
+        </w:rPr>
+        <w:t>Naum 3.14</w:t>
+      </w:r>
+      <w:r>
+        <w:rPr>
+          <w:lang w:val="pt_PT" w:bidi="pt_PT"/>
+        </w:rPr>
+      </w:r>
+    </w:p>
+    <w:p>
+      <w:pPr/>
+      <w:r>
+        <w:rPr>
+          <w:lang w:val="pt_PT" w:bidi="pt_PT"/>
+        </w:rPr>
+      </w:r>
+      <w:r>
+        <w:rPr>
+          <w:lang w:val="pt_PT" w:bidi="pt_PT"/>
+        </w:rPr>
+        <w:t xml:space="preserve">Guardem... Reforcem: Naum usou sarcasmo para enfatizar que nenhuma quantidade de preparação tornaria os assírios capazes de suportar a ira de Deus (observe também o tom sarcástico de </w:t>
+      </w:r>
+      <w:hyperlink r:id="rId111">
+        <w:r>
+          <w:rPr>
+            <w:lang w:val="pt_PT" w:bidi="pt_PT"/>
+          </w:rPr>
+          <w:rPr>
+            <w:color w:val="0000EE"/>
+            <w:u w:val="single"/>
+          </w:rPr>
+          <w:t>2.11–13</w:t>
+        </w:r>
+      </w:hyperlink>
+      <w:r>
+        <w:rPr>
+          <w:lang w:val="pt_PT" w:bidi="pt_PT"/>
+        </w:rPr>
+        <w:t>).</w:t>
+      </w:r>
+      <w:r>
+        <w:rPr>
+          <w:lang w:val="pt_PT" w:bidi="pt_PT"/>
+        </w:rPr>
+      </w:r>
+      <w:r>
+        <w:rPr>
+          <w:lang w:val="pt_PT" w:bidi="pt_PT"/>
+        </w:rPr>
+      </w:r>
+    </w:p>
+    <w:p>
+      <w:pPr/>
+      <w:r>
+        <w:rPr>
+          <w:lang w:val="pt_PT" w:bidi="pt_PT"/>
+        </w:rPr>
+      </w:r>
+    </w:p>
+    <w:p>
+      <w:pPr>
+        <w:pStyle w:val="Heading2"/>
+      </w:pPr>
+      <w:r>
+        <w:rPr>
+          <w:lang w:val="pt_PT" w:bidi="pt_PT"/>
+        </w:rPr>
+        <w:t>Naum 3.15</w:t>
+      </w:r>
+      <w:r>
+        <w:rPr>
+          <w:lang w:val="pt_PT" w:bidi="pt_PT"/>
+        </w:rPr>
+      </w:r>
+    </w:p>
+    <w:p>
+      <w:pPr/>
+      <w:r>
+        <w:rPr>
+          <w:lang w:val="pt_PT" w:bidi="pt_PT"/>
+        </w:rPr>
+      </w:r>
+      <w:r>
+        <w:rPr>
+          <w:lang w:val="pt_PT" w:bidi="pt_PT"/>
+        </w:rPr>
+        <w:t xml:space="preserve">O Antigo Testamento frequentemente usa gafanhotos como uma metáfora para exércitos (veja </w:t>
+      </w:r>
+      <w:hyperlink r:id="rId112">
+        <w:r>
+          <w:rPr>
+            <w:lang w:val="pt_PT" w:bidi="pt_PT"/>
+          </w:rPr>
+          <w:rPr>
+            <w:color w:val="0000EE"/>
+            <w:u w:val="single"/>
+          </w:rPr>
+          <w:t>Jl 2.1–11</w:t>
+        </w:r>
+      </w:hyperlink>
+      <w:r>
+        <w:rPr>
+          <w:lang w:val="pt_PT" w:bidi="pt_PT"/>
+        </w:rPr>
+        <w:t>).</w:t>
+      </w:r>
+      <w:r>
+        <w:rPr>
+          <w:lang w:val="pt_PT" w:bidi="pt_PT"/>
+        </w:rPr>
+      </w:r>
+      <w:r>
+        <w:rPr>
+          <w:lang w:val="pt_PT" w:bidi="pt_PT"/>
+        </w:rPr>
+      </w:r>
+    </w:p>
+    <w:p>
+      <w:pPr/>
+      <w:r>
+        <w:rPr>
+          <w:lang w:val="pt_PT" w:bidi="pt_PT"/>
+        </w:rPr>
+      </w:r>
+    </w:p>
+    <w:p>
+      <w:pPr>
+        <w:pStyle w:val="Heading2"/>
+      </w:pPr>
+      <w:r>
+        <w:rPr>
+          <w:lang w:val="pt_PT" w:bidi="pt_PT"/>
+        </w:rPr>
+        <w:t>Naum 3.16</w:t>
+      </w:r>
+      <w:r>
+        <w:rPr>
+          <w:lang w:val="pt_PT" w:bidi="pt_PT"/>
+        </w:rPr>
+      </w:r>
+    </w:p>
+    <w:p>
+      <w:pPr/>
+      <w:r>
+        <w:rPr>
+          <w:lang w:val="pt_PT" w:bidi="pt_PT"/>
+        </w:rPr>
+      </w:r>
+      <w:r>
+        <w:rPr>
+          <w:lang w:val="pt_PT" w:bidi="pt_PT"/>
+        </w:rPr>
+        <w:t>Os comerciantes assírios se espalharam por todo o Oriente Próximo como gafanhotos, enchendo Nínive com riquezas incalculáveis. No entanto, assim como os gafanhotos desejam apenas satisfazer seus apetites insaciáveis e depois voar, os comerciantes levavam suas mercadorias e partiam no momento de angústia de Nínive, deixando uma população necessitada para trás.</w:t>
+      </w:r>
+      <w:r>
+        <w:rPr>
+          <w:lang w:val="pt_PT" w:bidi="pt_PT"/>
+        </w:rPr>
+      </w:r>
+      <w:r>
+        <w:rPr>
+          <w:lang w:val="pt_PT" w:bidi="pt_PT"/>
+        </w:rPr>
+      </w:r>
+    </w:p>
+    <w:p>
+      <w:pPr/>
+      <w:r>
+        <w:rPr>
+          <w:lang w:val="pt_PT" w:bidi="pt_PT"/>
+        </w:rPr>
+      </w:r>
+    </w:p>
+    <w:p>
+      <w:pPr>
+        <w:pStyle w:val="Heading2"/>
+      </w:pPr>
+      <w:r>
+        <w:rPr>
+          <w:lang w:val="pt_PT" w:bidi="pt_PT"/>
+        </w:rPr>
+        <w:t>Naum 3.18</w:t>
+      </w:r>
+      <w:r>
+        <w:rPr>
+          <w:lang w:val="pt_PT" w:bidi="pt_PT"/>
+        </w:rPr>
+      </w:r>
+    </w:p>
+    <w:p>
+      <w:pPr/>
+      <w:r>
+        <w:rPr>
+          <w:lang w:val="pt_PT" w:bidi="pt_PT"/>
+        </w:rPr>
+      </w:r>
+      <w:r>
+        <w:rPr>
+          <w:lang w:val="pt_PT" w:bidi="pt_PT"/>
+        </w:rPr>
+        <w:t xml:space="preserve">governadores: com os líderes ausentes, o povo de Nínive seria disperso como ovelhas. • estão mortos (literalmente </w:t>
+      </w:r>
+      <w:r>
+        <w:rPr>
+          <w:i/>
+          <w:lang w:val="pt_PT" w:bidi="pt_PT"/>
+        </w:rPr>
+        <w:t>dormem</w:t>
+      </w:r>
+      <w:r>
+        <w:rPr>
+          <w:lang w:val="pt_PT" w:bidi="pt_PT"/>
+        </w:rPr>
+        <w:t xml:space="preserve">; veja </w:t>
+      </w:r>
+      <w:hyperlink r:id="rId113">
+        <w:r>
+          <w:rPr>
+            <w:lang w:val="pt_PT" w:bidi="pt_PT"/>
+          </w:rPr>
+          <w:rPr>
+            <w:color w:val="0000EE"/>
+            <w:u w:val="single"/>
+          </w:rPr>
+          <w:t>Jo 11.11–14</w:t>
+        </w:r>
+      </w:hyperlink>
+      <w:r>
+        <w:rPr>
+          <w:lang w:val="pt_PT" w:bidi="pt_PT"/>
+        </w:rPr>
+        <w:t>): os líderes da Assíria, adormecidos durante a crise de Nínive, dormiriam na morte. Em contraste, o Pastor de Israel não dorme (</w:t>
+      </w:r>
+      <w:hyperlink r:id="rId114">
+        <w:r>
+          <w:rPr>
+            <w:lang w:val="pt_PT" w:bidi="pt_PT"/>
+          </w:rPr>
+          <w:rPr>
+            <w:color w:val="0000EE"/>
+            <w:u w:val="single"/>
+          </w:rPr>
+          <w:t>Sl 121.3</w:t>
+        </w:r>
+      </w:hyperlink>
+      <w:r>
+        <w:rPr>
+          <w:lang w:val="pt_PT" w:bidi="pt_PT"/>
+        </w:rPr>
+        <w:t>), e ele reunirá as ovelhas perdidas de Israel (</w:t>
+      </w:r>
+      <w:hyperlink r:id="rId115">
+        <w:r>
+          <w:rPr>
+            <w:lang w:val="pt_PT" w:bidi="pt_PT"/>
+          </w:rPr>
+          <w:rPr>
+            <w:color w:val="0000EE"/>
+            <w:u w:val="single"/>
+          </w:rPr>
+          <w:t>Jr 23.3</w:t>
         </w:r>
       </w:hyperlink>
       <w:r>
@@ -807,16 +4055,100 @@
         </w:rPr>
         <w:t xml:space="preserve">; </w:t>
       </w:r>
-      <w:hyperlink r:id="rId32">
-        <w:r>
-          <w:rPr>
-            <w:lang w:val="pt_PT" w:bidi="pt_PT"/>
-          </w:rPr>
-          <w:rPr>
-            <w:color w:val="0000EE"/>
-            <w:u w:val="single"/>
-          </w:rPr>
-          <w:t>Sl 103.8</w:t>
+      <w:hyperlink r:id="rId116">
+        <w:r>
+          <w:rPr>
+            <w:lang w:val="pt_PT" w:bidi="pt_PT"/>
+          </w:rPr>
+          <w:rPr>
+            <w:color w:val="0000EE"/>
+            <w:u w:val="single"/>
+          </w:rPr>
+          <w:t>Ez 36.35</w:t>
+        </w:r>
+      </w:hyperlink>
+      <w:r>
+        <w:rPr>
+          <w:lang w:val="pt_PT" w:bidi="pt_PT"/>
+        </w:rPr>
+        <w:t>).</w:t>
+      </w:r>
+      <w:r>
+        <w:rPr>
+          <w:lang w:val="pt_PT" w:bidi="pt_PT"/>
+        </w:rPr>
+      </w:r>
+      <w:r>
+        <w:rPr>
+          <w:lang w:val="pt_PT" w:bidi="pt_PT"/>
+        </w:rPr>
+      </w:r>
+    </w:p>
+    <w:p>
+      <w:pPr/>
+      <w:r>
+        <w:rPr>
+          <w:lang w:val="pt_PT" w:bidi="pt_PT"/>
+        </w:rPr>
+      </w:r>
+    </w:p>
+    <w:p>
+      <w:pPr>
+        <w:pStyle w:val="Heading2"/>
+      </w:pPr>
+      <w:r>
+        <w:rPr>
+          <w:lang w:val="pt_PT" w:bidi="pt_PT"/>
+        </w:rPr>
+        <w:t>Naum 3.19</w:t>
+      </w:r>
+      <w:r>
+        <w:rPr>
+          <w:lang w:val="pt_PT" w:bidi="pt_PT"/>
+        </w:rPr>
+      </w:r>
+    </w:p>
+    <w:p>
+      <w:pPr/>
+      <w:r>
+        <w:rPr>
+          <w:lang w:val="pt_PT" w:bidi="pt_PT"/>
+        </w:rPr>
+      </w:r>
+      <w:r>
+        <w:rPr>
+          <w:lang w:val="pt_PT" w:bidi="pt_PT"/>
+        </w:rPr>
+        <w:t>Nínive merecia destruição em vez de cura. Embora Deus tenha sido paciente com Nínive nos dias de Jonas (</w:t>
+      </w:r>
+      <w:hyperlink r:id="rId117">
+        <w:r>
+          <w:rPr>
+            <w:lang w:val="pt_PT" w:bidi="pt_PT"/>
+          </w:rPr>
+          <w:rPr>
+            <w:color w:val="0000EE"/>
+            <w:u w:val="single"/>
+          </w:rPr>
+          <w:t>Jn 3.10</w:t>
+        </w:r>
+      </w:hyperlink>
+      <w:r>
+        <w:rPr>
+          <w:lang w:val="pt_PT" w:bidi="pt_PT"/>
+        </w:rPr>
+        <w:t xml:space="preserve">), os assírios haviam retornado à crueldade e colheriam os frutos de sua própria maldade (veja </w:t>
+      </w:r>
+      <w:hyperlink r:id="rId118">
+        <w:r>
+          <w:rPr>
+            <w:lang w:val="pt_PT" w:bidi="pt_PT"/>
+          </w:rPr>
+          <w:rPr>
+            <w:color w:val="0000EE"/>
+            <w:u w:val="single"/>
+          </w:rPr>
+          <w:t>Pv 11.16–19</w:t>
         </w:r>
       </w:hyperlink>
       <w:r>
@@ -825,52 +4157,16 @@
         </w:rPr>
         <w:t xml:space="preserve">; </w:t>
       </w:r>
-      <w:hyperlink r:id="rId33">
-        <w:r>
-          <w:rPr>
-            <w:lang w:val="pt_PT" w:bidi="pt_PT"/>
-          </w:rPr>
-          <w:rPr>
-            <w:color w:val="0000EE"/>
-            <w:u w:val="single"/>
-          </w:rPr>
-          <w:t>Jl 2.13</w:t>
-        </w:r>
-      </w:hyperlink>
-      <w:r>
-        <w:rPr>
-          <w:lang w:val="pt_PT" w:bidi="pt_PT"/>
-        </w:rPr>
-        <w:t>). Essa característica desapontou Jonas, que queria que Nínive fosse destruída imediatamente (</w:t>
-      </w:r>
-      <w:hyperlink r:id="rId34">
-        <w:r>
-          <w:rPr>
-            <w:lang w:val="pt_PT" w:bidi="pt_PT"/>
-          </w:rPr>
-          <w:rPr>
-            <w:color w:val="0000EE"/>
-            <w:u w:val="single"/>
-          </w:rPr>
-          <w:t>Jn 4.2</w:t>
-        </w:r>
-      </w:hyperlink>
-      <w:r>
-        <w:rPr>
-          <w:lang w:val="pt_PT" w:bidi="pt_PT"/>
-        </w:rPr>
-        <w:t>). Como Deus é paciente, ele às vezes adia o castigo merecido dos pecadores (</w:t>
-      </w:r>
-      <w:hyperlink r:id="rId35">
-        <w:r>
-          <w:rPr>
-            <w:lang w:val="pt_PT" w:bidi="pt_PT"/>
-          </w:rPr>
-          <w:rPr>
-            <w:color w:val="0000EE"/>
-            <w:u w:val="single"/>
-          </w:rPr>
-          <w:t>Ne 9.29–30</w:t>
+      <w:hyperlink r:id="rId119">
+        <w:r>
+          <w:rPr>
+            <w:lang w:val="pt_PT" w:bidi="pt_PT"/>
+          </w:rPr>
+          <w:rPr>
+            <w:color w:val="0000EE"/>
+            <w:u w:val="single"/>
+          </w:rPr>
+          <w:t>Is 66.5–6</w:t>
         </w:r>
       </w:hyperlink>
       <w:r>
@@ -879,3346 +4175,7 @@
         </w:rPr>
         <w:t xml:space="preserve">; </w:t>
       </w:r>
-      <w:hyperlink r:id="rId36">
-        <w:r>
-          <w:rPr>
-            <w:lang w:val="pt_PT" w:bidi="pt_PT"/>
-          </w:rPr>
-          <w:rPr>
-            <w:color w:val="0000EE"/>
-            <w:u w:val="single"/>
-          </w:rPr>
-          <w:t>Rm 2.4</w:t>
-        </w:r>
-      </w:hyperlink>
-      <w:r>
-        <w:rPr>
-          <w:lang w:val="pt_PT" w:bidi="pt_PT"/>
-        </w:rPr>
-        <w:t xml:space="preserve">; </w:t>
-      </w:r>
-      <w:hyperlink r:id="rId37">
-        <w:r>
-          <w:rPr>
-            <w:lang w:val="pt_PT" w:bidi="pt_PT"/>
-          </w:rPr>
-          <w:rPr>
-            <w:color w:val="0000EE"/>
-            <w:u w:val="single"/>
-          </w:rPr>
-          <w:t>2Pe 3.9</w:t>
-        </w:r>
-      </w:hyperlink>
-      <w:r>
-        <w:rPr>
-          <w:lang w:val="pt_PT" w:bidi="pt_PT"/>
-        </w:rPr>
-        <w:t>), mas aqueles culpados de persistir no pecado enfrentarão, em última instância, o julgamento de Deus (</w:t>
-      </w:r>
-      <w:hyperlink r:id="rId38">
-        <w:r>
-          <w:rPr>
-            <w:lang w:val="pt_PT" w:bidi="pt_PT"/>
-          </w:rPr>
-          <w:rPr>
-            <w:color w:val="0000EE"/>
-            <w:u w:val="single"/>
-          </w:rPr>
-          <w:t>Êx 34.7</w:t>
-        </w:r>
-      </w:hyperlink>
-      <w:r>
-        <w:rPr>
-          <w:lang w:val="pt_PT" w:bidi="pt_PT"/>
-        </w:rPr>
-        <w:t xml:space="preserve">; </w:t>
-      </w:r>
-      <w:hyperlink r:id="rId39">
-        <w:r>
-          <w:rPr>
-            <w:lang w:val="pt_PT" w:bidi="pt_PT"/>
-          </w:rPr>
-          <w:rPr>
-            <w:color w:val="0000EE"/>
-            <w:u w:val="single"/>
-          </w:rPr>
-          <w:t>Rm 14.10</w:t>
-        </w:r>
-      </w:hyperlink>
-      <w:r>
-        <w:rPr>
-          <w:lang w:val="pt_PT" w:bidi="pt_PT"/>
-        </w:rPr>
-        <w:t xml:space="preserve">; </w:t>
-      </w:r>
-      <w:hyperlink r:id="rId40">
-        <w:r>
-          <w:rPr>
-            <w:lang w:val="pt_PT" w:bidi="pt_PT"/>
-          </w:rPr>
-          <w:rPr>
-            <w:color w:val="0000EE"/>
-            <w:u w:val="single"/>
-          </w:rPr>
-          <w:t>2Co 5.10</w:t>
-        </w:r>
-      </w:hyperlink>
-      <w:r>
-        <w:rPr>
-          <w:lang w:val="pt_PT" w:bidi="pt_PT"/>
-        </w:rPr>
-        <w:t xml:space="preserve">; </w:t>
-      </w:r>
-      <w:hyperlink r:id="rId41">
-        <w:r>
-          <w:rPr>
-            <w:lang w:val="pt_PT" w:bidi="pt_PT"/>
-          </w:rPr>
-          <w:rPr>
-            <w:color w:val="0000EE"/>
-            <w:u w:val="single"/>
-          </w:rPr>
-          <w:t>Ap 14.6–7</w:t>
-        </w:r>
-      </w:hyperlink>
-      <w:r>
-        <w:rPr>
-          <w:lang w:val="pt_PT" w:bidi="pt_PT"/>
-        </w:rPr>
-        <w:t xml:space="preserve">). • tempestades e ventos violentos: estas imagens descrevem a fúria do julgamento de Deus contra os ímpios (veja também </w:t>
-      </w:r>
-      <w:hyperlink r:id="rId42">
-        <w:r>
-          <w:rPr>
-            <w:lang w:val="pt_PT" w:bidi="pt_PT"/>
-          </w:rPr>
-          <w:rPr>
-            <w:color w:val="0000EE"/>
-            <w:u w:val="single"/>
-          </w:rPr>
-          <w:t>Is 29.6</w:t>
-        </w:r>
-      </w:hyperlink>
-      <w:r>
-        <w:rPr>
-          <w:lang w:val="pt_PT" w:bidi="pt_PT"/>
-        </w:rPr>
-        <w:t>).</w:t>
-      </w:r>
-      <w:r>
-        <w:rPr>
-          <w:lang w:val="pt_PT" w:bidi="pt_PT"/>
-        </w:rPr>
-      </w:r>
-      <w:r>
-        <w:rPr>
-          <w:lang w:val="pt_PT" w:bidi="pt_PT"/>
-        </w:rPr>
-      </w:r>
-    </w:p>
-    <w:p>
-      <w:pPr/>
-      <w:r>
-        <w:rPr>
-          <w:lang w:val="pt_PT" w:bidi="pt_PT"/>
-        </w:rPr>
-      </w:r>
-    </w:p>
-    <w:p>
-      <w:pPr>
-        <w:pStyle w:val="Heading2"/>
-      </w:pPr>
-      <w:r>
-        <w:rPr>
-          <w:lang w:val="pt_PT" w:bidi="pt_PT"/>
-        </w:rPr>
-        <w:t>Naum 1.4</w:t>
-      </w:r>
-      <w:r>
-        <w:rPr>
-          <w:lang w:val="pt_PT" w:bidi="pt_PT"/>
-        </w:rPr>
-      </w:r>
-    </w:p>
-    <w:p>
-      <w:pPr/>
-      <w:r>
-        <w:rPr>
-          <w:lang w:val="pt_PT" w:bidi="pt_PT"/>
-        </w:rPr>
-      </w:r>
-      <w:r>
-        <w:rPr>
-          <w:lang w:val="pt_PT" w:bidi="pt_PT"/>
-        </w:rPr>
-        <w:t>Assim como as nuvens (</w:t>
-      </w:r>
-      <w:hyperlink r:id="rId43">
-        <w:r>
-          <w:rPr>
-            <w:lang w:val="pt_PT" w:bidi="pt_PT"/>
-          </w:rPr>
-          <w:rPr>
-            <w:color w:val="0000EE"/>
-            <w:u w:val="single"/>
-          </w:rPr>
-          <w:t>1.3</w:t>
-        </w:r>
-      </w:hyperlink>
-      <w:r>
-        <w:rPr>
-          <w:lang w:val="pt_PT" w:bidi="pt_PT"/>
-        </w:rPr>
-        <w:t>) e as montanhas (</w:t>
-      </w:r>
-      <w:hyperlink r:id="rId44">
-        <w:r>
-          <w:rPr>
-            <w:lang w:val="pt_PT" w:bidi="pt_PT"/>
-          </w:rPr>
-          <w:rPr>
-            <w:color w:val="0000EE"/>
-            <w:u w:val="single"/>
-          </w:rPr>
-          <w:t>1.5</w:t>
-        </w:r>
-      </w:hyperlink>
-      <w:r>
-        <w:rPr>
-          <w:lang w:val="pt_PT" w:bidi="pt_PT"/>
-        </w:rPr>
-        <w:t>), mares e rios estão sob o controle soberano de Deus. Os profetas do Antigo Testamento frequentemente recordam as ações de Deus contra os mares e rios durante o Êxodo (</w:t>
-      </w:r>
-      <w:hyperlink r:id="rId45">
-        <w:r>
-          <w:rPr>
-            <w:lang w:val="pt_PT" w:bidi="pt_PT"/>
-          </w:rPr>
-          <w:rPr>
-            <w:color w:val="0000EE"/>
-            <w:u w:val="single"/>
-          </w:rPr>
-          <w:t>Êx 15.8–10</w:t>
-        </w:r>
-      </w:hyperlink>
-      <w:r>
-        <w:rPr>
-          <w:lang w:val="pt_PT" w:bidi="pt_PT"/>
-        </w:rPr>
-        <w:t xml:space="preserve">; </w:t>
-      </w:r>
-      <w:hyperlink r:id="rId46">
-        <w:r>
-          <w:rPr>
-            <w:lang w:val="pt_PT" w:bidi="pt_PT"/>
-          </w:rPr>
-          <w:rPr>
-            <w:color w:val="0000EE"/>
-            <w:u w:val="single"/>
-          </w:rPr>
-          <w:t>2Sm 22.16</w:t>
-        </w:r>
-      </w:hyperlink>
-      <w:r>
-        <w:rPr>
-          <w:lang w:val="pt_PT" w:bidi="pt_PT"/>
-        </w:rPr>
-        <w:t xml:space="preserve">; </w:t>
-      </w:r>
-      <w:hyperlink r:id="rId47">
-        <w:r>
-          <w:rPr>
-            <w:lang w:val="pt_PT" w:bidi="pt_PT"/>
-          </w:rPr>
-          <w:rPr>
-            <w:color w:val="0000EE"/>
-            <w:u w:val="single"/>
-          </w:rPr>
-          <w:t>Sl 66.6</w:t>
-        </w:r>
-      </w:hyperlink>
-      <w:r>
-        <w:rPr>
-          <w:lang w:val="pt_PT" w:bidi="pt_PT"/>
-        </w:rPr>
-        <w:t xml:space="preserve">; </w:t>
-      </w:r>
-      <w:hyperlink r:id="rId48">
-        <w:r>
-          <w:rPr>
-            <w:lang w:val="pt_PT" w:bidi="pt_PT"/>
-          </w:rPr>
-          <w:rPr>
-            <w:color w:val="0000EE"/>
-            <w:u w:val="single"/>
-          </w:rPr>
-          <w:t>77.16</w:t>
-        </w:r>
-      </w:hyperlink>
-      <w:r>
-        <w:rPr>
-          <w:lang w:val="pt_PT" w:bidi="pt_PT"/>
-        </w:rPr>
-        <w:t xml:space="preserve">; </w:t>
-      </w:r>
-      <w:hyperlink r:id="rId49">
-        <w:r>
-          <w:rPr>
-            <w:lang w:val="pt_PT" w:bidi="pt_PT"/>
-          </w:rPr>
-          <w:rPr>
-            <w:color w:val="0000EE"/>
-            <w:u w:val="single"/>
-          </w:rPr>
-          <w:t>Hc 3.15</w:t>
-        </w:r>
-      </w:hyperlink>
-      <w:r>
-        <w:rPr>
-          <w:lang w:val="pt_PT" w:bidi="pt_PT"/>
-        </w:rPr>
-        <w:t xml:space="preserve">). O poder de Deus sobre as águas refutou a mitologia dos antigos cananeus, que acreditavam que os mares e os rios estavam sob o controle do deus do mar, Yam. • Basã, situada a leste do Mar da Galileia, era conhecida por suas ricas pastagens, ideais para a criação de gado (cf. </w:t>
-      </w:r>
-      <w:hyperlink r:id="rId50">
-        <w:r>
-          <w:rPr>
-            <w:lang w:val="pt_PT" w:bidi="pt_PT"/>
-          </w:rPr>
-          <w:rPr>
-            <w:color w:val="0000EE"/>
-            <w:u w:val="single"/>
-          </w:rPr>
-          <w:t>Mq 7.14</w:t>
-        </w:r>
-      </w:hyperlink>
-      <w:r>
-        <w:rPr>
-          <w:lang w:val="pt_PT" w:bidi="pt_PT"/>
-        </w:rPr>
-        <w:t>). • Carmelo</w:t>
-      </w:r>
-      <w:r>
-        <w:rPr>
-          <w:i/>
-          <w:lang w:val="pt_PT" w:bidi="pt_PT"/>
-        </w:rPr>
-        <w:t>,</w:t>
-      </w:r>
-      <w:r>
-        <w:rPr>
-          <w:lang w:val="pt_PT" w:bidi="pt_PT"/>
-        </w:rPr>
-        <w:t xml:space="preserve"> na costa mediterrânea no centro de Canaã, era notável por sua beleza e fertilidade (</w:t>
-      </w:r>
-      <w:hyperlink r:id="rId51">
-        <w:r>
-          <w:rPr>
-            <w:lang w:val="pt_PT" w:bidi="pt_PT"/>
-          </w:rPr>
-          <w:rPr>
-            <w:color w:val="0000EE"/>
-            <w:u w:val="single"/>
-          </w:rPr>
-          <w:t>Ct 7.5</w:t>
-        </w:r>
-      </w:hyperlink>
-      <w:r>
-        <w:rPr>
-          <w:lang w:val="pt_PT" w:bidi="pt_PT"/>
-        </w:rPr>
-        <w:t xml:space="preserve">; </w:t>
-      </w:r>
-      <w:hyperlink r:id="rId52">
-        <w:r>
-          <w:rPr>
-            <w:lang w:val="pt_PT" w:bidi="pt_PT"/>
-          </w:rPr>
-          <w:rPr>
-            <w:color w:val="0000EE"/>
-            <w:u w:val="single"/>
-          </w:rPr>
-          <w:t>Jr 50.19</w:t>
-        </w:r>
-      </w:hyperlink>
-      <w:r>
-        <w:rPr>
-          <w:lang w:val="pt_PT" w:bidi="pt_PT"/>
-        </w:rPr>
-        <w:t>). • O Líbano era famoso por seus grandes cedros (</w:t>
-      </w:r>
-      <w:hyperlink r:id="rId53">
-        <w:r>
-          <w:rPr>
-            <w:lang w:val="pt_PT" w:bidi="pt_PT"/>
-          </w:rPr>
-          <w:rPr>
-            <w:color w:val="0000EE"/>
-            <w:u w:val="single"/>
-          </w:rPr>
-          <w:t>1Rs 5.6–18</w:t>
-        </w:r>
-      </w:hyperlink>
-      <w:r>
-        <w:rPr>
-          <w:lang w:val="pt_PT" w:bidi="pt_PT"/>
-        </w:rPr>
-        <w:t>). Naum lista essas áreas para demonstrar que mesmo os lugares mais férteis e produtivos da terra não podem resistir ao poder do julgamento de Deus.</w:t>
-      </w:r>
-      <w:r>
-        <w:rPr>
-          <w:lang w:val="pt_PT" w:bidi="pt_PT"/>
-        </w:rPr>
-      </w:r>
-      <w:r>
-        <w:rPr>
-          <w:lang w:val="pt_PT" w:bidi="pt_PT"/>
-        </w:rPr>
-      </w:r>
-    </w:p>
-    <w:p>
-      <w:pPr/>
-      <w:r>
-        <w:rPr>
-          <w:lang w:val="pt_PT" w:bidi="pt_PT"/>
-        </w:rPr>
-      </w:r>
-    </w:p>
-    <w:p>
-      <w:pPr>
-        <w:pStyle w:val="Heading2"/>
-      </w:pPr>
-      <w:r>
-        <w:rPr>
-          <w:lang w:val="pt_PT" w:bidi="pt_PT"/>
-        </w:rPr>
-        <w:t>Naum 1.5</w:t>
-      </w:r>
-      <w:r>
-        <w:rPr>
-          <w:lang w:val="pt_PT" w:bidi="pt_PT"/>
-        </w:rPr>
-      </w:r>
-    </w:p>
-    <w:p>
-      <w:pPr/>
-      <w:r>
-        <w:rPr>
-          <w:lang w:val="pt_PT" w:bidi="pt_PT"/>
-        </w:rPr>
-      </w:r>
-      <w:r>
-        <w:rPr>
-          <w:lang w:val="pt_PT" w:bidi="pt_PT"/>
-        </w:rPr>
-        <w:t xml:space="preserve">A poesia do Antigo Testamento frequentemente menciona o tremor da terra para comemorar o período do Êxodo (e.g., </w:t>
-      </w:r>
-      <w:hyperlink r:id="rId54">
-        <w:r>
-          <w:rPr>
-            <w:lang w:val="pt_PT" w:bidi="pt_PT"/>
-          </w:rPr>
-          <w:rPr>
-            <w:color w:val="0000EE"/>
-            <w:u w:val="single"/>
-          </w:rPr>
-          <w:t>Sl 18.7</w:t>
-        </w:r>
-      </w:hyperlink>
-      <w:r>
-        <w:rPr>
-          <w:lang w:val="pt_PT" w:bidi="pt_PT"/>
-        </w:rPr>
-        <w:t xml:space="preserve">; </w:t>
-      </w:r>
-      <w:hyperlink r:id="rId55">
-        <w:r>
-          <w:rPr>
-            <w:lang w:val="pt_PT" w:bidi="pt_PT"/>
-          </w:rPr>
-          <w:rPr>
-            <w:color w:val="0000EE"/>
-            <w:u w:val="single"/>
-          </w:rPr>
-          <w:t>Hc 3.6</w:t>
-        </w:r>
-      </w:hyperlink>
-      <w:r>
-        <w:rPr>
-          <w:lang w:val="pt_PT" w:bidi="pt_PT"/>
-        </w:rPr>
-        <w:t xml:space="preserve">; veja </w:t>
-      </w:r>
-      <w:hyperlink r:id="rId56">
-        <w:r>
-          <w:rPr>
-            <w:lang w:val="pt_PT" w:bidi="pt_PT"/>
-          </w:rPr>
-          <w:rPr>
-            <w:color w:val="0000EE"/>
-            <w:u w:val="single"/>
-          </w:rPr>
-          <w:t>Êx 19.18</w:t>
-        </w:r>
-      </w:hyperlink>
-      <w:r>
-        <w:rPr>
-          <w:lang w:val="pt_PT" w:bidi="pt_PT"/>
-        </w:rPr>
-        <w:t>).</w:t>
-      </w:r>
-      <w:r>
-        <w:rPr>
-          <w:lang w:val="pt_PT" w:bidi="pt_PT"/>
-        </w:rPr>
-      </w:r>
-      <w:r>
-        <w:rPr>
-          <w:lang w:val="pt_PT" w:bidi="pt_PT"/>
-        </w:rPr>
-      </w:r>
-    </w:p>
-    <w:p>
-      <w:pPr/>
-      <w:r>
-        <w:rPr>
-          <w:lang w:val="pt_PT" w:bidi="pt_PT"/>
-        </w:rPr>
-      </w:r>
-    </w:p>
-    <w:p>
-      <w:pPr>
-        <w:pStyle w:val="Heading2"/>
-      </w:pPr>
-      <w:r>
-        <w:rPr>
-          <w:lang w:val="pt_PT" w:bidi="pt_PT"/>
-        </w:rPr>
-        <w:t>Naum 1.6</w:t>
-      </w:r>
-      <w:r>
-        <w:rPr>
-          <w:lang w:val="pt_PT" w:bidi="pt_PT"/>
-        </w:rPr>
-      </w:r>
-    </w:p>
-    <w:p>
-      <w:pPr/>
-      <w:r>
-        <w:rPr>
-          <w:lang w:val="pt_PT" w:bidi="pt_PT"/>
-        </w:rPr>
-      </w:r>
-      <w:r>
-        <w:rPr>
-          <w:lang w:val="pt_PT" w:bidi="pt_PT"/>
-        </w:rPr>
-        <w:t xml:space="preserve">A palavra hebraica traduzida como ira é repetida de </w:t>
-      </w:r>
-      <w:hyperlink r:id="rId57">
-        <w:r>
-          <w:rPr>
-            <w:lang w:val="pt_PT" w:bidi="pt_PT"/>
-          </w:rPr>
-          <w:rPr>
-            <w:color w:val="0000EE"/>
-            <w:u w:val="single"/>
-          </w:rPr>
-          <w:t>1.2</w:t>
-        </w:r>
-      </w:hyperlink>
-      <w:r>
-        <w:rPr>
-          <w:lang w:val="pt_PT" w:bidi="pt_PT"/>
-        </w:rPr>
-        <w:t xml:space="preserve">. Sua repetição delimita </w:t>
-      </w:r>
-      <w:hyperlink r:id="rId28">
-        <w:r>
-          <w:rPr>
-            <w:lang w:val="pt_PT" w:bidi="pt_PT"/>
-          </w:rPr>
-          <w:rPr>
-            <w:color w:val="0000EE"/>
-            <w:u w:val="single"/>
-          </w:rPr>
-          <w:t>1.2–6</w:t>
-        </w:r>
-      </w:hyperlink>
-      <w:r>
-        <w:rPr>
-          <w:lang w:val="pt_PT" w:bidi="pt_PT"/>
-        </w:rPr>
-        <w:t xml:space="preserve"> como uma única unidade poética.</w:t>
-      </w:r>
-      <w:r>
-        <w:rPr>
-          <w:lang w:val="pt_PT" w:bidi="pt_PT"/>
-        </w:rPr>
-      </w:r>
-      <w:r>
-        <w:rPr>
-          <w:lang w:val="pt_PT" w:bidi="pt_PT"/>
-        </w:rPr>
-      </w:r>
-    </w:p>
-    <w:p>
-      <w:pPr/>
-      <w:r>
-        <w:rPr>
-          <w:lang w:val="pt_PT" w:bidi="pt_PT"/>
-        </w:rPr>
-      </w:r>
-    </w:p>
-    <w:p>
-      <w:pPr>
-        <w:pStyle w:val="Heading2"/>
-      </w:pPr>
-      <w:r>
-        <w:rPr>
-          <w:lang w:val="pt_PT" w:bidi="pt_PT"/>
-        </w:rPr>
-        <w:t>Naum 1.7</w:t>
-      </w:r>
-      <w:r>
-        <w:rPr>
-          <w:lang w:val="pt_PT" w:bidi="pt_PT"/>
-        </w:rPr>
-      </w:r>
-    </w:p>
-    <w:p>
-      <w:pPr/>
-      <w:r>
-        <w:rPr>
-          <w:lang w:val="pt_PT" w:bidi="pt_PT"/>
-        </w:rPr>
-      </w:r>
-      <w:r>
-        <w:rPr>
-          <w:lang w:val="pt_PT" w:bidi="pt_PT"/>
-        </w:rPr>
-        <w:t>O Senhor é bom: Deus age com equidade quando julga os ímpios. Ele também oferece refúgio para aqueles que confiam nele. Ele os aceita e os protege no meio das provações da vida (</w:t>
-      </w:r>
-      <w:hyperlink r:id="rId58">
-        <w:r>
-          <w:rPr>
-            <w:lang w:val="pt_PT" w:bidi="pt_PT"/>
-          </w:rPr>
-          <w:rPr>
-            <w:color w:val="0000EE"/>
-            <w:u w:val="single"/>
-          </w:rPr>
-          <w:t>Sl 18.2</w:t>
-        </w:r>
-      </w:hyperlink>
-      <w:r>
-        <w:rPr>
-          <w:lang w:val="pt_PT" w:bidi="pt_PT"/>
-        </w:rPr>
-        <w:t xml:space="preserve">; </w:t>
-      </w:r>
-      <w:hyperlink r:id="rId59">
-        <w:r>
-          <w:rPr>
-            <w:lang w:val="pt_PT" w:bidi="pt_PT"/>
-          </w:rPr>
-          <w:rPr>
-            <w:color w:val="0000EE"/>
-            <w:u w:val="single"/>
-          </w:rPr>
-          <w:t>62.5–7</w:t>
-        </w:r>
-      </w:hyperlink>
-      <w:r>
-        <w:rPr>
-          <w:lang w:val="pt_PT" w:bidi="pt_PT"/>
-        </w:rPr>
-        <w:t>). A rica bondade de Deus pode levar as pessoas ao arrependimento (</w:t>
-      </w:r>
-      <w:hyperlink r:id="rId60">
-        <w:r>
-          <w:rPr>
-            <w:lang w:val="pt_PT" w:bidi="pt_PT"/>
-          </w:rPr>
-          <w:rPr>
-            <w:color w:val="0000EE"/>
-            <w:u w:val="single"/>
-          </w:rPr>
-          <w:t>Rm 2.2–4</w:t>
-        </w:r>
-      </w:hyperlink>
-      <w:r>
-        <w:rPr>
-          <w:lang w:val="pt_PT" w:bidi="pt_PT"/>
-        </w:rPr>
-        <w:t>).</w:t>
-      </w:r>
-      <w:r>
-        <w:rPr>
-          <w:lang w:val="pt_PT" w:bidi="pt_PT"/>
-        </w:rPr>
-      </w:r>
-      <w:r>
-        <w:rPr>
-          <w:lang w:val="pt_PT" w:bidi="pt_PT"/>
-        </w:rPr>
-      </w:r>
-    </w:p>
-    <w:p>
-      <w:pPr/>
-      <w:r>
-        <w:rPr>
-          <w:lang w:val="pt_PT" w:bidi="pt_PT"/>
-        </w:rPr>
-      </w:r>
-    </w:p>
-    <w:p>
-      <w:pPr>
-        <w:pStyle w:val="Heading2"/>
-      </w:pPr>
-      <w:r>
-        <w:rPr>
-          <w:lang w:val="pt_PT" w:bidi="pt_PT"/>
-        </w:rPr>
-        <w:t>Naum 1.7–11</w:t>
-      </w:r>
-      <w:r>
-        <w:rPr>
-          <w:lang w:val="pt_PT" w:bidi="pt_PT"/>
-        </w:rPr>
-      </w:r>
-    </w:p>
-    <w:p>
-      <w:pPr/>
-      <w:r>
-        <w:rPr>
-          <w:lang w:val="pt_PT" w:bidi="pt_PT"/>
-        </w:rPr>
-      </w:r>
-      <w:r>
-        <w:rPr>
-          <w:lang w:val="pt_PT" w:bidi="pt_PT"/>
-        </w:rPr>
-        <w:t xml:space="preserve">Esta segunda estrofe (veja </w:t>
-      </w:r>
-      <w:r>
-        <w:rPr>
-          <w:lang w:val="pt_PT" w:bidi="pt_PT"/>
-        </w:rPr>
-        <w:t>nota de estudo em 1.2–11</w:t>
-      </w:r>
-      <w:r>
-        <w:rPr>
-          <w:lang w:val="pt_PT" w:bidi="pt_PT"/>
-        </w:rPr>
-        <w:t>) concentra-se na soberania, justiça e retidão de Deus ao lidar com todas as pessoas.</w:t>
-      </w:r>
-      <w:r>
-        <w:rPr>
-          <w:lang w:val="pt_PT" w:bidi="pt_PT"/>
-        </w:rPr>
-      </w:r>
-      <w:r>
-        <w:rPr>
-          <w:lang w:val="pt_PT" w:bidi="pt_PT"/>
-        </w:rPr>
-      </w:r>
-    </w:p>
-    <w:p>
-      <w:pPr/>
-      <w:r>
-        <w:rPr>
-          <w:lang w:val="pt_PT" w:bidi="pt_PT"/>
-        </w:rPr>
-      </w:r>
-    </w:p>
-    <w:p>
-      <w:pPr>
-        <w:pStyle w:val="Heading2"/>
-      </w:pPr>
-      <w:r>
-        <w:rPr>
-          <w:lang w:val="pt_PT" w:bidi="pt_PT"/>
-        </w:rPr>
-        <w:t>Naum 1.8</w:t>
-      </w:r>
-      <w:r>
-        <w:rPr>
-          <w:lang w:val="pt_PT" w:bidi="pt_PT"/>
-        </w:rPr>
-      </w:r>
-    </w:p>
-    <w:p>
-      <w:pPr/>
-      <w:r>
-        <w:rPr>
-          <w:lang w:val="pt_PT" w:bidi="pt_PT"/>
-        </w:rPr>
-      </w:r>
-      <w:r>
-        <w:rPr>
-          <w:lang w:val="pt_PT" w:bidi="pt_PT"/>
-        </w:rPr>
-        <w:t xml:space="preserve">enchente avassaladora: uma metáfora para a natureza poderosa do julgamento de Deus (veja </w:t>
-      </w:r>
-      <w:hyperlink r:id="rId61">
-        <w:r>
-          <w:rPr>
-            <w:lang w:val="pt_PT" w:bidi="pt_PT"/>
-          </w:rPr>
-          <w:rPr>
-            <w:color w:val="0000EE"/>
-            <w:u w:val="single"/>
-          </w:rPr>
-          <w:t>2.6</w:t>
-        </w:r>
-      </w:hyperlink>
-      <w:r>
-        <w:rPr>
-          <w:lang w:val="pt_PT" w:bidi="pt_PT"/>
-        </w:rPr>
-        <w:t>).</w:t>
-      </w:r>
-      <w:r>
-        <w:rPr>
-          <w:lang w:val="pt_PT" w:bidi="pt_PT"/>
-        </w:rPr>
-      </w:r>
-      <w:r>
-        <w:rPr>
-          <w:lang w:val="pt_PT" w:bidi="pt_PT"/>
-        </w:rPr>
-      </w:r>
-    </w:p>
-    <w:p>
-      <w:pPr/>
-      <w:r>
-        <w:rPr>
-          <w:lang w:val="pt_PT" w:bidi="pt_PT"/>
-        </w:rPr>
-      </w:r>
-    </w:p>
-    <w:p>
-      <w:pPr>
-        <w:pStyle w:val="Heading2"/>
-      </w:pPr>
-      <w:r>
-        <w:rPr>
-          <w:lang w:val="pt_PT" w:bidi="pt_PT"/>
-        </w:rPr>
-        <w:t>Naum 1.9</w:t>
-      </w:r>
-      <w:r>
-        <w:rPr>
-          <w:lang w:val="pt_PT" w:bidi="pt_PT"/>
-        </w:rPr>
-      </w:r>
-    </w:p>
-    <w:p>
-      <w:pPr/>
-      <w:r>
-        <w:rPr>
-          <w:lang w:val="pt_PT" w:bidi="pt_PT"/>
-        </w:rPr>
-      </w:r>
-      <w:r>
-        <w:rPr>
-          <w:lang w:val="pt_PT" w:bidi="pt_PT"/>
-        </w:rPr>
-        <w:t>O que é que vocês estão planejando: nenhum esquema ou plano humano contra Deus pode ter sucesso. Os planos humanos são inúteis se não corresponderem aos planos de Deus (</w:t>
-      </w:r>
-      <w:hyperlink r:id="rId62">
-        <w:r>
-          <w:rPr>
-            <w:lang w:val="pt_PT" w:bidi="pt_PT"/>
-          </w:rPr>
-          <w:rPr>
-            <w:color w:val="0000EE"/>
-            <w:u w:val="single"/>
-          </w:rPr>
-          <w:t>Sl 2</w:t>
-        </w:r>
-      </w:hyperlink>
-      <w:r>
-        <w:rPr>
-          <w:lang w:val="pt_PT" w:bidi="pt_PT"/>
-        </w:rPr>
-        <w:t xml:space="preserve">; </w:t>
-      </w:r>
-      <w:hyperlink r:id="rId63">
-        <w:r>
-          <w:rPr>
-            <w:lang w:val="pt_PT" w:bidi="pt_PT"/>
-          </w:rPr>
-          <w:rPr>
-            <w:color w:val="0000EE"/>
-            <w:u w:val="single"/>
-          </w:rPr>
-          <w:t>Is 14.26–27</w:t>
-        </w:r>
-      </w:hyperlink>
-      <w:r>
-        <w:rPr>
-          <w:lang w:val="pt_PT" w:bidi="pt_PT"/>
-        </w:rPr>
-        <w:t xml:space="preserve">; </w:t>
-      </w:r>
-      <w:hyperlink r:id="rId64">
-        <w:r>
-          <w:rPr>
-            <w:lang w:val="pt_PT" w:bidi="pt_PT"/>
-          </w:rPr>
-          <w:rPr>
-            <w:color w:val="0000EE"/>
-            <w:u w:val="single"/>
-          </w:rPr>
-          <w:t>23.9</w:t>
-        </w:r>
-      </w:hyperlink>
-      <w:r>
-        <w:rPr>
-          <w:lang w:val="pt_PT" w:bidi="pt_PT"/>
-        </w:rPr>
-        <w:t>).</w:t>
-      </w:r>
-      <w:r>
-        <w:rPr>
-          <w:lang w:val="pt_PT" w:bidi="pt_PT"/>
-        </w:rPr>
-      </w:r>
-      <w:r>
-        <w:rPr>
-          <w:lang w:val="pt_PT" w:bidi="pt_PT"/>
-        </w:rPr>
-      </w:r>
-    </w:p>
-    <w:p>
-      <w:pPr/>
-      <w:r>
-        <w:rPr>
-          <w:lang w:val="pt_PT" w:bidi="pt_PT"/>
-        </w:rPr>
-      </w:r>
-    </w:p>
-    <w:p>
-      <w:pPr>
-        <w:pStyle w:val="Heading2"/>
-      </w:pPr>
-      <w:r>
-        <w:rPr>
-          <w:lang w:val="pt_PT" w:bidi="pt_PT"/>
-        </w:rPr>
-        <w:t>Naum 1.11</w:t>
-      </w:r>
-      <w:r>
-        <w:rPr>
-          <w:lang w:val="pt_PT" w:bidi="pt_PT"/>
-        </w:rPr>
-      </w:r>
-    </w:p>
-    <w:p>
-      <w:pPr/>
-      <w:r>
-        <w:rPr>
-          <w:lang w:val="pt_PT" w:bidi="pt_PT"/>
-        </w:rPr>
-      </w:r>
-      <w:r>
-        <w:rPr>
-          <w:lang w:val="pt_PT" w:bidi="pt_PT"/>
-        </w:rPr>
-        <w:t xml:space="preserve">O homem de más intenções é o rei assírio. Deus também lidou com a arrogância de um rei assírio no tempo de Ezequias (cerca de 701 a.C.; veja </w:t>
-      </w:r>
-      <w:hyperlink r:id="rId65">
-        <w:r>
-          <w:rPr>
-            <w:lang w:val="pt_PT" w:bidi="pt_PT"/>
-          </w:rPr>
-          <w:rPr>
-            <w:color w:val="0000EE"/>
-            <w:u w:val="single"/>
-          </w:rPr>
-          <w:t>2Rs 19.35–36</w:t>
-        </w:r>
-      </w:hyperlink>
-      <w:r>
-        <w:rPr>
-          <w:lang w:val="pt_PT" w:bidi="pt_PT"/>
-        </w:rPr>
-        <w:t xml:space="preserve">). O </w:t>
-      </w:r>
-      <w:r>
-        <w:rPr>
-          <w:i/>
-          <w:lang w:val="pt_PT" w:bidi="pt_PT"/>
-        </w:rPr>
-        <w:t xml:space="preserve">conselheiro perverso, </w:t>
-      </w:r>
-      <w:r>
-        <w:rPr>
-          <w:lang w:val="pt_PT" w:bidi="pt_PT"/>
-        </w:rPr>
-        <w:t>expressão utilizada no texto original, da Assíria contrasta com o Messias vindouro, o rei que é um “Conselheiro Maravilhoso” (</w:t>
-      </w:r>
-      <w:hyperlink r:id="rId66">
-        <w:r>
-          <w:rPr>
-            <w:lang w:val="pt_PT" w:bidi="pt_PT"/>
-          </w:rPr>
-          <w:rPr>
-            <w:color w:val="0000EE"/>
-            <w:u w:val="single"/>
-          </w:rPr>
-          <w:t>Is 9.6</w:t>
-        </w:r>
-      </w:hyperlink>
-      <w:r>
-        <w:rPr>
-          <w:lang w:val="pt_PT" w:bidi="pt_PT"/>
-        </w:rPr>
-        <w:t>).</w:t>
-      </w:r>
-      <w:r>
-        <w:rPr>
-          <w:lang w:val="pt_PT" w:bidi="pt_PT"/>
-        </w:rPr>
-      </w:r>
-      <w:r>
-        <w:rPr>
-          <w:lang w:val="pt_PT" w:bidi="pt_PT"/>
-        </w:rPr>
-      </w:r>
-    </w:p>
-    <w:p>
-      <w:pPr/>
-      <w:r>
-        <w:rPr>
-          <w:lang w:val="pt_PT" w:bidi="pt_PT"/>
-        </w:rPr>
-      </w:r>
-    </w:p>
-    <w:p>
-      <w:pPr>
-        <w:pStyle w:val="Heading2"/>
-      </w:pPr>
-      <w:r>
-        <w:rPr>
-          <w:lang w:val="pt_PT" w:bidi="pt_PT"/>
-        </w:rPr>
-        <w:t>Naum 1.12</w:t>
-      </w:r>
-      <w:r>
-        <w:rPr>
-          <w:lang w:val="pt_PT" w:bidi="pt_PT"/>
-        </w:rPr>
-      </w:r>
-    </w:p>
-    <w:p>
-      <w:pPr/>
-      <w:r>
-        <w:rPr>
-          <w:lang w:val="pt_PT" w:bidi="pt_PT"/>
-        </w:rPr>
-      </w:r>
-      <w:r>
-        <w:rPr>
-          <w:lang w:val="pt_PT" w:bidi="pt_PT"/>
-        </w:rPr>
-        <w:t>Os aliados dos assírios eram reinos vassalos ou subordinados, incluindo o outrora poderoso Egito. Ironicamente, uma coalizão de antigos aliados gradualmente derrubou o Grande Império Neoassírio entre 625 e 605 a.C.. • Ó meu povo, do texto original, refere-se a Judá, a quem Deus havia punido anteriormente quando o rei assírio Senaqueribe (704–681 a.C.) lançou uma campanha (701 a.C.) contra os estados ocidentais do Oriente Próximo. Embora Senaqueribe não tenha conseguido tomar Jerusalém (</w:t>
-      </w:r>
-      <w:hyperlink r:id="rId67">
-        <w:r>
-          <w:rPr>
-            <w:lang w:val="pt_PT" w:bidi="pt_PT"/>
-          </w:rPr>
-          <w:rPr>
-            <w:color w:val="0000EE"/>
-            <w:u w:val="single"/>
-          </w:rPr>
-          <w:t>2Rs 19.32–36</w:t>
-        </w:r>
-      </w:hyperlink>
-      <w:r>
-        <w:rPr>
-          <w:lang w:val="pt_PT" w:bidi="pt_PT"/>
-        </w:rPr>
-        <w:t>), ele se gabou em seus anais de levar o tributo de Jerusalém e uma enorme quantidade de despojos de quarenta e seis cidades em Judá. Embora Judá agora estivesse reduzido à vassalagem e enfrentasse a constante possibilidade de agressão assíria, a Assíria não derrotou o reino do sul. Babilônia o fez, no entanto, em 586 a.C.. Infelizmente, nem Israel nem Judá deram ouvidos aos repetidos avisos de Deus de que a falta de arrependimento resultaria em julgamento (</w:t>
-      </w:r>
-      <w:hyperlink r:id="rId68">
-        <w:r>
-          <w:rPr>
-            <w:lang w:val="pt_PT" w:bidi="pt_PT"/>
-          </w:rPr>
-          <w:rPr>
-            <w:color w:val="0000EE"/>
-            <w:u w:val="single"/>
-          </w:rPr>
-          <w:t>Os 11.5</w:t>
-        </w:r>
-      </w:hyperlink>
-      <w:r>
-        <w:rPr>
-          <w:lang w:val="pt_PT" w:bidi="pt_PT"/>
-        </w:rPr>
-        <w:t xml:space="preserve">; </w:t>
-      </w:r>
-      <w:hyperlink r:id="rId69">
-        <w:r>
-          <w:rPr>
-            <w:lang w:val="pt_PT" w:bidi="pt_PT"/>
-          </w:rPr>
-          <w:rPr>
-            <w:color w:val="0000EE"/>
-            <w:u w:val="single"/>
-          </w:rPr>
-          <w:t>Jl 2.1–27</w:t>
-        </w:r>
-      </w:hyperlink>
-      <w:r>
-        <w:rPr>
-          <w:lang w:val="pt_PT" w:bidi="pt_PT"/>
-        </w:rPr>
-        <w:t>).</w:t>
-      </w:r>
-      <w:r>
-        <w:rPr>
-          <w:lang w:val="pt_PT" w:bidi="pt_PT"/>
-        </w:rPr>
-      </w:r>
-      <w:r>
-        <w:rPr>
-          <w:lang w:val="pt_PT" w:bidi="pt_PT"/>
-        </w:rPr>
-      </w:r>
-    </w:p>
-    <w:p>
-      <w:pPr/>
-      <w:r>
-        <w:rPr>
-          <w:lang w:val="pt_PT" w:bidi="pt_PT"/>
-        </w:rPr>
-      </w:r>
-    </w:p>
-    <w:p>
-      <w:pPr>
-        <w:pStyle w:val="Heading2"/>
-      </w:pPr>
-      <w:r>
-        <w:rPr>
-          <w:lang w:val="pt_PT" w:bidi="pt_PT"/>
-        </w:rPr>
-        <w:t>Naum 1.14</w:t>
-      </w:r>
-      <w:r>
-        <w:rPr>
-          <w:lang w:val="pt_PT" w:bidi="pt_PT"/>
-        </w:rPr>
-      </w:r>
-    </w:p>
-    <w:p>
-      <w:pPr/>
-      <w:r>
-        <w:rPr>
-          <w:lang w:val="pt_PT" w:bidi="pt_PT"/>
-        </w:rPr>
-      </w:r>
-      <w:r>
-        <w:rPr>
-          <w:lang w:val="pt_PT" w:bidi="pt_PT"/>
-        </w:rPr>
-        <w:t>Não terá mais filhos: Nínive seria completamente aniquilada. Cortar o nome de uma pessoa e deixá-la sem descendente significava destruí-la completamente (</w:t>
-      </w:r>
-      <w:hyperlink r:id="rId70">
-        <w:r>
-          <w:rPr>
-            <w:lang w:val="pt_PT" w:bidi="pt_PT"/>
-          </w:rPr>
-          <w:rPr>
-            <w:color w:val="0000EE"/>
-            <w:u w:val="single"/>
-          </w:rPr>
-          <w:t>1Sm 24.21</w:t>
-        </w:r>
-      </w:hyperlink>
-      <w:r>
-        <w:rPr>
-          <w:lang w:val="pt_PT" w:bidi="pt_PT"/>
-        </w:rPr>
-        <w:t xml:space="preserve">; </w:t>
-      </w:r>
-      <w:hyperlink r:id="rId71">
-        <w:r>
-          <w:rPr>
-            <w:lang w:val="pt_PT" w:bidi="pt_PT"/>
-          </w:rPr>
-          <w:rPr>
-            <w:color w:val="0000EE"/>
-            <w:u w:val="single"/>
-          </w:rPr>
-          <w:t>Jó 18.17</w:t>
-        </w:r>
-      </w:hyperlink>
-      <w:r>
-        <w:rPr>
-          <w:lang w:val="pt_PT" w:bidi="pt_PT"/>
-        </w:rPr>
-        <w:t xml:space="preserve">; </w:t>
-      </w:r>
-      <w:hyperlink r:id="rId72">
-        <w:r>
-          <w:rPr>
-            <w:lang w:val="pt_PT" w:bidi="pt_PT"/>
-          </w:rPr>
-          <w:rPr>
-            <w:color w:val="0000EE"/>
-            <w:u w:val="single"/>
-          </w:rPr>
-          <w:t>Is 14.22</w:t>
-        </w:r>
-      </w:hyperlink>
-      <w:r>
-        <w:rPr>
-          <w:lang w:val="pt_PT" w:bidi="pt_PT"/>
-        </w:rPr>
-        <w:t>). • Nenhum dos deuses venerados da Assíria poderia livrar Nínive da sentença de morte de Deus. • Deus já estava preparando uma sepultura para Nínive e direcionando os inimigos da Assíria para destruir a cidade. As orgulhosas cidades da Assíria caíram uma a uma aos ataques combinados dos caldeus, dos medos e dos de Umman Manda. A cidade de Nínive caiu em 612 a.C..</w:t>
-      </w:r>
-      <w:r>
-        <w:rPr>
-          <w:lang w:val="pt_PT" w:bidi="pt_PT"/>
-        </w:rPr>
-      </w:r>
-      <w:r>
-        <w:rPr>
-          <w:lang w:val="pt_PT" w:bidi="pt_PT"/>
-        </w:rPr>
-      </w:r>
-    </w:p>
-    <w:p>
-      <w:pPr/>
-      <w:r>
-        <w:rPr>
-          <w:lang w:val="pt_PT" w:bidi="pt_PT"/>
-        </w:rPr>
-      </w:r>
-    </w:p>
-    <w:p>
-      <w:pPr>
-        <w:pStyle w:val="Heading2"/>
-      </w:pPr>
-      <w:r>
-        <w:rPr>
-          <w:lang w:val="pt_PT" w:bidi="pt_PT"/>
-        </w:rPr>
-        <w:t>Naum 1.15</w:t>
-      </w:r>
-      <w:r>
-        <w:rPr>
-          <w:lang w:val="pt_PT" w:bidi="pt_PT"/>
-        </w:rPr>
-      </w:r>
-    </w:p>
-    <w:p>
-      <w:pPr/>
-      <w:r>
-        <w:rPr>
-          <w:lang w:val="pt_PT" w:bidi="pt_PT"/>
-        </w:rPr>
-      </w:r>
-      <w:r>
-        <w:rPr>
-          <w:lang w:val="pt_PT" w:bidi="pt_PT"/>
-        </w:rPr>
-        <w:t>Naum complementa sua profecia da libertação de Judá da escravidão (</w:t>
-      </w:r>
-      <w:hyperlink r:id="rId73">
-        <w:r>
-          <w:rPr>
-            <w:lang w:val="pt_PT" w:bidi="pt_PT"/>
-          </w:rPr>
-          <w:rPr>
-            <w:color w:val="0000EE"/>
-            <w:u w:val="single"/>
-          </w:rPr>
-          <w:t>1.13</w:t>
-        </w:r>
-      </w:hyperlink>
-      <w:r>
-        <w:rPr>
-          <w:lang w:val="pt_PT" w:bidi="pt_PT"/>
-        </w:rPr>
-        <w:t xml:space="preserve">) com uma previsão da chegada de um mensageiro trazendo as boas-novas de paz restaurada (veja também </w:t>
-      </w:r>
-      <w:hyperlink r:id="rId74">
-        <w:r>
-          <w:rPr>
-            <w:lang w:val="pt_PT" w:bidi="pt_PT"/>
-          </w:rPr>
-          <w:rPr>
-            <w:color w:val="0000EE"/>
-            <w:u w:val="single"/>
-          </w:rPr>
-          <w:t>Is 52.7</w:t>
-        </w:r>
-      </w:hyperlink>
-      <w:r>
-        <w:rPr>
-          <w:lang w:val="pt_PT" w:bidi="pt_PT"/>
-        </w:rPr>
-        <w:t>). A mensagem de paz era que o domínio da Assíria sobre Judá seria quebrado e o povo de Deus estaria livre de seu fardo. Isso ocorreu durante o reinado de Josias (640–609 a.C.), após a morte do rei assírio Assurbanipal em 626 a.C.. Esta mensagem política é um prenúncio do triunfo final de Deus sobre o mal, quando seu povo será libertado da escravidão do pecado através da obra salvadora do Messias e receberá paz eterna (</w:t>
-      </w:r>
-      <w:hyperlink r:id="rId75">
-        <w:r>
-          <w:rPr>
-            <w:lang w:val="pt_PT" w:bidi="pt_PT"/>
-          </w:rPr>
-          <w:rPr>
-            <w:color w:val="0000EE"/>
-            <w:u w:val="single"/>
-          </w:rPr>
-          <w:t>Sf 3.13</w:t>
-        </w:r>
-      </w:hyperlink>
-      <w:r>
-        <w:rPr>
-          <w:lang w:val="pt_PT" w:bidi="pt_PT"/>
-        </w:rPr>
-        <w:t xml:space="preserve">; </w:t>
-      </w:r>
-      <w:hyperlink r:id="rId76">
-        <w:r>
-          <w:rPr>
-            <w:lang w:val="pt_PT" w:bidi="pt_PT"/>
-          </w:rPr>
-          <w:rPr>
-            <w:color w:val="0000EE"/>
-            <w:u w:val="single"/>
-          </w:rPr>
-          <w:t>Lc 2.10–14</w:t>
-        </w:r>
-      </w:hyperlink>
-      <w:r>
-        <w:rPr>
-          <w:lang w:val="pt_PT" w:bidi="pt_PT"/>
-        </w:rPr>
-        <w:t xml:space="preserve">; </w:t>
-      </w:r>
-      <w:hyperlink r:id="rId77">
-        <w:r>
-          <w:rPr>
-            <w:lang w:val="pt_PT" w:bidi="pt_PT"/>
-          </w:rPr>
-          <w:rPr>
-            <w:color w:val="0000EE"/>
-            <w:u w:val="single"/>
-          </w:rPr>
-          <w:t>At 10.34–43</w:t>
-        </w:r>
-      </w:hyperlink>
-      <w:r>
-        <w:rPr>
-          <w:lang w:val="pt_PT" w:bidi="pt_PT"/>
-        </w:rPr>
-        <w:t xml:space="preserve">; </w:t>
-      </w:r>
-      <w:hyperlink r:id="rId78">
-        <w:r>
-          <w:rPr>
-            <w:lang w:val="pt_PT" w:bidi="pt_PT"/>
-          </w:rPr>
-          <w:rPr>
-            <w:color w:val="0000EE"/>
-            <w:u w:val="single"/>
-          </w:rPr>
-          <w:t>Rm 10.15</w:t>
-        </w:r>
-      </w:hyperlink>
-      <w:r>
-        <w:rPr>
-          <w:lang w:val="pt_PT" w:bidi="pt_PT"/>
-        </w:rPr>
-        <w:t xml:space="preserve">; </w:t>
-      </w:r>
-      <w:hyperlink r:id="rId79">
-        <w:r>
-          <w:rPr>
-            <w:lang w:val="pt_PT" w:bidi="pt_PT"/>
-          </w:rPr>
-          <w:rPr>
-            <w:color w:val="0000EE"/>
-            <w:u w:val="single"/>
-          </w:rPr>
-          <w:t>Ef 2.14–18</w:t>
-        </w:r>
-      </w:hyperlink>
-      <w:r>
-        <w:rPr>
-          <w:lang w:val="pt_PT" w:bidi="pt_PT"/>
-        </w:rPr>
-        <w:t>).</w:t>
-      </w:r>
-      <w:r>
-        <w:rPr>
-          <w:lang w:val="pt_PT" w:bidi="pt_PT"/>
-        </w:rPr>
-      </w:r>
-      <w:r>
-        <w:rPr>
-          <w:lang w:val="pt_PT" w:bidi="pt_PT"/>
-        </w:rPr>
-      </w:r>
-    </w:p>
-    <w:p>
-      <w:pPr/>
-      <w:r>
-        <w:rPr>
-          <w:lang w:val="pt_PT" w:bidi="pt_PT"/>
-        </w:rPr>
-      </w:r>
-    </w:p>
-    <w:p>
-      <w:pPr>
-        <w:pStyle w:val="Heading2"/>
-      </w:pPr>
-      <w:r>
-        <w:rPr>
-          <w:lang w:val="pt_PT" w:bidi="pt_PT"/>
-        </w:rPr>
-        <w:t>Naum 2.1</w:t>
-      </w:r>
-      <w:r>
-        <w:rPr>
-          <w:lang w:val="pt_PT" w:bidi="pt_PT"/>
-        </w:rPr>
-      </w:r>
-    </w:p>
-    <w:p>
-      <w:pPr/>
-      <w:r>
-        <w:rPr>
-          <w:lang w:val="pt_PT" w:bidi="pt_PT"/>
-        </w:rPr>
-      </w:r>
-      <w:r>
-        <w:rPr>
-          <w:lang w:val="pt_PT" w:bidi="pt_PT"/>
-        </w:rPr>
-        <w:t>Embora os defensores de Nínive pudessem se preparar completamente para proteger a cidade com muralhas... estradas... defesas</w:t>
-      </w:r>
-      <w:r>
-        <w:rPr>
-          <w:i/>
-          <w:lang w:val="pt_PT" w:bidi="pt_PT"/>
-        </w:rPr>
-        <w:t>,</w:t>
-      </w:r>
-      <w:r>
-        <w:rPr>
-          <w:lang w:val="pt_PT" w:bidi="pt_PT"/>
-        </w:rPr>
-        <w:t xml:space="preserve"> e forças, seus esforços estavam condenados ao fracasso (</w:t>
-      </w:r>
-      <w:hyperlink r:id="rId80">
-        <w:r>
-          <w:rPr>
-            <w:lang w:val="pt_PT" w:bidi="pt_PT"/>
-          </w:rPr>
-          <w:rPr>
-            <w:color w:val="0000EE"/>
-            <w:u w:val="single"/>
-          </w:rPr>
-          <w:t>1.1–14</w:t>
-        </w:r>
-      </w:hyperlink>
-      <w:r>
-        <w:rPr>
-          <w:lang w:val="pt_PT" w:bidi="pt_PT"/>
-        </w:rPr>
-        <w:t>).</w:t>
-      </w:r>
-      <w:r>
-        <w:rPr>
-          <w:lang w:val="pt_PT" w:bidi="pt_PT"/>
-        </w:rPr>
-      </w:r>
-      <w:r>
-        <w:rPr>
-          <w:lang w:val="pt_PT" w:bidi="pt_PT"/>
-        </w:rPr>
-      </w:r>
-    </w:p>
-    <w:p>
-      <w:pPr/>
-      <w:r>
-        <w:rPr>
-          <w:lang w:val="pt_PT" w:bidi="pt_PT"/>
-        </w:rPr>
-      </w:r>
-    </w:p>
-    <w:p>
-      <w:pPr>
-        <w:pStyle w:val="Heading2"/>
-      </w:pPr>
-      <w:r>
-        <w:rPr>
-          <w:lang w:val="pt_PT" w:bidi="pt_PT"/>
-        </w:rPr>
-        <w:t>Naum 2.2</w:t>
-      </w:r>
-      <w:r>
-        <w:rPr>
-          <w:lang w:val="pt_PT" w:bidi="pt_PT"/>
-        </w:rPr>
-      </w:r>
-    </w:p>
-    <w:p>
-      <w:pPr/>
-      <w:r>
-        <w:rPr>
-          <w:lang w:val="pt_PT" w:bidi="pt_PT"/>
-        </w:rPr>
-      </w:r>
-      <w:r>
-        <w:rPr>
-          <w:lang w:val="pt_PT" w:bidi="pt_PT"/>
-        </w:rPr>
-        <w:t>A videira simboliza a bênção de Deus ao seu povo (</w:t>
-      </w:r>
-      <w:hyperlink r:id="rId81">
-        <w:r>
-          <w:rPr>
-            <w:lang w:val="pt_PT" w:bidi="pt_PT"/>
-          </w:rPr>
-          <w:rPr>
-            <w:color w:val="0000EE"/>
-            <w:u w:val="single"/>
-          </w:rPr>
-          <w:t>Is 27.2–6</w:t>
-        </w:r>
-      </w:hyperlink>
-      <w:r>
-        <w:rPr>
-          <w:lang w:val="pt_PT" w:bidi="pt_PT"/>
-        </w:rPr>
-        <w:t>), enquanto a videira despojada reflete o castigo anterior de Deus sobre eles (</w:t>
-      </w:r>
-      <w:hyperlink r:id="rId82">
-        <w:r>
-          <w:rPr>
-            <w:lang w:val="pt_PT" w:bidi="pt_PT"/>
-          </w:rPr>
-          <w:rPr>
-            <w:color w:val="0000EE"/>
-            <w:u w:val="single"/>
-          </w:rPr>
-          <w:t>Is 5.1–7</w:t>
-        </w:r>
-      </w:hyperlink>
-      <w:r>
-        <w:rPr>
-          <w:lang w:val="pt_PT" w:bidi="pt_PT"/>
-        </w:rPr>
-        <w:t>). Os filhos de Israel estavam em um estado triste em comparação com os dias dos grandes reis Davi e Salomão, mas Deus prometeu restaurar o esplendor de seu povo.</w:t>
-      </w:r>
-      <w:r>
-        <w:rPr>
-          <w:lang w:val="pt_PT" w:bidi="pt_PT"/>
-        </w:rPr>
-      </w:r>
-      <w:r>
-        <w:rPr>
-          <w:lang w:val="pt_PT" w:bidi="pt_PT"/>
-        </w:rPr>
-      </w:r>
-    </w:p>
-    <w:p>
-      <w:pPr/>
-      <w:r>
-        <w:rPr>
-          <w:lang w:val="pt_PT" w:bidi="pt_PT"/>
-        </w:rPr>
-      </w:r>
-    </w:p>
-    <w:p>
-      <w:pPr>
-        <w:pStyle w:val="Heading2"/>
-      </w:pPr>
-      <w:r>
-        <w:rPr>
-          <w:lang w:val="pt_PT" w:bidi="pt_PT"/>
-        </w:rPr>
-        <w:t>Naum 2.4</w:t>
-      </w:r>
-      <w:r>
-        <w:rPr>
-          <w:lang w:val="pt_PT" w:bidi="pt_PT"/>
-        </w:rPr>
-      </w:r>
-    </w:p>
-    <w:p>
-      <w:pPr/>
-      <w:r>
-        <w:rPr>
-          <w:lang w:val="pt_PT" w:bidi="pt_PT"/>
-        </w:rPr>
-      </w:r>
-      <w:r>
-        <w:rPr>
-          <w:lang w:val="pt_PT" w:bidi="pt_PT"/>
-        </w:rPr>
-        <w:t>Os carros de guerra eram praticamente invencíveis em batalha devido à sua manobrabilidade e poder.</w:t>
-      </w:r>
-      <w:r>
-        <w:rPr>
-          <w:lang w:val="pt_PT" w:bidi="pt_PT"/>
-        </w:rPr>
-      </w:r>
-      <w:r>
-        <w:rPr>
-          <w:lang w:val="pt_PT" w:bidi="pt_PT"/>
-        </w:rPr>
-      </w:r>
-    </w:p>
-    <w:p>
-      <w:pPr/>
-      <w:r>
-        <w:rPr>
-          <w:lang w:val="pt_PT" w:bidi="pt_PT"/>
-        </w:rPr>
-      </w:r>
-    </w:p>
-    <w:p>
-      <w:pPr>
-        <w:pStyle w:val="Heading2"/>
-      </w:pPr>
-      <w:r>
-        <w:rPr>
-          <w:lang w:val="pt_PT" w:bidi="pt_PT"/>
-        </w:rPr>
-        <w:t>Naum 2.5</w:t>
-      </w:r>
-      <w:r>
-        <w:rPr>
-          <w:lang w:val="pt_PT" w:bidi="pt_PT"/>
-        </w:rPr>
-      </w:r>
-    </w:p>
-    <w:p>
-      <w:pPr/>
-      <w:r>
-        <w:rPr>
-          <w:lang w:val="pt_PT" w:bidi="pt_PT"/>
-        </w:rPr>
-      </w:r>
-      <w:r>
-        <w:rPr>
-          <w:lang w:val="pt_PT" w:bidi="pt_PT"/>
-        </w:rPr>
-        <w:t xml:space="preserve">O rei assírio supera o choque inicial do ataque a Nínive e grita para seus oficiais. Ele e a cidade foram pegos de surpresa e correm para as muralhas para frustrar o cerco. • para se protegerem (literalmente </w:t>
-      </w:r>
-      <w:r>
-        <w:rPr>
-          <w:i/>
-          <w:lang w:val="pt_PT" w:bidi="pt_PT"/>
-        </w:rPr>
-        <w:t>o revestimento está preparado</w:t>
-      </w:r>
-      <w:r>
-        <w:rPr>
-          <w:lang w:val="pt_PT" w:bidi="pt_PT"/>
-        </w:rPr>
-        <w:t xml:space="preserve">): o significado do termo hebraico aqui é incerto. </w:t>
-      </w:r>
-      <w:r>
-        <w:rPr>
-          <w:i/>
-          <w:lang w:val="pt_PT" w:bidi="pt_PT"/>
-        </w:rPr>
-        <w:t>Revestimento</w:t>
-      </w:r>
-      <w:r>
-        <w:rPr>
-          <w:lang w:val="pt_PT" w:bidi="pt_PT"/>
-        </w:rPr>
-        <w:t xml:space="preserve"> provavelmente se refere a algo que os atacantes ou os defensores usavam para se proteger de armamentos lançados pelo ar.</w:t>
-      </w:r>
-      <w:r>
-        <w:rPr>
-          <w:lang w:val="pt_PT" w:bidi="pt_PT"/>
-        </w:rPr>
-      </w:r>
-      <w:r>
-        <w:rPr>
-          <w:lang w:val="pt_PT" w:bidi="pt_PT"/>
-        </w:rPr>
-      </w:r>
-    </w:p>
-    <w:p>
-      <w:pPr/>
-      <w:r>
-        <w:rPr>
-          <w:lang w:val="pt_PT" w:bidi="pt_PT"/>
-        </w:rPr>
-      </w:r>
-    </w:p>
-    <w:p>
-      <w:pPr>
-        <w:pStyle w:val="Heading2"/>
-      </w:pPr>
-      <w:r>
-        <w:rPr>
-          <w:lang w:val="pt_PT" w:bidi="pt_PT"/>
-        </w:rPr>
-        <w:t>Naum 2.6</w:t>
-      </w:r>
-      <w:r>
-        <w:rPr>
-          <w:lang w:val="pt_PT" w:bidi="pt_PT"/>
-        </w:rPr>
-      </w:r>
-    </w:p>
-    <w:p>
-      <w:pPr/>
-      <w:r>
-        <w:rPr>
-          <w:lang w:val="pt_PT" w:bidi="pt_PT"/>
-        </w:rPr>
-      </w:r>
-      <w:r>
-        <w:rPr>
-          <w:lang w:val="pt_PT" w:bidi="pt_PT"/>
-        </w:rPr>
-        <w:t>A corrida para defender (</w:t>
-      </w:r>
-      <w:hyperlink r:id="rId83">
-        <w:r>
-          <w:rPr>
-            <w:lang w:val="pt_PT" w:bidi="pt_PT"/>
-          </w:rPr>
-          <w:rPr>
-            <w:color w:val="0000EE"/>
-            <w:u w:val="single"/>
-          </w:rPr>
-          <w:t>2.5</w:t>
-        </w:r>
-      </w:hyperlink>
-      <w:r>
-        <w:rPr>
-          <w:lang w:val="pt_PT" w:bidi="pt_PT"/>
-        </w:rPr>
-        <w:t>) chega tarde demais; as defesas já estão rompidas. • Nínive era servida por um reservatório formado por uma barragem dupla no rio Khosr, um afluente do Tigre que atravessava a cidade. O reservatório era ampliado por uma série de comportas. O historiador grego Diodoro relatou que, durante esse período, chuvas torrenciais já haviam aumentado o sistema fluvial da cidade. Ao primeiro fechar e depois abrir as comportas, os atacantes de Nínive liberaram a água acumulada como um aríete contra as muralhas da cidade.</w:t>
-      </w:r>
-      <w:r>
-        <w:rPr>
-          <w:lang w:val="pt_PT" w:bidi="pt_PT"/>
-        </w:rPr>
-      </w:r>
-      <w:r>
-        <w:rPr>
-          <w:lang w:val="pt_PT" w:bidi="pt_PT"/>
-        </w:rPr>
-      </w:r>
-    </w:p>
-    <w:p>
-      <w:pPr/>
-      <w:r>
-        <w:rPr>
-          <w:lang w:val="pt_PT" w:bidi="pt_PT"/>
-        </w:rPr>
-      </w:r>
-    </w:p>
-    <w:p>
-      <w:pPr>
-        <w:pStyle w:val="Heading2"/>
-      </w:pPr>
-      <w:r>
-        <w:rPr>
-          <w:lang w:val="pt_PT" w:bidi="pt_PT"/>
-        </w:rPr>
-        <w:t>Naum 2.7</w:t>
-      </w:r>
-      <w:r>
-        <w:rPr>
-          <w:lang w:val="pt_PT" w:bidi="pt_PT"/>
-        </w:rPr>
-      </w:r>
-    </w:p>
-    <w:p>
-      <w:pPr/>
-      <w:r>
-        <w:rPr>
-          <w:lang w:val="pt_PT" w:bidi="pt_PT"/>
-        </w:rPr>
-      </w:r>
-      <w:r>
-        <w:rPr>
-          <w:lang w:val="pt_PT" w:bidi="pt_PT"/>
-        </w:rPr>
-        <w:t xml:space="preserve">Como o exílio de Nínive havia sido decretado por Deus, ele certamente aconteceria. • Bater no peito era um sinal comum de luto (veja, e.g., </w:t>
-      </w:r>
-      <w:hyperlink r:id="rId84">
-        <w:r>
-          <w:rPr>
-            <w:lang w:val="pt_PT" w:bidi="pt_PT"/>
-          </w:rPr>
-          <w:rPr>
-            <w:color w:val="0000EE"/>
-            <w:u w:val="single"/>
-          </w:rPr>
-          <w:t>Lc 18.13</w:t>
-        </w:r>
-      </w:hyperlink>
-      <w:r>
-        <w:rPr>
-          <w:lang w:val="pt_PT" w:bidi="pt_PT"/>
-        </w:rPr>
-        <w:t>).</w:t>
-      </w:r>
-      <w:r>
-        <w:rPr>
-          <w:lang w:val="pt_PT" w:bidi="pt_PT"/>
-        </w:rPr>
-      </w:r>
-      <w:r>
-        <w:rPr>
-          <w:lang w:val="pt_PT" w:bidi="pt_PT"/>
-        </w:rPr>
-      </w:r>
-    </w:p>
-    <w:p>
-      <w:pPr/>
-      <w:r>
-        <w:rPr>
-          <w:lang w:val="pt_PT" w:bidi="pt_PT"/>
-        </w:rPr>
-      </w:r>
-    </w:p>
-    <w:p>
-      <w:pPr>
-        <w:pStyle w:val="Heading2"/>
-      </w:pPr>
-      <w:r>
-        <w:rPr>
-          <w:lang w:val="pt_PT" w:bidi="pt_PT"/>
-        </w:rPr>
-        <w:t>Naum 2.8</w:t>
-      </w:r>
-      <w:r>
-        <w:rPr>
-          <w:lang w:val="pt_PT" w:bidi="pt_PT"/>
-        </w:rPr>
-      </w:r>
-    </w:p>
-    <w:p>
-      <w:pPr/>
-      <w:r>
-        <w:rPr>
-          <w:lang w:val="pt_PT" w:bidi="pt_PT"/>
-        </w:rPr>
-      </w:r>
-      <w:r>
-        <w:rPr>
-          <w:lang w:val="pt_PT" w:bidi="pt_PT"/>
-        </w:rPr>
-        <w:t xml:space="preserve">As pessoas fugiriam tão rápido quanto a água flui de um reservatório rompido (veja </w:t>
-      </w:r>
-      <w:r>
-        <w:rPr>
-          <w:lang w:val="pt_PT" w:bidi="pt_PT"/>
-        </w:rPr>
-        <w:t>nota de estudo em 2.6</w:t>
-      </w:r>
-      <w:r>
-        <w:rPr>
-          <w:lang w:val="pt_PT" w:bidi="pt_PT"/>
-        </w:rPr>
-        <w:t>).</w:t>
-      </w:r>
-      <w:r>
-        <w:rPr>
-          <w:lang w:val="pt_PT" w:bidi="pt_PT"/>
-        </w:rPr>
-      </w:r>
-      <w:r>
-        <w:rPr>
-          <w:lang w:val="pt_PT" w:bidi="pt_PT"/>
-        </w:rPr>
-      </w:r>
-    </w:p>
-    <w:p>
-      <w:pPr/>
-      <w:r>
-        <w:rPr>
-          <w:lang w:val="pt_PT" w:bidi="pt_PT"/>
-        </w:rPr>
-      </w:r>
-    </w:p>
-    <w:p>
-      <w:pPr>
-        <w:pStyle w:val="Heading2"/>
-      </w:pPr>
-      <w:r>
-        <w:rPr>
-          <w:lang w:val="pt_PT" w:bidi="pt_PT"/>
-        </w:rPr>
-        <w:t>Naum 2.9</w:t>
-      </w:r>
-      <w:r>
-        <w:rPr>
-          <w:lang w:val="pt_PT" w:bidi="pt_PT"/>
-        </w:rPr>
-      </w:r>
-    </w:p>
-    <w:p>
-      <w:pPr/>
-      <w:r>
-        <w:rPr>
-          <w:lang w:val="pt_PT" w:bidi="pt_PT"/>
-        </w:rPr>
-      </w:r>
-      <w:r>
-        <w:rPr>
-          <w:lang w:val="pt_PT" w:bidi="pt_PT"/>
-        </w:rPr>
-        <w:t>A vasta e incontável riqueza de outras nações fluía para a capital assíria como comércio, tributo e espólios, mas desapareceu num instante. A agressão implacável e a maldade podem ter sucesso temporariamente, mas, em última análise, serão destruídas (</w:t>
-      </w:r>
-      <w:hyperlink r:id="rId85">
-        <w:r>
-          <w:rPr>
-            <w:lang w:val="pt_PT" w:bidi="pt_PT"/>
-          </w:rPr>
-          <w:rPr>
-            <w:color w:val="0000EE"/>
-            <w:u w:val="single"/>
-          </w:rPr>
-          <w:t>Pv 13.22</w:t>
-        </w:r>
-      </w:hyperlink>
-      <w:r>
-        <w:rPr>
-          <w:lang w:val="pt_PT" w:bidi="pt_PT"/>
-        </w:rPr>
-        <w:t xml:space="preserve">; </w:t>
-      </w:r>
-      <w:hyperlink r:id="rId86">
-        <w:r>
-          <w:rPr>
-            <w:lang w:val="pt_PT" w:bidi="pt_PT"/>
-          </w:rPr>
-          <w:rPr>
-            <w:color w:val="0000EE"/>
-            <w:u w:val="single"/>
-          </w:rPr>
-          <w:t>Ob 1.15</w:t>
-        </w:r>
-      </w:hyperlink>
-      <w:r>
-        <w:rPr>
-          <w:lang w:val="pt_PT" w:bidi="pt_PT"/>
-        </w:rPr>
-        <w:t xml:space="preserve">; </w:t>
-      </w:r>
-      <w:hyperlink r:id="rId87">
-        <w:r>
-          <w:rPr>
-            <w:lang w:val="pt_PT" w:bidi="pt_PT"/>
-          </w:rPr>
-          <w:rPr>
-            <w:color w:val="0000EE"/>
-            <w:u w:val="single"/>
-          </w:rPr>
-          <w:t>Lc 12.16–20</w:t>
-        </w:r>
-      </w:hyperlink>
-      <w:r>
-        <w:rPr>
-          <w:lang w:val="pt_PT" w:bidi="pt_PT"/>
-        </w:rPr>
-        <w:t>).</w:t>
-      </w:r>
-      <w:r>
-        <w:rPr>
-          <w:lang w:val="pt_PT" w:bidi="pt_PT"/>
-        </w:rPr>
-      </w:r>
-      <w:r>
-        <w:rPr>
-          <w:lang w:val="pt_PT" w:bidi="pt_PT"/>
-        </w:rPr>
-      </w:r>
-    </w:p>
-    <w:p>
-      <w:pPr/>
-      <w:r>
-        <w:rPr>
-          <w:lang w:val="pt_PT" w:bidi="pt_PT"/>
-        </w:rPr>
-      </w:r>
-    </w:p>
-    <w:p>
-      <w:pPr>
-        <w:pStyle w:val="Heading2"/>
-      </w:pPr>
-      <w:r>
-        <w:rPr>
-          <w:lang w:val="pt_PT" w:bidi="pt_PT"/>
-        </w:rPr>
-        <w:t>Naum 2.10</w:t>
-      </w:r>
-      <w:r>
-        <w:rPr>
-          <w:lang w:val="pt_PT" w:bidi="pt_PT"/>
-        </w:rPr>
-      </w:r>
-    </w:p>
-    <w:p>
-      <w:pPr/>
-      <w:r>
-        <w:rPr>
-          <w:lang w:val="pt_PT" w:bidi="pt_PT"/>
-        </w:rPr>
-      </w:r>
-      <w:r>
-        <w:rPr>
-          <w:lang w:val="pt_PT" w:bidi="pt_PT"/>
-        </w:rPr>
-        <w:t>destruída, deserta, despovoada: o hebraico aqui é aliterado para efeito: buqah umbuqah umbullaqah. O efeito poderia ser traduzido para o português como “devastada, despojada e destruída”.</w:t>
-      </w:r>
-      <w:r>
-        <w:rPr>
-          <w:lang w:val="pt_PT" w:bidi="pt_PT"/>
-        </w:rPr>
-      </w:r>
-      <w:r>
-        <w:rPr>
-          <w:lang w:val="pt_PT" w:bidi="pt_PT"/>
-        </w:rPr>
-      </w:r>
-    </w:p>
-    <w:p>
-      <w:pPr/>
-      <w:r>
-        <w:rPr>
-          <w:lang w:val="pt_PT" w:bidi="pt_PT"/>
-        </w:rPr>
-      </w:r>
-    </w:p>
-    <w:p>
-      <w:pPr>
-        <w:pStyle w:val="Heading2"/>
-      </w:pPr>
-      <w:r>
-        <w:rPr>
-          <w:lang w:val="pt_PT" w:bidi="pt_PT"/>
-        </w:rPr>
-        <w:t>Naum 2.11–13</w:t>
-      </w:r>
-      <w:r>
-        <w:rPr>
-          <w:lang w:val="pt_PT" w:bidi="pt_PT"/>
-        </w:rPr>
-      </w:r>
-    </w:p>
-    <w:p>
-      <w:pPr/>
-      <w:r>
-        <w:rPr>
-          <w:lang w:val="pt_PT" w:bidi="pt_PT"/>
-        </w:rPr>
-      </w:r>
-      <w:r>
-        <w:rPr>
-          <w:lang w:val="pt_PT" w:bidi="pt_PT"/>
-        </w:rPr>
-        <w:t>Após a descrição da queda de Nínive (</w:t>
-      </w:r>
-      <w:hyperlink r:id="rId88">
-        <w:r>
-          <w:rPr>
-            <w:lang w:val="pt_PT" w:bidi="pt_PT"/>
-          </w:rPr>
-          <w:rPr>
-            <w:color w:val="0000EE"/>
-            <w:u w:val="single"/>
-          </w:rPr>
-          <w:t>2.1–10</w:t>
-        </w:r>
-      </w:hyperlink>
-      <w:r>
-        <w:rPr>
-          <w:lang w:val="pt_PT" w:bidi="pt_PT"/>
-        </w:rPr>
-        <w:t xml:space="preserve">), Naum insere a primeira de três canções de escárnio (veja também </w:t>
-      </w:r>
-      <w:hyperlink r:id="rId89">
-        <w:r>
-          <w:rPr>
-            <w:lang w:val="pt_PT" w:bidi="pt_PT"/>
-          </w:rPr>
-          <w:rPr>
-            <w:color w:val="0000EE"/>
-            <w:u w:val="single"/>
-          </w:rPr>
-          <w:t>3.8–13</w:t>
-        </w:r>
-      </w:hyperlink>
-      <w:r>
-        <w:rPr>
-          <w:lang w:val="pt_PT" w:bidi="pt_PT"/>
-        </w:rPr>
-        <w:t>,</w:t>
-      </w:r>
-      <w:hyperlink r:id="rId90">
-        <w:r>
-          <w:rPr>
-            <w:lang w:val="pt_PT" w:bidi="pt_PT"/>
-          </w:rPr>
-          <w:rPr>
-            <w:color w:val="0000EE"/>
-            <w:u w:val="single"/>
-          </w:rPr>
-          <w:t>14–19</w:t>
-        </w:r>
-      </w:hyperlink>
-      <w:r>
-        <w:rPr>
-          <w:lang w:val="pt_PT" w:bidi="pt_PT"/>
-        </w:rPr>
-        <w:t>; esta era uma forma comum no antigo Oriente Próximo). Em uma sátira mordaz, ele compara Nínive a uma cova de leões. O rei Senaqueribe e outros reis assírios se comparavam a leões</w:t>
-      </w:r>
-      <w:r>
-        <w:rPr>
-          <w:i/>
-          <w:lang w:val="pt_PT" w:bidi="pt_PT"/>
-        </w:rPr>
-        <w:t>,</w:t>
-      </w:r>
-      <w:r>
-        <w:rPr>
-          <w:lang w:val="pt_PT" w:bidi="pt_PT"/>
-        </w:rPr>
-        <w:t xml:space="preserve"> chegando a decorar seus palácios com representações artísticas de leões e de si mesmos em caçadas de leões. No entanto, com Deus como seu inimigo, Nínive não seria mais o covil de um predador invencível.</w:t>
-      </w:r>
-      <w:r>
-        <w:rPr>
-          <w:lang w:val="pt_PT" w:bidi="pt_PT"/>
-        </w:rPr>
-      </w:r>
-      <w:r>
-        <w:rPr>
-          <w:lang w:val="pt_PT" w:bidi="pt_PT"/>
-        </w:rPr>
-      </w:r>
-    </w:p>
-    <w:p>
-      <w:pPr/>
-      <w:r>
-        <w:rPr>
-          <w:lang w:val="pt_PT" w:bidi="pt_PT"/>
-        </w:rPr>
-      </w:r>
-    </w:p>
-    <w:p>
-      <w:pPr>
-        <w:pStyle w:val="Heading2"/>
-      </w:pPr>
-      <w:r>
-        <w:rPr>
-          <w:lang w:val="pt_PT" w:bidi="pt_PT"/>
-        </w:rPr>
-        <w:t>Naum 2.13</w:t>
-      </w:r>
-      <w:r>
-        <w:rPr>
-          <w:lang w:val="pt_PT" w:bidi="pt_PT"/>
-        </w:rPr>
-      </w:r>
-    </w:p>
-    <w:p>
-      <w:pPr/>
-      <w:r>
-        <w:rPr>
-          <w:lang w:val="pt_PT" w:bidi="pt_PT"/>
-        </w:rPr>
-      </w:r>
-      <w:r>
-        <w:rPr>
-          <w:lang w:val="pt_PT" w:bidi="pt_PT"/>
-        </w:rPr>
-        <w:t xml:space="preserve">Exemplos das vozes dos orgulhosos mensageiros da Assíria são encontrados em </w:t>
-      </w:r>
-      <w:hyperlink r:id="rId91">
-        <w:r>
-          <w:rPr>
-            <w:lang w:val="pt_PT" w:bidi="pt_PT"/>
-          </w:rPr>
-          <w:rPr>
-            <w:color w:val="0000EE"/>
-            <w:u w:val="single"/>
-          </w:rPr>
-          <w:t>2Rs 18.19–19.13</w:t>
-        </w:r>
-      </w:hyperlink>
-      <w:r>
-        <w:rPr>
-          <w:lang w:val="pt_PT" w:bidi="pt_PT"/>
-        </w:rPr>
-        <w:t>.</w:t>
-      </w:r>
-      <w:r>
-        <w:rPr>
-          <w:lang w:val="pt_PT" w:bidi="pt_PT"/>
-        </w:rPr>
-      </w:r>
-      <w:r>
-        <w:rPr>
-          <w:lang w:val="pt_PT" w:bidi="pt_PT"/>
-        </w:rPr>
-      </w:r>
-    </w:p>
-    <w:p>
-      <w:pPr/>
-      <w:r>
-        <w:rPr>
-          <w:lang w:val="pt_PT" w:bidi="pt_PT"/>
-        </w:rPr>
-      </w:r>
-    </w:p>
-    <w:p>
-      <w:pPr>
-        <w:pStyle w:val="Heading2"/>
-      </w:pPr>
-      <w:r>
-        <w:rPr>
-          <w:lang w:val="pt_PT" w:bidi="pt_PT"/>
-        </w:rPr>
-        <w:t>Naum 3.1</w:t>
-      </w:r>
-      <w:r>
-        <w:rPr>
-          <w:lang w:val="pt_PT" w:bidi="pt_PT"/>
-        </w:rPr>
-      </w:r>
-    </w:p>
-    <w:p>
-      <w:pPr/>
-      <w:r>
-        <w:rPr>
-          <w:lang w:val="pt_PT" w:bidi="pt_PT"/>
-        </w:rPr>
-      </w:r>
-      <w:r>
-        <w:rPr>
-          <w:lang w:val="pt_PT" w:bidi="pt_PT"/>
-        </w:rPr>
-        <w:t>Cidade cruel: a crueldade gráfica dos assírios está bem documentada. Suas práticas incluíam cortar partes externas do corpo, como narizes, orelhas, mãos e pés, além de execução por empalamento em estacas. Eles amontoavam cabeças decepadas diante dos portões das cidades sitiadas. Os olhos das vítimas também podiam ser arrancados e sua pele retirada de seus corpos enquanto ainda estavam vivos.</w:t>
-      </w:r>
-      <w:r>
-        <w:rPr>
-          <w:lang w:val="pt_PT" w:bidi="pt_PT"/>
-        </w:rPr>
-      </w:r>
-      <w:r>
-        <w:rPr>
-          <w:lang w:val="pt_PT" w:bidi="pt_PT"/>
-        </w:rPr>
-      </w:r>
-    </w:p>
-    <w:p>
-      <w:pPr/>
-      <w:r>
-        <w:rPr>
-          <w:lang w:val="pt_PT" w:bidi="pt_PT"/>
-        </w:rPr>
-      </w:r>
-    </w:p>
-    <w:p>
-      <w:pPr>
-        <w:pStyle w:val="Heading2"/>
-      </w:pPr>
-      <w:r>
-        <w:rPr>
-          <w:lang w:val="pt_PT" w:bidi="pt_PT"/>
-        </w:rPr>
-        <w:t>Naum 3.2–3</w:t>
-      </w:r>
-      <w:r>
-        <w:rPr>
-          <w:lang w:val="pt_PT" w:bidi="pt_PT"/>
-        </w:rPr>
-      </w:r>
-    </w:p>
-    <w:p>
-      <w:pPr/>
-      <w:r>
-        <w:rPr>
-          <w:lang w:val="pt_PT" w:bidi="pt_PT"/>
-        </w:rPr>
-      </w:r>
-      <w:r>
-        <w:rPr>
-          <w:lang w:val="pt_PT" w:bidi="pt_PT"/>
-        </w:rPr>
-        <w:t>Essas frases curtas e diretas dramatizam os efeitos de ver e ouvir a batalha. • Os carros e condutores assírios eram temidos em todos os lugares.</w:t>
-      </w:r>
-      <w:r>
-        <w:rPr>
-          <w:lang w:val="pt_PT" w:bidi="pt_PT"/>
-        </w:rPr>
-      </w:r>
-      <w:r>
-        <w:rPr>
-          <w:lang w:val="pt_PT" w:bidi="pt_PT"/>
-        </w:rPr>
-      </w:r>
-    </w:p>
-    <w:p>
-      <w:pPr/>
-      <w:r>
-        <w:rPr>
-          <w:lang w:val="pt_PT" w:bidi="pt_PT"/>
-        </w:rPr>
-      </w:r>
-    </w:p>
-    <w:p>
-      <w:pPr>
-        <w:pStyle w:val="Heading2"/>
-      </w:pPr>
-      <w:r>
-        <w:rPr>
-          <w:lang w:val="pt_PT" w:bidi="pt_PT"/>
-        </w:rPr>
-        <w:t>Naum 3.4</w:t>
-      </w:r>
-      <w:r>
-        <w:rPr>
-          <w:lang w:val="pt_PT" w:bidi="pt_PT"/>
-        </w:rPr>
-      </w:r>
-    </w:p>
-    <w:p>
-      <w:pPr/>
-      <w:r>
-        <w:rPr>
-          <w:lang w:val="pt_PT" w:bidi="pt_PT"/>
-        </w:rPr>
-      </w:r>
-      <w:r>
-        <w:rPr>
-          <w:lang w:val="pt_PT" w:bidi="pt_PT"/>
-        </w:rPr>
-        <w:t xml:space="preserve">bela e encantadora: os assírios encantaram outras nações com riqueza e promessas de segurança e prosperidade, mas depois as vitimaram através do poder militar e da exploração econômica. Portanto, seu castigo foi uma justa retribuição por seus atos (veja </w:t>
-      </w:r>
-      <w:hyperlink r:id="rId92">
-        <w:r>
-          <w:rPr>
-            <w:lang w:val="pt_PT" w:bidi="pt_PT"/>
-          </w:rPr>
-          <w:rPr>
-            <w:color w:val="0000EE"/>
-            <w:u w:val="single"/>
-          </w:rPr>
-          <w:t>Pv 24.12</w:t>
-        </w:r>
-      </w:hyperlink>
-      <w:r>
-        <w:rPr>
-          <w:lang w:val="pt_PT" w:bidi="pt_PT"/>
-        </w:rPr>
-        <w:t xml:space="preserve">; </w:t>
-      </w:r>
-      <w:hyperlink r:id="rId93">
-        <w:r>
-          <w:rPr>
-            <w:lang w:val="pt_PT" w:bidi="pt_PT"/>
-          </w:rPr>
-          <w:rPr>
-            <w:color w:val="0000EE"/>
-            <w:u w:val="single"/>
-          </w:rPr>
-          <w:t>Jl 3.4–8</w:t>
-        </w:r>
-      </w:hyperlink>
-      <w:r>
-        <w:rPr>
-          <w:lang w:val="pt_PT" w:bidi="pt_PT"/>
-        </w:rPr>
-        <w:t xml:space="preserve">; </w:t>
-      </w:r>
-      <w:hyperlink r:id="rId94">
-        <w:r>
-          <w:rPr>
-            <w:lang w:val="pt_PT" w:bidi="pt_PT"/>
-          </w:rPr>
-          <w:rPr>
-            <w:color w:val="0000EE"/>
-            <w:u w:val="single"/>
-          </w:rPr>
-          <w:t>Ap 18.6</w:t>
-        </w:r>
-      </w:hyperlink>
-      <w:r>
-        <w:rPr>
-          <w:lang w:val="pt_PT" w:bidi="pt_PT"/>
-        </w:rPr>
-        <w:t xml:space="preserve">; </w:t>
-      </w:r>
-      <w:hyperlink r:id="rId95">
-        <w:r>
-          <w:rPr>
-            <w:lang w:val="pt_PT" w:bidi="pt_PT"/>
-          </w:rPr>
-          <w:rPr>
-            <w:color w:val="0000EE"/>
-            <w:u w:val="single"/>
-          </w:rPr>
-          <w:t>20.12</w:t>
-        </w:r>
-      </w:hyperlink>
-      <w:r>
-        <w:rPr>
-          <w:lang w:val="pt_PT" w:bidi="pt_PT"/>
-        </w:rPr>
-        <w:t>).</w:t>
-      </w:r>
-      <w:r>
-        <w:rPr>
-          <w:lang w:val="pt_PT" w:bidi="pt_PT"/>
-        </w:rPr>
-      </w:r>
-      <w:r>
-        <w:rPr>
-          <w:lang w:val="pt_PT" w:bidi="pt_PT"/>
-        </w:rPr>
-      </w:r>
-    </w:p>
-    <w:p>
-      <w:pPr/>
-      <w:r>
-        <w:rPr>
-          <w:lang w:val="pt_PT" w:bidi="pt_PT"/>
-        </w:rPr>
-      </w:r>
-    </w:p>
-    <w:p>
-      <w:pPr>
-        <w:pStyle w:val="Heading2"/>
-      </w:pPr>
-      <w:r>
-        <w:rPr>
-          <w:lang w:val="pt_PT" w:bidi="pt_PT"/>
-        </w:rPr>
-        <w:t>Naum 3.5</w:t>
-      </w:r>
-      <w:r>
-        <w:rPr>
-          <w:lang w:val="pt_PT" w:bidi="pt_PT"/>
-        </w:rPr>
-      </w:r>
-    </w:p>
-    <w:p>
-      <w:pPr/>
-      <w:r>
-        <w:rPr>
-          <w:lang w:val="pt_PT" w:bidi="pt_PT"/>
-        </w:rPr>
-      </w:r>
-      <w:r>
-        <w:rPr>
-          <w:lang w:val="pt_PT" w:bidi="pt_PT"/>
-        </w:rPr>
-        <w:t xml:space="preserve">Duas vezes Deus diz a Nínive: "Eu estou contra você" (também </w:t>
-      </w:r>
-      <w:hyperlink r:id="rId96">
-        <w:r>
-          <w:rPr>
-            <w:lang w:val="pt_PT" w:bidi="pt_PT"/>
-          </w:rPr>
-          <w:rPr>
-            <w:color w:val="0000EE"/>
-            <w:u w:val="single"/>
-          </w:rPr>
-          <w:t>2.13</w:t>
-        </w:r>
-      </w:hyperlink>
-      <w:r>
-        <w:rPr>
-          <w:lang w:val="pt_PT" w:bidi="pt_PT"/>
-        </w:rPr>
-        <w:t>). O julgamento de Nínive permanece como um lembrete histórico de que o Senhor abomina o pecado e lidará com pessoas e nações de acordo com suas ações (</w:t>
-      </w:r>
-      <w:hyperlink r:id="rId97">
-        <w:r>
-          <w:rPr>
-            <w:lang w:val="pt_PT" w:bidi="pt_PT"/>
-          </w:rPr>
-          <w:rPr>
-            <w:color w:val="0000EE"/>
-            <w:u w:val="single"/>
-          </w:rPr>
-          <w:t>Sl 9.7–8</w:t>
-        </w:r>
-      </w:hyperlink>
-      <w:r>
-        <w:rPr>
-          <w:lang w:val="pt_PT" w:bidi="pt_PT"/>
-        </w:rPr>
-        <w:t xml:space="preserve">; </w:t>
-      </w:r>
-      <w:hyperlink r:id="rId98">
-        <w:r>
-          <w:rPr>
-            <w:lang w:val="pt_PT" w:bidi="pt_PT"/>
-          </w:rPr>
-          <w:rPr>
-            <w:color w:val="0000EE"/>
-            <w:u w:val="single"/>
-          </w:rPr>
-          <w:t>62.12</w:t>
-        </w:r>
-      </w:hyperlink>
-      <w:r>
-        <w:rPr>
-          <w:lang w:val="pt_PT" w:bidi="pt_PT"/>
-        </w:rPr>
-        <w:t xml:space="preserve">; </w:t>
-      </w:r>
-      <w:hyperlink r:id="rId99">
-        <w:r>
-          <w:rPr>
-            <w:lang w:val="pt_PT" w:bidi="pt_PT"/>
-          </w:rPr>
-          <w:rPr>
-            <w:color w:val="0000EE"/>
-            <w:u w:val="single"/>
-          </w:rPr>
-          <w:t>Jr 46.28</w:t>
-        </w:r>
-      </w:hyperlink>
-      <w:r>
-        <w:rPr>
-          <w:lang w:val="pt_PT" w:bidi="pt_PT"/>
-        </w:rPr>
-        <w:t xml:space="preserve">; </w:t>
-      </w:r>
-      <w:hyperlink r:id="rId100">
-        <w:r>
-          <w:rPr>
-            <w:lang w:val="pt_PT" w:bidi="pt_PT"/>
-          </w:rPr>
-          <w:rPr>
-            <w:color w:val="0000EE"/>
-            <w:u w:val="single"/>
-          </w:rPr>
-          <w:t>At 17.31</w:t>
-        </w:r>
-      </w:hyperlink>
-      <w:r>
-        <w:rPr>
-          <w:lang w:val="pt_PT" w:bidi="pt_PT"/>
-        </w:rPr>
-        <w:t>). Um dia, a justiça de Deus cairá mundialmente sobre aqueles que se rebelaram contra ele (</w:t>
-      </w:r>
-      <w:hyperlink r:id="rId101">
-        <w:r>
-          <w:rPr>
-            <w:lang w:val="pt_PT" w:bidi="pt_PT"/>
-          </w:rPr>
-          <w:rPr>
-            <w:color w:val="0000EE"/>
-            <w:u w:val="single"/>
-          </w:rPr>
-          <w:t>Ap 17–19</w:t>
-        </w:r>
-      </w:hyperlink>
-      <w:r>
-        <w:rPr>
-          <w:lang w:val="pt_PT" w:bidi="pt_PT"/>
-        </w:rPr>
-        <w:t>).</w:t>
-      </w:r>
-      <w:r>
-        <w:rPr>
-          <w:lang w:val="pt_PT" w:bidi="pt_PT"/>
-        </w:rPr>
-      </w:r>
-      <w:r>
-        <w:rPr>
-          <w:lang w:val="pt_PT" w:bidi="pt_PT"/>
-        </w:rPr>
-      </w:r>
-    </w:p>
-    <w:p>
-      <w:pPr/>
-      <w:r>
-        <w:rPr>
-          <w:lang w:val="pt_PT" w:bidi="pt_PT"/>
-        </w:rPr>
-      </w:r>
-    </w:p>
-    <w:p>
-      <w:pPr>
-        <w:pStyle w:val="Heading2"/>
-      </w:pPr>
-      <w:r>
-        <w:rPr>
-          <w:lang w:val="pt_PT" w:bidi="pt_PT"/>
-        </w:rPr>
-        <w:t>Naum 3.8</w:t>
-      </w:r>
-      <w:r>
-        <w:rPr>
-          <w:lang w:val="pt_PT" w:bidi="pt_PT"/>
-        </w:rPr>
-      </w:r>
-    </w:p>
-    <w:p>
-      <w:pPr/>
-      <w:r>
-        <w:rPr>
-          <w:lang w:val="pt_PT" w:bidi="pt_PT"/>
-        </w:rPr>
-      </w:r>
-      <w:r>
-        <w:rPr>
-          <w:lang w:val="pt_PT" w:bidi="pt_PT"/>
-        </w:rPr>
-        <w:t>Tebas</w:t>
-      </w:r>
-      <w:r>
-        <w:rPr>
-          <w:i/>
-          <w:lang w:val="pt_PT" w:bidi="pt_PT"/>
-        </w:rPr>
-        <w:t>,</w:t>
-      </w:r>
-      <w:r>
-        <w:rPr>
-          <w:lang w:val="pt_PT" w:bidi="pt_PT"/>
-        </w:rPr>
-        <w:t xml:space="preserve"> a histórica capital do Egito, estava situada em ambos os lados do Nilo no Alto Egito. Alcançou sua maior fama como o centro político, religioso e cultural do Grande Novo Reino do Egito (1550–1069 a.C.). Embora não fosse mais a capital do Egito nos anos 600 a.C., a cidade ainda era uma metrópole próspera.</w:t>
-      </w:r>
-      <w:r>
-        <w:rPr>
-          <w:lang w:val="pt_PT" w:bidi="pt_PT"/>
-        </w:rPr>
-      </w:r>
-      <w:r>
-        <w:rPr>
-          <w:lang w:val="pt_PT" w:bidi="pt_PT"/>
-        </w:rPr>
-      </w:r>
-    </w:p>
-    <w:p>
-      <w:pPr/>
-      <w:r>
-        <w:rPr>
-          <w:lang w:val="pt_PT" w:bidi="pt_PT"/>
-        </w:rPr>
-      </w:r>
-    </w:p>
-    <w:p>
-      <w:pPr>
-        <w:pStyle w:val="Heading2"/>
-      </w:pPr>
-      <w:r>
-        <w:rPr>
-          <w:lang w:val="pt_PT" w:bidi="pt_PT"/>
-        </w:rPr>
-        <w:t>Naum 3.9–10</w:t>
-      </w:r>
-      <w:r>
-        <w:rPr>
-          <w:lang w:val="pt_PT" w:bidi="pt_PT"/>
-        </w:rPr>
-      </w:r>
-    </w:p>
-    <w:p>
-      <w:pPr/>
-      <w:r>
-        <w:rPr>
-          <w:lang w:val="pt_PT" w:bidi="pt_PT"/>
-        </w:rPr>
-      </w:r>
-      <w:r>
-        <w:rPr>
-          <w:lang w:val="pt_PT" w:bidi="pt_PT"/>
-        </w:rPr>
-        <w:t>Tebas caiu para os assírios sob o rei Assurbanípal em 663 a.C. Antes da vitória de Assurbanípal, Tebas parecia ter defesas intransponíveis, contando com a ajuda de todo o Egito e seus aliados: Etiópia</w:t>
-      </w:r>
-      <w:r>
-        <w:rPr>
-          <w:i/>
-          <w:lang w:val="pt_PT" w:bidi="pt_PT"/>
-        </w:rPr>
-        <w:t>,</w:t>
-      </w:r>
-      <w:r>
-        <w:rPr>
-          <w:lang w:val="pt_PT" w:bidi="pt_PT"/>
-        </w:rPr>
-        <w:t xml:space="preserve"> Pute (talvez a lendária terra de Punte, localizada perto do que agora é a costa da Somália) e Líbia. Nenhum destes, no entanto, conseguiu proteger efetivamente Tebas. • as crianças foram esmagadas nas esquinas das ruas: conquistadores antigos tinham a prática hedionda de exterminar os bebês de seus inimigos dessa forma (</w:t>
-      </w:r>
-      <w:hyperlink r:id="rId102">
-        <w:r>
-          <w:rPr>
-            <w:lang w:val="pt_PT" w:bidi="pt_PT"/>
-          </w:rPr>
-          <w:rPr>
-            <w:color w:val="0000EE"/>
-            <w:u w:val="single"/>
-          </w:rPr>
-          <w:t>2Rs 8.12</w:t>
-        </w:r>
-      </w:hyperlink>
-      <w:r>
-        <w:rPr>
-          <w:lang w:val="pt_PT" w:bidi="pt_PT"/>
-        </w:rPr>
-        <w:t xml:space="preserve">; </w:t>
-      </w:r>
-      <w:hyperlink r:id="rId103">
-        <w:r>
-          <w:rPr>
-            <w:lang w:val="pt_PT" w:bidi="pt_PT"/>
-          </w:rPr>
-          <w:rPr>
-            <w:color w:val="0000EE"/>
-            <w:u w:val="single"/>
-          </w:rPr>
-          <w:t>Sl 137.9</w:t>
-        </w:r>
-      </w:hyperlink>
-      <w:r>
-        <w:rPr>
-          <w:lang w:val="pt_PT" w:bidi="pt_PT"/>
-        </w:rPr>
-        <w:t xml:space="preserve">; </w:t>
-      </w:r>
-      <w:hyperlink r:id="rId104">
-        <w:r>
-          <w:rPr>
-            <w:lang w:val="pt_PT" w:bidi="pt_PT"/>
-          </w:rPr>
-          <w:rPr>
-            <w:color w:val="0000EE"/>
-            <w:u w:val="single"/>
-          </w:rPr>
-          <w:t>Is 13.16</w:t>
-        </w:r>
-      </w:hyperlink>
-      <w:r>
-        <w:rPr>
-          <w:lang w:val="pt_PT" w:bidi="pt_PT"/>
-        </w:rPr>
-        <w:t xml:space="preserve">, </w:t>
-      </w:r>
-      <w:hyperlink r:id="rId105">
-        <w:r>
-          <w:rPr>
-            <w:lang w:val="pt_PT" w:bidi="pt_PT"/>
-          </w:rPr>
-          <w:rPr>
-            <w:color w:val="0000EE"/>
-            <w:u w:val="single"/>
-          </w:rPr>
-          <w:t>18</w:t>
-        </w:r>
-      </w:hyperlink>
-      <w:r>
-        <w:rPr>
-          <w:lang w:val="pt_PT" w:bidi="pt_PT"/>
-        </w:rPr>
-        <w:t xml:space="preserve">). • Soldados jogavam dados pelos despojos de guerra, enquanto os líderes do povo conquistado eram acorrentados (veja </w:t>
-      </w:r>
-      <w:hyperlink r:id="rId106">
-        <w:r>
-          <w:rPr>
-            <w:lang w:val="pt_PT" w:bidi="pt_PT"/>
-          </w:rPr>
-          <w:rPr>
-            <w:color w:val="0000EE"/>
-            <w:u w:val="single"/>
-          </w:rPr>
-          <w:t>2Rs 25.7</w:t>
-        </w:r>
-      </w:hyperlink>
-      <w:r>
-        <w:rPr>
-          <w:lang w:val="pt_PT" w:bidi="pt_PT"/>
-        </w:rPr>
-        <w:t xml:space="preserve">; </w:t>
-      </w:r>
-      <w:hyperlink r:id="rId107">
-        <w:r>
-          <w:rPr>
-            <w:lang w:val="pt_PT" w:bidi="pt_PT"/>
-          </w:rPr>
-          <w:rPr>
-            <w:color w:val="0000EE"/>
-            <w:u w:val="single"/>
-          </w:rPr>
-          <w:t>Jr 40.1</w:t>
-        </w:r>
-      </w:hyperlink>
-      <w:r>
-        <w:rPr>
-          <w:lang w:val="pt_PT" w:bidi="pt_PT"/>
-        </w:rPr>
-        <w:t xml:space="preserve">, </w:t>
-      </w:r>
-      <w:hyperlink r:id="rId108">
-        <w:r>
-          <w:rPr>
-            <w:lang w:val="pt_PT" w:bidi="pt_PT"/>
-          </w:rPr>
-          <w:rPr>
-            <w:color w:val="0000EE"/>
-            <w:u w:val="single"/>
-          </w:rPr>
-          <w:t>4</w:t>
-        </w:r>
-      </w:hyperlink>
-      <w:r>
-        <w:rPr>
-          <w:lang w:val="pt_PT" w:bidi="pt_PT"/>
-        </w:rPr>
-        <w:t xml:space="preserve">; </w:t>
-      </w:r>
-      <w:hyperlink r:id="rId109">
-        <w:r>
-          <w:rPr>
-            <w:lang w:val="pt_PT" w:bidi="pt_PT"/>
-          </w:rPr>
-          <w:rPr>
-            <w:color w:val="0000EE"/>
-            <w:u w:val="single"/>
-          </w:rPr>
-          <w:t>Jl 3.3</w:t>
-        </w:r>
-      </w:hyperlink>
-      <w:r>
-        <w:rPr>
-          <w:lang w:val="pt_PT" w:bidi="pt_PT"/>
-        </w:rPr>
-        <w:t xml:space="preserve">; </w:t>
-      </w:r>
-      <w:hyperlink r:id="rId110">
-        <w:r>
-          <w:rPr>
-            <w:lang w:val="pt_PT" w:bidi="pt_PT"/>
-          </w:rPr>
-          <w:rPr>
-            <w:color w:val="0000EE"/>
-            <w:u w:val="single"/>
-          </w:rPr>
-          <w:t>Ob 1.11</w:t>
-        </w:r>
-      </w:hyperlink>
-      <w:r>
-        <w:rPr>
-          <w:lang w:val="pt_PT" w:bidi="pt_PT"/>
-        </w:rPr>
-        <w:t>).</w:t>
-      </w:r>
-      <w:r>
-        <w:rPr>
-          <w:lang w:val="pt_PT" w:bidi="pt_PT"/>
-        </w:rPr>
-      </w:r>
-      <w:r>
-        <w:rPr>
-          <w:lang w:val="pt_PT" w:bidi="pt_PT"/>
-        </w:rPr>
-      </w:r>
-    </w:p>
-    <w:p>
-      <w:pPr/>
-      <w:r>
-        <w:rPr>
-          <w:lang w:val="pt_PT" w:bidi="pt_PT"/>
-        </w:rPr>
-      </w:r>
-    </w:p>
-    <w:p>
-      <w:pPr>
-        <w:pStyle w:val="Heading2"/>
-      </w:pPr>
-      <w:r>
-        <w:rPr>
-          <w:lang w:val="pt_PT" w:bidi="pt_PT"/>
-        </w:rPr>
-        <w:t>Naum 3.12</w:t>
-      </w:r>
-      <w:r>
-        <w:rPr>
-          <w:lang w:val="pt_PT" w:bidi="pt_PT"/>
-        </w:rPr>
-      </w:r>
-    </w:p>
-    <w:p>
-      <w:pPr/>
-      <w:r>
-        <w:rPr>
-          <w:lang w:val="pt_PT" w:bidi="pt_PT"/>
-        </w:rPr>
-      </w:r>
-      <w:r>
-        <w:rPr>
-          <w:lang w:val="pt_PT" w:bidi="pt_PT"/>
-        </w:rPr>
-        <w:t xml:space="preserve">figos maduros: Cf. </w:t>
-      </w:r>
-      <w:hyperlink r:id="rId111">
-        <w:r>
-          <w:rPr>
-            <w:lang w:val="pt_PT" w:bidi="pt_PT"/>
-          </w:rPr>
-          <w:rPr>
-            <w:color w:val="0000EE"/>
-            <w:u w:val="single"/>
-          </w:rPr>
-          <w:t>Am 8.1–2</w:t>
-        </w:r>
-      </w:hyperlink>
-      <w:r>
-        <w:rPr>
-          <w:lang w:val="pt_PT" w:bidi="pt_PT"/>
-        </w:rPr>
-        <w:t xml:space="preserve">; </w:t>
-      </w:r>
-      <w:hyperlink r:id="rId112">
-        <w:r>
-          <w:rPr>
-            <w:lang w:val="pt_PT" w:bidi="pt_PT"/>
-          </w:rPr>
-          <w:rPr>
-            <w:color w:val="0000EE"/>
-            <w:u w:val="single"/>
-          </w:rPr>
-          <w:t>Ap 6.13</w:t>
-        </w:r>
-      </w:hyperlink>
-      <w:r>
-        <w:rPr>
-          <w:lang w:val="pt_PT" w:bidi="pt_PT"/>
-        </w:rPr>
-        <w:t>.</w:t>
-      </w:r>
-      <w:r>
-        <w:rPr>
-          <w:lang w:val="pt_PT" w:bidi="pt_PT"/>
-        </w:rPr>
-      </w:r>
-      <w:r>
-        <w:rPr>
-          <w:lang w:val="pt_PT" w:bidi="pt_PT"/>
-        </w:rPr>
-      </w:r>
-    </w:p>
-    <w:p>
-      <w:pPr/>
-      <w:r>
-        <w:rPr>
-          <w:lang w:val="pt_PT" w:bidi="pt_PT"/>
-        </w:rPr>
-      </w:r>
-    </w:p>
-    <w:p>
-      <w:pPr>
-        <w:pStyle w:val="Heading2"/>
-      </w:pPr>
-      <w:r>
-        <w:rPr>
-          <w:lang w:val="pt_PT" w:bidi="pt_PT"/>
-        </w:rPr>
-        <w:t>Naum 3.14</w:t>
-      </w:r>
-      <w:r>
-        <w:rPr>
-          <w:lang w:val="pt_PT" w:bidi="pt_PT"/>
-        </w:rPr>
-      </w:r>
-    </w:p>
-    <w:p>
-      <w:pPr/>
-      <w:r>
-        <w:rPr>
-          <w:lang w:val="pt_PT" w:bidi="pt_PT"/>
-        </w:rPr>
-      </w:r>
-      <w:r>
-        <w:rPr>
-          <w:lang w:val="pt_PT" w:bidi="pt_PT"/>
-        </w:rPr>
-        <w:t xml:space="preserve">Guardem... Reforcem: Naum usou sarcasmo para enfatizar que nenhuma quantidade de preparação tornaria os assírios capazes de suportar a ira de Deus (observe também o tom sarcástico de </w:t>
-      </w:r>
-      <w:hyperlink r:id="rId113">
-        <w:r>
-          <w:rPr>
-            <w:lang w:val="pt_PT" w:bidi="pt_PT"/>
-          </w:rPr>
-          <w:rPr>
-            <w:color w:val="0000EE"/>
-            <w:u w:val="single"/>
-          </w:rPr>
-          <w:t>2.11–13</w:t>
-        </w:r>
-      </w:hyperlink>
-      <w:r>
-        <w:rPr>
-          <w:lang w:val="pt_PT" w:bidi="pt_PT"/>
-        </w:rPr>
-        <w:t>).</w:t>
-      </w:r>
-      <w:r>
-        <w:rPr>
-          <w:lang w:val="pt_PT" w:bidi="pt_PT"/>
-        </w:rPr>
-      </w:r>
-      <w:r>
-        <w:rPr>
-          <w:lang w:val="pt_PT" w:bidi="pt_PT"/>
-        </w:rPr>
-      </w:r>
-    </w:p>
-    <w:p>
-      <w:pPr/>
-      <w:r>
-        <w:rPr>
-          <w:lang w:val="pt_PT" w:bidi="pt_PT"/>
-        </w:rPr>
-      </w:r>
-    </w:p>
-    <w:p>
-      <w:pPr>
-        <w:pStyle w:val="Heading2"/>
-      </w:pPr>
-      <w:r>
-        <w:rPr>
-          <w:lang w:val="pt_PT" w:bidi="pt_PT"/>
-        </w:rPr>
-        <w:t>Naum 3.15</w:t>
-      </w:r>
-      <w:r>
-        <w:rPr>
-          <w:lang w:val="pt_PT" w:bidi="pt_PT"/>
-        </w:rPr>
-      </w:r>
-    </w:p>
-    <w:p>
-      <w:pPr/>
-      <w:r>
-        <w:rPr>
-          <w:lang w:val="pt_PT" w:bidi="pt_PT"/>
-        </w:rPr>
-      </w:r>
-      <w:r>
-        <w:rPr>
-          <w:lang w:val="pt_PT" w:bidi="pt_PT"/>
-        </w:rPr>
-        <w:t xml:space="preserve">O Antigo Testamento frequentemente usa gafanhotos como uma metáfora para exércitos (veja </w:t>
-      </w:r>
-      <w:hyperlink r:id="rId114">
-        <w:r>
-          <w:rPr>
-            <w:lang w:val="pt_PT" w:bidi="pt_PT"/>
-          </w:rPr>
-          <w:rPr>
-            <w:color w:val="0000EE"/>
-            <w:u w:val="single"/>
-          </w:rPr>
-          <w:t>Jl 2.1–11</w:t>
-        </w:r>
-      </w:hyperlink>
-      <w:r>
-        <w:rPr>
-          <w:lang w:val="pt_PT" w:bidi="pt_PT"/>
-        </w:rPr>
-        <w:t>).</w:t>
-      </w:r>
-      <w:r>
-        <w:rPr>
-          <w:lang w:val="pt_PT" w:bidi="pt_PT"/>
-        </w:rPr>
-      </w:r>
-      <w:r>
-        <w:rPr>
-          <w:lang w:val="pt_PT" w:bidi="pt_PT"/>
-        </w:rPr>
-      </w:r>
-    </w:p>
-    <w:p>
-      <w:pPr/>
-      <w:r>
-        <w:rPr>
-          <w:lang w:val="pt_PT" w:bidi="pt_PT"/>
-        </w:rPr>
-      </w:r>
-    </w:p>
-    <w:p>
-      <w:pPr>
-        <w:pStyle w:val="Heading2"/>
-      </w:pPr>
-      <w:r>
-        <w:rPr>
-          <w:lang w:val="pt_PT" w:bidi="pt_PT"/>
-        </w:rPr>
-        <w:t>Naum 3.16</w:t>
-      </w:r>
-      <w:r>
-        <w:rPr>
-          <w:lang w:val="pt_PT" w:bidi="pt_PT"/>
-        </w:rPr>
-      </w:r>
-    </w:p>
-    <w:p>
-      <w:pPr/>
-      <w:r>
-        <w:rPr>
-          <w:lang w:val="pt_PT" w:bidi="pt_PT"/>
-        </w:rPr>
-      </w:r>
-      <w:r>
-        <w:rPr>
-          <w:lang w:val="pt_PT" w:bidi="pt_PT"/>
-        </w:rPr>
-        <w:t>Os comerciantes assírios se espalharam por todo o Oriente Próximo como gafanhotos, enchendo Nínive com riquezas incalculáveis. No entanto, assim como os gafanhotos desejam apenas satisfazer seus apetites insaciáveis e depois voar, os comerciantes levavam suas mercadorias e partiam no momento de angústia de Nínive, deixando uma população necessitada para trás.</w:t>
-      </w:r>
-      <w:r>
-        <w:rPr>
-          <w:lang w:val="pt_PT" w:bidi="pt_PT"/>
-        </w:rPr>
-      </w:r>
-      <w:r>
-        <w:rPr>
-          <w:lang w:val="pt_PT" w:bidi="pt_PT"/>
-        </w:rPr>
-      </w:r>
-    </w:p>
-    <w:p>
-      <w:pPr/>
-      <w:r>
-        <w:rPr>
-          <w:lang w:val="pt_PT" w:bidi="pt_PT"/>
-        </w:rPr>
-      </w:r>
-    </w:p>
-    <w:p>
-      <w:pPr>
-        <w:pStyle w:val="Heading2"/>
-      </w:pPr>
-      <w:r>
-        <w:rPr>
-          <w:lang w:val="pt_PT" w:bidi="pt_PT"/>
-        </w:rPr>
-        <w:t>Naum 3.18</w:t>
-      </w:r>
-      <w:r>
-        <w:rPr>
-          <w:lang w:val="pt_PT" w:bidi="pt_PT"/>
-        </w:rPr>
-      </w:r>
-    </w:p>
-    <w:p>
-      <w:pPr/>
-      <w:r>
-        <w:rPr>
-          <w:lang w:val="pt_PT" w:bidi="pt_PT"/>
-        </w:rPr>
-      </w:r>
-      <w:r>
-        <w:rPr>
-          <w:lang w:val="pt_PT" w:bidi="pt_PT"/>
-        </w:rPr>
-        <w:t xml:space="preserve">governadores: com os líderes ausentes, o povo de Nínive seria disperso como ovelhas. • estão mortos (literalmente </w:t>
-      </w:r>
-      <w:r>
-        <w:rPr>
-          <w:i/>
-          <w:lang w:val="pt_PT" w:bidi="pt_PT"/>
-        </w:rPr>
-        <w:t>dormem</w:t>
-      </w:r>
-      <w:r>
-        <w:rPr>
-          <w:lang w:val="pt_PT" w:bidi="pt_PT"/>
-        </w:rPr>
-        <w:t xml:space="preserve">; veja </w:t>
-      </w:r>
-      <w:hyperlink r:id="rId115">
-        <w:r>
-          <w:rPr>
-            <w:lang w:val="pt_PT" w:bidi="pt_PT"/>
-          </w:rPr>
-          <w:rPr>
-            <w:color w:val="0000EE"/>
-            <w:u w:val="single"/>
-          </w:rPr>
-          <w:t>Jo 11.11–14</w:t>
-        </w:r>
-      </w:hyperlink>
-      <w:r>
-        <w:rPr>
-          <w:lang w:val="pt_PT" w:bidi="pt_PT"/>
-        </w:rPr>
-        <w:t>): os líderes da Assíria, adormecidos durante a crise de Nínive, dormiriam na morte. Em contraste, o Pastor de Israel não dorme (</w:t>
-      </w:r>
-      <w:hyperlink r:id="rId116">
-        <w:r>
-          <w:rPr>
-            <w:lang w:val="pt_PT" w:bidi="pt_PT"/>
-          </w:rPr>
-          <w:rPr>
-            <w:color w:val="0000EE"/>
-            <w:u w:val="single"/>
-          </w:rPr>
-          <w:t>Sl 121.3</w:t>
-        </w:r>
-      </w:hyperlink>
-      <w:r>
-        <w:rPr>
-          <w:lang w:val="pt_PT" w:bidi="pt_PT"/>
-        </w:rPr>
-        <w:t>), e ele reunirá as ovelhas perdidas de Israel (</w:t>
-      </w:r>
-      <w:hyperlink r:id="rId117">
-        <w:r>
-          <w:rPr>
-            <w:lang w:val="pt_PT" w:bidi="pt_PT"/>
-          </w:rPr>
-          <w:rPr>
-            <w:color w:val="0000EE"/>
-            <w:u w:val="single"/>
-          </w:rPr>
-          <w:t>Jr 23.3</w:t>
-        </w:r>
-      </w:hyperlink>
-      <w:r>
-        <w:rPr>
-          <w:lang w:val="pt_PT" w:bidi="pt_PT"/>
-        </w:rPr>
-        <w:t xml:space="preserve">; </w:t>
-      </w:r>
-      <w:hyperlink r:id="rId118">
-        <w:r>
-          <w:rPr>
-            <w:lang w:val="pt_PT" w:bidi="pt_PT"/>
-          </w:rPr>
-          <w:rPr>
-            <w:color w:val="0000EE"/>
-            <w:u w:val="single"/>
-          </w:rPr>
-          <w:t>Ez 36.35</w:t>
-        </w:r>
-      </w:hyperlink>
-      <w:r>
-        <w:rPr>
-          <w:lang w:val="pt_PT" w:bidi="pt_PT"/>
-        </w:rPr>
-        <w:t>).</w:t>
-      </w:r>
-      <w:r>
-        <w:rPr>
-          <w:lang w:val="pt_PT" w:bidi="pt_PT"/>
-        </w:rPr>
-      </w:r>
-      <w:r>
-        <w:rPr>
-          <w:lang w:val="pt_PT" w:bidi="pt_PT"/>
-        </w:rPr>
-      </w:r>
-    </w:p>
-    <w:p>
-      <w:pPr/>
-      <w:r>
-        <w:rPr>
-          <w:lang w:val="pt_PT" w:bidi="pt_PT"/>
-        </w:rPr>
-      </w:r>
-    </w:p>
-    <w:p>
-      <w:pPr>
-        <w:pStyle w:val="Heading2"/>
-      </w:pPr>
-      <w:r>
-        <w:rPr>
-          <w:lang w:val="pt_PT" w:bidi="pt_PT"/>
-        </w:rPr>
-        <w:t>Naum 3.19</w:t>
-      </w:r>
-      <w:r>
-        <w:rPr>
-          <w:lang w:val="pt_PT" w:bidi="pt_PT"/>
-        </w:rPr>
-      </w:r>
-    </w:p>
-    <w:p>
-      <w:pPr/>
-      <w:r>
-        <w:rPr>
-          <w:lang w:val="pt_PT" w:bidi="pt_PT"/>
-        </w:rPr>
-      </w:r>
-      <w:r>
-        <w:rPr>
-          <w:lang w:val="pt_PT" w:bidi="pt_PT"/>
-        </w:rPr>
-        <w:t>Nínive merecia destruição em vez de cura. Embora Deus tenha sido paciente com Nínive nos dias de Jonas (</w:t>
-      </w:r>
-      <w:hyperlink r:id="rId119">
-        <w:r>
-          <w:rPr>
-            <w:lang w:val="pt_PT" w:bidi="pt_PT"/>
-          </w:rPr>
-          <w:rPr>
-            <w:color w:val="0000EE"/>
-            <w:u w:val="single"/>
-          </w:rPr>
-          <w:t>Jn 3.10</w:t>
-        </w:r>
-      </w:hyperlink>
-      <w:r>
-        <w:rPr>
-          <w:lang w:val="pt_PT" w:bidi="pt_PT"/>
-        </w:rPr>
-        <w:t xml:space="preserve">), os assírios haviam retornado à crueldade e colheriam os frutos de sua própria maldade (veja </w:t>
-      </w:r>
       <w:hyperlink r:id="rId120">
-        <w:r>
-          <w:rPr>
-            <w:lang w:val="pt_PT" w:bidi="pt_PT"/>
-          </w:rPr>
-          <w:rPr>
-            <w:color w:val="0000EE"/>
-            <w:u w:val="single"/>
-          </w:rPr>
-          <w:t>Pv 11.16–19</w:t>
-        </w:r>
-      </w:hyperlink>
-      <w:r>
-        <w:rPr>
-          <w:lang w:val="pt_PT" w:bidi="pt_PT"/>
-        </w:rPr>
-        <w:t xml:space="preserve">; </w:t>
-      </w:r>
-      <w:hyperlink r:id="rId121">
-        <w:r>
-          <w:rPr>
-            <w:lang w:val="pt_PT" w:bidi="pt_PT"/>
-          </w:rPr>
-          <w:rPr>
-            <w:color w:val="0000EE"/>
-            <w:u w:val="single"/>
-          </w:rPr>
-          <w:t>Is 66.5–6</w:t>
-        </w:r>
-      </w:hyperlink>
-      <w:r>
-        <w:rPr>
-          <w:lang w:val="pt_PT" w:bidi="pt_PT"/>
-        </w:rPr>
-        <w:t xml:space="preserve">; </w:t>
-      </w:r>
-      <w:hyperlink r:id="rId122">
         <w:r>
           <w:rPr>
             <w:lang w:val="pt_PT" w:bidi="pt_PT"/>

--- a/por/docx/34.content.docx
+++ b/por/docx/34.content.docx
@@ -163,13 +163,6 @@
         <w:rPr>
           <w:lang w:val="pt_PT" w:bidi="pt_PT"/>
         </w:rPr>
-      </w:r>
-      <w:r>
-        <w:rPr>
-          <w:i/>
-          <w:lang w:val="pt_PT" w:bidi="pt_PT"/>
-        </w:rPr>
-        <w:t>Naum 1.1, Naum 1.2, Naum 1.2–6, Naum 1.2–11, Naum 1.3, Naum 1.4, Naum 1.5, Naum 1.6, Naum 1.7, Naum 1.7–11, Naum 1.8, Naum 1.9, Naum 1.11, Naum 1.12, Naum 1.14, Naum 1.15, Naum 2.1, Naum 2.2, Naum 2.4, Naum 2.5, Naum 2.6, Naum 2.7, Naum 2.8, Naum 2.9, Naum 2.10, Naum 2.11–13, Naum 2.13, Naum 3.1, Naum 3.2–3, Naum 3.4, Naum 3.5, Naum 3.8, Naum 3.9–10, Naum 3.12, Naum 3.14, Naum 3.15, Naum 3.16, Naum 3.18, Naum 3.19</w:t>
       </w:r>
       <w:r>
         <w:rPr>

--- a/por/docx/34.content.docx
+++ b/por/docx/34.content.docx
@@ -150,19 +150,6 @@
           <w:lang w:val="pt_PT" w:bidi="pt_PT"/>
         </w:rPr>
         <w:t>NAM</w:t>
-      </w:r>
-      <w:r>
-        <w:rPr>
-          <w:lang w:val="pt_PT" w:bidi="pt_PT"/>
-        </w:rPr>
-      </w:r>
-    </w:p>
-    <w:p>
-      <w:pPr/>
-      <w:r>
-        <w:rPr>
-          <w:lang w:val="pt_PT" w:bidi="pt_PT"/>
-        </w:rPr>
       </w:r>
       <w:r>
         <w:rPr>

--- a/por/docx/34.content.docx
+++ b/por/docx/34.content.docx
@@ -19,7 +19,7 @@
         <w:rPr>
           <w:lang w:val="pt_PT" w:bidi="pt_PT"/>
         </w:rPr>
-        <w:t>Resource: Notas de Estudo (Tyndale)</w:t>
+        <w:t>Resource: Tyndale Open Study Notes</w:t>
       </w:r>
       <w:r>
         <w:rPr>
@@ -112,7 +112,7 @@
         <w:rPr>
           <w:lang w:val="pt_PT" w:bidi="pt_PT"/>
         </w:rPr>
-        <w:t>Notas de Estudo (Tyndale)</w:t>
+        <w:t>Tyndale Open Study Notes</w:t>
       </w:r>
     </w:p>
     <w:p>

--- a/por/docx/34.content.docx
+++ b/por/docx/34.content.docx
@@ -19,7 +19,7 @@
         <w:rPr>
           <w:lang w:val="pt_PT" w:bidi="pt_PT"/>
         </w:rPr>
-        <w:t>Resource: Tyndale Open Study Notes</w:t>
+        <w:t>Resource: Aquifer Open Study Notes</w:t>
       </w:r>
       <w:r>
         <w:rPr>
@@ -112,7 +112,7 @@
         <w:rPr>
           <w:lang w:val="pt_PT" w:bidi="pt_PT"/>
         </w:rPr>
-        <w:t>Tyndale Open Study Notes</w:t>
+        <w:t>Aquifer Open Study Notes</w:t>
       </w:r>
     </w:p>
     <w:p>

--- a/por/docx/34.content.docx
+++ b/por/docx/34.content.docx
@@ -233,90 +233,60 @@
         </w:rPr>
         <w:t xml:space="preserve">mensagem... visão: esta abertura, semelhante à de outros livros proféticos (cf. </w:t>
       </w:r>
-      <w:hyperlink r:id="rId13">
-        <w:r>
-          <w:rPr>
-            <w:lang w:val="pt_PT" w:bidi="pt_PT"/>
-          </w:rPr>
-          <w:rPr>
-            <w:color w:val="0000EE"/>
-            <w:u w:val="single"/>
-          </w:rPr>
-          <w:t>Ob 1.1</w:t>
-        </w:r>
-      </w:hyperlink>
+      <w:r>
+        <w:rPr>
+          <w:lang w:val="pt_PT" w:bidi="pt_PT"/>
+        </w:rPr>
+        <w:t>Ob 1.1</w:t>
+      </w:r>
       <w:r>
         <w:rPr>
           <w:lang w:val="pt_PT" w:bidi="pt_PT"/>
         </w:rPr>
         <w:t xml:space="preserve">; </w:t>
       </w:r>
-      <w:hyperlink r:id="rId14">
-        <w:r>
-          <w:rPr>
-            <w:lang w:val="pt_PT" w:bidi="pt_PT"/>
-          </w:rPr>
-          <w:rPr>
-            <w:color w:val="0000EE"/>
-            <w:u w:val="single"/>
-          </w:rPr>
-          <w:t>Hc 1.1</w:t>
-        </w:r>
-      </w:hyperlink>
+      <w:r>
+        <w:rPr>
+          <w:lang w:val="pt_PT" w:bidi="pt_PT"/>
+        </w:rPr>
+        <w:t>Hc 1.1</w:t>
+      </w:r>
       <w:r>
         <w:rPr>
           <w:lang w:val="pt_PT" w:bidi="pt_PT"/>
         </w:rPr>
         <w:t xml:space="preserve">; </w:t>
       </w:r>
-      <w:hyperlink r:id="rId15">
-        <w:r>
-          <w:rPr>
-            <w:lang w:val="pt_PT" w:bidi="pt_PT"/>
-          </w:rPr>
-          <w:rPr>
-            <w:color w:val="0000EE"/>
-            <w:u w:val="single"/>
-          </w:rPr>
-          <w:t>Ml 1.1</w:t>
-        </w:r>
-      </w:hyperlink>
+      <w:r>
+        <w:rPr>
+          <w:lang w:val="pt_PT" w:bidi="pt_PT"/>
+        </w:rPr>
+        <w:t>Ml 1.1</w:t>
+      </w:r>
       <w:r>
         <w:rPr>
           <w:lang w:val="pt_PT" w:bidi="pt_PT"/>
         </w:rPr>
         <w:t>), identifica Naum como um profeta, alguém que proferiu mensagens de Deus. • Nínive tornou-se a capital do Império Assírio em algum momento logo após 705 a.C. e permaneceu assim até sua destruição em 612 a.C. • O nome Naum significa "conforto" ou "encorajamento". Um tema importante de sua profecia é que Deus trará encorajamento ao seu povo através da queda de Nínive (</w:t>
       </w:r>
-      <w:hyperlink r:id="rId16">
-        <w:r>
-          <w:rPr>
-            <w:lang w:val="pt_PT" w:bidi="pt_PT"/>
-          </w:rPr>
-          <w:rPr>
-            <w:color w:val="0000EE"/>
-            <w:u w:val="single"/>
-          </w:rPr>
-          <w:t>Na 1.12–15</w:t>
-        </w:r>
-      </w:hyperlink>
+      <w:r>
+        <w:rPr>
+          <w:lang w:val="pt_PT" w:bidi="pt_PT"/>
+        </w:rPr>
+        <w:t>Na 1.12–15</w:t>
+      </w:r>
       <w:r>
         <w:rPr>
           <w:lang w:val="pt_PT" w:bidi="pt_PT"/>
         </w:rPr>
         <w:t xml:space="preserve">; veja </w:t>
       </w:r>
-      <w:hyperlink r:id="rId17">
-        <w:r>
-          <w:rPr>
-            <w:lang w:val="pt_PT" w:bidi="pt_PT"/>
-          </w:rPr>
-          <w:rPr>
-            <w:color w:val="0000EE"/>
-            <w:u w:val="single"/>
-          </w:rPr>
-          <w:t>Is 40.1</w:t>
-        </w:r>
-      </w:hyperlink>
+      <w:r>
+        <w:rPr>
+          <w:lang w:val="pt_PT" w:bidi="pt_PT"/>
+        </w:rPr>
+        <w:t>Is 40.1</w:t>
+      </w:r>
       <w:r>
         <w:rPr>
           <w:lang w:val="pt_PT" w:bidi="pt_PT"/>
@@ -384,144 +354,96 @@
         </w:rPr>
         <w:t xml:space="preserve">): Deus protege zelosamente o bem-estar de seu povo e deseja ardentemente sua fidelidade (veja </w:t>
       </w:r>
-      <w:hyperlink r:id="rId18">
-        <w:r>
-          <w:rPr>
-            <w:lang w:val="pt_PT" w:bidi="pt_PT"/>
-          </w:rPr>
-          <w:rPr>
-            <w:color w:val="0000EE"/>
-            <w:u w:val="single"/>
-          </w:rPr>
-          <w:t>Êx 20.4–5</w:t>
-        </w:r>
-      </w:hyperlink>
+      <w:r>
+        <w:rPr>
+          <w:lang w:val="pt_PT" w:bidi="pt_PT"/>
+        </w:rPr>
+        <w:t>Êx 20.4–5</w:t>
+      </w:r>
       <w:r>
         <w:rPr>
           <w:lang w:val="pt_PT" w:bidi="pt_PT"/>
         </w:rPr>
         <w:t xml:space="preserve">; </w:t>
       </w:r>
-      <w:hyperlink r:id="rId19">
-        <w:r>
-          <w:rPr>
-            <w:lang w:val="pt_PT" w:bidi="pt_PT"/>
-          </w:rPr>
-          <w:rPr>
-            <w:color w:val="0000EE"/>
-            <w:u w:val="single"/>
-          </w:rPr>
-          <w:t>Dt 4.23–24</w:t>
-        </w:r>
-      </w:hyperlink>
+      <w:r>
+        <w:rPr>
+          <w:lang w:val="pt_PT" w:bidi="pt_PT"/>
+        </w:rPr>
+        <w:t>Dt 4.23–24</w:t>
+      </w:r>
       <w:r>
         <w:rPr>
           <w:lang w:val="pt_PT" w:bidi="pt_PT"/>
         </w:rPr>
         <w:t xml:space="preserve">; </w:t>
       </w:r>
-      <w:hyperlink r:id="rId20">
-        <w:r>
-          <w:rPr>
-            <w:lang w:val="pt_PT" w:bidi="pt_PT"/>
-          </w:rPr>
-          <w:rPr>
-            <w:color w:val="0000EE"/>
-            <w:u w:val="single"/>
-          </w:rPr>
-          <w:t>6.4</w:t>
-        </w:r>
-      </w:hyperlink>
+      <w:r>
+        <w:rPr>
+          <w:lang w:val="pt_PT" w:bidi="pt_PT"/>
+        </w:rPr>
+        <w:t>6.4</w:t>
+      </w:r>
       <w:r>
         <w:rPr>
           <w:lang w:val="pt_PT" w:bidi="pt_PT"/>
         </w:rPr>
         <w:t xml:space="preserve">; </w:t>
       </w:r>
-      <w:hyperlink r:id="rId21">
-        <w:r>
-          <w:rPr>
-            <w:lang w:val="pt_PT" w:bidi="pt_PT"/>
-          </w:rPr>
-          <w:rPr>
-            <w:color w:val="0000EE"/>
-            <w:u w:val="single"/>
-          </w:rPr>
-          <w:t>Jr 2.1–3.5</w:t>
-        </w:r>
-      </w:hyperlink>
+      <w:r>
+        <w:rPr>
+          <w:lang w:val="pt_PT" w:bidi="pt_PT"/>
+        </w:rPr>
+        <w:t>Jr 2.1–3.5</w:t>
+      </w:r>
       <w:r>
         <w:rPr>
           <w:lang w:val="pt_PT" w:bidi="pt_PT"/>
         </w:rPr>
         <w:t>). • A vingança e a ira de Deus não devem ser confundidas com a atitude humana de "dar o troco". As ações de Deus surgem de sua santidade (</w:t>
       </w:r>
-      <w:hyperlink r:id="rId22">
-        <w:r>
-          <w:rPr>
-            <w:lang w:val="pt_PT" w:bidi="pt_PT"/>
-          </w:rPr>
-          <w:rPr>
-            <w:color w:val="0000EE"/>
-            <w:u w:val="single"/>
-          </w:rPr>
-          <w:t>Jr 50.28–29</w:t>
-        </w:r>
-      </w:hyperlink>
+      <w:r>
+        <w:rPr>
+          <w:lang w:val="pt_PT" w:bidi="pt_PT"/>
+        </w:rPr>
+        <w:t>Jr 50.28–29</w:t>
+      </w:r>
       <w:r>
         <w:rPr>
           <w:lang w:val="pt_PT" w:bidi="pt_PT"/>
         </w:rPr>
         <w:t>), justiça (</w:t>
       </w:r>
-      <w:hyperlink r:id="rId23">
-        <w:r>
-          <w:rPr>
-            <w:lang w:val="pt_PT" w:bidi="pt_PT"/>
-          </w:rPr>
-          <w:rPr>
-            <w:color w:val="0000EE"/>
-            <w:u w:val="single"/>
-          </w:rPr>
-          <w:t>Isaías 63.1–9</w:t>
-        </w:r>
-      </w:hyperlink>
+      <w:r>
+        <w:rPr>
+          <w:lang w:val="pt_PT" w:bidi="pt_PT"/>
+        </w:rPr>
+        <w:t>Isaías 63.1–9</w:t>
+      </w:r>
       <w:r>
         <w:rPr>
           <w:lang w:val="pt_PT" w:bidi="pt_PT"/>
         </w:rPr>
         <w:t>) e fidelidade à aliança com seu povo (</w:t>
       </w:r>
-      <w:hyperlink r:id="rId24">
-        <w:r>
-          <w:rPr>
-            <w:lang w:val="pt_PT" w:bidi="pt_PT"/>
-          </w:rPr>
-          <w:rPr>
-            <w:color w:val="0000EE"/>
-            <w:u w:val="single"/>
-          </w:rPr>
-          <w:t>Lv 26.23–25</w:t>
-        </w:r>
-      </w:hyperlink>
+      <w:r>
+        <w:rPr>
+          <w:lang w:val="pt_PT" w:bidi="pt_PT"/>
+        </w:rPr>
+        <w:t>Lv 26.23–25</w:t>
+      </w:r>
       <w:r>
         <w:rPr>
           <w:lang w:val="pt_PT" w:bidi="pt_PT"/>
         </w:rPr>
         <w:t xml:space="preserve">; </w:t>
       </w:r>
-      <w:hyperlink r:id="rId25">
-        <w:r>
-          <w:rPr>
-            <w:lang w:val="pt_PT" w:bidi="pt_PT"/>
-          </w:rPr>
-          <w:rPr>
-            <w:color w:val="0000EE"/>
-            <w:u w:val="single"/>
-          </w:rPr>
-          <w:t>Is 1.24–26</w:t>
-        </w:r>
-      </w:hyperlink>
+      <w:r>
+        <w:rPr>
+          <w:lang w:val="pt_PT" w:bidi="pt_PT"/>
+        </w:rPr>
+        <w:t>Is 1.24–26</w:t>
+      </w:r>
       <w:r>
         <w:rPr>
           <w:lang w:val="pt_PT" w:bidi="pt_PT"/>
@@ -624,36 +546,24 @@
         </w:rPr>
         <w:t>Este curto hino de duas estrofes (</w:t>
       </w:r>
-      <w:hyperlink r:id="rId26">
-        <w:r>
-          <w:rPr>
-            <w:lang w:val="pt_PT" w:bidi="pt_PT"/>
-          </w:rPr>
-          <w:rPr>
-            <w:color w:val="0000EE"/>
-            <w:u w:val="single"/>
-          </w:rPr>
-          <w:t>1.2–6</w:t>
-        </w:r>
-      </w:hyperlink>
+      <w:r>
+        <w:rPr>
+          <w:lang w:val="pt_PT" w:bidi="pt_PT"/>
+        </w:rPr>
+        <w:t>1.2–6</w:t>
+      </w:r>
       <w:r>
         <w:rPr>
           <w:lang w:val="pt_PT" w:bidi="pt_PT"/>
         </w:rPr>
         <w:t xml:space="preserve">, </w:t>
       </w:r>
-      <w:hyperlink r:id="rId27">
-        <w:r>
-          <w:rPr>
-            <w:lang w:val="pt_PT" w:bidi="pt_PT"/>
-          </w:rPr>
-          <w:rPr>
-            <w:color w:val="0000EE"/>
-            <w:u w:val="single"/>
-          </w:rPr>
-          <w:t>1.7–11</w:t>
-        </w:r>
-      </w:hyperlink>
+      <w:r>
+        <w:rPr>
+          <w:lang w:val="pt_PT" w:bidi="pt_PT"/>
+        </w:rPr>
+        <w:t>1.7–11</w:t>
+      </w:r>
       <w:r>
         <w:rPr>
           <w:lang w:val="pt_PT" w:bidi="pt_PT"/>
@@ -708,234 +618,156 @@
         </w:rPr>
         <w:t>lento para se irar: a paciência de Deus com a desobediência está ligada ao seu amor fiel (</w:t>
       </w:r>
-      <w:hyperlink r:id="rId28">
-        <w:r>
-          <w:rPr>
-            <w:lang w:val="pt_PT" w:bidi="pt_PT"/>
-          </w:rPr>
-          <w:rPr>
-            <w:color w:val="0000EE"/>
-            <w:u w:val="single"/>
-          </w:rPr>
-          <w:t>Êx 34.6</w:t>
-        </w:r>
-      </w:hyperlink>
+      <w:r>
+        <w:rPr>
+          <w:lang w:val="pt_PT" w:bidi="pt_PT"/>
+        </w:rPr>
+        <w:t>Êx 34.6</w:t>
+      </w:r>
       <w:r>
         <w:rPr>
           <w:lang w:val="pt_PT" w:bidi="pt_PT"/>
         </w:rPr>
         <w:t xml:space="preserve">; </w:t>
       </w:r>
-      <w:hyperlink r:id="rId29">
-        <w:r>
-          <w:rPr>
-            <w:lang w:val="pt_PT" w:bidi="pt_PT"/>
-          </w:rPr>
-          <w:rPr>
-            <w:color w:val="0000EE"/>
-            <w:u w:val="single"/>
-          </w:rPr>
-          <w:t>Nm 14.18</w:t>
-        </w:r>
-      </w:hyperlink>
+      <w:r>
+        <w:rPr>
+          <w:lang w:val="pt_PT" w:bidi="pt_PT"/>
+        </w:rPr>
+        <w:t>Nm 14.18</w:t>
+      </w:r>
       <w:r>
         <w:rPr>
           <w:lang w:val="pt_PT" w:bidi="pt_PT"/>
         </w:rPr>
         <w:t xml:space="preserve">; </w:t>
       </w:r>
-      <w:hyperlink r:id="rId30">
-        <w:r>
-          <w:rPr>
-            <w:lang w:val="pt_PT" w:bidi="pt_PT"/>
-          </w:rPr>
-          <w:rPr>
-            <w:color w:val="0000EE"/>
-            <w:u w:val="single"/>
-          </w:rPr>
-          <w:t>Sl 103.8</w:t>
-        </w:r>
-      </w:hyperlink>
+      <w:r>
+        <w:rPr>
+          <w:lang w:val="pt_PT" w:bidi="pt_PT"/>
+        </w:rPr>
+        <w:t>Sl 103.8</w:t>
+      </w:r>
       <w:r>
         <w:rPr>
           <w:lang w:val="pt_PT" w:bidi="pt_PT"/>
         </w:rPr>
         <w:t xml:space="preserve">; </w:t>
       </w:r>
-      <w:hyperlink r:id="rId31">
-        <w:r>
-          <w:rPr>
-            <w:lang w:val="pt_PT" w:bidi="pt_PT"/>
-          </w:rPr>
-          <w:rPr>
-            <w:color w:val="0000EE"/>
-            <w:u w:val="single"/>
-          </w:rPr>
-          <w:t>Jl 2.13</w:t>
-        </w:r>
-      </w:hyperlink>
+      <w:r>
+        <w:rPr>
+          <w:lang w:val="pt_PT" w:bidi="pt_PT"/>
+        </w:rPr>
+        <w:t>Jl 2.13</w:t>
+      </w:r>
       <w:r>
         <w:rPr>
           <w:lang w:val="pt_PT" w:bidi="pt_PT"/>
         </w:rPr>
         <w:t>). Essa característica desapontou Jonas, que queria que Nínive fosse destruída imediatamente (</w:t>
       </w:r>
-      <w:hyperlink r:id="rId32">
-        <w:r>
-          <w:rPr>
-            <w:lang w:val="pt_PT" w:bidi="pt_PT"/>
-          </w:rPr>
-          <w:rPr>
-            <w:color w:val="0000EE"/>
-            <w:u w:val="single"/>
-          </w:rPr>
-          <w:t>Jn 4.2</w:t>
-        </w:r>
-      </w:hyperlink>
+      <w:r>
+        <w:rPr>
+          <w:lang w:val="pt_PT" w:bidi="pt_PT"/>
+        </w:rPr>
+        <w:t>Jn 4.2</w:t>
+      </w:r>
       <w:r>
         <w:rPr>
           <w:lang w:val="pt_PT" w:bidi="pt_PT"/>
         </w:rPr>
         <w:t>). Como Deus é paciente, ele às vezes adia o castigo merecido dos pecadores (</w:t>
       </w:r>
-      <w:hyperlink r:id="rId33">
-        <w:r>
-          <w:rPr>
-            <w:lang w:val="pt_PT" w:bidi="pt_PT"/>
-          </w:rPr>
-          <w:rPr>
-            <w:color w:val="0000EE"/>
-            <w:u w:val="single"/>
-          </w:rPr>
-          <w:t>Ne 9.29–30</w:t>
-        </w:r>
-      </w:hyperlink>
+      <w:r>
+        <w:rPr>
+          <w:lang w:val="pt_PT" w:bidi="pt_PT"/>
+        </w:rPr>
+        <w:t>Ne 9.29–30</w:t>
+      </w:r>
       <w:r>
         <w:rPr>
           <w:lang w:val="pt_PT" w:bidi="pt_PT"/>
         </w:rPr>
         <w:t xml:space="preserve">; </w:t>
       </w:r>
-      <w:hyperlink r:id="rId34">
-        <w:r>
-          <w:rPr>
-            <w:lang w:val="pt_PT" w:bidi="pt_PT"/>
-          </w:rPr>
-          <w:rPr>
-            <w:color w:val="0000EE"/>
-            <w:u w:val="single"/>
-          </w:rPr>
-          <w:t>Rm 2.4</w:t>
-        </w:r>
-      </w:hyperlink>
+      <w:r>
+        <w:rPr>
+          <w:lang w:val="pt_PT" w:bidi="pt_PT"/>
+        </w:rPr>
+        <w:t>Rm 2.4</w:t>
+      </w:r>
       <w:r>
         <w:rPr>
           <w:lang w:val="pt_PT" w:bidi="pt_PT"/>
         </w:rPr>
         <w:t xml:space="preserve">; </w:t>
       </w:r>
-      <w:hyperlink r:id="rId35">
-        <w:r>
-          <w:rPr>
-            <w:lang w:val="pt_PT" w:bidi="pt_PT"/>
-          </w:rPr>
-          <w:rPr>
-            <w:color w:val="0000EE"/>
-            <w:u w:val="single"/>
-          </w:rPr>
-          <w:t>2Pe 3.9</w:t>
-        </w:r>
-      </w:hyperlink>
+      <w:r>
+        <w:rPr>
+          <w:lang w:val="pt_PT" w:bidi="pt_PT"/>
+        </w:rPr>
+        <w:t>2Pe 3.9</w:t>
+      </w:r>
       <w:r>
         <w:rPr>
           <w:lang w:val="pt_PT" w:bidi="pt_PT"/>
         </w:rPr>
         <w:t>), mas aqueles culpados de persistir no pecado enfrentarão, em última instância, o julgamento de Deus (</w:t>
       </w:r>
-      <w:hyperlink r:id="rId36">
-        <w:r>
-          <w:rPr>
-            <w:lang w:val="pt_PT" w:bidi="pt_PT"/>
-          </w:rPr>
-          <w:rPr>
-            <w:color w:val="0000EE"/>
-            <w:u w:val="single"/>
-          </w:rPr>
-          <w:t>Êx 34.7</w:t>
-        </w:r>
-      </w:hyperlink>
+      <w:r>
+        <w:rPr>
+          <w:lang w:val="pt_PT" w:bidi="pt_PT"/>
+        </w:rPr>
+        <w:t>Êx 34.7</w:t>
+      </w:r>
       <w:r>
         <w:rPr>
           <w:lang w:val="pt_PT" w:bidi="pt_PT"/>
         </w:rPr>
         <w:t xml:space="preserve">; </w:t>
       </w:r>
-      <w:hyperlink r:id="rId37">
-        <w:r>
-          <w:rPr>
-            <w:lang w:val="pt_PT" w:bidi="pt_PT"/>
-          </w:rPr>
-          <w:rPr>
-            <w:color w:val="0000EE"/>
-            <w:u w:val="single"/>
-          </w:rPr>
-          <w:t>Rm 14.10</w:t>
-        </w:r>
-      </w:hyperlink>
+      <w:r>
+        <w:rPr>
+          <w:lang w:val="pt_PT" w:bidi="pt_PT"/>
+        </w:rPr>
+        <w:t>Rm 14.10</w:t>
+      </w:r>
       <w:r>
         <w:rPr>
           <w:lang w:val="pt_PT" w:bidi="pt_PT"/>
         </w:rPr>
         <w:t xml:space="preserve">; </w:t>
       </w:r>
-      <w:hyperlink r:id="rId38">
-        <w:r>
-          <w:rPr>
-            <w:lang w:val="pt_PT" w:bidi="pt_PT"/>
-          </w:rPr>
-          <w:rPr>
-            <w:color w:val="0000EE"/>
-            <w:u w:val="single"/>
-          </w:rPr>
-          <w:t>2Co 5.10</w:t>
-        </w:r>
-      </w:hyperlink>
+      <w:r>
+        <w:rPr>
+          <w:lang w:val="pt_PT" w:bidi="pt_PT"/>
+        </w:rPr>
+        <w:t>2Co 5.10</w:t>
+      </w:r>
       <w:r>
         <w:rPr>
           <w:lang w:val="pt_PT" w:bidi="pt_PT"/>
         </w:rPr>
         <w:t xml:space="preserve">; </w:t>
       </w:r>
-      <w:hyperlink r:id="rId39">
-        <w:r>
-          <w:rPr>
-            <w:lang w:val="pt_PT" w:bidi="pt_PT"/>
-          </w:rPr>
-          <w:rPr>
-            <w:color w:val="0000EE"/>
-            <w:u w:val="single"/>
-          </w:rPr>
-          <w:t>Ap 14.6–7</w:t>
-        </w:r>
-      </w:hyperlink>
+      <w:r>
+        <w:rPr>
+          <w:lang w:val="pt_PT" w:bidi="pt_PT"/>
+        </w:rPr>
+        <w:t>Ap 14.6–7</w:t>
+      </w:r>
       <w:r>
         <w:rPr>
           <w:lang w:val="pt_PT" w:bidi="pt_PT"/>
         </w:rPr>
         <w:t xml:space="preserve">). • tempestades e ventos violentos: estas imagens descrevem a fúria do julgamento de Deus contra os ímpios (veja também </w:t>
       </w:r>
-      <w:hyperlink r:id="rId40">
-        <w:r>
-          <w:rPr>
-            <w:lang w:val="pt_PT" w:bidi="pt_PT"/>
-          </w:rPr>
-          <w:rPr>
-            <w:color w:val="0000EE"/>
-            <w:u w:val="single"/>
-          </w:rPr>
-          <w:t>Is 29.6</w:t>
-        </w:r>
-      </w:hyperlink>
+      <w:r>
+        <w:rPr>
+          <w:lang w:val="pt_PT" w:bidi="pt_PT"/>
+        </w:rPr>
+        <w:t>Is 29.6</w:t>
+      </w:r>
       <w:r>
         <w:rPr>
           <w:lang w:val="pt_PT" w:bidi="pt_PT"/>
@@ -990,144 +822,96 @@
         </w:rPr>
         <w:t>Assim como as nuvens (</w:t>
       </w:r>
-      <w:hyperlink r:id="rId41">
-        <w:r>
-          <w:rPr>
-            <w:lang w:val="pt_PT" w:bidi="pt_PT"/>
-          </w:rPr>
-          <w:rPr>
-            <w:color w:val="0000EE"/>
-            <w:u w:val="single"/>
-          </w:rPr>
-          <w:t>1.3</w:t>
-        </w:r>
-      </w:hyperlink>
+      <w:r>
+        <w:rPr>
+          <w:lang w:val="pt_PT" w:bidi="pt_PT"/>
+        </w:rPr>
+        <w:t>1.3</w:t>
+      </w:r>
       <w:r>
         <w:rPr>
           <w:lang w:val="pt_PT" w:bidi="pt_PT"/>
         </w:rPr>
         <w:t>) e as montanhas (</w:t>
       </w:r>
-      <w:hyperlink r:id="rId42">
-        <w:r>
-          <w:rPr>
-            <w:lang w:val="pt_PT" w:bidi="pt_PT"/>
-          </w:rPr>
-          <w:rPr>
-            <w:color w:val="0000EE"/>
-            <w:u w:val="single"/>
-          </w:rPr>
-          <w:t>1.5</w:t>
-        </w:r>
-      </w:hyperlink>
+      <w:r>
+        <w:rPr>
+          <w:lang w:val="pt_PT" w:bidi="pt_PT"/>
+        </w:rPr>
+        <w:t>1.5</w:t>
+      </w:r>
       <w:r>
         <w:rPr>
           <w:lang w:val="pt_PT" w:bidi="pt_PT"/>
         </w:rPr>
         <w:t>), mares e rios estão sob o controle soberano de Deus. Os profetas do Antigo Testamento frequentemente recordam as ações de Deus contra os mares e rios durante o Êxodo (</w:t>
       </w:r>
-      <w:hyperlink r:id="rId43">
-        <w:r>
-          <w:rPr>
-            <w:lang w:val="pt_PT" w:bidi="pt_PT"/>
-          </w:rPr>
-          <w:rPr>
-            <w:color w:val="0000EE"/>
-            <w:u w:val="single"/>
-          </w:rPr>
-          <w:t>Êx 15.8–10</w:t>
-        </w:r>
-      </w:hyperlink>
+      <w:r>
+        <w:rPr>
+          <w:lang w:val="pt_PT" w:bidi="pt_PT"/>
+        </w:rPr>
+        <w:t>Êx 15.8–10</w:t>
+      </w:r>
       <w:r>
         <w:rPr>
           <w:lang w:val="pt_PT" w:bidi="pt_PT"/>
         </w:rPr>
         <w:t xml:space="preserve">; </w:t>
       </w:r>
-      <w:hyperlink r:id="rId44">
-        <w:r>
-          <w:rPr>
-            <w:lang w:val="pt_PT" w:bidi="pt_PT"/>
-          </w:rPr>
-          <w:rPr>
-            <w:color w:val="0000EE"/>
-            <w:u w:val="single"/>
-          </w:rPr>
-          <w:t>2Sm 22.16</w:t>
-        </w:r>
-      </w:hyperlink>
+      <w:r>
+        <w:rPr>
+          <w:lang w:val="pt_PT" w:bidi="pt_PT"/>
+        </w:rPr>
+        <w:t>2Sm 22.16</w:t>
+      </w:r>
       <w:r>
         <w:rPr>
           <w:lang w:val="pt_PT" w:bidi="pt_PT"/>
         </w:rPr>
         <w:t xml:space="preserve">; </w:t>
       </w:r>
-      <w:hyperlink r:id="rId45">
-        <w:r>
-          <w:rPr>
-            <w:lang w:val="pt_PT" w:bidi="pt_PT"/>
-          </w:rPr>
-          <w:rPr>
-            <w:color w:val="0000EE"/>
-            <w:u w:val="single"/>
-          </w:rPr>
-          <w:t>Sl 66.6</w:t>
-        </w:r>
-      </w:hyperlink>
+      <w:r>
+        <w:rPr>
+          <w:lang w:val="pt_PT" w:bidi="pt_PT"/>
+        </w:rPr>
+        <w:t>Sl 66.6</w:t>
+      </w:r>
       <w:r>
         <w:rPr>
           <w:lang w:val="pt_PT" w:bidi="pt_PT"/>
         </w:rPr>
         <w:t xml:space="preserve">; </w:t>
       </w:r>
-      <w:hyperlink r:id="rId46">
-        <w:r>
-          <w:rPr>
-            <w:lang w:val="pt_PT" w:bidi="pt_PT"/>
-          </w:rPr>
-          <w:rPr>
-            <w:color w:val="0000EE"/>
-            <w:u w:val="single"/>
-          </w:rPr>
-          <w:t>77.16</w:t>
-        </w:r>
-      </w:hyperlink>
+      <w:r>
+        <w:rPr>
+          <w:lang w:val="pt_PT" w:bidi="pt_PT"/>
+        </w:rPr>
+        <w:t>77.16</w:t>
+      </w:r>
       <w:r>
         <w:rPr>
           <w:lang w:val="pt_PT" w:bidi="pt_PT"/>
         </w:rPr>
         <w:t xml:space="preserve">; </w:t>
       </w:r>
-      <w:hyperlink r:id="rId47">
-        <w:r>
-          <w:rPr>
-            <w:lang w:val="pt_PT" w:bidi="pt_PT"/>
-          </w:rPr>
-          <w:rPr>
-            <w:color w:val="0000EE"/>
-            <w:u w:val="single"/>
-          </w:rPr>
-          <w:t>Hc 3.15</w:t>
-        </w:r>
-      </w:hyperlink>
+      <w:r>
+        <w:rPr>
+          <w:lang w:val="pt_PT" w:bidi="pt_PT"/>
+        </w:rPr>
+        <w:t>Hc 3.15</w:t>
+      </w:r>
       <w:r>
         <w:rPr>
           <w:lang w:val="pt_PT" w:bidi="pt_PT"/>
         </w:rPr>
         <w:t xml:space="preserve">). O poder de Deus sobre as águas refutou a mitologia dos antigos cananeus, que acreditavam que os mares e os rios estavam sob o controle do deus do mar, Yam. • Basã, situada a leste do Mar da Galileia, era conhecida por suas ricas pastagens, ideais para a criação de gado (cf. </w:t>
       </w:r>
-      <w:hyperlink r:id="rId48">
-        <w:r>
-          <w:rPr>
-            <w:lang w:val="pt_PT" w:bidi="pt_PT"/>
-          </w:rPr>
-          <w:rPr>
-            <w:color w:val="0000EE"/>
-            <w:u w:val="single"/>
-          </w:rPr>
-          <w:t>Mq 7.14</w:t>
-        </w:r>
-      </w:hyperlink>
+      <w:r>
+        <w:rPr>
+          <w:lang w:val="pt_PT" w:bidi="pt_PT"/>
+        </w:rPr>
+        <w:t>Mq 7.14</w:t>
+      </w:r>
       <w:r>
         <w:rPr>
           <w:lang w:val="pt_PT" w:bidi="pt_PT"/>
@@ -1147,54 +931,36 @@
         </w:rPr>
         <w:t xml:space="preserve"> na costa mediterrânea no centro de Canaã, era notável por sua beleza e fertilidade (</w:t>
       </w:r>
-      <w:hyperlink r:id="rId49">
-        <w:r>
-          <w:rPr>
-            <w:lang w:val="pt_PT" w:bidi="pt_PT"/>
-          </w:rPr>
-          <w:rPr>
-            <w:color w:val="0000EE"/>
-            <w:u w:val="single"/>
-          </w:rPr>
-          <w:t>Ct 7.5</w:t>
-        </w:r>
-      </w:hyperlink>
+      <w:r>
+        <w:rPr>
+          <w:lang w:val="pt_PT" w:bidi="pt_PT"/>
+        </w:rPr>
+        <w:t>Ct 7.5</w:t>
+      </w:r>
       <w:r>
         <w:rPr>
           <w:lang w:val="pt_PT" w:bidi="pt_PT"/>
         </w:rPr>
         <w:t xml:space="preserve">; </w:t>
       </w:r>
-      <w:hyperlink r:id="rId50">
-        <w:r>
-          <w:rPr>
-            <w:lang w:val="pt_PT" w:bidi="pt_PT"/>
-          </w:rPr>
-          <w:rPr>
-            <w:color w:val="0000EE"/>
-            <w:u w:val="single"/>
-          </w:rPr>
-          <w:t>Jr 50.19</w:t>
-        </w:r>
-      </w:hyperlink>
+      <w:r>
+        <w:rPr>
+          <w:lang w:val="pt_PT" w:bidi="pt_PT"/>
+        </w:rPr>
+        <w:t>Jr 50.19</w:t>
+      </w:r>
       <w:r>
         <w:rPr>
           <w:lang w:val="pt_PT" w:bidi="pt_PT"/>
         </w:rPr>
         <w:t>). • O Líbano era famoso por seus grandes cedros (</w:t>
       </w:r>
-      <w:hyperlink r:id="rId51">
-        <w:r>
-          <w:rPr>
-            <w:lang w:val="pt_PT" w:bidi="pt_PT"/>
-          </w:rPr>
-          <w:rPr>
-            <w:color w:val="0000EE"/>
-            <w:u w:val="single"/>
-          </w:rPr>
-          <w:t>1Rs 5.6–18</w:t>
-        </w:r>
-      </w:hyperlink>
+      <w:r>
+        <w:rPr>
+          <w:lang w:val="pt_PT" w:bidi="pt_PT"/>
+        </w:rPr>
+        <w:t>1Rs 5.6–18</w:t>
+      </w:r>
       <w:r>
         <w:rPr>
           <w:lang w:val="pt_PT" w:bidi="pt_PT"/>
@@ -1249,54 +1015,36 @@
         </w:rPr>
         <w:t xml:space="preserve">A poesia do Antigo Testamento frequentemente menciona o tremor da terra para comemorar o período do Êxodo (e.g., </w:t>
       </w:r>
-      <w:hyperlink r:id="rId52">
-        <w:r>
-          <w:rPr>
-            <w:lang w:val="pt_PT" w:bidi="pt_PT"/>
-          </w:rPr>
-          <w:rPr>
-            <w:color w:val="0000EE"/>
-            <w:u w:val="single"/>
-          </w:rPr>
-          <w:t>Sl 18.7</w:t>
-        </w:r>
-      </w:hyperlink>
+      <w:r>
+        <w:rPr>
+          <w:lang w:val="pt_PT" w:bidi="pt_PT"/>
+        </w:rPr>
+        <w:t>Sl 18.7</w:t>
+      </w:r>
       <w:r>
         <w:rPr>
           <w:lang w:val="pt_PT" w:bidi="pt_PT"/>
         </w:rPr>
         <w:t xml:space="preserve">; </w:t>
       </w:r>
-      <w:hyperlink r:id="rId53">
-        <w:r>
-          <w:rPr>
-            <w:lang w:val="pt_PT" w:bidi="pt_PT"/>
-          </w:rPr>
-          <w:rPr>
-            <w:color w:val="0000EE"/>
-            <w:u w:val="single"/>
-          </w:rPr>
-          <w:t>Hc 3.6</w:t>
-        </w:r>
-      </w:hyperlink>
+      <w:r>
+        <w:rPr>
+          <w:lang w:val="pt_PT" w:bidi="pt_PT"/>
+        </w:rPr>
+        <w:t>Hc 3.6</w:t>
+      </w:r>
       <w:r>
         <w:rPr>
           <w:lang w:val="pt_PT" w:bidi="pt_PT"/>
         </w:rPr>
         <w:t xml:space="preserve">; veja </w:t>
       </w:r>
-      <w:hyperlink r:id="rId54">
-        <w:r>
-          <w:rPr>
-            <w:lang w:val="pt_PT" w:bidi="pt_PT"/>
-          </w:rPr>
-          <w:rPr>
-            <w:color w:val="0000EE"/>
-            <w:u w:val="single"/>
-          </w:rPr>
-          <w:t>Êx 19.18</w:t>
-        </w:r>
-      </w:hyperlink>
+      <w:r>
+        <w:rPr>
+          <w:lang w:val="pt_PT" w:bidi="pt_PT"/>
+        </w:rPr>
+        <w:t>Êx 19.18</w:t>
+      </w:r>
       <w:r>
         <w:rPr>
           <w:lang w:val="pt_PT" w:bidi="pt_PT"/>
@@ -1351,36 +1099,24 @@
         </w:rPr>
         <w:t xml:space="preserve">A palavra hebraica traduzida como ira é repetida de </w:t>
       </w:r>
-      <w:hyperlink r:id="rId55">
-        <w:r>
-          <w:rPr>
-            <w:lang w:val="pt_PT" w:bidi="pt_PT"/>
-          </w:rPr>
-          <w:rPr>
-            <w:color w:val="0000EE"/>
-            <w:u w:val="single"/>
-          </w:rPr>
-          <w:t>1.2</w:t>
-        </w:r>
-      </w:hyperlink>
+      <w:r>
+        <w:rPr>
+          <w:lang w:val="pt_PT" w:bidi="pt_PT"/>
+        </w:rPr>
+        <w:t>1.2</w:t>
+      </w:r>
       <w:r>
         <w:rPr>
           <w:lang w:val="pt_PT" w:bidi="pt_PT"/>
         </w:rPr>
         <w:t xml:space="preserve">. Sua repetição delimita </w:t>
       </w:r>
-      <w:hyperlink r:id="rId26">
-        <w:r>
-          <w:rPr>
-            <w:lang w:val="pt_PT" w:bidi="pt_PT"/>
-          </w:rPr>
-          <w:rPr>
-            <w:color w:val="0000EE"/>
-            <w:u w:val="single"/>
-          </w:rPr>
-          <w:t>1.2–6</w:t>
-        </w:r>
-      </w:hyperlink>
+      <w:r>
+        <w:rPr>
+          <w:lang w:val="pt_PT" w:bidi="pt_PT"/>
+        </w:rPr>
+        <w:t>1.2–6</w:t>
+      </w:r>
       <w:r>
         <w:rPr>
           <w:lang w:val="pt_PT" w:bidi="pt_PT"/>
@@ -1435,54 +1171,36 @@
         </w:rPr>
         <w:t>O Senhor é bom: Deus age com equidade quando julga os ímpios. Ele também oferece refúgio para aqueles que confiam nele. Ele os aceita e os protege no meio das provações da vida (</w:t>
       </w:r>
-      <w:hyperlink r:id="rId56">
-        <w:r>
-          <w:rPr>
-            <w:lang w:val="pt_PT" w:bidi="pt_PT"/>
-          </w:rPr>
-          <w:rPr>
-            <w:color w:val="0000EE"/>
-            <w:u w:val="single"/>
-          </w:rPr>
-          <w:t>Sl 18.2</w:t>
-        </w:r>
-      </w:hyperlink>
+      <w:r>
+        <w:rPr>
+          <w:lang w:val="pt_PT" w:bidi="pt_PT"/>
+        </w:rPr>
+        <w:t>Sl 18.2</w:t>
+      </w:r>
       <w:r>
         <w:rPr>
           <w:lang w:val="pt_PT" w:bidi="pt_PT"/>
         </w:rPr>
         <w:t xml:space="preserve">; </w:t>
       </w:r>
-      <w:hyperlink r:id="rId57">
-        <w:r>
-          <w:rPr>
-            <w:lang w:val="pt_PT" w:bidi="pt_PT"/>
-          </w:rPr>
-          <w:rPr>
-            <w:color w:val="0000EE"/>
-            <w:u w:val="single"/>
-          </w:rPr>
-          <w:t>62.5–7</w:t>
-        </w:r>
-      </w:hyperlink>
+      <w:r>
+        <w:rPr>
+          <w:lang w:val="pt_PT" w:bidi="pt_PT"/>
+        </w:rPr>
+        <w:t>62.5–7</w:t>
+      </w:r>
       <w:r>
         <w:rPr>
           <w:lang w:val="pt_PT" w:bidi="pt_PT"/>
         </w:rPr>
         <w:t>). A rica bondade de Deus pode levar as pessoas ao arrependimento (</w:t>
       </w:r>
-      <w:hyperlink r:id="rId58">
-        <w:r>
-          <w:rPr>
-            <w:lang w:val="pt_PT" w:bidi="pt_PT"/>
-          </w:rPr>
-          <w:rPr>
-            <w:color w:val="0000EE"/>
-            <w:u w:val="single"/>
-          </w:rPr>
-          <w:t>Rm 2.2–4</w:t>
-        </w:r>
-      </w:hyperlink>
+      <w:r>
+        <w:rPr>
+          <w:lang w:val="pt_PT" w:bidi="pt_PT"/>
+        </w:rPr>
+        <w:t>Rm 2.2–4</w:t>
+      </w:r>
       <w:r>
         <w:rPr>
           <w:lang w:val="pt_PT" w:bidi="pt_PT"/>
@@ -1597,18 +1315,12 @@
         </w:rPr>
         <w:t xml:space="preserve">enchente avassaladora: uma metáfora para a natureza poderosa do julgamento de Deus (veja </w:t>
       </w:r>
-      <w:hyperlink r:id="rId59">
-        <w:r>
-          <w:rPr>
-            <w:lang w:val="pt_PT" w:bidi="pt_PT"/>
-          </w:rPr>
-          <w:rPr>
-            <w:color w:val="0000EE"/>
-            <w:u w:val="single"/>
-          </w:rPr>
-          <w:t>2.6</w:t>
-        </w:r>
-      </w:hyperlink>
+      <w:r>
+        <w:rPr>
+          <w:lang w:val="pt_PT" w:bidi="pt_PT"/>
+        </w:rPr>
+        <w:t>2.6</w:t>
+      </w:r>
       <w:r>
         <w:rPr>
           <w:lang w:val="pt_PT" w:bidi="pt_PT"/>
@@ -1663,54 +1375,36 @@
         </w:rPr>
         <w:t>O que é que vocês estão planejando: nenhum esquema ou plano humano contra Deus pode ter sucesso. Os planos humanos são inúteis se não corresponderem aos planos de Deus (</w:t>
       </w:r>
-      <w:hyperlink r:id="rId60">
-        <w:r>
-          <w:rPr>
-            <w:lang w:val="pt_PT" w:bidi="pt_PT"/>
-          </w:rPr>
-          <w:rPr>
-            <w:color w:val="0000EE"/>
-            <w:u w:val="single"/>
-          </w:rPr>
-          <w:t>Sl 2</w:t>
-        </w:r>
-      </w:hyperlink>
+      <w:r>
+        <w:rPr>
+          <w:lang w:val="pt_PT" w:bidi="pt_PT"/>
+        </w:rPr>
+        <w:t>Sl 2</w:t>
+      </w:r>
       <w:r>
         <w:rPr>
           <w:lang w:val="pt_PT" w:bidi="pt_PT"/>
         </w:rPr>
         <w:t xml:space="preserve">; </w:t>
       </w:r>
-      <w:hyperlink r:id="rId61">
-        <w:r>
-          <w:rPr>
-            <w:lang w:val="pt_PT" w:bidi="pt_PT"/>
-          </w:rPr>
-          <w:rPr>
-            <w:color w:val="0000EE"/>
-            <w:u w:val="single"/>
-          </w:rPr>
-          <w:t>Is 14.26–27</w:t>
-        </w:r>
-      </w:hyperlink>
+      <w:r>
+        <w:rPr>
+          <w:lang w:val="pt_PT" w:bidi="pt_PT"/>
+        </w:rPr>
+        <w:t>Is 14.26–27</w:t>
+      </w:r>
       <w:r>
         <w:rPr>
           <w:lang w:val="pt_PT" w:bidi="pt_PT"/>
         </w:rPr>
         <w:t xml:space="preserve">; </w:t>
       </w:r>
-      <w:hyperlink r:id="rId62">
-        <w:r>
-          <w:rPr>
-            <w:lang w:val="pt_PT" w:bidi="pt_PT"/>
-          </w:rPr>
-          <w:rPr>
-            <w:color w:val="0000EE"/>
-            <w:u w:val="single"/>
-          </w:rPr>
-          <w:t>23.9</w:t>
-        </w:r>
-      </w:hyperlink>
+      <w:r>
+        <w:rPr>
+          <w:lang w:val="pt_PT" w:bidi="pt_PT"/>
+        </w:rPr>
+        <w:t>23.9</w:t>
+      </w:r>
       <w:r>
         <w:rPr>
           <w:lang w:val="pt_PT" w:bidi="pt_PT"/>
@@ -1765,18 +1459,12 @@
         </w:rPr>
         <w:t xml:space="preserve">O homem de más intenções é o rei assírio. Deus também lidou com a arrogância de um rei assírio no tempo de Ezequias (cerca de 701 a.C.; veja </w:t>
       </w:r>
-      <w:hyperlink r:id="rId63">
-        <w:r>
-          <w:rPr>
-            <w:lang w:val="pt_PT" w:bidi="pt_PT"/>
-          </w:rPr>
-          <w:rPr>
-            <w:color w:val="0000EE"/>
-            <w:u w:val="single"/>
-          </w:rPr>
-          <w:t>2Rs 19.35–36</w:t>
-        </w:r>
-      </w:hyperlink>
+      <w:r>
+        <w:rPr>
+          <w:lang w:val="pt_PT" w:bidi="pt_PT"/>
+        </w:rPr>
+        <w:t>2Rs 19.35–36</w:t>
+      </w:r>
       <w:r>
         <w:rPr>
           <w:lang w:val="pt_PT" w:bidi="pt_PT"/>
@@ -1796,18 +1484,12 @@
         </w:rPr>
         <w:t>expressão utilizada no texto original, da Assíria contrasta com o Messias vindouro, o rei que é um “Conselheiro Maravilhoso” (</w:t>
       </w:r>
-      <w:hyperlink r:id="rId64">
-        <w:r>
-          <w:rPr>
-            <w:lang w:val="pt_PT" w:bidi="pt_PT"/>
-          </w:rPr>
-          <w:rPr>
-            <w:color w:val="0000EE"/>
-            <w:u w:val="single"/>
-          </w:rPr>
-          <w:t>Is 9.6</w:t>
-        </w:r>
-      </w:hyperlink>
+      <w:r>
+        <w:rPr>
+          <w:lang w:val="pt_PT" w:bidi="pt_PT"/>
+        </w:rPr>
+        <w:t>Is 9.6</w:t>
+      </w:r>
       <w:r>
         <w:rPr>
           <w:lang w:val="pt_PT" w:bidi="pt_PT"/>
@@ -1862,54 +1544,36 @@
         </w:rPr>
         <w:t>Os aliados dos assírios eram reinos vassalos ou subordinados, incluindo o outrora poderoso Egito. Ironicamente, uma coalizão de antigos aliados gradualmente derrubou o Grande Império Neoassírio entre 625 e 605 a.C.. • Ó meu povo, do texto original, refere-se a Judá, a quem Deus havia punido anteriormente quando o rei assírio Senaqueribe (704–681 a.C.) lançou uma campanha (701 a.C.) contra os estados ocidentais do Oriente Próximo. Embora Senaqueribe não tenha conseguido tomar Jerusalém (</w:t>
       </w:r>
-      <w:hyperlink r:id="rId65">
-        <w:r>
-          <w:rPr>
-            <w:lang w:val="pt_PT" w:bidi="pt_PT"/>
-          </w:rPr>
-          <w:rPr>
-            <w:color w:val="0000EE"/>
-            <w:u w:val="single"/>
-          </w:rPr>
-          <w:t>2Rs 19.32–36</w:t>
-        </w:r>
-      </w:hyperlink>
+      <w:r>
+        <w:rPr>
+          <w:lang w:val="pt_PT" w:bidi="pt_PT"/>
+        </w:rPr>
+        <w:t>2Rs 19.32–36</w:t>
+      </w:r>
       <w:r>
         <w:rPr>
           <w:lang w:val="pt_PT" w:bidi="pt_PT"/>
         </w:rPr>
         <w:t>), ele se gabou em seus anais de levar o tributo de Jerusalém e uma enorme quantidade de despojos de quarenta e seis cidades em Judá. Embora Judá agora estivesse reduzido à vassalagem e enfrentasse a constante possibilidade de agressão assíria, a Assíria não derrotou o reino do sul. Babilônia o fez, no entanto, em 586 a.C.. Infelizmente, nem Israel nem Judá deram ouvidos aos repetidos avisos de Deus de que a falta de arrependimento resultaria em julgamento (</w:t>
       </w:r>
-      <w:hyperlink r:id="rId66">
-        <w:r>
-          <w:rPr>
-            <w:lang w:val="pt_PT" w:bidi="pt_PT"/>
-          </w:rPr>
-          <w:rPr>
-            <w:color w:val="0000EE"/>
-            <w:u w:val="single"/>
-          </w:rPr>
-          <w:t>Os 11.5</w:t>
-        </w:r>
-      </w:hyperlink>
+      <w:r>
+        <w:rPr>
+          <w:lang w:val="pt_PT" w:bidi="pt_PT"/>
+        </w:rPr>
+        <w:t>Os 11.5</w:t>
+      </w:r>
       <w:r>
         <w:rPr>
           <w:lang w:val="pt_PT" w:bidi="pt_PT"/>
         </w:rPr>
         <w:t xml:space="preserve">; </w:t>
       </w:r>
-      <w:hyperlink r:id="rId67">
-        <w:r>
-          <w:rPr>
-            <w:lang w:val="pt_PT" w:bidi="pt_PT"/>
-          </w:rPr>
-          <w:rPr>
-            <w:color w:val="0000EE"/>
-            <w:u w:val="single"/>
-          </w:rPr>
-          <w:t>Jl 2.1–27</w:t>
-        </w:r>
-      </w:hyperlink>
+      <w:r>
+        <w:rPr>
+          <w:lang w:val="pt_PT" w:bidi="pt_PT"/>
+        </w:rPr>
+        <w:t>Jl 2.1–27</w:t>
+      </w:r>
       <w:r>
         <w:rPr>
           <w:lang w:val="pt_PT" w:bidi="pt_PT"/>
@@ -1964,54 +1628,36 @@
         </w:rPr>
         <w:t>Não terá mais filhos: Nínive seria completamente aniquilada. Cortar o nome de uma pessoa e deixá-la sem descendente significava destruí-la completamente (</w:t>
       </w:r>
-      <w:hyperlink r:id="rId68">
-        <w:r>
-          <w:rPr>
-            <w:lang w:val="pt_PT" w:bidi="pt_PT"/>
-          </w:rPr>
-          <w:rPr>
-            <w:color w:val="0000EE"/>
-            <w:u w:val="single"/>
-          </w:rPr>
-          <w:t>1Sm 24.21</w:t>
-        </w:r>
-      </w:hyperlink>
+      <w:r>
+        <w:rPr>
+          <w:lang w:val="pt_PT" w:bidi="pt_PT"/>
+        </w:rPr>
+        <w:t>1Sm 24.21</w:t>
+      </w:r>
       <w:r>
         <w:rPr>
           <w:lang w:val="pt_PT" w:bidi="pt_PT"/>
         </w:rPr>
         <w:t xml:space="preserve">; </w:t>
       </w:r>
-      <w:hyperlink r:id="rId69">
-        <w:r>
-          <w:rPr>
-            <w:lang w:val="pt_PT" w:bidi="pt_PT"/>
-          </w:rPr>
-          <w:rPr>
-            <w:color w:val="0000EE"/>
-            <w:u w:val="single"/>
-          </w:rPr>
-          <w:t>Jó 18.17</w:t>
-        </w:r>
-      </w:hyperlink>
+      <w:r>
+        <w:rPr>
+          <w:lang w:val="pt_PT" w:bidi="pt_PT"/>
+        </w:rPr>
+        <w:t>Jó 18.17</w:t>
+      </w:r>
       <w:r>
         <w:rPr>
           <w:lang w:val="pt_PT" w:bidi="pt_PT"/>
         </w:rPr>
         <w:t xml:space="preserve">; </w:t>
       </w:r>
-      <w:hyperlink r:id="rId70">
-        <w:r>
-          <w:rPr>
-            <w:lang w:val="pt_PT" w:bidi="pt_PT"/>
-          </w:rPr>
-          <w:rPr>
-            <w:color w:val="0000EE"/>
-            <w:u w:val="single"/>
-          </w:rPr>
-          <w:t>Is 14.22</w:t>
-        </w:r>
-      </w:hyperlink>
+      <w:r>
+        <w:rPr>
+          <w:lang w:val="pt_PT" w:bidi="pt_PT"/>
+        </w:rPr>
+        <w:t>Is 14.22</w:t>
+      </w:r>
       <w:r>
         <w:rPr>
           <w:lang w:val="pt_PT" w:bidi="pt_PT"/>
@@ -2066,126 +1712,84 @@
         </w:rPr>
         <w:t>Naum complementa sua profecia da libertação de Judá da escravidão (</w:t>
       </w:r>
-      <w:hyperlink r:id="rId71">
-        <w:r>
-          <w:rPr>
-            <w:lang w:val="pt_PT" w:bidi="pt_PT"/>
-          </w:rPr>
-          <w:rPr>
-            <w:color w:val="0000EE"/>
-            <w:u w:val="single"/>
-          </w:rPr>
-          <w:t>1.13</w:t>
-        </w:r>
-      </w:hyperlink>
+      <w:r>
+        <w:rPr>
+          <w:lang w:val="pt_PT" w:bidi="pt_PT"/>
+        </w:rPr>
+        <w:t>1.13</w:t>
+      </w:r>
       <w:r>
         <w:rPr>
           <w:lang w:val="pt_PT" w:bidi="pt_PT"/>
         </w:rPr>
         <w:t xml:space="preserve">) com uma previsão da chegada de um mensageiro trazendo as boas-novas de paz restaurada (veja também </w:t>
       </w:r>
-      <w:hyperlink r:id="rId72">
-        <w:r>
-          <w:rPr>
-            <w:lang w:val="pt_PT" w:bidi="pt_PT"/>
-          </w:rPr>
-          <w:rPr>
-            <w:color w:val="0000EE"/>
-            <w:u w:val="single"/>
-          </w:rPr>
-          <w:t>Is 52.7</w:t>
-        </w:r>
-      </w:hyperlink>
+      <w:r>
+        <w:rPr>
+          <w:lang w:val="pt_PT" w:bidi="pt_PT"/>
+        </w:rPr>
+        <w:t>Is 52.7</w:t>
+      </w:r>
       <w:r>
         <w:rPr>
           <w:lang w:val="pt_PT" w:bidi="pt_PT"/>
         </w:rPr>
         <w:t>). A mensagem de paz era que o domínio da Assíria sobre Judá seria quebrado e o povo de Deus estaria livre de seu fardo. Isso ocorreu durante o reinado de Josias (640–609 a.C.), após a morte do rei assírio Assurbanipal em 626 a.C.. Esta mensagem política é um prenúncio do triunfo final de Deus sobre o mal, quando seu povo será libertado da escravidão do pecado através da obra salvadora do Messias e receberá paz eterna (</w:t>
       </w:r>
-      <w:hyperlink r:id="rId73">
-        <w:r>
-          <w:rPr>
-            <w:lang w:val="pt_PT" w:bidi="pt_PT"/>
-          </w:rPr>
-          <w:rPr>
-            <w:color w:val="0000EE"/>
-            <w:u w:val="single"/>
-          </w:rPr>
-          <w:t>Sf 3.13</w:t>
-        </w:r>
-      </w:hyperlink>
+      <w:r>
+        <w:rPr>
+          <w:lang w:val="pt_PT" w:bidi="pt_PT"/>
+        </w:rPr>
+        <w:t>Sf 3.13</w:t>
+      </w:r>
       <w:r>
         <w:rPr>
           <w:lang w:val="pt_PT" w:bidi="pt_PT"/>
         </w:rPr>
         <w:t xml:space="preserve">; </w:t>
       </w:r>
-      <w:hyperlink r:id="rId74">
-        <w:r>
-          <w:rPr>
-            <w:lang w:val="pt_PT" w:bidi="pt_PT"/>
-          </w:rPr>
-          <w:rPr>
-            <w:color w:val="0000EE"/>
-            <w:u w:val="single"/>
-          </w:rPr>
-          <w:t>Lc 2.10–14</w:t>
-        </w:r>
-      </w:hyperlink>
+      <w:r>
+        <w:rPr>
+          <w:lang w:val="pt_PT" w:bidi="pt_PT"/>
+        </w:rPr>
+        <w:t>Lc 2.10–14</w:t>
+      </w:r>
       <w:r>
         <w:rPr>
           <w:lang w:val="pt_PT" w:bidi="pt_PT"/>
         </w:rPr>
         <w:t xml:space="preserve">; </w:t>
       </w:r>
-      <w:hyperlink r:id="rId75">
-        <w:r>
-          <w:rPr>
-            <w:lang w:val="pt_PT" w:bidi="pt_PT"/>
-          </w:rPr>
-          <w:rPr>
-            <w:color w:val="0000EE"/>
-            <w:u w:val="single"/>
-          </w:rPr>
-          <w:t>At 10.34–43</w:t>
-        </w:r>
-      </w:hyperlink>
+      <w:r>
+        <w:rPr>
+          <w:lang w:val="pt_PT" w:bidi="pt_PT"/>
+        </w:rPr>
+        <w:t>At 10.34–43</w:t>
+      </w:r>
       <w:r>
         <w:rPr>
           <w:lang w:val="pt_PT" w:bidi="pt_PT"/>
         </w:rPr>
         <w:t xml:space="preserve">; </w:t>
       </w:r>
-      <w:hyperlink r:id="rId76">
-        <w:r>
-          <w:rPr>
-            <w:lang w:val="pt_PT" w:bidi="pt_PT"/>
-          </w:rPr>
-          <w:rPr>
-            <w:color w:val="0000EE"/>
-            <w:u w:val="single"/>
-          </w:rPr>
-          <w:t>Rm 10.15</w:t>
-        </w:r>
-      </w:hyperlink>
+      <w:r>
+        <w:rPr>
+          <w:lang w:val="pt_PT" w:bidi="pt_PT"/>
+        </w:rPr>
+        <w:t>Rm 10.15</w:t>
+      </w:r>
       <w:r>
         <w:rPr>
           <w:lang w:val="pt_PT" w:bidi="pt_PT"/>
         </w:rPr>
         <w:t xml:space="preserve">; </w:t>
       </w:r>
-      <w:hyperlink r:id="rId77">
-        <w:r>
-          <w:rPr>
-            <w:lang w:val="pt_PT" w:bidi="pt_PT"/>
-          </w:rPr>
-          <w:rPr>
-            <w:color w:val="0000EE"/>
-            <w:u w:val="single"/>
-          </w:rPr>
-          <w:t>Ef 2.14–18</w:t>
-        </w:r>
-      </w:hyperlink>
+      <w:r>
+        <w:rPr>
+          <w:lang w:val="pt_PT" w:bidi="pt_PT"/>
+        </w:rPr>
+        <w:t>Ef 2.14–18</w:t>
+      </w:r>
       <w:r>
         <w:rPr>
           <w:lang w:val="pt_PT" w:bidi="pt_PT"/>
@@ -2253,18 +1857,12 @@
         </w:rPr>
         <w:t xml:space="preserve"> e forças, seus esforços estavam condenados ao fracasso (</w:t>
       </w:r>
-      <w:hyperlink r:id="rId78">
-        <w:r>
-          <w:rPr>
-            <w:lang w:val="pt_PT" w:bidi="pt_PT"/>
-          </w:rPr>
-          <w:rPr>
-            <w:color w:val="0000EE"/>
-            <w:u w:val="single"/>
-          </w:rPr>
-          <w:t>1.1–14</w:t>
-        </w:r>
-      </w:hyperlink>
+      <w:r>
+        <w:rPr>
+          <w:lang w:val="pt_PT" w:bidi="pt_PT"/>
+        </w:rPr>
+        <w:t>1.1–14</w:t>
+      </w:r>
       <w:r>
         <w:rPr>
           <w:lang w:val="pt_PT" w:bidi="pt_PT"/>
@@ -2319,36 +1917,24 @@
         </w:rPr>
         <w:t>A videira simboliza a bênção de Deus ao seu povo (</w:t>
       </w:r>
-      <w:hyperlink r:id="rId79">
-        <w:r>
-          <w:rPr>
-            <w:lang w:val="pt_PT" w:bidi="pt_PT"/>
-          </w:rPr>
-          <w:rPr>
-            <w:color w:val="0000EE"/>
-            <w:u w:val="single"/>
-          </w:rPr>
-          <w:t>Is 27.2–6</w:t>
-        </w:r>
-      </w:hyperlink>
+      <w:r>
+        <w:rPr>
+          <w:lang w:val="pt_PT" w:bidi="pt_PT"/>
+        </w:rPr>
+        <w:t>Is 27.2–6</w:t>
+      </w:r>
       <w:r>
         <w:rPr>
           <w:lang w:val="pt_PT" w:bidi="pt_PT"/>
         </w:rPr>
         <w:t>), enquanto a videira despojada reflete o castigo anterior de Deus sobre eles (</w:t>
       </w:r>
-      <w:hyperlink r:id="rId80">
-        <w:r>
-          <w:rPr>
-            <w:lang w:val="pt_PT" w:bidi="pt_PT"/>
-          </w:rPr>
-          <w:rPr>
-            <w:color w:val="0000EE"/>
-            <w:u w:val="single"/>
-          </w:rPr>
-          <w:t>Is 5.1–7</w:t>
-        </w:r>
-      </w:hyperlink>
+      <w:r>
+        <w:rPr>
+          <w:lang w:val="pt_PT" w:bidi="pt_PT"/>
+        </w:rPr>
+        <w:t>Is 5.1–7</w:t>
+      </w:r>
       <w:r>
         <w:rPr>
           <w:lang w:val="pt_PT" w:bidi="pt_PT"/>
@@ -2525,18 +2111,12 @@
         </w:rPr>
         <w:t>A corrida para defender (</w:t>
       </w:r>
-      <w:hyperlink r:id="rId81">
-        <w:r>
-          <w:rPr>
-            <w:lang w:val="pt_PT" w:bidi="pt_PT"/>
-          </w:rPr>
-          <w:rPr>
-            <w:color w:val="0000EE"/>
-            <w:u w:val="single"/>
-          </w:rPr>
-          <w:t>2.5</w:t>
-        </w:r>
-      </w:hyperlink>
+      <w:r>
+        <w:rPr>
+          <w:lang w:val="pt_PT" w:bidi="pt_PT"/>
+        </w:rPr>
+        <w:t>2.5</w:t>
+      </w:r>
       <w:r>
         <w:rPr>
           <w:lang w:val="pt_PT" w:bidi="pt_PT"/>
@@ -2591,18 +2171,12 @@
         </w:rPr>
         <w:t xml:space="preserve">Como o exílio de Nínive havia sido decretado por Deus, ele certamente aconteceria. • Bater no peito era um sinal comum de luto (veja, e.g., </w:t>
       </w:r>
-      <w:hyperlink r:id="rId82">
-        <w:r>
-          <w:rPr>
-            <w:lang w:val="pt_PT" w:bidi="pt_PT"/>
-          </w:rPr>
-          <w:rPr>
-            <w:color w:val="0000EE"/>
-            <w:u w:val="single"/>
-          </w:rPr>
-          <w:t>Lc 18.13</w:t>
-        </w:r>
-      </w:hyperlink>
+      <w:r>
+        <w:rPr>
+          <w:lang w:val="pt_PT" w:bidi="pt_PT"/>
+        </w:rPr>
+        <w:t>Lc 18.13</w:t>
+      </w:r>
       <w:r>
         <w:rPr>
           <w:lang w:val="pt_PT" w:bidi="pt_PT"/>
@@ -2717,54 +2291,36 @@
         </w:rPr>
         <w:t>A vasta e incontável riqueza de outras nações fluía para a capital assíria como comércio, tributo e espólios, mas desapareceu num instante. A agressão implacável e a maldade podem ter sucesso temporariamente, mas, em última análise, serão destruídas (</w:t>
       </w:r>
-      <w:hyperlink r:id="rId83">
-        <w:r>
-          <w:rPr>
-            <w:lang w:val="pt_PT" w:bidi="pt_PT"/>
-          </w:rPr>
-          <w:rPr>
-            <w:color w:val="0000EE"/>
-            <w:u w:val="single"/>
-          </w:rPr>
-          <w:t>Pv 13.22</w:t>
-        </w:r>
-      </w:hyperlink>
+      <w:r>
+        <w:rPr>
+          <w:lang w:val="pt_PT" w:bidi="pt_PT"/>
+        </w:rPr>
+        <w:t>Pv 13.22</w:t>
+      </w:r>
       <w:r>
         <w:rPr>
           <w:lang w:val="pt_PT" w:bidi="pt_PT"/>
         </w:rPr>
         <w:t xml:space="preserve">; </w:t>
       </w:r>
-      <w:hyperlink r:id="rId84">
-        <w:r>
-          <w:rPr>
-            <w:lang w:val="pt_PT" w:bidi="pt_PT"/>
-          </w:rPr>
-          <w:rPr>
-            <w:color w:val="0000EE"/>
-            <w:u w:val="single"/>
-          </w:rPr>
-          <w:t>Ob 1.15</w:t>
-        </w:r>
-      </w:hyperlink>
+      <w:r>
+        <w:rPr>
+          <w:lang w:val="pt_PT" w:bidi="pt_PT"/>
+        </w:rPr>
+        <w:t>Ob 1.15</w:t>
+      </w:r>
       <w:r>
         <w:rPr>
           <w:lang w:val="pt_PT" w:bidi="pt_PT"/>
         </w:rPr>
         <w:t xml:space="preserve">; </w:t>
       </w:r>
-      <w:hyperlink r:id="rId85">
-        <w:r>
-          <w:rPr>
-            <w:lang w:val="pt_PT" w:bidi="pt_PT"/>
-          </w:rPr>
-          <w:rPr>
-            <w:color w:val="0000EE"/>
-            <w:u w:val="single"/>
-          </w:rPr>
-          <w:t>Lc 12.16–20</w:t>
-        </w:r>
-      </w:hyperlink>
+      <w:r>
+        <w:rPr>
+          <w:lang w:val="pt_PT" w:bidi="pt_PT"/>
+        </w:rPr>
+        <w:t>Lc 12.16–20</w:t>
+      </w:r>
       <w:r>
         <w:rPr>
           <w:lang w:val="pt_PT" w:bidi="pt_PT"/>
@@ -2867,54 +2423,36 @@
         </w:rPr>
         <w:t>Após a descrição da queda de Nínive (</w:t>
       </w:r>
-      <w:hyperlink r:id="rId86">
-        <w:r>
-          <w:rPr>
-            <w:lang w:val="pt_PT" w:bidi="pt_PT"/>
-          </w:rPr>
-          <w:rPr>
-            <w:color w:val="0000EE"/>
-            <w:u w:val="single"/>
-          </w:rPr>
-          <w:t>2.1–10</w:t>
-        </w:r>
-      </w:hyperlink>
+      <w:r>
+        <w:rPr>
+          <w:lang w:val="pt_PT" w:bidi="pt_PT"/>
+        </w:rPr>
+        <w:t>2.1–10</w:t>
+      </w:r>
       <w:r>
         <w:rPr>
           <w:lang w:val="pt_PT" w:bidi="pt_PT"/>
         </w:rPr>
         <w:t xml:space="preserve">), Naum insere a primeira de três canções de escárnio (veja também </w:t>
       </w:r>
-      <w:hyperlink r:id="rId87">
-        <w:r>
-          <w:rPr>
-            <w:lang w:val="pt_PT" w:bidi="pt_PT"/>
-          </w:rPr>
-          <w:rPr>
-            <w:color w:val="0000EE"/>
-            <w:u w:val="single"/>
-          </w:rPr>
-          <w:t>3.8–13</w:t>
-        </w:r>
-      </w:hyperlink>
+      <w:r>
+        <w:rPr>
+          <w:lang w:val="pt_PT" w:bidi="pt_PT"/>
+        </w:rPr>
+        <w:t>3.8–13</w:t>
+      </w:r>
       <w:r>
         <w:rPr>
           <w:lang w:val="pt_PT" w:bidi="pt_PT"/>
         </w:rPr>
         <w:t>,</w:t>
       </w:r>
-      <w:hyperlink r:id="rId88">
-        <w:r>
-          <w:rPr>
-            <w:lang w:val="pt_PT" w:bidi="pt_PT"/>
-          </w:rPr>
-          <w:rPr>
-            <w:color w:val="0000EE"/>
-            <w:u w:val="single"/>
-          </w:rPr>
-          <w:t>14–19</w:t>
-        </w:r>
-      </w:hyperlink>
+      <w:r>
+        <w:rPr>
+          <w:lang w:val="pt_PT" w:bidi="pt_PT"/>
+        </w:rPr>
+        <w:t>14–19</w:t>
+      </w:r>
       <w:r>
         <w:rPr>
           <w:lang w:val="pt_PT" w:bidi="pt_PT"/>
@@ -2982,18 +2520,12 @@
         </w:rPr>
         <w:t xml:space="preserve">Exemplos das vozes dos orgulhosos mensageiros da Assíria são encontrados em </w:t>
       </w:r>
-      <w:hyperlink r:id="rId89">
-        <w:r>
-          <w:rPr>
-            <w:lang w:val="pt_PT" w:bidi="pt_PT"/>
-          </w:rPr>
-          <w:rPr>
-            <w:color w:val="0000EE"/>
-            <w:u w:val="single"/>
-          </w:rPr>
-          <w:t>2Rs 18.19–19.13</w:t>
-        </w:r>
-      </w:hyperlink>
+      <w:r>
+        <w:rPr>
+          <w:lang w:val="pt_PT" w:bidi="pt_PT"/>
+        </w:rPr>
+        <w:t>2Rs 18.19–19.13</w:t>
+      </w:r>
       <w:r>
         <w:rPr>
           <w:lang w:val="pt_PT" w:bidi="pt_PT"/>
@@ -3144,72 +2676,48 @@
         </w:rPr>
         <w:t xml:space="preserve">bela e encantadora: os assírios encantaram outras nações com riqueza e promessas de segurança e prosperidade, mas depois as vitimaram através do poder militar e da exploração econômica. Portanto, seu castigo foi uma justa retribuição por seus atos (veja </w:t>
       </w:r>
-      <w:hyperlink r:id="rId90">
-        <w:r>
-          <w:rPr>
-            <w:lang w:val="pt_PT" w:bidi="pt_PT"/>
-          </w:rPr>
-          <w:rPr>
-            <w:color w:val="0000EE"/>
-            <w:u w:val="single"/>
-          </w:rPr>
-          <w:t>Pv 24.12</w:t>
-        </w:r>
-      </w:hyperlink>
+      <w:r>
+        <w:rPr>
+          <w:lang w:val="pt_PT" w:bidi="pt_PT"/>
+        </w:rPr>
+        <w:t>Pv 24.12</w:t>
+      </w:r>
       <w:r>
         <w:rPr>
           <w:lang w:val="pt_PT" w:bidi="pt_PT"/>
         </w:rPr>
         <w:t xml:space="preserve">; </w:t>
       </w:r>
-      <w:hyperlink r:id="rId91">
-        <w:r>
-          <w:rPr>
-            <w:lang w:val="pt_PT" w:bidi="pt_PT"/>
-          </w:rPr>
-          <w:rPr>
-            <w:color w:val="0000EE"/>
-            <w:u w:val="single"/>
-          </w:rPr>
-          <w:t>Jl 3.4–8</w:t>
-        </w:r>
-      </w:hyperlink>
+      <w:r>
+        <w:rPr>
+          <w:lang w:val="pt_PT" w:bidi="pt_PT"/>
+        </w:rPr>
+        <w:t>Jl 3.4–8</w:t>
+      </w:r>
       <w:r>
         <w:rPr>
           <w:lang w:val="pt_PT" w:bidi="pt_PT"/>
         </w:rPr>
         <w:t xml:space="preserve">; </w:t>
       </w:r>
-      <w:hyperlink r:id="rId92">
-        <w:r>
-          <w:rPr>
-            <w:lang w:val="pt_PT" w:bidi="pt_PT"/>
-          </w:rPr>
-          <w:rPr>
-            <w:color w:val="0000EE"/>
-            <w:u w:val="single"/>
-          </w:rPr>
-          <w:t>Ap 18.6</w:t>
-        </w:r>
-      </w:hyperlink>
+      <w:r>
+        <w:rPr>
+          <w:lang w:val="pt_PT" w:bidi="pt_PT"/>
+        </w:rPr>
+        <w:t>Ap 18.6</w:t>
+      </w:r>
       <w:r>
         <w:rPr>
           <w:lang w:val="pt_PT" w:bidi="pt_PT"/>
         </w:rPr>
         <w:t xml:space="preserve">; </w:t>
       </w:r>
-      <w:hyperlink r:id="rId93">
-        <w:r>
-          <w:rPr>
-            <w:lang w:val="pt_PT" w:bidi="pt_PT"/>
-          </w:rPr>
-          <w:rPr>
-            <w:color w:val="0000EE"/>
-            <w:u w:val="single"/>
-          </w:rPr>
-          <w:t>20.12</w:t>
-        </w:r>
-      </w:hyperlink>
+      <w:r>
+        <w:rPr>
+          <w:lang w:val="pt_PT" w:bidi="pt_PT"/>
+        </w:rPr>
+        <w:t>20.12</w:t>
+      </w:r>
       <w:r>
         <w:rPr>
           <w:lang w:val="pt_PT" w:bidi="pt_PT"/>
@@ -3264,108 +2772,72 @@
         </w:rPr>
         <w:t xml:space="preserve">Duas vezes Deus diz a Nínive: "Eu estou contra você" (também </w:t>
       </w:r>
-      <w:hyperlink r:id="rId94">
-        <w:r>
-          <w:rPr>
-            <w:lang w:val="pt_PT" w:bidi="pt_PT"/>
-          </w:rPr>
-          <w:rPr>
-            <w:color w:val="0000EE"/>
-            <w:u w:val="single"/>
-          </w:rPr>
-          <w:t>2.13</w:t>
-        </w:r>
-      </w:hyperlink>
+      <w:r>
+        <w:rPr>
+          <w:lang w:val="pt_PT" w:bidi="pt_PT"/>
+        </w:rPr>
+        <w:t>2.13</w:t>
+      </w:r>
       <w:r>
         <w:rPr>
           <w:lang w:val="pt_PT" w:bidi="pt_PT"/>
         </w:rPr>
         <w:t>). O julgamento de Nínive permanece como um lembrete histórico de que o Senhor abomina o pecado e lidará com pessoas e nações de acordo com suas ações (</w:t>
       </w:r>
-      <w:hyperlink r:id="rId95">
-        <w:r>
-          <w:rPr>
-            <w:lang w:val="pt_PT" w:bidi="pt_PT"/>
-          </w:rPr>
-          <w:rPr>
-            <w:color w:val="0000EE"/>
-            <w:u w:val="single"/>
-          </w:rPr>
-          <w:t>Sl 9.7–8</w:t>
-        </w:r>
-      </w:hyperlink>
+      <w:r>
+        <w:rPr>
+          <w:lang w:val="pt_PT" w:bidi="pt_PT"/>
+        </w:rPr>
+        <w:t>Sl 9.7–8</w:t>
+      </w:r>
       <w:r>
         <w:rPr>
           <w:lang w:val="pt_PT" w:bidi="pt_PT"/>
         </w:rPr>
         <w:t xml:space="preserve">; </w:t>
       </w:r>
-      <w:hyperlink r:id="rId96">
-        <w:r>
-          <w:rPr>
-            <w:lang w:val="pt_PT" w:bidi="pt_PT"/>
-          </w:rPr>
-          <w:rPr>
-            <w:color w:val="0000EE"/>
-            <w:u w:val="single"/>
-          </w:rPr>
-          <w:t>62.12</w:t>
-        </w:r>
-      </w:hyperlink>
+      <w:r>
+        <w:rPr>
+          <w:lang w:val="pt_PT" w:bidi="pt_PT"/>
+        </w:rPr>
+        <w:t>62.12</w:t>
+      </w:r>
       <w:r>
         <w:rPr>
           <w:lang w:val="pt_PT" w:bidi="pt_PT"/>
         </w:rPr>
         <w:t xml:space="preserve">; </w:t>
       </w:r>
-      <w:hyperlink r:id="rId97">
-        <w:r>
-          <w:rPr>
-            <w:lang w:val="pt_PT" w:bidi="pt_PT"/>
-          </w:rPr>
-          <w:rPr>
-            <w:color w:val="0000EE"/>
-            <w:u w:val="single"/>
-          </w:rPr>
-          <w:t>Jr 46.28</w:t>
-        </w:r>
-      </w:hyperlink>
+      <w:r>
+        <w:rPr>
+          <w:lang w:val="pt_PT" w:bidi="pt_PT"/>
+        </w:rPr>
+        <w:t>Jr 46.28</w:t>
+      </w:r>
       <w:r>
         <w:rPr>
           <w:lang w:val="pt_PT" w:bidi="pt_PT"/>
         </w:rPr>
         <w:t xml:space="preserve">; </w:t>
       </w:r>
-      <w:hyperlink r:id="rId98">
-        <w:r>
-          <w:rPr>
-            <w:lang w:val="pt_PT" w:bidi="pt_PT"/>
-          </w:rPr>
-          <w:rPr>
-            <w:color w:val="0000EE"/>
-            <w:u w:val="single"/>
-          </w:rPr>
-          <w:t>At 17.31</w:t>
-        </w:r>
-      </w:hyperlink>
+      <w:r>
+        <w:rPr>
+          <w:lang w:val="pt_PT" w:bidi="pt_PT"/>
+        </w:rPr>
+        <w:t>At 17.31</w:t>
+      </w:r>
       <w:r>
         <w:rPr>
           <w:lang w:val="pt_PT" w:bidi="pt_PT"/>
         </w:rPr>
         <w:t>). Um dia, a justiça de Deus cairá mundialmente sobre aqueles que se rebelaram contra ele (</w:t>
       </w:r>
-      <w:hyperlink r:id="rId99">
-        <w:r>
-          <w:rPr>
-            <w:lang w:val="pt_PT" w:bidi="pt_PT"/>
-          </w:rPr>
-          <w:rPr>
-            <w:color w:val="0000EE"/>
-            <w:u w:val="single"/>
-          </w:rPr>
-          <w:t>Ap 17–19</w:t>
-        </w:r>
-      </w:hyperlink>
+      <w:r>
+        <w:rPr>
+          <w:lang w:val="pt_PT" w:bidi="pt_PT"/>
+        </w:rPr>
+        <w:t>Ap 17–19</w:t>
+      </w:r>
       <w:r>
         <w:rPr>
           <w:lang w:val="pt_PT" w:bidi="pt_PT"/>
@@ -3494,162 +2966,108 @@
         </w:rPr>
         <w:t xml:space="preserve"> Pute (talvez a lendária terra de Punte, localizada perto do que agora é a costa da Somália) e Líbia. Nenhum destes, no entanto, conseguiu proteger efetivamente Tebas. • as crianças foram esmagadas nas esquinas das ruas: conquistadores antigos tinham a prática hedionda de exterminar os bebês de seus inimigos dessa forma (</w:t>
       </w:r>
-      <w:hyperlink r:id="rId100">
-        <w:r>
-          <w:rPr>
-            <w:lang w:val="pt_PT" w:bidi="pt_PT"/>
-          </w:rPr>
-          <w:rPr>
-            <w:color w:val="0000EE"/>
-            <w:u w:val="single"/>
-          </w:rPr>
-          <w:t>2Rs 8.12</w:t>
-        </w:r>
-      </w:hyperlink>
+      <w:r>
+        <w:rPr>
+          <w:lang w:val="pt_PT" w:bidi="pt_PT"/>
+        </w:rPr>
+        <w:t>2Rs 8.12</w:t>
+      </w:r>
       <w:r>
         <w:rPr>
           <w:lang w:val="pt_PT" w:bidi="pt_PT"/>
         </w:rPr>
         <w:t xml:space="preserve">; </w:t>
       </w:r>
-      <w:hyperlink r:id="rId101">
-        <w:r>
-          <w:rPr>
-            <w:lang w:val="pt_PT" w:bidi="pt_PT"/>
-          </w:rPr>
-          <w:rPr>
-            <w:color w:val="0000EE"/>
-            <w:u w:val="single"/>
-          </w:rPr>
-          <w:t>Sl 137.9</w:t>
-        </w:r>
-      </w:hyperlink>
+      <w:r>
+        <w:rPr>
+          <w:lang w:val="pt_PT" w:bidi="pt_PT"/>
+        </w:rPr>
+        <w:t>Sl 137.9</w:t>
+      </w:r>
       <w:r>
         <w:rPr>
           <w:lang w:val="pt_PT" w:bidi="pt_PT"/>
         </w:rPr>
         <w:t xml:space="preserve">; </w:t>
       </w:r>
-      <w:hyperlink r:id="rId102">
-        <w:r>
-          <w:rPr>
-            <w:lang w:val="pt_PT" w:bidi="pt_PT"/>
-          </w:rPr>
-          <w:rPr>
-            <w:color w:val="0000EE"/>
-            <w:u w:val="single"/>
-          </w:rPr>
-          <w:t>Is 13.16</w:t>
-        </w:r>
-      </w:hyperlink>
+      <w:r>
+        <w:rPr>
+          <w:lang w:val="pt_PT" w:bidi="pt_PT"/>
+        </w:rPr>
+        <w:t>Is 13.16</w:t>
+      </w:r>
       <w:r>
         <w:rPr>
           <w:lang w:val="pt_PT" w:bidi="pt_PT"/>
         </w:rPr>
         <w:t xml:space="preserve">, </w:t>
       </w:r>
-      <w:hyperlink r:id="rId103">
-        <w:r>
-          <w:rPr>
-            <w:lang w:val="pt_PT" w:bidi="pt_PT"/>
-          </w:rPr>
-          <w:rPr>
-            <w:color w:val="0000EE"/>
-            <w:u w:val="single"/>
-          </w:rPr>
-          <w:t>18</w:t>
-        </w:r>
-      </w:hyperlink>
+      <w:r>
+        <w:rPr>
+          <w:lang w:val="pt_PT" w:bidi="pt_PT"/>
+        </w:rPr>
+        <w:t>18</w:t>
+      </w:r>
       <w:r>
         <w:rPr>
           <w:lang w:val="pt_PT" w:bidi="pt_PT"/>
         </w:rPr>
         <w:t xml:space="preserve">). • Soldados jogavam dados pelos despojos de guerra, enquanto os líderes do povo conquistado eram acorrentados (veja </w:t>
       </w:r>
-      <w:hyperlink r:id="rId104">
-        <w:r>
-          <w:rPr>
-            <w:lang w:val="pt_PT" w:bidi="pt_PT"/>
-          </w:rPr>
-          <w:rPr>
-            <w:color w:val="0000EE"/>
-            <w:u w:val="single"/>
-          </w:rPr>
-          <w:t>2Rs 25.7</w:t>
-        </w:r>
-      </w:hyperlink>
+      <w:r>
+        <w:rPr>
+          <w:lang w:val="pt_PT" w:bidi="pt_PT"/>
+        </w:rPr>
+        <w:t>2Rs 25.7</w:t>
+      </w:r>
       <w:r>
         <w:rPr>
           <w:lang w:val="pt_PT" w:bidi="pt_PT"/>
         </w:rPr>
         <w:t xml:space="preserve">; </w:t>
       </w:r>
-      <w:hyperlink r:id="rId105">
-        <w:r>
-          <w:rPr>
-            <w:lang w:val="pt_PT" w:bidi="pt_PT"/>
-          </w:rPr>
-          <w:rPr>
-            <w:color w:val="0000EE"/>
-            <w:u w:val="single"/>
-          </w:rPr>
-          <w:t>Jr 40.1</w:t>
-        </w:r>
-      </w:hyperlink>
+      <w:r>
+        <w:rPr>
+          <w:lang w:val="pt_PT" w:bidi="pt_PT"/>
+        </w:rPr>
+        <w:t>Jr 40.1</w:t>
+      </w:r>
       <w:r>
         <w:rPr>
           <w:lang w:val="pt_PT" w:bidi="pt_PT"/>
         </w:rPr>
         <w:t xml:space="preserve">, </w:t>
       </w:r>
-      <w:hyperlink r:id="rId106">
-        <w:r>
-          <w:rPr>
-            <w:lang w:val="pt_PT" w:bidi="pt_PT"/>
-          </w:rPr>
-          <w:rPr>
-            <w:color w:val="0000EE"/>
-            <w:u w:val="single"/>
-          </w:rPr>
-          <w:t>4</w:t>
-        </w:r>
-      </w:hyperlink>
+      <w:r>
+        <w:rPr>
+          <w:lang w:val="pt_PT" w:bidi="pt_PT"/>
+        </w:rPr>
+        <w:t>4</w:t>
+      </w:r>
       <w:r>
         <w:rPr>
           <w:lang w:val="pt_PT" w:bidi="pt_PT"/>
         </w:rPr>
         <w:t xml:space="preserve">; </w:t>
       </w:r>
-      <w:hyperlink r:id="rId107">
-        <w:r>
-          <w:rPr>
-            <w:lang w:val="pt_PT" w:bidi="pt_PT"/>
-          </w:rPr>
-          <w:rPr>
-            <w:color w:val="0000EE"/>
-            <w:u w:val="single"/>
-          </w:rPr>
-          <w:t>Jl 3.3</w:t>
-        </w:r>
-      </w:hyperlink>
+      <w:r>
+        <w:rPr>
+          <w:lang w:val="pt_PT" w:bidi="pt_PT"/>
+        </w:rPr>
+        <w:t>Jl 3.3</w:t>
+      </w:r>
       <w:r>
         <w:rPr>
           <w:lang w:val="pt_PT" w:bidi="pt_PT"/>
         </w:rPr>
         <w:t xml:space="preserve">; </w:t>
       </w:r>
-      <w:hyperlink r:id="rId108">
-        <w:r>
-          <w:rPr>
-            <w:lang w:val="pt_PT" w:bidi="pt_PT"/>
-          </w:rPr>
-          <w:rPr>
-            <w:color w:val="0000EE"/>
-            <w:u w:val="single"/>
-          </w:rPr>
-          <w:t>Ob 1.11</w:t>
-        </w:r>
-      </w:hyperlink>
+      <w:r>
+        <w:rPr>
+          <w:lang w:val="pt_PT" w:bidi="pt_PT"/>
+        </w:rPr>
+        <w:t>Ob 1.11</w:t>
+      </w:r>
       <w:r>
         <w:rPr>
           <w:lang w:val="pt_PT" w:bidi="pt_PT"/>
@@ -3704,36 +3122,24 @@
         </w:rPr>
         <w:t xml:space="preserve">figos maduros: Cf. </w:t>
       </w:r>
-      <w:hyperlink r:id="rId109">
-        <w:r>
-          <w:rPr>
-            <w:lang w:val="pt_PT" w:bidi="pt_PT"/>
-          </w:rPr>
-          <w:rPr>
-            <w:color w:val="0000EE"/>
-            <w:u w:val="single"/>
-          </w:rPr>
-          <w:t>Am 8.1–2</w:t>
-        </w:r>
-      </w:hyperlink>
+      <w:r>
+        <w:rPr>
+          <w:lang w:val="pt_PT" w:bidi="pt_PT"/>
+        </w:rPr>
+        <w:t>Am 8.1–2</w:t>
+      </w:r>
       <w:r>
         <w:rPr>
           <w:lang w:val="pt_PT" w:bidi="pt_PT"/>
         </w:rPr>
         <w:t xml:space="preserve">; </w:t>
       </w:r>
-      <w:hyperlink r:id="rId110">
-        <w:r>
-          <w:rPr>
-            <w:lang w:val="pt_PT" w:bidi="pt_PT"/>
-          </w:rPr>
-          <w:rPr>
-            <w:color w:val="0000EE"/>
-            <w:u w:val="single"/>
-          </w:rPr>
-          <w:t>Ap 6.13</w:t>
-        </w:r>
-      </w:hyperlink>
+      <w:r>
+        <w:rPr>
+          <w:lang w:val="pt_PT" w:bidi="pt_PT"/>
+        </w:rPr>
+        <w:t>Ap 6.13</w:t>
+      </w:r>
       <w:r>
         <w:rPr>
           <w:lang w:val="pt_PT" w:bidi="pt_PT"/>
@@ -3788,18 +3194,12 @@
         </w:rPr>
         <w:t xml:space="preserve">Guardem... Reforcem: Naum usou sarcasmo para enfatizar que nenhuma quantidade de preparação tornaria os assírios capazes de suportar a ira de Deus (observe também o tom sarcástico de </w:t>
       </w:r>
-      <w:hyperlink r:id="rId111">
-        <w:r>
-          <w:rPr>
-            <w:lang w:val="pt_PT" w:bidi="pt_PT"/>
-          </w:rPr>
-          <w:rPr>
-            <w:color w:val="0000EE"/>
-            <w:u w:val="single"/>
-          </w:rPr>
-          <w:t>2.11–13</w:t>
-        </w:r>
-      </w:hyperlink>
+      <w:r>
+        <w:rPr>
+          <w:lang w:val="pt_PT" w:bidi="pt_PT"/>
+        </w:rPr>
+        <w:t>2.11–13</w:t>
+      </w:r>
       <w:r>
         <w:rPr>
           <w:lang w:val="pt_PT" w:bidi="pt_PT"/>
@@ -3854,18 +3254,12 @@
         </w:rPr>
         <w:t xml:space="preserve">O Antigo Testamento frequentemente usa gafanhotos como uma metáfora para exércitos (veja </w:t>
       </w:r>
-      <w:hyperlink r:id="rId112">
-        <w:r>
-          <w:rPr>
-            <w:lang w:val="pt_PT" w:bidi="pt_PT"/>
-          </w:rPr>
-          <w:rPr>
-            <w:color w:val="0000EE"/>
-            <w:u w:val="single"/>
-          </w:rPr>
-          <w:t>Jl 2.1–11</w:t>
-        </w:r>
-      </w:hyperlink>
+      <w:r>
+        <w:rPr>
+          <w:lang w:val="pt_PT" w:bidi="pt_PT"/>
+        </w:rPr>
+        <w:t>Jl 2.1–11</w:t>
+      </w:r>
       <w:r>
         <w:rPr>
           <w:lang w:val="pt_PT" w:bidi="pt_PT"/>
@@ -3981,72 +3375,48 @@
         </w:rPr>
         <w:t xml:space="preserve">; veja </w:t>
       </w:r>
-      <w:hyperlink r:id="rId113">
-        <w:r>
-          <w:rPr>
-            <w:lang w:val="pt_PT" w:bidi="pt_PT"/>
-          </w:rPr>
-          <w:rPr>
-            <w:color w:val="0000EE"/>
-            <w:u w:val="single"/>
-          </w:rPr>
-          <w:t>Jo 11.11–14</w:t>
-        </w:r>
-      </w:hyperlink>
+      <w:r>
+        <w:rPr>
+          <w:lang w:val="pt_PT" w:bidi="pt_PT"/>
+        </w:rPr>
+        <w:t>Jo 11.11–14</w:t>
+      </w:r>
       <w:r>
         <w:rPr>
           <w:lang w:val="pt_PT" w:bidi="pt_PT"/>
         </w:rPr>
         <w:t>): os líderes da Assíria, adormecidos durante a crise de Nínive, dormiriam na morte. Em contraste, o Pastor de Israel não dorme (</w:t>
       </w:r>
-      <w:hyperlink r:id="rId114">
-        <w:r>
-          <w:rPr>
-            <w:lang w:val="pt_PT" w:bidi="pt_PT"/>
-          </w:rPr>
-          <w:rPr>
-            <w:color w:val="0000EE"/>
-            <w:u w:val="single"/>
-          </w:rPr>
-          <w:t>Sl 121.3</w:t>
-        </w:r>
-      </w:hyperlink>
+      <w:r>
+        <w:rPr>
+          <w:lang w:val="pt_PT" w:bidi="pt_PT"/>
+        </w:rPr>
+        <w:t>Sl 121.3</w:t>
+      </w:r>
       <w:r>
         <w:rPr>
           <w:lang w:val="pt_PT" w:bidi="pt_PT"/>
         </w:rPr>
         <w:t>), e ele reunirá as ovelhas perdidas de Israel (</w:t>
       </w:r>
-      <w:hyperlink r:id="rId115">
-        <w:r>
-          <w:rPr>
-            <w:lang w:val="pt_PT" w:bidi="pt_PT"/>
-          </w:rPr>
-          <w:rPr>
-            <w:color w:val="0000EE"/>
-            <w:u w:val="single"/>
-          </w:rPr>
-          <w:t>Jr 23.3</w:t>
-        </w:r>
-      </w:hyperlink>
+      <w:r>
+        <w:rPr>
+          <w:lang w:val="pt_PT" w:bidi="pt_PT"/>
+        </w:rPr>
+        <w:t>Jr 23.3</w:t>
+      </w:r>
       <w:r>
         <w:rPr>
           <w:lang w:val="pt_PT" w:bidi="pt_PT"/>
         </w:rPr>
         <w:t xml:space="preserve">; </w:t>
       </w:r>
-      <w:hyperlink r:id="rId116">
-        <w:r>
-          <w:rPr>
-            <w:lang w:val="pt_PT" w:bidi="pt_PT"/>
-          </w:rPr>
-          <w:rPr>
-            <w:color w:val="0000EE"/>
-            <w:u w:val="single"/>
-          </w:rPr>
-          <w:t>Ez 36.35</w:t>
-        </w:r>
-      </w:hyperlink>
+      <w:r>
+        <w:rPr>
+          <w:lang w:val="pt_PT" w:bidi="pt_PT"/>
+        </w:rPr>
+        <w:t>Ez 36.35</w:t>
+      </w:r>
       <w:r>
         <w:rPr>
           <w:lang w:val="pt_PT" w:bidi="pt_PT"/>
@@ -4101,72 +3471,48 @@
         </w:rPr>
         <w:t>Nínive merecia destruição em vez de cura. Embora Deus tenha sido paciente com Nínive nos dias de Jonas (</w:t>
       </w:r>
-      <w:hyperlink r:id="rId117">
-        <w:r>
-          <w:rPr>
-            <w:lang w:val="pt_PT" w:bidi="pt_PT"/>
-          </w:rPr>
-          <w:rPr>
-            <w:color w:val="0000EE"/>
-            <w:u w:val="single"/>
-          </w:rPr>
-          <w:t>Jn 3.10</w:t>
-        </w:r>
-      </w:hyperlink>
+      <w:r>
+        <w:rPr>
+          <w:lang w:val="pt_PT" w:bidi="pt_PT"/>
+        </w:rPr>
+        <w:t>Jn 3.10</w:t>
+      </w:r>
       <w:r>
         <w:rPr>
           <w:lang w:val="pt_PT" w:bidi="pt_PT"/>
         </w:rPr>
         <w:t xml:space="preserve">), os assírios haviam retornado à crueldade e colheriam os frutos de sua própria maldade (veja </w:t>
       </w:r>
-      <w:hyperlink r:id="rId118">
-        <w:r>
-          <w:rPr>
-            <w:lang w:val="pt_PT" w:bidi="pt_PT"/>
-          </w:rPr>
-          <w:rPr>
-            <w:color w:val="0000EE"/>
-            <w:u w:val="single"/>
-          </w:rPr>
-          <w:t>Pv 11.16–19</w:t>
-        </w:r>
-      </w:hyperlink>
+      <w:r>
+        <w:rPr>
+          <w:lang w:val="pt_PT" w:bidi="pt_PT"/>
+        </w:rPr>
+        <w:t>Pv 11.16–19</w:t>
+      </w:r>
       <w:r>
         <w:rPr>
           <w:lang w:val="pt_PT" w:bidi="pt_PT"/>
         </w:rPr>
         <w:t xml:space="preserve">; </w:t>
       </w:r>
-      <w:hyperlink r:id="rId119">
-        <w:r>
-          <w:rPr>
-            <w:lang w:val="pt_PT" w:bidi="pt_PT"/>
-          </w:rPr>
-          <w:rPr>
-            <w:color w:val="0000EE"/>
-            <w:u w:val="single"/>
-          </w:rPr>
-          <w:t>Is 66.5–6</w:t>
-        </w:r>
-      </w:hyperlink>
+      <w:r>
+        <w:rPr>
+          <w:lang w:val="pt_PT" w:bidi="pt_PT"/>
+        </w:rPr>
+        <w:t>Is 66.5–6</w:t>
+      </w:r>
       <w:r>
         <w:rPr>
           <w:lang w:val="pt_PT" w:bidi="pt_PT"/>
         </w:rPr>
         <w:t xml:space="preserve">; </w:t>
       </w:r>
-      <w:hyperlink r:id="rId120">
-        <w:r>
-          <w:rPr>
-            <w:lang w:val="pt_PT" w:bidi="pt_PT"/>
-          </w:rPr>
-          <w:rPr>
-            <w:color w:val="0000EE"/>
-            <w:u w:val="single"/>
-          </w:rPr>
-          <w:t>Os 8.7</w:t>
-        </w:r>
-      </w:hyperlink>
+      <w:r>
+        <w:rPr>
+          <w:lang w:val="pt_PT" w:bidi="pt_PT"/>
+        </w:rPr>
+        <w:t>Os 8.7</w:t>
+      </w:r>
       <w:r>
         <w:rPr>
           <w:lang w:val="pt_PT" w:bidi="pt_PT"/>
